--- a/Quick_Start_Guide.docx
+++ b/Quick_Start_Guide.docx
@@ -4,40 +4,8 @@
   <w:body>
     <w:p>
       <w:pPr>
-        <w:spacing w:before="2400"/>
-        <w:jc w:val="center"/>
-      </w:pPr>
-      <w:r>
-        <w:rPr>
-          <w:b/>
-          <w:bCs/>
-          <w:color w:val="1B3A5C"/>
-          <w:sz w:val="48"/>
-          <w:szCs w:val="48"/>
-        </w:rPr>
-        <w:t>Australian Retirement Calculator</w:t>
-      </w:r>
-    </w:p>
-    <w:p>
-      <w:pPr>
         <w:spacing w:after="200"/>
         <w:jc w:val="center"/>
-      </w:pPr>
-      <w:r>
-        <w:rPr>
-          <w:color w:val="2B5797"/>
-          <w:sz w:val="36"/>
-          <w:szCs w:val="36"/>
-        </w:rPr>
-        <w:t>Quick Start Guide</w:t>
-      </w:r>
-    </w:p>
-    <w:p>
-      <w:pPr>
-        <w:spacing w:after="200"/>
-        <w:jc w:val="center"/>
-      </w:pPr>
-      <w:r>
         <w:rPr>
           <w:i/>
           <w:iCs/>
@@ -45,28 +13,4664 @@
           <w:sz w:val="24"/>
           <w:szCs w:val="24"/>
         </w:rPr>
-        <w:t>Get up and running in 5 minutes</w:t>
-      </w:r>
-    </w:p>
-    <w:p>
-      <w:pPr>
-        <w:spacing w:after="600"/>
+      </w:pPr>
+      <w:r>
+        <w:rPr>
+          <w:i/>
+          <w:iCs/>
+          <w:noProof/>
+          <w:color w:val="666666"/>
+          <w:sz w:val="24"/>
+          <w:szCs w:val="24"/>
+        </w:rPr>
+        <mc:AlternateContent>
+          <mc:Choice Requires="wps">
+            <w:drawing>
+              <wp:anchor distT="45720" distB="45720" distL="114300" distR="114300" simplePos="0" relativeHeight="251660288" behindDoc="0" locked="0" layoutInCell="1" allowOverlap="1" wp14:anchorId="19459495" wp14:editId="2C0152C3">
+                <wp:simplePos x="0" y="0"/>
+                <wp:positionH relativeFrom="margin">
+                  <wp:align>center</wp:align>
+                </wp:positionH>
+                <wp:positionV relativeFrom="paragraph">
+                  <wp:posOffset>8204835</wp:posOffset>
+                </wp:positionV>
+                <wp:extent cx="2360930" cy="323850"/>
+                <wp:effectExtent l="0" t="0" r="0" b="0"/>
+                <wp:wrapSquare wrapText="bothSides"/>
+                <wp:docPr id="217" name="Text Box 2"/>
+                <wp:cNvGraphicFramePr>
+                  <a:graphicFrameLocks xmlns:a="http://schemas.openxmlformats.org/drawingml/2006/main"/>
+                </wp:cNvGraphicFramePr>
+                <a:graphic xmlns:a="http://schemas.openxmlformats.org/drawingml/2006/main">
+                  <a:graphicData uri="http://schemas.microsoft.com/office/word/2010/wordprocessingShape">
+                    <wps:wsp>
+                      <wps:cNvSpPr txBox="1">
+                        <a:spLocks noChangeArrowheads="1"/>
+                      </wps:cNvSpPr>
+                      <wps:spPr bwMode="auto">
+                        <a:xfrm>
+                          <a:off x="0" y="0"/>
+                          <a:ext cx="2360930" cy="323850"/>
+                        </a:xfrm>
+                        <a:prstGeom prst="rect">
+                          <a:avLst/>
+                        </a:prstGeom>
+                        <a:noFill/>
+                        <a:ln w="9525">
+                          <a:noFill/>
+                          <a:miter lim="800000"/>
+                          <a:headEnd/>
+                          <a:tailEnd/>
+                        </a:ln>
+                      </wps:spPr>
+                      <wps:txbx>
+                        <w:txbxContent>
+                          <w:p>
+                            <w:pPr>
+                              <w:spacing w:after="600"/>
+                              <w:jc w:val="center"/>
+                              <w:rPr>
+                                <w:color w:val="FFFFFF"/>
+                              </w:rPr>
+                            </w:pPr>
+                            <w:r>
+                              <w:rPr>
+                                <w:color w:val="FFFFFF"/>
+                              </w:rPr>
+                              <w:t>Version 16.0</w:t>
+                            </w:r>
+                          </w:p>
+                          <w:p/>
+                        </w:txbxContent>
+                      </wps:txbx>
+                      <wps:bodyPr rot="0" vert="horz" wrap="square" lIns="91440" tIns="45720" rIns="91440" bIns="45720" anchor="t" anchorCtr="0">
+                        <a:noAutofit/>
+                      </wps:bodyPr>
+                    </wps:wsp>
+                  </a:graphicData>
+                </a:graphic>
+                <wp14:sizeRelH relativeFrom="margin">
+                  <wp14:pctWidth>40000</wp14:pctWidth>
+                </wp14:sizeRelH>
+                <wp14:sizeRelV relativeFrom="margin">
+                  <wp14:pctHeight>0</wp14:pctHeight>
+                </wp14:sizeRelV>
+              </wp:anchor>
+            </w:drawing>
+          </mc:Choice>
+          <mc:Fallback>
+            <w:pict>
+              <v:shapetype w14:anchorId="19459495" id="_x0000_t202" coordsize="21600,21600" o:spt="202" path="m,l,21600r21600,l21600,xe">
+                <v:stroke joinstyle="miter"/>
+                <v:path gradientshapeok="t" o:connecttype="rect"/>
+              </v:shapetype>
+              <v:shape id="Text Box 2" o:spid="_x0000_s1026" type="#_x0000_t202" style="position:absolute;left:0;text-align:left;margin-left:0;margin-top:646.05pt;width:185.9pt;height:25.5pt;z-index:251660288;visibility:visible;mso-wrap-style:square;mso-width-percent:400;mso-height-percent:0;mso-wrap-distance-left:9pt;mso-wrap-distance-top:3.6pt;mso-wrap-distance-right:9pt;mso-wrap-distance-bottom:3.6pt;mso-position-horizontal:center;mso-position-horizontal-relative:margin;mso-position-vertical:absolute;mso-position-vertical-relative:text;mso-width-percent:400;mso-height-percent:0;mso-width-relative:margin;mso-height-relative:margin;v-text-anchor:top" o:gfxdata="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" filled="f" stroked="f">
+                <v:textbox>
+                  <w:txbxContent>
+                    <w:p>
+                      <w:pPr>
+                        <w:spacing w:after="600"/>
+                        <w:jc w:val="center"/>
+                        <w:rPr>
+                          <w:color w:val="FFFFFF"/>
+                        </w:rPr>
+                      </w:pPr>
+                      <w:r>
+                        <w:rPr>
+                          <w:color w:val="FFFFFF"/>
+                        </w:rPr>
+                        <w:t>Version 16.0</w:t>
+                      </w:r>
+                    </w:p>
+                    <w:p/>
+                  </w:txbxContent>
+                </v:textbox>
+                <w10:wrap type="square" anchorx="margin"/>
+              </v:shape>
+            </w:pict>
+          </mc:Fallback>
+        </mc:AlternateContent>
+      </w:r>
+    </w:p>
+    <w:p>
+      <w:pPr>
+        <w:spacing w:after="200"/>
         <w:jc w:val="center"/>
-      </w:pPr>
-      <w:r>
         <w:rPr>
-          <w:color w:val="888888"/>
+          <w:i/>
+          <w:iCs/>
+          <w:color w:val="666666"/>
+          <w:sz w:val="24"/>
+          <w:szCs w:val="24"/>
         </w:rPr>
-        <w:t>Version 15.9</w:t>
+      </w:pPr>
+      <w:r>
+        <w:rPr>
+          <w:i/>
+          <w:iCs/>
+          <w:noProof/>
+          <w:color w:val="666666"/>
+          <w:sz w:val="24"/>
+          <w:szCs w:val="24"/>
+        </w:rPr>
+        <w:drawing>
+          <wp:anchor distT="0" distB="0" distL="114300" distR="114300" simplePos="0" relativeHeight="251658240" behindDoc="0" locked="0" layoutInCell="1" allowOverlap="1" wp14:anchorId="2B7727D2" wp14:editId="3DABB02A">
+            <wp:simplePos x="0" y="0"/>
+            <wp:positionH relativeFrom="column">
+              <wp:posOffset>3810</wp:posOffset>
+            </wp:positionH>
+            <wp:positionV relativeFrom="paragraph">
+              <wp:posOffset>-3175</wp:posOffset>
+            </wp:positionV>
+            <wp:extent cx="6120130" cy="8651875"/>
+            <wp:effectExtent l="0" t="0" r="0" b="0"/>
+            <wp:wrapThrough wrapText="bothSides">
+              <wp:wrapPolygon edited="0">
+                <wp:start x="0" y="0"/>
+                <wp:lineTo x="0" y="21545"/>
+                <wp:lineTo x="21515" y="21545"/>
+                <wp:lineTo x="21515" y="0"/>
+                <wp:lineTo x="0" y="0"/>
+              </wp:wrapPolygon>
+            </wp:wrapThrough>
+            <wp:docPr id="1657529365" name="Picture 1"/>
+            <wp:cNvGraphicFramePr>
+              <a:graphicFrameLocks xmlns:a="http://schemas.openxmlformats.org/drawingml/2006/main" noChangeAspect="1"/>
+            </wp:cNvGraphicFramePr>
+            <a:graphic xmlns:a="http://schemas.openxmlformats.org/drawingml/2006/main">
+              <a:graphicData uri="http://schemas.openxmlformats.org/drawingml/2006/picture">
+                <pic:pic xmlns:pic="http://schemas.openxmlformats.org/drawingml/2006/picture">
+                  <pic:nvPicPr>
+                    <pic:cNvPr id="1657529365" name="Picture 1657529365"/>
+                    <pic:cNvPicPr/>
+                  </pic:nvPicPr>
+                  <pic:blipFill>
+                    <a:blip r:embed="rId8">
+                      <a:extLst>
+                        <a:ext uri="{28A0092B-C50C-407E-A947-70E740481C1C}">
+                          <a14:useLocalDpi xmlns:a14="http://schemas.microsoft.com/office/drawing/2010/main" val="0"/>
+                        </a:ext>
+                      </a:extLst>
+                    </a:blip>
+                    <a:stretch>
+                      <a:fillRect/>
+                    </a:stretch>
+                  </pic:blipFill>
+                  <pic:spPr>
+                    <a:xfrm>
+                      <a:off x="0" y="0"/>
+                      <a:ext cx="6120130" cy="8651875"/>
+                    </a:xfrm>
+                    <a:prstGeom prst="rect">
+                      <a:avLst/>
+                    </a:prstGeom>
+                  </pic:spPr>
+                </pic:pic>
+              </a:graphicData>
+            </a:graphic>
+          </wp:anchor>
+        </w:drawing>
       </w:r>
     </w:p>
     <w:p>
       <w:pPr>
         <w:pStyle w:val="Heading1"/>
       </w:pPr>
-      <w:r>
+    </w:p>
+    <w:sdt>
+      <w:sdtPr>
+        <w:id w:val="-1448995547"/>
+        <w:docPartObj>
+          <w:docPartGallery w:val="Table of Contents"/>
+          <w:docPartUnique/>
+        </w:docPartObj>
+      </w:sdtPr>
+      <w:sdtEndPr>
+        <w:rPr>
+          <w:rFonts w:ascii="Arial" w:eastAsia="Arial" w:hAnsi="Arial" w:cs="Arial"/>
+          <w:b/>
+          <w:bCs/>
+          <w:noProof/>
+          <w:color w:val="auto"/>
+          <w:sz w:val="22"/>
+          <w:szCs w:val="22"/>
+          <w:lang w:val="en-AU" w:eastAsia="en-AU"/>
+        </w:rPr>
+      </w:sdtEndPr>
+      <w:sdtContent>
+        <w:p>
+          <w:pPr>
+            <w:pStyle w:val="TOCHeading"/>
+          </w:pPr>
+          <w:r>
+            <w:t>Contents</w:t>
+          </w:r>
+        </w:p>
+        <w:p>
+          <w:pPr>
+            <w:pStyle w:val="TOC1"/>
+            <w:tabs>
+              <w:tab w:val="right" w:leader="dot" w:pos="9628"/>
+            </w:tabs>
+            <w:rPr>
+              <w:rFonts w:asciiTheme="minorHAnsi" w:eastAsiaTheme="minorEastAsia" w:hAnsiTheme="minorHAnsi" w:cstheme="minorBidi"/>
+              <w:noProof/>
+              <w:kern w:val="2"/>
+              <w:sz w:val="24"/>
+              <w:szCs w:val="24"/>
+              <w14:ligatures w14:val="standardContextual"/>
+            </w:rPr>
+          </w:pPr>
+          <w:r>
+            <w:fldChar w:fldCharType="begin"/>
+          </w:r>
+          <w:r>
+            <w:instrText xml:space="preserve"> TOC \o "1-3" \h \z \u </w:instrText>
+          </w:r>
+          <w:r>
+            <w:fldChar w:fldCharType="separate"/>
+          </w:r>
+          <w:hyperlink w:anchor="_Toc223190709" w:history="1">
+            <w:r>
+              <w:rPr>
+                <w:rStyle w:val="Hyperlink"/>
+                <w:noProof/>
+              </w:rPr>
+              <w:t>Welcome</w:t>
+            </w:r>
+            <w:r>
+              <w:rPr>
+                <w:noProof/>
+                <w:webHidden/>
+              </w:rPr>
+              <w:tab/>
+            </w:r>
+            <w:r>
+              <w:rPr>
+                <w:noProof/>
+                <w:webHidden/>
+              </w:rPr>
+              <w:fldChar w:fldCharType="begin"/>
+            </w:r>
+            <w:r>
+              <w:rPr>
+                <w:noProof/>
+                <w:webHidden/>
+              </w:rPr>
+              <w:instrText xml:space="preserve"> PAGEREF _Toc223190709 \h </w:instrText>
+            </w:r>
+            <w:r>
+              <w:rPr>
+                <w:noProof/>
+                <w:webHidden/>
+              </w:rPr>
+            </w:r>
+            <w:r>
+              <w:rPr>
+                <w:noProof/>
+                <w:webHidden/>
+              </w:rPr>
+              <w:fldChar w:fldCharType="separate"/>
+            </w:r>
+            <w:r>
+              <w:rPr>
+                <w:noProof/>
+                <w:webHidden/>
+              </w:rPr>
+              <w:t>4</w:t>
+            </w:r>
+            <w:r>
+              <w:rPr>
+                <w:noProof/>
+                <w:webHidden/>
+              </w:rPr>
+              <w:fldChar w:fldCharType="end"/>
+            </w:r>
+          </w:hyperlink>
+        </w:p>
+        <w:p>
+          <w:pPr>
+            <w:pStyle w:val="TOC1"/>
+            <w:tabs>
+              <w:tab w:val="right" w:leader="dot" w:pos="9628"/>
+            </w:tabs>
+            <w:rPr>
+              <w:rFonts w:asciiTheme="minorHAnsi" w:eastAsiaTheme="minorEastAsia" w:hAnsiTheme="minorHAnsi" w:cstheme="minorBidi"/>
+              <w:noProof/>
+              <w:kern w:val="2"/>
+              <w:sz w:val="24"/>
+              <w:szCs w:val="24"/>
+              <w14:ligatures w14:val="standardContextual"/>
+            </w:rPr>
+          </w:pPr>
+          <w:hyperlink w:anchor="_Toc223190710" w:history="1">
+            <w:r>
+              <w:rPr>
+                <w:rStyle w:val="Hyperlink"/>
+                <w:noProof/>
+              </w:rPr>
+              <w:t>Your First Simulation in 5 Steps</w:t>
+            </w:r>
+            <w:r>
+              <w:rPr>
+                <w:noProof/>
+                <w:webHidden/>
+              </w:rPr>
+              <w:tab/>
+            </w:r>
+            <w:r>
+              <w:rPr>
+                <w:noProof/>
+                <w:webHidden/>
+              </w:rPr>
+              <w:fldChar w:fldCharType="begin"/>
+            </w:r>
+            <w:r>
+              <w:rPr>
+                <w:noProof/>
+                <w:webHidden/>
+              </w:rPr>
+              <w:instrText xml:space="preserve"> PAGEREF _Toc223190710 \h </w:instrText>
+            </w:r>
+            <w:r>
+              <w:rPr>
+                <w:noProof/>
+                <w:webHidden/>
+              </w:rPr>
+            </w:r>
+            <w:r>
+              <w:rPr>
+                <w:noProof/>
+                <w:webHidden/>
+              </w:rPr>
+              <w:fldChar w:fldCharType="separate"/>
+            </w:r>
+            <w:r>
+              <w:rPr>
+                <w:noProof/>
+                <w:webHidden/>
+              </w:rPr>
+              <w:t>4</w:t>
+            </w:r>
+            <w:r>
+              <w:rPr>
+                <w:noProof/>
+                <w:webHidden/>
+              </w:rPr>
+              <w:fldChar w:fldCharType="end"/>
+            </w:r>
+          </w:hyperlink>
+        </w:p>
+        <w:p>
+          <w:pPr>
+            <w:pStyle w:val="TOC2"/>
+            <w:tabs>
+              <w:tab w:val="right" w:leader="dot" w:pos="9628"/>
+            </w:tabs>
+            <w:rPr>
+              <w:rFonts w:asciiTheme="minorHAnsi" w:eastAsiaTheme="minorEastAsia" w:hAnsiTheme="minorHAnsi" w:cstheme="minorBidi"/>
+              <w:noProof/>
+              <w:kern w:val="2"/>
+              <w:sz w:val="24"/>
+              <w:szCs w:val="24"/>
+              <w14:ligatures w14:val="standardContextual"/>
+            </w:rPr>
+          </w:pPr>
+          <w:hyperlink w:anchor="_Toc223190711" w:history="1">
+            <w:r>
+              <w:rPr>
+                <w:rStyle w:val="Hyperlink"/>
+                <w:noProof/>
+              </w:rPr>
+              <w:t>Step 1: Household Parameters</w:t>
+            </w:r>
+            <w:r>
+              <w:rPr>
+                <w:noProof/>
+                <w:webHidden/>
+              </w:rPr>
+              <w:tab/>
+            </w:r>
+            <w:r>
+              <w:rPr>
+                <w:noProof/>
+                <w:webHidden/>
+              </w:rPr>
+              <w:fldChar w:fldCharType="begin"/>
+            </w:r>
+            <w:r>
+              <w:rPr>
+                <w:noProof/>
+                <w:webHidden/>
+              </w:rPr>
+              <w:instrText xml:space="preserve"> PAGEREF _Toc223190711 \h </w:instrText>
+            </w:r>
+            <w:r>
+              <w:rPr>
+                <w:noProof/>
+                <w:webHidden/>
+              </w:rPr>
+            </w:r>
+            <w:r>
+              <w:rPr>
+                <w:noProof/>
+                <w:webHidden/>
+              </w:rPr>
+              <w:fldChar w:fldCharType="separate"/>
+            </w:r>
+            <w:r>
+              <w:rPr>
+                <w:noProof/>
+                <w:webHidden/>
+              </w:rPr>
+              <w:t>4</w:t>
+            </w:r>
+            <w:r>
+              <w:rPr>
+                <w:noProof/>
+                <w:webHidden/>
+              </w:rPr>
+              <w:fldChar w:fldCharType="end"/>
+            </w:r>
+          </w:hyperlink>
+        </w:p>
+        <w:p>
+          <w:pPr>
+            <w:pStyle w:val="TOC2"/>
+            <w:tabs>
+              <w:tab w:val="right" w:leader="dot" w:pos="9628"/>
+            </w:tabs>
+            <w:rPr>
+              <w:rFonts w:asciiTheme="minorHAnsi" w:eastAsiaTheme="minorEastAsia" w:hAnsiTheme="minorHAnsi" w:cstheme="minorBidi"/>
+              <w:noProof/>
+              <w:kern w:val="2"/>
+              <w:sz w:val="24"/>
+              <w:szCs w:val="24"/>
+              <w14:ligatures w14:val="standardContextual"/>
+            </w:rPr>
+          </w:pPr>
+          <w:hyperlink w:anchor="_Toc223190712" w:history="1">
+            <w:r>
+              <w:rPr>
+                <w:rStyle w:val="Hyperlink"/>
+                <w:noProof/>
+              </w:rPr>
+              <w:t>Step 2: Your Super and Personal Details</w:t>
+            </w:r>
+            <w:r>
+              <w:rPr>
+                <w:noProof/>
+                <w:webHidden/>
+              </w:rPr>
+              <w:tab/>
+            </w:r>
+            <w:r>
+              <w:rPr>
+                <w:noProof/>
+                <w:webHidden/>
+              </w:rPr>
+              <w:fldChar w:fldCharType="begin"/>
+            </w:r>
+            <w:r>
+              <w:rPr>
+                <w:noProof/>
+                <w:webHidden/>
+              </w:rPr>
+              <w:instrText xml:space="preserve"> PAGEREF _Toc223190712 \h </w:instrText>
+            </w:r>
+            <w:r>
+              <w:rPr>
+                <w:noProof/>
+                <w:webHidden/>
+              </w:rPr>
+            </w:r>
+            <w:r>
+              <w:rPr>
+                <w:noProof/>
+                <w:webHidden/>
+              </w:rPr>
+              <w:fldChar w:fldCharType="separate"/>
+            </w:r>
+            <w:r>
+              <w:rPr>
+                <w:noProof/>
+                <w:webHidden/>
+              </w:rPr>
+              <w:t>4</w:t>
+            </w:r>
+            <w:r>
+              <w:rPr>
+                <w:noProof/>
+                <w:webHidden/>
+              </w:rPr>
+              <w:fldChar w:fldCharType="end"/>
+            </w:r>
+          </w:hyperlink>
+        </w:p>
+        <w:p>
+          <w:pPr>
+            <w:pStyle w:val="TOC3"/>
+            <w:tabs>
+              <w:tab w:val="right" w:leader="dot" w:pos="9628"/>
+            </w:tabs>
+            <w:rPr>
+              <w:rFonts w:asciiTheme="minorHAnsi" w:eastAsiaTheme="minorEastAsia" w:hAnsiTheme="minorHAnsi" w:cstheme="minorBidi"/>
+              <w:noProof/>
+              <w:kern w:val="2"/>
+              <w:sz w:val="24"/>
+              <w:szCs w:val="24"/>
+              <w14:ligatures w14:val="standardContextual"/>
+            </w:rPr>
+          </w:pPr>
+          <w:hyperlink w:anchor="_Toc223190713" w:history="1">
+            <w:r>
+              <w:rPr>
+                <w:rStyle w:val="Hyperlink"/>
+                <w:noProof/>
+              </w:rPr>
+              <w:t>Super and Pension</w:t>
+            </w:r>
+            <w:r>
+              <w:rPr>
+                <w:noProof/>
+                <w:webHidden/>
+              </w:rPr>
+              <w:tab/>
+            </w:r>
+            <w:r>
+              <w:rPr>
+                <w:noProof/>
+                <w:webHidden/>
+              </w:rPr>
+              <w:fldChar w:fldCharType="begin"/>
+            </w:r>
+            <w:r>
+              <w:rPr>
+                <w:noProof/>
+                <w:webHidden/>
+              </w:rPr>
+              <w:instrText xml:space="preserve"> PAGEREF _Toc223190713 \h </w:instrText>
+            </w:r>
+            <w:r>
+              <w:rPr>
+                <w:noProof/>
+                <w:webHidden/>
+              </w:rPr>
+            </w:r>
+            <w:r>
+              <w:rPr>
+                <w:noProof/>
+                <w:webHidden/>
+              </w:rPr>
+              <w:fldChar w:fldCharType="separate"/>
+            </w:r>
+            <w:r>
+              <w:rPr>
+                <w:noProof/>
+                <w:webHidden/>
+              </w:rPr>
+              <w:t>4</w:t>
+            </w:r>
+            <w:r>
+              <w:rPr>
+                <w:noProof/>
+                <w:webHidden/>
+              </w:rPr>
+              <w:fldChar w:fldCharType="end"/>
+            </w:r>
+          </w:hyperlink>
+        </w:p>
+        <w:p>
+          <w:pPr>
+            <w:pStyle w:val="TOC3"/>
+            <w:tabs>
+              <w:tab w:val="right" w:leader="dot" w:pos="9628"/>
+            </w:tabs>
+            <w:rPr>
+              <w:rFonts w:asciiTheme="minorHAnsi" w:eastAsiaTheme="minorEastAsia" w:hAnsiTheme="minorHAnsi" w:cstheme="minorBidi"/>
+              <w:noProof/>
+              <w:kern w:val="2"/>
+              <w:sz w:val="24"/>
+              <w:szCs w:val="24"/>
+              <w14:ligatures w14:val="standardContextual"/>
+            </w:rPr>
+          </w:pPr>
+          <w:hyperlink w:anchor="_Toc223190714" w:history="1">
+            <w:r>
+              <w:rPr>
+                <w:rStyle w:val="Hyperlink"/>
+                <w:noProof/>
+              </w:rPr>
+              <w:t>Ages</w:t>
+            </w:r>
+            <w:r>
+              <w:rPr>
+                <w:noProof/>
+                <w:webHidden/>
+              </w:rPr>
+              <w:tab/>
+            </w:r>
+            <w:r>
+              <w:rPr>
+                <w:noProof/>
+                <w:webHidden/>
+              </w:rPr>
+              <w:fldChar w:fldCharType="begin"/>
+            </w:r>
+            <w:r>
+              <w:rPr>
+                <w:noProof/>
+                <w:webHidden/>
+              </w:rPr>
+              <w:instrText xml:space="preserve"> PAGEREF _Toc223190714 \h </w:instrText>
+            </w:r>
+            <w:r>
+              <w:rPr>
+                <w:noProof/>
+                <w:webHidden/>
+              </w:rPr>
+            </w:r>
+            <w:r>
+              <w:rPr>
+                <w:noProof/>
+                <w:webHidden/>
+              </w:rPr>
+              <w:fldChar w:fldCharType="separate"/>
+            </w:r>
+            <w:r>
+              <w:rPr>
+                <w:noProof/>
+                <w:webHidden/>
+              </w:rPr>
+              <w:t>4</w:t>
+            </w:r>
+            <w:r>
+              <w:rPr>
+                <w:noProof/>
+                <w:webHidden/>
+              </w:rPr>
+              <w:fldChar w:fldCharType="end"/>
+            </w:r>
+          </w:hyperlink>
+        </w:p>
+        <w:p>
+          <w:pPr>
+            <w:pStyle w:val="TOC2"/>
+            <w:tabs>
+              <w:tab w:val="right" w:leader="dot" w:pos="9628"/>
+            </w:tabs>
+            <w:rPr>
+              <w:rFonts w:asciiTheme="minorHAnsi" w:eastAsiaTheme="minorEastAsia" w:hAnsiTheme="minorHAnsi" w:cstheme="minorBidi"/>
+              <w:noProof/>
+              <w:kern w:val="2"/>
+              <w:sz w:val="24"/>
+              <w:szCs w:val="24"/>
+              <w14:ligatures w14:val="standardContextual"/>
+            </w:rPr>
+          </w:pPr>
+          <w:hyperlink w:anchor="_Toc223190715" w:history="1">
+            <w:r>
+              <w:rPr>
+                <w:rStyle w:val="Hyperlink"/>
+                <w:noProof/>
+              </w:rPr>
+              <w:t>Step 3: Income During Retirement</w:t>
+            </w:r>
+            <w:r>
+              <w:rPr>
+                <w:noProof/>
+                <w:webHidden/>
+              </w:rPr>
+              <w:tab/>
+            </w:r>
+            <w:r>
+              <w:rPr>
+                <w:noProof/>
+                <w:webHidden/>
+              </w:rPr>
+              <w:fldChar w:fldCharType="begin"/>
+            </w:r>
+            <w:r>
+              <w:rPr>
+                <w:noProof/>
+                <w:webHidden/>
+              </w:rPr>
+              <w:instrText xml:space="preserve"> PAGEREF _Toc223190715 \h </w:instrText>
+            </w:r>
+            <w:r>
+              <w:rPr>
+                <w:noProof/>
+                <w:webHidden/>
+              </w:rPr>
+            </w:r>
+            <w:r>
+              <w:rPr>
+                <w:noProof/>
+                <w:webHidden/>
+              </w:rPr>
+              <w:fldChar w:fldCharType="separate"/>
+            </w:r>
+            <w:r>
+              <w:rPr>
+                <w:noProof/>
+                <w:webHidden/>
+              </w:rPr>
+              <w:t>4</w:t>
+            </w:r>
+            <w:r>
+              <w:rPr>
+                <w:noProof/>
+                <w:webHidden/>
+              </w:rPr>
+              <w:fldChar w:fldCharType="end"/>
+            </w:r>
+          </w:hyperlink>
+        </w:p>
+        <w:p>
+          <w:pPr>
+            <w:pStyle w:val="TOC3"/>
+            <w:tabs>
+              <w:tab w:val="right" w:leader="dot" w:pos="9628"/>
+            </w:tabs>
+            <w:rPr>
+              <w:rFonts w:asciiTheme="minorHAnsi" w:eastAsiaTheme="minorEastAsia" w:hAnsiTheme="minorHAnsi" w:cstheme="minorBidi"/>
+              <w:noProof/>
+              <w:kern w:val="2"/>
+              <w:sz w:val="24"/>
+              <w:szCs w:val="24"/>
+              <w14:ligatures w14:val="standardContextual"/>
+            </w:rPr>
+          </w:pPr>
+          <w:hyperlink w:anchor="_Toc223190716" w:history="1">
+            <w:r>
+              <w:rPr>
+                <w:rStyle w:val="Hyperlink"/>
+                <w:noProof/>
+              </w:rPr>
+              <w:t>Other Net Income</w:t>
+            </w:r>
+            <w:r>
+              <w:rPr>
+                <w:noProof/>
+                <w:webHidden/>
+              </w:rPr>
+              <w:tab/>
+            </w:r>
+            <w:r>
+              <w:rPr>
+                <w:noProof/>
+                <w:webHidden/>
+              </w:rPr>
+              <w:fldChar w:fldCharType="begin"/>
+            </w:r>
+            <w:r>
+              <w:rPr>
+                <w:noProof/>
+                <w:webHidden/>
+              </w:rPr>
+              <w:instrText xml:space="preserve"> PAGEREF _Toc223190716 \h </w:instrText>
+            </w:r>
+            <w:r>
+              <w:rPr>
+                <w:noProof/>
+                <w:webHidden/>
+              </w:rPr>
+            </w:r>
+            <w:r>
+              <w:rPr>
+                <w:noProof/>
+                <w:webHidden/>
+              </w:rPr>
+              <w:fldChar w:fldCharType="separate"/>
+            </w:r>
+            <w:r>
+              <w:rPr>
+                <w:noProof/>
+                <w:webHidden/>
+              </w:rPr>
+              <w:t>4</w:t>
+            </w:r>
+            <w:r>
+              <w:rPr>
+                <w:noProof/>
+                <w:webHidden/>
+              </w:rPr>
+              <w:fldChar w:fldCharType="end"/>
+            </w:r>
+          </w:hyperlink>
+        </w:p>
+        <w:p>
+          <w:pPr>
+            <w:pStyle w:val="TOC3"/>
+            <w:tabs>
+              <w:tab w:val="right" w:leader="dot" w:pos="9628"/>
+            </w:tabs>
+            <w:rPr>
+              <w:rFonts w:asciiTheme="minorHAnsi" w:eastAsiaTheme="minorEastAsia" w:hAnsiTheme="minorHAnsi" w:cstheme="minorBidi"/>
+              <w:noProof/>
+              <w:kern w:val="2"/>
+              <w:sz w:val="24"/>
+              <w:szCs w:val="24"/>
+              <w14:ligatures w14:val="standardContextual"/>
+            </w:rPr>
+          </w:pPr>
+          <w:hyperlink w:anchor="_Toc223190717" w:history="1">
+            <w:r>
+              <w:rPr>
+                <w:rStyle w:val="Hyperlink"/>
+                <w:noProof/>
+              </w:rPr>
+              <w:t>Additional Income Streams</w:t>
+            </w:r>
+            <w:r>
+              <w:rPr>
+                <w:noProof/>
+                <w:webHidden/>
+              </w:rPr>
+              <w:tab/>
+            </w:r>
+            <w:r>
+              <w:rPr>
+                <w:noProof/>
+                <w:webHidden/>
+              </w:rPr>
+              <w:fldChar w:fldCharType="begin"/>
+            </w:r>
+            <w:r>
+              <w:rPr>
+                <w:noProof/>
+                <w:webHidden/>
+              </w:rPr>
+              <w:instrText xml:space="preserve"> PAGEREF _Toc223190717 \h </w:instrText>
+            </w:r>
+            <w:r>
+              <w:rPr>
+                <w:noProof/>
+                <w:webHidden/>
+              </w:rPr>
+            </w:r>
+            <w:r>
+              <w:rPr>
+                <w:noProof/>
+                <w:webHidden/>
+              </w:rPr>
+              <w:fldChar w:fldCharType="separate"/>
+            </w:r>
+            <w:r>
+              <w:rPr>
+                <w:noProof/>
+                <w:webHidden/>
+              </w:rPr>
+              <w:t>5</w:t>
+            </w:r>
+            <w:r>
+              <w:rPr>
+                <w:noProof/>
+                <w:webHidden/>
+              </w:rPr>
+              <w:fldChar w:fldCharType="end"/>
+            </w:r>
+          </w:hyperlink>
+        </w:p>
+        <w:p>
+          <w:pPr>
+            <w:pStyle w:val="TOC3"/>
+            <w:tabs>
+              <w:tab w:val="right" w:leader="dot" w:pos="9628"/>
+            </w:tabs>
+            <w:rPr>
+              <w:rFonts w:asciiTheme="minorHAnsi" w:eastAsiaTheme="minorEastAsia" w:hAnsiTheme="minorHAnsi" w:cstheme="minorBidi"/>
+              <w:noProof/>
+              <w:kern w:val="2"/>
+              <w:sz w:val="24"/>
+              <w:szCs w:val="24"/>
+              <w14:ligatures w14:val="standardContextual"/>
+            </w:rPr>
+          </w:pPr>
+          <w:hyperlink w:anchor="_Toc223190718" w:history="1">
+            <w:r>
+              <w:rPr>
+                <w:rStyle w:val="Hyperlink"/>
+                <w:noProof/>
+              </w:rPr>
+              <w:t>Age Pension Settings</w:t>
+            </w:r>
+            <w:r>
+              <w:rPr>
+                <w:noProof/>
+                <w:webHidden/>
+              </w:rPr>
+              <w:tab/>
+            </w:r>
+            <w:r>
+              <w:rPr>
+                <w:noProof/>
+                <w:webHidden/>
+              </w:rPr>
+              <w:fldChar w:fldCharType="begin"/>
+            </w:r>
+            <w:r>
+              <w:rPr>
+                <w:noProof/>
+                <w:webHidden/>
+              </w:rPr>
+              <w:instrText xml:space="preserve"> PAGEREF _Toc223190718 \h </w:instrText>
+            </w:r>
+            <w:r>
+              <w:rPr>
+                <w:noProof/>
+                <w:webHidden/>
+              </w:rPr>
+            </w:r>
+            <w:r>
+              <w:rPr>
+                <w:noProof/>
+                <w:webHidden/>
+              </w:rPr>
+              <w:fldChar w:fldCharType="separate"/>
+            </w:r>
+            <w:r>
+              <w:rPr>
+                <w:noProof/>
+                <w:webHidden/>
+              </w:rPr>
+              <w:t>5</w:t>
+            </w:r>
+            <w:r>
+              <w:rPr>
+                <w:noProof/>
+                <w:webHidden/>
+              </w:rPr>
+              <w:fldChar w:fldCharType="end"/>
+            </w:r>
+          </w:hyperlink>
+        </w:p>
+        <w:p>
+          <w:pPr>
+            <w:pStyle w:val="TOC2"/>
+            <w:tabs>
+              <w:tab w:val="right" w:leader="dot" w:pos="9628"/>
+            </w:tabs>
+            <w:rPr>
+              <w:rFonts w:asciiTheme="minorHAnsi" w:eastAsiaTheme="minorEastAsia" w:hAnsiTheme="minorHAnsi" w:cstheme="minorBidi"/>
+              <w:noProof/>
+              <w:kern w:val="2"/>
+              <w:sz w:val="24"/>
+              <w:szCs w:val="24"/>
+              <w14:ligatures w14:val="standardContextual"/>
+            </w:rPr>
+          </w:pPr>
+          <w:hyperlink w:anchor="_Toc223190719" w:history="1">
+            <w:r>
+              <w:rPr>
+                <w:rStyle w:val="Hyperlink"/>
+                <w:noProof/>
+              </w:rPr>
+              <w:t>Step 4: Choose Your Scenario</w:t>
+            </w:r>
+            <w:r>
+              <w:rPr>
+                <w:noProof/>
+                <w:webHidden/>
+              </w:rPr>
+              <w:tab/>
+            </w:r>
+            <w:r>
+              <w:rPr>
+                <w:noProof/>
+                <w:webHidden/>
+              </w:rPr>
+              <w:fldChar w:fldCharType="begin"/>
+            </w:r>
+            <w:r>
+              <w:rPr>
+                <w:noProof/>
+                <w:webHidden/>
+              </w:rPr>
+              <w:instrText xml:space="preserve"> PAGEREF _Toc223190719 \h </w:instrText>
+            </w:r>
+            <w:r>
+              <w:rPr>
+                <w:noProof/>
+                <w:webHidden/>
+              </w:rPr>
+            </w:r>
+            <w:r>
+              <w:rPr>
+                <w:noProof/>
+                <w:webHidden/>
+              </w:rPr>
+              <w:fldChar w:fldCharType="separate"/>
+            </w:r>
+            <w:r>
+              <w:rPr>
+                <w:noProof/>
+                <w:webHidden/>
+              </w:rPr>
+              <w:t>5</w:t>
+            </w:r>
+            <w:r>
+              <w:rPr>
+                <w:noProof/>
+                <w:webHidden/>
+              </w:rPr>
+              <w:fldChar w:fldCharType="end"/>
+            </w:r>
+          </w:hyperlink>
+        </w:p>
+        <w:p>
+          <w:pPr>
+            <w:pStyle w:val="TOC2"/>
+            <w:tabs>
+              <w:tab w:val="right" w:leader="dot" w:pos="9628"/>
+            </w:tabs>
+            <w:rPr>
+              <w:rFonts w:asciiTheme="minorHAnsi" w:eastAsiaTheme="minorEastAsia" w:hAnsiTheme="minorHAnsi" w:cstheme="minorBidi"/>
+              <w:noProof/>
+              <w:kern w:val="2"/>
+              <w:sz w:val="24"/>
+              <w:szCs w:val="24"/>
+              <w14:ligatures w14:val="standardContextual"/>
+            </w:rPr>
+          </w:pPr>
+          <w:hyperlink w:anchor="_Toc223190720" w:history="1">
+            <w:r>
+              <w:rPr>
+                <w:rStyle w:val="Hyperlink"/>
+                <w:noProof/>
+              </w:rPr>
+              <w:t>Step 5: Review Your Results</w:t>
+            </w:r>
+            <w:r>
+              <w:rPr>
+                <w:noProof/>
+                <w:webHidden/>
+              </w:rPr>
+              <w:tab/>
+            </w:r>
+            <w:r>
+              <w:rPr>
+                <w:noProof/>
+                <w:webHidden/>
+              </w:rPr>
+              <w:fldChar w:fldCharType="begin"/>
+            </w:r>
+            <w:r>
+              <w:rPr>
+                <w:noProof/>
+                <w:webHidden/>
+              </w:rPr>
+              <w:instrText xml:space="preserve"> PAGEREF _Toc223190720 \h </w:instrText>
+            </w:r>
+            <w:r>
+              <w:rPr>
+                <w:noProof/>
+                <w:webHidden/>
+              </w:rPr>
+            </w:r>
+            <w:r>
+              <w:rPr>
+                <w:noProof/>
+                <w:webHidden/>
+              </w:rPr>
+              <w:fldChar w:fldCharType="separate"/>
+            </w:r>
+            <w:r>
+              <w:rPr>
+                <w:noProof/>
+                <w:webHidden/>
+              </w:rPr>
+              <w:t>6</w:t>
+            </w:r>
+            <w:r>
+              <w:rPr>
+                <w:noProof/>
+                <w:webHidden/>
+              </w:rPr>
+              <w:fldChar w:fldCharType="end"/>
+            </w:r>
+          </w:hyperlink>
+        </w:p>
+        <w:p>
+          <w:pPr>
+            <w:pStyle w:val="TOC1"/>
+            <w:tabs>
+              <w:tab w:val="right" w:leader="dot" w:pos="9628"/>
+            </w:tabs>
+            <w:rPr>
+              <w:rFonts w:asciiTheme="minorHAnsi" w:eastAsiaTheme="minorEastAsia" w:hAnsiTheme="minorHAnsi" w:cstheme="minorBidi"/>
+              <w:noProof/>
+              <w:kern w:val="2"/>
+              <w:sz w:val="24"/>
+              <w:szCs w:val="24"/>
+              <w14:ligatures w14:val="standardContextual"/>
+            </w:rPr>
+          </w:pPr>
+          <w:hyperlink w:anchor="_Toc223190721" w:history="1">
+            <w:r>
+              <w:rPr>
+                <w:rStyle w:val="Hyperlink"/>
+                <w:noProof/>
+              </w:rPr>
+              <w:t>Understanding Your Results</w:t>
+            </w:r>
+            <w:r>
+              <w:rPr>
+                <w:noProof/>
+                <w:webHidden/>
+              </w:rPr>
+              <w:tab/>
+            </w:r>
+            <w:r>
+              <w:rPr>
+                <w:noProof/>
+                <w:webHidden/>
+              </w:rPr>
+              <w:fldChar w:fldCharType="begin"/>
+            </w:r>
+            <w:r>
+              <w:rPr>
+                <w:noProof/>
+                <w:webHidden/>
+              </w:rPr>
+              <w:instrText xml:space="preserve"> PAGEREF _Toc223190721 \h </w:instrText>
+            </w:r>
+            <w:r>
+              <w:rPr>
+                <w:noProof/>
+                <w:webHidden/>
+              </w:rPr>
+            </w:r>
+            <w:r>
+              <w:rPr>
+                <w:noProof/>
+                <w:webHidden/>
+              </w:rPr>
+              <w:fldChar w:fldCharType="separate"/>
+            </w:r>
+            <w:r>
+              <w:rPr>
+                <w:noProof/>
+                <w:webHidden/>
+              </w:rPr>
+              <w:t>7</w:t>
+            </w:r>
+            <w:r>
+              <w:rPr>
+                <w:noProof/>
+                <w:webHidden/>
+              </w:rPr>
+              <w:fldChar w:fldCharType="end"/>
+            </w:r>
+          </w:hyperlink>
+        </w:p>
+        <w:p>
+          <w:pPr>
+            <w:pStyle w:val="TOC2"/>
+            <w:tabs>
+              <w:tab w:val="right" w:leader="dot" w:pos="9628"/>
+            </w:tabs>
+            <w:rPr>
+              <w:rFonts w:asciiTheme="minorHAnsi" w:eastAsiaTheme="minorEastAsia" w:hAnsiTheme="minorHAnsi" w:cstheme="minorBidi"/>
+              <w:noProof/>
+              <w:kern w:val="2"/>
+              <w:sz w:val="24"/>
+              <w:szCs w:val="24"/>
+              <w14:ligatures w14:val="standardContextual"/>
+            </w:rPr>
+          </w:pPr>
+          <w:hyperlink w:anchor="_Toc223190722" w:history="1">
+            <w:r>
+              <w:rPr>
+                <w:rStyle w:val="Hyperlink"/>
+                <w:noProof/>
+              </w:rPr>
+              <w:t>Executive Summary</w:t>
+            </w:r>
+            <w:r>
+              <w:rPr>
+                <w:noProof/>
+                <w:webHidden/>
+              </w:rPr>
+              <w:tab/>
+            </w:r>
+            <w:r>
+              <w:rPr>
+                <w:noProof/>
+                <w:webHidden/>
+              </w:rPr>
+              <w:fldChar w:fldCharType="begin"/>
+            </w:r>
+            <w:r>
+              <w:rPr>
+                <w:noProof/>
+                <w:webHidden/>
+              </w:rPr>
+              <w:instrText xml:space="preserve"> PAGEREF _Toc223190722 \h </w:instrText>
+            </w:r>
+            <w:r>
+              <w:rPr>
+                <w:noProof/>
+                <w:webHidden/>
+              </w:rPr>
+            </w:r>
+            <w:r>
+              <w:rPr>
+                <w:noProof/>
+                <w:webHidden/>
+              </w:rPr>
+              <w:fldChar w:fldCharType="separate"/>
+            </w:r>
+            <w:r>
+              <w:rPr>
+                <w:noProof/>
+                <w:webHidden/>
+              </w:rPr>
+              <w:t>7</w:t>
+            </w:r>
+            <w:r>
+              <w:rPr>
+                <w:noProof/>
+                <w:webHidden/>
+              </w:rPr>
+              <w:fldChar w:fldCharType="end"/>
+            </w:r>
+          </w:hyperlink>
+        </w:p>
+        <w:p>
+          <w:pPr>
+            <w:pStyle w:val="TOC3"/>
+            <w:tabs>
+              <w:tab w:val="right" w:leader="dot" w:pos="9628"/>
+            </w:tabs>
+            <w:rPr>
+              <w:rFonts w:asciiTheme="minorHAnsi" w:eastAsiaTheme="minorEastAsia" w:hAnsiTheme="minorHAnsi" w:cstheme="minorBidi"/>
+              <w:noProof/>
+              <w:kern w:val="2"/>
+              <w:sz w:val="24"/>
+              <w:szCs w:val="24"/>
+              <w14:ligatures w14:val="standardContextual"/>
+            </w:rPr>
+          </w:pPr>
+          <w:hyperlink w:anchor="_Toc223190723" w:history="1">
+            <w:r>
+              <w:rPr>
+                <w:rStyle w:val="Hyperlink"/>
+                <w:noProof/>
+              </w:rPr>
+              <w:t>Key Metrics</w:t>
+            </w:r>
+            <w:r>
+              <w:rPr>
+                <w:noProof/>
+                <w:webHidden/>
+              </w:rPr>
+              <w:tab/>
+            </w:r>
+            <w:r>
+              <w:rPr>
+                <w:noProof/>
+                <w:webHidden/>
+              </w:rPr>
+              <w:fldChar w:fldCharType="begin"/>
+            </w:r>
+            <w:r>
+              <w:rPr>
+                <w:noProof/>
+                <w:webHidden/>
+              </w:rPr>
+              <w:instrText xml:space="preserve"> PAGEREF _Toc223190723 \h </w:instrText>
+            </w:r>
+            <w:r>
+              <w:rPr>
+                <w:noProof/>
+                <w:webHidden/>
+              </w:rPr>
+            </w:r>
+            <w:r>
+              <w:rPr>
+                <w:noProof/>
+                <w:webHidden/>
+              </w:rPr>
+              <w:fldChar w:fldCharType="separate"/>
+            </w:r>
+            <w:r>
+              <w:rPr>
+                <w:noProof/>
+                <w:webHidden/>
+              </w:rPr>
+              <w:t>7</w:t>
+            </w:r>
+            <w:r>
+              <w:rPr>
+                <w:noProof/>
+                <w:webHidden/>
+              </w:rPr>
+              <w:fldChar w:fldCharType="end"/>
+            </w:r>
+          </w:hyperlink>
+        </w:p>
+        <w:p>
+          <w:pPr>
+            <w:pStyle w:val="TOC2"/>
+            <w:tabs>
+              <w:tab w:val="right" w:leader="dot" w:pos="9628"/>
+            </w:tabs>
+            <w:rPr>
+              <w:rFonts w:asciiTheme="minorHAnsi" w:eastAsiaTheme="minorEastAsia" w:hAnsiTheme="minorHAnsi" w:cstheme="minorBidi"/>
+              <w:noProof/>
+              <w:kern w:val="2"/>
+              <w:sz w:val="24"/>
+              <w:szCs w:val="24"/>
+              <w14:ligatures w14:val="standardContextual"/>
+            </w:rPr>
+          </w:pPr>
+          <w:hyperlink w:anchor="_Toc223190724" w:history="1">
+            <w:r>
+              <w:rPr>
+                <w:rStyle w:val="Hyperlink"/>
+                <w:noProof/>
+              </w:rPr>
+              <w:t>Charts</w:t>
+            </w:r>
+            <w:r>
+              <w:rPr>
+                <w:noProof/>
+                <w:webHidden/>
+              </w:rPr>
+              <w:tab/>
+            </w:r>
+            <w:r>
+              <w:rPr>
+                <w:noProof/>
+                <w:webHidden/>
+              </w:rPr>
+              <w:fldChar w:fldCharType="begin"/>
+            </w:r>
+            <w:r>
+              <w:rPr>
+                <w:noProof/>
+                <w:webHidden/>
+              </w:rPr>
+              <w:instrText xml:space="preserve"> PAGEREF _Toc223190724 \h </w:instrText>
+            </w:r>
+            <w:r>
+              <w:rPr>
+                <w:noProof/>
+                <w:webHidden/>
+              </w:rPr>
+            </w:r>
+            <w:r>
+              <w:rPr>
+                <w:noProof/>
+                <w:webHidden/>
+              </w:rPr>
+              <w:fldChar w:fldCharType="separate"/>
+            </w:r>
+            <w:r>
+              <w:rPr>
+                <w:noProof/>
+                <w:webHidden/>
+              </w:rPr>
+              <w:t>7</w:t>
+            </w:r>
+            <w:r>
+              <w:rPr>
+                <w:noProof/>
+                <w:webHidden/>
+              </w:rPr>
+              <w:fldChar w:fldCharType="end"/>
+            </w:r>
+          </w:hyperlink>
+        </w:p>
+        <w:p>
+          <w:pPr>
+            <w:pStyle w:val="TOC3"/>
+            <w:tabs>
+              <w:tab w:val="right" w:leader="dot" w:pos="9628"/>
+            </w:tabs>
+            <w:rPr>
+              <w:rFonts w:asciiTheme="minorHAnsi" w:eastAsiaTheme="minorEastAsia" w:hAnsiTheme="minorHAnsi" w:cstheme="minorBidi"/>
+              <w:noProof/>
+              <w:kern w:val="2"/>
+              <w:sz w:val="24"/>
+              <w:szCs w:val="24"/>
+              <w14:ligatures w14:val="standardContextual"/>
+            </w:rPr>
+          </w:pPr>
+          <w:hyperlink w:anchor="_Toc223190725" w:history="1">
+            <w:r>
+              <w:rPr>
+                <w:rStyle w:val="Hyperlink"/>
+                <w:noProof/>
+              </w:rPr>
+              <w:t>Portfolio Balance Over Time</w:t>
+            </w:r>
+            <w:r>
+              <w:rPr>
+                <w:noProof/>
+                <w:webHidden/>
+              </w:rPr>
+              <w:tab/>
+            </w:r>
+            <w:r>
+              <w:rPr>
+                <w:noProof/>
+                <w:webHidden/>
+              </w:rPr>
+              <w:fldChar w:fldCharType="begin"/>
+            </w:r>
+            <w:r>
+              <w:rPr>
+                <w:noProof/>
+                <w:webHidden/>
+              </w:rPr>
+              <w:instrText xml:space="preserve"> PAGEREF _Toc223190725 \h </w:instrText>
+            </w:r>
+            <w:r>
+              <w:rPr>
+                <w:noProof/>
+                <w:webHidden/>
+              </w:rPr>
+            </w:r>
+            <w:r>
+              <w:rPr>
+                <w:noProof/>
+                <w:webHidden/>
+              </w:rPr>
+              <w:fldChar w:fldCharType="separate"/>
+            </w:r>
+            <w:r>
+              <w:rPr>
+                <w:noProof/>
+                <w:webHidden/>
+              </w:rPr>
+              <w:t>7</w:t>
+            </w:r>
+            <w:r>
+              <w:rPr>
+                <w:noProof/>
+                <w:webHidden/>
+              </w:rPr>
+              <w:fldChar w:fldCharType="end"/>
+            </w:r>
+          </w:hyperlink>
+        </w:p>
+        <w:p>
+          <w:pPr>
+            <w:pStyle w:val="TOC3"/>
+            <w:tabs>
+              <w:tab w:val="right" w:leader="dot" w:pos="9628"/>
+            </w:tabs>
+            <w:rPr>
+              <w:rFonts w:asciiTheme="minorHAnsi" w:eastAsiaTheme="minorEastAsia" w:hAnsiTheme="minorHAnsi" w:cstheme="minorBidi"/>
+              <w:noProof/>
+              <w:kern w:val="2"/>
+              <w:sz w:val="24"/>
+              <w:szCs w:val="24"/>
+              <w14:ligatures w14:val="standardContextual"/>
+            </w:rPr>
+          </w:pPr>
+          <w:hyperlink w:anchor="_Toc223190726" w:history="1">
+            <w:r>
+              <w:rPr>
+                <w:rStyle w:val="Hyperlink"/>
+                <w:noProof/>
+              </w:rPr>
+              <w:t>Income vs Spending</w:t>
+            </w:r>
+            <w:r>
+              <w:rPr>
+                <w:noProof/>
+                <w:webHidden/>
+              </w:rPr>
+              <w:tab/>
+            </w:r>
+            <w:r>
+              <w:rPr>
+                <w:noProof/>
+                <w:webHidden/>
+              </w:rPr>
+              <w:fldChar w:fldCharType="begin"/>
+            </w:r>
+            <w:r>
+              <w:rPr>
+                <w:noProof/>
+                <w:webHidden/>
+              </w:rPr>
+              <w:instrText xml:space="preserve"> PAGEREF _Toc223190726 \h </w:instrText>
+            </w:r>
+            <w:r>
+              <w:rPr>
+                <w:noProof/>
+                <w:webHidden/>
+              </w:rPr>
+            </w:r>
+            <w:r>
+              <w:rPr>
+                <w:noProof/>
+                <w:webHidden/>
+              </w:rPr>
+              <w:fldChar w:fldCharType="separate"/>
+            </w:r>
+            <w:r>
+              <w:rPr>
+                <w:noProof/>
+                <w:webHidden/>
+              </w:rPr>
+              <w:t>7</w:t>
+            </w:r>
+            <w:r>
+              <w:rPr>
+                <w:noProof/>
+                <w:webHidden/>
+              </w:rPr>
+              <w:fldChar w:fldCharType="end"/>
+            </w:r>
+          </w:hyperlink>
+        </w:p>
+        <w:p>
+          <w:pPr>
+            <w:pStyle w:val="TOC3"/>
+            <w:tabs>
+              <w:tab w:val="right" w:leader="dot" w:pos="9628"/>
+            </w:tabs>
+            <w:rPr>
+              <w:rFonts w:asciiTheme="minorHAnsi" w:eastAsiaTheme="minorEastAsia" w:hAnsiTheme="minorHAnsi" w:cstheme="minorBidi"/>
+              <w:noProof/>
+              <w:kern w:val="2"/>
+              <w:sz w:val="24"/>
+              <w:szCs w:val="24"/>
+              <w14:ligatures w14:val="standardContextual"/>
+            </w:rPr>
+          </w:pPr>
+          <w:hyperlink w:anchor="_Toc223190727" w:history="1">
+            <w:r>
+              <w:rPr>
+                <w:rStyle w:val="Hyperlink"/>
+                <w:noProof/>
+              </w:rPr>
+              <w:t>Annual Spending Breakdown</w:t>
+            </w:r>
+            <w:r>
+              <w:rPr>
+                <w:noProof/>
+                <w:webHidden/>
+              </w:rPr>
+              <w:tab/>
+            </w:r>
+            <w:r>
+              <w:rPr>
+                <w:noProof/>
+                <w:webHidden/>
+              </w:rPr>
+              <w:fldChar w:fldCharType="begin"/>
+            </w:r>
+            <w:r>
+              <w:rPr>
+                <w:noProof/>
+                <w:webHidden/>
+              </w:rPr>
+              <w:instrText xml:space="preserve"> PAGEREF _Toc223190727 \h </w:instrText>
+            </w:r>
+            <w:r>
+              <w:rPr>
+                <w:noProof/>
+                <w:webHidden/>
+              </w:rPr>
+            </w:r>
+            <w:r>
+              <w:rPr>
+                <w:noProof/>
+                <w:webHidden/>
+              </w:rPr>
+              <w:fldChar w:fldCharType="separate"/>
+            </w:r>
+            <w:r>
+              <w:rPr>
+                <w:noProof/>
+                <w:webHidden/>
+              </w:rPr>
+              <w:t>7</w:t>
+            </w:r>
+            <w:r>
+              <w:rPr>
+                <w:noProof/>
+                <w:webHidden/>
+              </w:rPr>
+              <w:fldChar w:fldCharType="end"/>
+            </w:r>
+          </w:hyperlink>
+        </w:p>
+        <w:p>
+          <w:pPr>
+            <w:pStyle w:val="TOC2"/>
+            <w:tabs>
+              <w:tab w:val="right" w:leader="dot" w:pos="9628"/>
+            </w:tabs>
+            <w:rPr>
+              <w:rFonts w:asciiTheme="minorHAnsi" w:eastAsiaTheme="minorEastAsia" w:hAnsiTheme="minorHAnsi" w:cstheme="minorBidi"/>
+              <w:noProof/>
+              <w:kern w:val="2"/>
+              <w:sz w:val="24"/>
+              <w:szCs w:val="24"/>
+              <w14:ligatures w14:val="standardContextual"/>
+            </w:rPr>
+          </w:pPr>
+          <w:hyperlink w:anchor="_Toc223190728" w:history="1">
+            <w:r>
+              <w:rPr>
+                <w:rStyle w:val="Hyperlink"/>
+                <w:noProof/>
+              </w:rPr>
+              <w:t>What’s a Good Result?</w:t>
+            </w:r>
+            <w:r>
+              <w:rPr>
+                <w:noProof/>
+                <w:webHidden/>
+              </w:rPr>
+              <w:tab/>
+            </w:r>
+            <w:r>
+              <w:rPr>
+                <w:noProof/>
+                <w:webHidden/>
+              </w:rPr>
+              <w:fldChar w:fldCharType="begin"/>
+            </w:r>
+            <w:r>
+              <w:rPr>
+                <w:noProof/>
+                <w:webHidden/>
+              </w:rPr>
+              <w:instrText xml:space="preserve"> PAGEREF _Toc223190728 \h </w:instrText>
+            </w:r>
+            <w:r>
+              <w:rPr>
+                <w:noProof/>
+                <w:webHidden/>
+              </w:rPr>
+            </w:r>
+            <w:r>
+              <w:rPr>
+                <w:noProof/>
+                <w:webHidden/>
+              </w:rPr>
+              <w:fldChar w:fldCharType="separate"/>
+            </w:r>
+            <w:r>
+              <w:rPr>
+                <w:noProof/>
+                <w:webHidden/>
+              </w:rPr>
+              <w:t>7</w:t>
+            </w:r>
+            <w:r>
+              <w:rPr>
+                <w:noProof/>
+                <w:webHidden/>
+              </w:rPr>
+              <w:fldChar w:fldCharType="end"/>
+            </w:r>
+          </w:hyperlink>
+        </w:p>
+        <w:p>
+          <w:pPr>
+            <w:pStyle w:val="TOC1"/>
+            <w:tabs>
+              <w:tab w:val="right" w:leader="dot" w:pos="9628"/>
+            </w:tabs>
+            <w:rPr>
+              <w:rFonts w:asciiTheme="minorHAnsi" w:eastAsiaTheme="minorEastAsia" w:hAnsiTheme="minorHAnsi" w:cstheme="minorBidi"/>
+              <w:noProof/>
+              <w:kern w:val="2"/>
+              <w:sz w:val="24"/>
+              <w:szCs w:val="24"/>
+              <w14:ligatures w14:val="standardContextual"/>
+            </w:rPr>
+          </w:pPr>
+          <w:hyperlink w:anchor="_Toc223190729" w:history="1">
+            <w:r>
+              <w:rPr>
+                <w:rStyle w:val="Hyperlink"/>
+                <w:noProof/>
+              </w:rPr>
+              <w:t>Advanced Features</w:t>
+            </w:r>
+            <w:r>
+              <w:rPr>
+                <w:noProof/>
+                <w:webHidden/>
+              </w:rPr>
+              <w:tab/>
+            </w:r>
+            <w:r>
+              <w:rPr>
+                <w:noProof/>
+                <w:webHidden/>
+              </w:rPr>
+              <w:fldChar w:fldCharType="begin"/>
+            </w:r>
+            <w:r>
+              <w:rPr>
+                <w:noProof/>
+                <w:webHidden/>
+              </w:rPr>
+              <w:instrText xml:space="preserve"> PAGEREF _Toc223190729 \h </w:instrText>
+            </w:r>
+            <w:r>
+              <w:rPr>
+                <w:noProof/>
+                <w:webHidden/>
+              </w:rPr>
+            </w:r>
+            <w:r>
+              <w:rPr>
+                <w:noProof/>
+                <w:webHidden/>
+              </w:rPr>
+              <w:fldChar w:fldCharType="separate"/>
+            </w:r>
+            <w:r>
+              <w:rPr>
+                <w:noProof/>
+                <w:webHidden/>
+              </w:rPr>
+              <w:t>8</w:t>
+            </w:r>
+            <w:r>
+              <w:rPr>
+                <w:noProof/>
+                <w:webHidden/>
+              </w:rPr>
+              <w:fldChar w:fldCharType="end"/>
+            </w:r>
+          </w:hyperlink>
+        </w:p>
+        <w:p>
+          <w:pPr>
+            <w:pStyle w:val="TOC2"/>
+            <w:tabs>
+              <w:tab w:val="right" w:leader="dot" w:pos="9628"/>
+            </w:tabs>
+            <w:rPr>
+              <w:rFonts w:asciiTheme="minorHAnsi" w:eastAsiaTheme="minorEastAsia" w:hAnsiTheme="minorHAnsi" w:cstheme="minorBidi"/>
+              <w:noProof/>
+              <w:kern w:val="2"/>
+              <w:sz w:val="24"/>
+              <w:szCs w:val="24"/>
+              <w14:ligatures w14:val="standardContextual"/>
+            </w:rPr>
+          </w:pPr>
+          <w:hyperlink w:anchor="_Toc223190730" w:history="1">
+            <w:r>
+              <w:rPr>
+                <w:rStyle w:val="Hyperlink"/>
+                <w:noProof/>
+              </w:rPr>
+              <w:t>Retirement Spending</w:t>
+            </w:r>
+            <w:r>
+              <w:rPr>
+                <w:noProof/>
+                <w:webHidden/>
+              </w:rPr>
+              <w:tab/>
+            </w:r>
+            <w:r>
+              <w:rPr>
+                <w:noProof/>
+                <w:webHidden/>
+              </w:rPr>
+              <w:fldChar w:fldCharType="begin"/>
+            </w:r>
+            <w:r>
+              <w:rPr>
+                <w:noProof/>
+                <w:webHidden/>
+              </w:rPr>
+              <w:instrText xml:space="preserve"> PAGEREF _Toc223190730 \h </w:instrText>
+            </w:r>
+            <w:r>
+              <w:rPr>
+                <w:noProof/>
+                <w:webHidden/>
+              </w:rPr>
+            </w:r>
+            <w:r>
+              <w:rPr>
+                <w:noProof/>
+                <w:webHidden/>
+              </w:rPr>
+              <w:fldChar w:fldCharType="separate"/>
+            </w:r>
+            <w:r>
+              <w:rPr>
+                <w:noProof/>
+                <w:webHidden/>
+              </w:rPr>
+              <w:t>8</w:t>
+            </w:r>
+            <w:r>
+              <w:rPr>
+                <w:noProof/>
+                <w:webHidden/>
+              </w:rPr>
+              <w:fldChar w:fldCharType="end"/>
+            </w:r>
+          </w:hyperlink>
+        </w:p>
+        <w:p>
+          <w:pPr>
+            <w:pStyle w:val="TOC3"/>
+            <w:tabs>
+              <w:tab w:val="right" w:leader="dot" w:pos="9628"/>
+            </w:tabs>
+            <w:rPr>
+              <w:rFonts w:asciiTheme="minorHAnsi" w:eastAsiaTheme="minorEastAsia" w:hAnsiTheme="minorHAnsi" w:cstheme="minorBidi"/>
+              <w:noProof/>
+              <w:kern w:val="2"/>
+              <w:sz w:val="24"/>
+              <w:szCs w:val="24"/>
+              <w14:ligatures w14:val="standardContextual"/>
+            </w:rPr>
+          </w:pPr>
+          <w:hyperlink w:anchor="_Toc223190731" w:history="1">
+            <w:r>
+              <w:rPr>
+                <w:rStyle w:val="Hyperlink"/>
+                <w:noProof/>
+              </w:rPr>
+              <w:t>Spending Pattern</w:t>
+            </w:r>
+            <w:r>
+              <w:rPr>
+                <w:noProof/>
+                <w:webHidden/>
+              </w:rPr>
+              <w:tab/>
+            </w:r>
+            <w:r>
+              <w:rPr>
+                <w:noProof/>
+                <w:webHidden/>
+              </w:rPr>
+              <w:fldChar w:fldCharType="begin"/>
+            </w:r>
+            <w:r>
+              <w:rPr>
+                <w:noProof/>
+                <w:webHidden/>
+              </w:rPr>
+              <w:instrText xml:space="preserve"> PAGEREF _Toc223190731 \h </w:instrText>
+            </w:r>
+            <w:r>
+              <w:rPr>
+                <w:noProof/>
+                <w:webHidden/>
+              </w:rPr>
+            </w:r>
+            <w:r>
+              <w:rPr>
+                <w:noProof/>
+                <w:webHidden/>
+              </w:rPr>
+              <w:fldChar w:fldCharType="separate"/>
+            </w:r>
+            <w:r>
+              <w:rPr>
+                <w:noProof/>
+                <w:webHidden/>
+              </w:rPr>
+              <w:t>8</w:t>
+            </w:r>
+            <w:r>
+              <w:rPr>
+                <w:noProof/>
+                <w:webHidden/>
+              </w:rPr>
+              <w:fldChar w:fldCharType="end"/>
+            </w:r>
+          </w:hyperlink>
+        </w:p>
+        <w:p>
+          <w:pPr>
+            <w:pStyle w:val="TOC3"/>
+            <w:tabs>
+              <w:tab w:val="right" w:leader="dot" w:pos="9628"/>
+            </w:tabs>
+            <w:rPr>
+              <w:rFonts w:asciiTheme="minorHAnsi" w:eastAsiaTheme="minorEastAsia" w:hAnsiTheme="minorHAnsi" w:cstheme="minorBidi"/>
+              <w:noProof/>
+              <w:kern w:val="2"/>
+              <w:sz w:val="24"/>
+              <w:szCs w:val="24"/>
+              <w14:ligatures w14:val="standardContextual"/>
+            </w:rPr>
+          </w:pPr>
+          <w:hyperlink w:anchor="_Toc223190732" w:history="1">
+            <w:r>
+              <w:rPr>
+                <w:rStyle w:val="Hyperlink"/>
+                <w:noProof/>
+              </w:rPr>
+              <w:t>Splurge Spending</w:t>
+            </w:r>
+            <w:r>
+              <w:rPr>
+                <w:noProof/>
+                <w:webHidden/>
+              </w:rPr>
+              <w:tab/>
+            </w:r>
+            <w:r>
+              <w:rPr>
+                <w:noProof/>
+                <w:webHidden/>
+              </w:rPr>
+              <w:fldChar w:fldCharType="begin"/>
+            </w:r>
+            <w:r>
+              <w:rPr>
+                <w:noProof/>
+                <w:webHidden/>
+              </w:rPr>
+              <w:instrText xml:space="preserve"> PAGEREF _Toc223190732 \h </w:instrText>
+            </w:r>
+            <w:r>
+              <w:rPr>
+                <w:noProof/>
+                <w:webHidden/>
+              </w:rPr>
+            </w:r>
+            <w:r>
+              <w:rPr>
+                <w:noProof/>
+                <w:webHidden/>
+              </w:rPr>
+              <w:fldChar w:fldCharType="separate"/>
+            </w:r>
+            <w:r>
+              <w:rPr>
+                <w:noProof/>
+                <w:webHidden/>
+              </w:rPr>
+              <w:t>8</w:t>
+            </w:r>
+            <w:r>
+              <w:rPr>
+                <w:noProof/>
+                <w:webHidden/>
+              </w:rPr>
+              <w:fldChar w:fldCharType="end"/>
+            </w:r>
+          </w:hyperlink>
+        </w:p>
+        <w:p>
+          <w:pPr>
+            <w:pStyle w:val="TOC2"/>
+            <w:tabs>
+              <w:tab w:val="right" w:leader="dot" w:pos="9628"/>
+            </w:tabs>
+            <w:rPr>
+              <w:rFonts w:asciiTheme="minorHAnsi" w:eastAsiaTheme="minorEastAsia" w:hAnsiTheme="minorHAnsi" w:cstheme="minorBidi"/>
+              <w:noProof/>
+              <w:kern w:val="2"/>
+              <w:sz w:val="24"/>
+              <w:szCs w:val="24"/>
+              <w14:ligatures w14:val="standardContextual"/>
+            </w:rPr>
+          </w:pPr>
+          <w:hyperlink w:anchor="_Toc223190733" w:history="1">
+            <w:r>
+              <w:rPr>
+                <w:rStyle w:val="Hyperlink"/>
+                <w:noProof/>
+              </w:rPr>
+              <w:t>Irregular Expenses</w:t>
+            </w:r>
+            <w:r>
+              <w:rPr>
+                <w:noProof/>
+                <w:webHidden/>
+              </w:rPr>
+              <w:tab/>
+            </w:r>
+            <w:r>
+              <w:rPr>
+                <w:noProof/>
+                <w:webHidden/>
+              </w:rPr>
+              <w:fldChar w:fldCharType="begin"/>
+            </w:r>
+            <w:r>
+              <w:rPr>
+                <w:noProof/>
+                <w:webHidden/>
+              </w:rPr>
+              <w:instrText xml:space="preserve"> PAGEREF _Toc223190733 \h </w:instrText>
+            </w:r>
+            <w:r>
+              <w:rPr>
+                <w:noProof/>
+                <w:webHidden/>
+              </w:rPr>
+            </w:r>
+            <w:r>
+              <w:rPr>
+                <w:noProof/>
+                <w:webHidden/>
+              </w:rPr>
+              <w:fldChar w:fldCharType="separate"/>
+            </w:r>
+            <w:r>
+              <w:rPr>
+                <w:noProof/>
+                <w:webHidden/>
+              </w:rPr>
+              <w:t>8</w:t>
+            </w:r>
+            <w:r>
+              <w:rPr>
+                <w:noProof/>
+                <w:webHidden/>
+              </w:rPr>
+              <w:fldChar w:fldCharType="end"/>
+            </w:r>
+          </w:hyperlink>
+        </w:p>
+        <w:p>
+          <w:pPr>
+            <w:pStyle w:val="TOC3"/>
+            <w:tabs>
+              <w:tab w:val="right" w:leader="dot" w:pos="9628"/>
+            </w:tabs>
+            <w:rPr>
+              <w:rFonts w:asciiTheme="minorHAnsi" w:eastAsiaTheme="minorEastAsia" w:hAnsiTheme="minorHAnsi" w:cstheme="minorBidi"/>
+              <w:noProof/>
+              <w:kern w:val="2"/>
+              <w:sz w:val="24"/>
+              <w:szCs w:val="24"/>
+              <w14:ligatures w14:val="standardContextual"/>
+            </w:rPr>
+          </w:pPr>
+          <w:hyperlink w:anchor="_Toc223190734" w:history="1">
+            <w:r>
+              <w:rPr>
+                <w:rStyle w:val="Hyperlink"/>
+                <w:noProof/>
+              </w:rPr>
+              <w:t>Stochastic Irregular Expenses</w:t>
+            </w:r>
+            <w:r>
+              <w:rPr>
+                <w:noProof/>
+                <w:webHidden/>
+              </w:rPr>
+              <w:tab/>
+            </w:r>
+            <w:r>
+              <w:rPr>
+                <w:noProof/>
+                <w:webHidden/>
+              </w:rPr>
+              <w:fldChar w:fldCharType="begin"/>
+            </w:r>
+            <w:r>
+              <w:rPr>
+                <w:noProof/>
+                <w:webHidden/>
+              </w:rPr>
+              <w:instrText xml:space="preserve"> PAGEREF _Toc223190734 \h </w:instrText>
+            </w:r>
+            <w:r>
+              <w:rPr>
+                <w:noProof/>
+                <w:webHidden/>
+              </w:rPr>
+            </w:r>
+            <w:r>
+              <w:rPr>
+                <w:noProof/>
+                <w:webHidden/>
+              </w:rPr>
+              <w:fldChar w:fldCharType="separate"/>
+            </w:r>
+            <w:r>
+              <w:rPr>
+                <w:noProof/>
+                <w:webHidden/>
+              </w:rPr>
+              <w:t>8</w:t>
+            </w:r>
+            <w:r>
+              <w:rPr>
+                <w:noProof/>
+                <w:webHidden/>
+              </w:rPr>
+              <w:fldChar w:fldCharType="end"/>
+            </w:r>
+          </w:hyperlink>
+        </w:p>
+        <w:p>
+          <w:pPr>
+            <w:pStyle w:val="TOC3"/>
+            <w:tabs>
+              <w:tab w:val="right" w:leader="dot" w:pos="9628"/>
+            </w:tabs>
+            <w:rPr>
+              <w:rFonts w:asciiTheme="minorHAnsi" w:eastAsiaTheme="minorEastAsia" w:hAnsiTheme="minorHAnsi" w:cstheme="minorBidi"/>
+              <w:noProof/>
+              <w:kern w:val="2"/>
+              <w:sz w:val="24"/>
+              <w:szCs w:val="24"/>
+              <w14:ligatures w14:val="standardContextual"/>
+            </w:rPr>
+          </w:pPr>
+          <w:hyperlink w:anchor="_Toc223190735" w:history="1">
+            <w:r>
+              <w:rPr>
+                <w:rStyle w:val="Hyperlink"/>
+                <w:noProof/>
+              </w:rPr>
+              <w:t>Manual One-Off Expenses</w:t>
+            </w:r>
+            <w:r>
+              <w:rPr>
+                <w:noProof/>
+                <w:webHidden/>
+              </w:rPr>
+              <w:tab/>
+            </w:r>
+            <w:r>
+              <w:rPr>
+                <w:noProof/>
+                <w:webHidden/>
+              </w:rPr>
+              <w:fldChar w:fldCharType="begin"/>
+            </w:r>
+            <w:r>
+              <w:rPr>
+                <w:noProof/>
+                <w:webHidden/>
+              </w:rPr>
+              <w:instrText xml:space="preserve"> PAGEREF _Toc223190735 \h </w:instrText>
+            </w:r>
+            <w:r>
+              <w:rPr>
+                <w:noProof/>
+                <w:webHidden/>
+              </w:rPr>
+            </w:r>
+            <w:r>
+              <w:rPr>
+                <w:noProof/>
+                <w:webHidden/>
+              </w:rPr>
+              <w:fldChar w:fldCharType="separate"/>
+            </w:r>
+            <w:r>
+              <w:rPr>
+                <w:noProof/>
+                <w:webHidden/>
+              </w:rPr>
+              <w:t>8</w:t>
+            </w:r>
+            <w:r>
+              <w:rPr>
+                <w:noProof/>
+                <w:webHidden/>
+              </w:rPr>
+              <w:fldChar w:fldCharType="end"/>
+            </w:r>
+          </w:hyperlink>
+        </w:p>
+        <w:p>
+          <w:pPr>
+            <w:pStyle w:val="TOC2"/>
+            <w:tabs>
+              <w:tab w:val="right" w:leader="dot" w:pos="9628"/>
+            </w:tabs>
+            <w:rPr>
+              <w:rFonts w:asciiTheme="minorHAnsi" w:eastAsiaTheme="minorEastAsia" w:hAnsiTheme="minorHAnsi" w:cstheme="minorBidi"/>
+              <w:noProof/>
+              <w:kern w:val="2"/>
+              <w:sz w:val="24"/>
+              <w:szCs w:val="24"/>
+              <w14:ligatures w14:val="standardContextual"/>
+            </w:rPr>
+          </w:pPr>
+          <w:hyperlink w:anchor="_Toc223190736" w:history="1">
+            <w:r>
+              <w:rPr>
+                <w:rStyle w:val="Hyperlink"/>
+                <w:noProof/>
+              </w:rPr>
+              <w:t>Aged Care Costs</w:t>
+            </w:r>
+            <w:r>
+              <w:rPr>
+                <w:noProof/>
+                <w:webHidden/>
+              </w:rPr>
+              <w:tab/>
+            </w:r>
+            <w:r>
+              <w:rPr>
+                <w:noProof/>
+                <w:webHidden/>
+              </w:rPr>
+              <w:fldChar w:fldCharType="begin"/>
+            </w:r>
+            <w:r>
+              <w:rPr>
+                <w:noProof/>
+                <w:webHidden/>
+              </w:rPr>
+              <w:instrText xml:space="preserve"> PAGEREF _Toc223190736 \h </w:instrText>
+            </w:r>
+            <w:r>
+              <w:rPr>
+                <w:noProof/>
+                <w:webHidden/>
+              </w:rPr>
+            </w:r>
+            <w:r>
+              <w:rPr>
+                <w:noProof/>
+                <w:webHidden/>
+              </w:rPr>
+              <w:fldChar w:fldCharType="separate"/>
+            </w:r>
+            <w:r>
+              <w:rPr>
+                <w:noProof/>
+                <w:webHidden/>
+              </w:rPr>
+              <w:t>8</w:t>
+            </w:r>
+            <w:r>
+              <w:rPr>
+                <w:noProof/>
+                <w:webHidden/>
+              </w:rPr>
+              <w:fldChar w:fldCharType="end"/>
+            </w:r>
+          </w:hyperlink>
+        </w:p>
+        <w:p>
+          <w:pPr>
+            <w:pStyle w:val="TOC2"/>
+            <w:tabs>
+              <w:tab w:val="right" w:leader="dot" w:pos="9628"/>
+            </w:tabs>
+            <w:rPr>
+              <w:rFonts w:asciiTheme="minorHAnsi" w:eastAsiaTheme="minorEastAsia" w:hAnsiTheme="minorHAnsi" w:cstheme="minorBidi"/>
+              <w:noProof/>
+              <w:kern w:val="2"/>
+              <w:sz w:val="24"/>
+              <w:szCs w:val="24"/>
+              <w14:ligatures w14:val="standardContextual"/>
+            </w:rPr>
+          </w:pPr>
+          <w:hyperlink w:anchor="_Toc223190737" w:history="1">
+            <w:r>
+              <w:rPr>
+                <w:rStyle w:val="Hyperlink"/>
+                <w:noProof/>
+              </w:rPr>
+              <w:t>Debt Repayment at Retirement</w:t>
+            </w:r>
+            <w:r>
+              <w:rPr>
+                <w:noProof/>
+                <w:webHidden/>
+              </w:rPr>
+              <w:tab/>
+            </w:r>
+            <w:r>
+              <w:rPr>
+                <w:noProof/>
+                <w:webHidden/>
+              </w:rPr>
+              <w:fldChar w:fldCharType="begin"/>
+            </w:r>
+            <w:r>
+              <w:rPr>
+                <w:noProof/>
+                <w:webHidden/>
+              </w:rPr>
+              <w:instrText xml:space="preserve"> PAGEREF _Toc223190737 \h </w:instrText>
+            </w:r>
+            <w:r>
+              <w:rPr>
+                <w:noProof/>
+                <w:webHidden/>
+              </w:rPr>
+            </w:r>
+            <w:r>
+              <w:rPr>
+                <w:noProof/>
+                <w:webHidden/>
+              </w:rPr>
+              <w:fldChar w:fldCharType="separate"/>
+            </w:r>
+            <w:r>
+              <w:rPr>
+                <w:noProof/>
+                <w:webHidden/>
+              </w:rPr>
+              <w:t>9</w:t>
+            </w:r>
+            <w:r>
+              <w:rPr>
+                <w:noProof/>
+                <w:webHidden/>
+              </w:rPr>
+              <w:fldChar w:fldCharType="end"/>
+            </w:r>
+          </w:hyperlink>
+        </w:p>
+        <w:p>
+          <w:pPr>
+            <w:pStyle w:val="TOC2"/>
+            <w:tabs>
+              <w:tab w:val="right" w:leader="dot" w:pos="9628"/>
+            </w:tabs>
+            <w:rPr>
+              <w:rFonts w:asciiTheme="minorHAnsi" w:eastAsiaTheme="minorEastAsia" w:hAnsiTheme="minorHAnsi" w:cstheme="minorBidi"/>
+              <w:noProof/>
+              <w:kern w:val="2"/>
+              <w:sz w:val="24"/>
+              <w:szCs w:val="24"/>
+              <w14:ligatures w14:val="standardContextual"/>
+            </w:rPr>
+          </w:pPr>
+          <w:hyperlink w:anchor="_Toc223190738" w:history="1">
+            <w:r>
+              <w:rPr>
+                <w:rStyle w:val="Hyperlink"/>
+                <w:noProof/>
+              </w:rPr>
+              <w:t>Dynamic Spending Guardrails</w:t>
+            </w:r>
+            <w:r>
+              <w:rPr>
+                <w:noProof/>
+                <w:webHidden/>
+              </w:rPr>
+              <w:tab/>
+            </w:r>
+            <w:r>
+              <w:rPr>
+                <w:noProof/>
+                <w:webHidden/>
+              </w:rPr>
+              <w:fldChar w:fldCharType="begin"/>
+            </w:r>
+            <w:r>
+              <w:rPr>
+                <w:noProof/>
+                <w:webHidden/>
+              </w:rPr>
+              <w:instrText xml:space="preserve"> PAGEREF _Toc223190738 \h </w:instrText>
+            </w:r>
+            <w:r>
+              <w:rPr>
+                <w:noProof/>
+                <w:webHidden/>
+              </w:rPr>
+            </w:r>
+            <w:r>
+              <w:rPr>
+                <w:noProof/>
+                <w:webHidden/>
+              </w:rPr>
+              <w:fldChar w:fldCharType="separate"/>
+            </w:r>
+            <w:r>
+              <w:rPr>
+                <w:noProof/>
+                <w:webHidden/>
+              </w:rPr>
+              <w:t>9</w:t>
+            </w:r>
+            <w:r>
+              <w:rPr>
+                <w:noProof/>
+                <w:webHidden/>
+              </w:rPr>
+              <w:fldChar w:fldCharType="end"/>
+            </w:r>
+          </w:hyperlink>
+        </w:p>
+        <w:p>
+          <w:pPr>
+            <w:pStyle w:val="TOC2"/>
+            <w:tabs>
+              <w:tab w:val="right" w:leader="dot" w:pos="9628"/>
+            </w:tabs>
+            <w:rPr>
+              <w:rFonts w:asciiTheme="minorHAnsi" w:eastAsiaTheme="minorEastAsia" w:hAnsiTheme="minorHAnsi" w:cstheme="minorBidi"/>
+              <w:noProof/>
+              <w:kern w:val="2"/>
+              <w:sz w:val="24"/>
+              <w:szCs w:val="24"/>
+              <w14:ligatures w14:val="standardContextual"/>
+            </w:rPr>
+          </w:pPr>
+          <w:hyperlink w:anchor="_Toc223190739" w:history="1">
+            <w:r>
+              <w:rPr>
+                <w:rStyle w:val="Hyperlink"/>
+                <w:noProof/>
+              </w:rPr>
+              <w:t>Couple Tracking</w:t>
+            </w:r>
+            <w:r>
+              <w:rPr>
+                <w:noProof/>
+                <w:webHidden/>
+              </w:rPr>
+              <w:tab/>
+            </w:r>
+            <w:r>
+              <w:rPr>
+                <w:noProof/>
+                <w:webHidden/>
+              </w:rPr>
+              <w:fldChar w:fldCharType="begin"/>
+            </w:r>
+            <w:r>
+              <w:rPr>
+                <w:noProof/>
+                <w:webHidden/>
+              </w:rPr>
+              <w:instrText xml:space="preserve"> PAGEREF _Toc223190739 \h </w:instrText>
+            </w:r>
+            <w:r>
+              <w:rPr>
+                <w:noProof/>
+                <w:webHidden/>
+              </w:rPr>
+            </w:r>
+            <w:r>
+              <w:rPr>
+                <w:noProof/>
+                <w:webHidden/>
+              </w:rPr>
+              <w:fldChar w:fldCharType="separate"/>
+            </w:r>
+            <w:r>
+              <w:rPr>
+                <w:noProof/>
+                <w:webHidden/>
+              </w:rPr>
+              <w:t>9</w:t>
+            </w:r>
+            <w:r>
+              <w:rPr>
+                <w:noProof/>
+                <w:webHidden/>
+              </w:rPr>
+              <w:fldChar w:fldCharType="end"/>
+            </w:r>
+          </w:hyperlink>
+        </w:p>
+        <w:p>
+          <w:pPr>
+            <w:pStyle w:val="TOC3"/>
+            <w:tabs>
+              <w:tab w:val="right" w:leader="dot" w:pos="9628"/>
+            </w:tabs>
+            <w:rPr>
+              <w:rFonts w:asciiTheme="minorHAnsi" w:eastAsiaTheme="minorEastAsia" w:hAnsiTheme="minorHAnsi" w:cstheme="minorBidi"/>
+              <w:noProof/>
+              <w:kern w:val="2"/>
+              <w:sz w:val="24"/>
+              <w:szCs w:val="24"/>
+              <w14:ligatures w14:val="standardContextual"/>
+            </w:rPr>
+          </w:pPr>
+          <w:hyperlink w:anchor="_Toc223190740" w:history="1">
+            <w:r>
+              <w:rPr>
+                <w:rStyle w:val="Hyperlink"/>
+                <w:noProof/>
+              </w:rPr>
+              <w:t>Death Scenario Modelling</w:t>
+            </w:r>
+            <w:r>
+              <w:rPr>
+                <w:noProof/>
+                <w:webHidden/>
+              </w:rPr>
+              <w:tab/>
+            </w:r>
+            <w:r>
+              <w:rPr>
+                <w:noProof/>
+                <w:webHidden/>
+              </w:rPr>
+              <w:fldChar w:fldCharType="begin"/>
+            </w:r>
+            <w:r>
+              <w:rPr>
+                <w:noProof/>
+                <w:webHidden/>
+              </w:rPr>
+              <w:instrText xml:space="preserve"> PAGEREF _Toc223190740 \h </w:instrText>
+            </w:r>
+            <w:r>
+              <w:rPr>
+                <w:noProof/>
+                <w:webHidden/>
+              </w:rPr>
+            </w:r>
+            <w:r>
+              <w:rPr>
+                <w:noProof/>
+                <w:webHidden/>
+              </w:rPr>
+              <w:fldChar w:fldCharType="separate"/>
+            </w:r>
+            <w:r>
+              <w:rPr>
+                <w:noProof/>
+                <w:webHidden/>
+              </w:rPr>
+              <w:t>9</w:t>
+            </w:r>
+            <w:r>
+              <w:rPr>
+                <w:noProof/>
+                <w:webHidden/>
+              </w:rPr>
+              <w:fldChar w:fldCharType="end"/>
+            </w:r>
+          </w:hyperlink>
+        </w:p>
+        <w:p>
+          <w:pPr>
+            <w:pStyle w:val="TOC2"/>
+            <w:tabs>
+              <w:tab w:val="right" w:leader="dot" w:pos="9628"/>
+            </w:tabs>
+            <w:rPr>
+              <w:rFonts w:asciiTheme="minorHAnsi" w:eastAsiaTheme="minorEastAsia" w:hAnsiTheme="minorHAnsi" w:cstheme="minorBidi"/>
+              <w:noProof/>
+              <w:kern w:val="2"/>
+              <w:sz w:val="24"/>
+              <w:szCs w:val="24"/>
+              <w14:ligatures w14:val="standardContextual"/>
+            </w:rPr>
+          </w:pPr>
+          <w:hyperlink w:anchor="_Toc223190741" w:history="1">
+            <w:r>
+              <w:rPr>
+                <w:rStyle w:val="Hyperlink"/>
+                <w:noProof/>
+              </w:rPr>
+              <w:t>Scenario Manager (Save/Load)</w:t>
+            </w:r>
+            <w:r>
+              <w:rPr>
+                <w:noProof/>
+                <w:webHidden/>
+              </w:rPr>
+              <w:tab/>
+            </w:r>
+            <w:r>
+              <w:rPr>
+                <w:noProof/>
+                <w:webHidden/>
+              </w:rPr>
+              <w:fldChar w:fldCharType="begin"/>
+            </w:r>
+            <w:r>
+              <w:rPr>
+                <w:noProof/>
+                <w:webHidden/>
+              </w:rPr>
+              <w:instrText xml:space="preserve"> PAGEREF _Toc223190741 \h </w:instrText>
+            </w:r>
+            <w:r>
+              <w:rPr>
+                <w:noProof/>
+                <w:webHidden/>
+              </w:rPr>
+            </w:r>
+            <w:r>
+              <w:rPr>
+                <w:noProof/>
+                <w:webHidden/>
+              </w:rPr>
+              <w:fldChar w:fldCharType="separate"/>
+            </w:r>
+            <w:r>
+              <w:rPr>
+                <w:noProof/>
+                <w:webHidden/>
+              </w:rPr>
+              <w:t>9</w:t>
+            </w:r>
+            <w:r>
+              <w:rPr>
+                <w:noProof/>
+                <w:webHidden/>
+              </w:rPr>
+              <w:fldChar w:fldCharType="end"/>
+            </w:r>
+          </w:hyperlink>
+        </w:p>
+        <w:p>
+          <w:pPr>
+            <w:pStyle w:val="TOC2"/>
+            <w:tabs>
+              <w:tab w:val="right" w:leader="dot" w:pos="9628"/>
+            </w:tabs>
+            <w:rPr>
+              <w:rFonts w:asciiTheme="minorHAnsi" w:eastAsiaTheme="minorEastAsia" w:hAnsiTheme="minorHAnsi" w:cstheme="minorBidi"/>
+              <w:noProof/>
+              <w:kern w:val="2"/>
+              <w:sz w:val="24"/>
+              <w:szCs w:val="24"/>
+              <w14:ligatures w14:val="standardContextual"/>
+            </w:rPr>
+          </w:pPr>
+          <w:hyperlink w:anchor="_Toc223190742" w:history="1">
+            <w:r>
+              <w:rPr>
+                <w:rStyle w:val="Hyperlink"/>
+                <w:noProof/>
+              </w:rPr>
+              <w:t>What-If Comparison</w:t>
+            </w:r>
+            <w:r>
+              <w:rPr>
+                <w:noProof/>
+                <w:webHidden/>
+              </w:rPr>
+              <w:tab/>
+            </w:r>
+            <w:r>
+              <w:rPr>
+                <w:noProof/>
+                <w:webHidden/>
+              </w:rPr>
+              <w:fldChar w:fldCharType="begin"/>
+            </w:r>
+            <w:r>
+              <w:rPr>
+                <w:noProof/>
+                <w:webHidden/>
+              </w:rPr>
+              <w:instrText xml:space="preserve"> PAGEREF _Toc223190742 \h </w:instrText>
+            </w:r>
+            <w:r>
+              <w:rPr>
+                <w:noProof/>
+                <w:webHidden/>
+              </w:rPr>
+            </w:r>
+            <w:r>
+              <w:rPr>
+                <w:noProof/>
+                <w:webHidden/>
+              </w:rPr>
+              <w:fldChar w:fldCharType="separate"/>
+            </w:r>
+            <w:r>
+              <w:rPr>
+                <w:noProof/>
+                <w:webHidden/>
+              </w:rPr>
+              <w:t>10</w:t>
+            </w:r>
+            <w:r>
+              <w:rPr>
+                <w:noProof/>
+                <w:webHidden/>
+              </w:rPr>
+              <w:fldChar w:fldCharType="end"/>
+            </w:r>
+          </w:hyperlink>
+        </w:p>
+        <w:p>
+          <w:pPr>
+            <w:pStyle w:val="TOC2"/>
+            <w:tabs>
+              <w:tab w:val="right" w:leader="dot" w:pos="9628"/>
+            </w:tabs>
+            <w:rPr>
+              <w:rFonts w:asciiTheme="minorHAnsi" w:eastAsiaTheme="minorEastAsia" w:hAnsiTheme="minorHAnsi" w:cstheme="minorBidi"/>
+              <w:noProof/>
+              <w:kern w:val="2"/>
+              <w:sz w:val="24"/>
+              <w:szCs w:val="24"/>
+              <w14:ligatures w14:val="standardContextual"/>
+            </w:rPr>
+          </w:pPr>
+          <w:hyperlink w:anchor="_Toc223190743" w:history="1">
+            <w:r>
+              <w:rPr>
+                <w:rStyle w:val="Hyperlink"/>
+                <w:noProof/>
+              </w:rPr>
+              <w:t>DOCX Export</w:t>
+            </w:r>
+            <w:r>
+              <w:rPr>
+                <w:noProof/>
+                <w:webHidden/>
+              </w:rPr>
+              <w:tab/>
+            </w:r>
+            <w:r>
+              <w:rPr>
+                <w:noProof/>
+                <w:webHidden/>
+              </w:rPr>
+              <w:fldChar w:fldCharType="begin"/>
+            </w:r>
+            <w:r>
+              <w:rPr>
+                <w:noProof/>
+                <w:webHidden/>
+              </w:rPr>
+              <w:instrText xml:space="preserve"> PAGEREF _Toc223190743 \h </w:instrText>
+            </w:r>
+            <w:r>
+              <w:rPr>
+                <w:noProof/>
+                <w:webHidden/>
+              </w:rPr>
+            </w:r>
+            <w:r>
+              <w:rPr>
+                <w:noProof/>
+                <w:webHidden/>
+              </w:rPr>
+              <w:fldChar w:fldCharType="separate"/>
+            </w:r>
+            <w:r>
+              <w:rPr>
+                <w:noProof/>
+                <w:webHidden/>
+              </w:rPr>
+              <w:t>10</w:t>
+            </w:r>
+            <w:r>
+              <w:rPr>
+                <w:noProof/>
+                <w:webHidden/>
+              </w:rPr>
+              <w:fldChar w:fldCharType="end"/>
+            </w:r>
+          </w:hyperlink>
+        </w:p>
+        <w:p>
+          <w:pPr>
+            <w:pStyle w:val="TOC2"/>
+            <w:tabs>
+              <w:tab w:val="right" w:leader="dot" w:pos="9628"/>
+            </w:tabs>
+            <w:rPr>
+              <w:rFonts w:asciiTheme="minorHAnsi" w:eastAsiaTheme="minorEastAsia" w:hAnsiTheme="minorHAnsi" w:cstheme="minorBidi"/>
+              <w:noProof/>
+              <w:kern w:val="2"/>
+              <w:sz w:val="24"/>
+              <w:szCs w:val="24"/>
+              <w14:ligatures w14:val="standardContextual"/>
+            </w:rPr>
+          </w:pPr>
+          <w:hyperlink w:anchor="_Toc223190744" w:history="1">
+            <w:r>
+              <w:rPr>
+                <w:rStyle w:val="Hyperlink"/>
+                <w:noProof/>
+              </w:rPr>
+              <w:t>Sensitivity Analysis</w:t>
+            </w:r>
+            <w:r>
+              <w:rPr>
+                <w:noProof/>
+                <w:webHidden/>
+              </w:rPr>
+              <w:tab/>
+            </w:r>
+            <w:r>
+              <w:rPr>
+                <w:noProof/>
+                <w:webHidden/>
+              </w:rPr>
+              <w:fldChar w:fldCharType="begin"/>
+            </w:r>
+            <w:r>
+              <w:rPr>
+                <w:noProof/>
+                <w:webHidden/>
+              </w:rPr>
+              <w:instrText xml:space="preserve"> PAGEREF _Toc223190744 \h </w:instrText>
+            </w:r>
+            <w:r>
+              <w:rPr>
+                <w:noProof/>
+                <w:webHidden/>
+              </w:rPr>
+            </w:r>
+            <w:r>
+              <w:rPr>
+                <w:noProof/>
+                <w:webHidden/>
+              </w:rPr>
+              <w:fldChar w:fldCharType="separate"/>
+            </w:r>
+            <w:r>
+              <w:rPr>
+                <w:noProof/>
+                <w:webHidden/>
+              </w:rPr>
+              <w:t>10</w:t>
+            </w:r>
+            <w:r>
+              <w:rPr>
+                <w:noProof/>
+                <w:webHidden/>
+              </w:rPr>
+              <w:fldChar w:fldCharType="end"/>
+            </w:r>
+          </w:hyperlink>
+        </w:p>
+        <w:p>
+          <w:pPr>
+            <w:pStyle w:val="TOC1"/>
+            <w:tabs>
+              <w:tab w:val="right" w:leader="dot" w:pos="9628"/>
+            </w:tabs>
+            <w:rPr>
+              <w:rFonts w:asciiTheme="minorHAnsi" w:eastAsiaTheme="minorEastAsia" w:hAnsiTheme="minorHAnsi" w:cstheme="minorBidi"/>
+              <w:noProof/>
+              <w:kern w:val="2"/>
+              <w:sz w:val="24"/>
+              <w:szCs w:val="24"/>
+              <w14:ligatures w14:val="standardContextual"/>
+            </w:rPr>
+          </w:pPr>
+          <w:hyperlink w:anchor="_Toc223190745" w:history="1">
+            <w:r>
+              <w:rPr>
+                <w:rStyle w:val="Hyperlink"/>
+                <w:noProof/>
+              </w:rPr>
+              <w:t>Using Monte Carlo (Recommended)</w:t>
+            </w:r>
+            <w:r>
+              <w:rPr>
+                <w:noProof/>
+                <w:webHidden/>
+              </w:rPr>
+              <w:tab/>
+            </w:r>
+            <w:r>
+              <w:rPr>
+                <w:noProof/>
+                <w:webHidden/>
+              </w:rPr>
+              <w:fldChar w:fldCharType="begin"/>
+            </w:r>
+            <w:r>
+              <w:rPr>
+                <w:noProof/>
+                <w:webHidden/>
+              </w:rPr>
+              <w:instrText xml:space="preserve"> PAGEREF _Toc223190745 \h </w:instrText>
+            </w:r>
+            <w:r>
+              <w:rPr>
+                <w:noProof/>
+                <w:webHidden/>
+              </w:rPr>
+            </w:r>
+            <w:r>
+              <w:rPr>
+                <w:noProof/>
+                <w:webHidden/>
+              </w:rPr>
+              <w:fldChar w:fldCharType="separate"/>
+            </w:r>
+            <w:r>
+              <w:rPr>
+                <w:noProof/>
+                <w:webHidden/>
+              </w:rPr>
+              <w:t>11</w:t>
+            </w:r>
+            <w:r>
+              <w:rPr>
+                <w:noProof/>
+                <w:webHidden/>
+              </w:rPr>
+              <w:fldChar w:fldCharType="end"/>
+            </w:r>
+          </w:hyperlink>
+        </w:p>
+        <w:p>
+          <w:pPr>
+            <w:pStyle w:val="TOC2"/>
+            <w:tabs>
+              <w:tab w:val="right" w:leader="dot" w:pos="9628"/>
+            </w:tabs>
+            <w:rPr>
+              <w:rFonts w:asciiTheme="minorHAnsi" w:eastAsiaTheme="minorEastAsia" w:hAnsiTheme="minorHAnsi" w:cstheme="minorBidi"/>
+              <w:noProof/>
+              <w:kern w:val="2"/>
+              <w:sz w:val="24"/>
+              <w:szCs w:val="24"/>
+              <w14:ligatures w14:val="standardContextual"/>
+            </w:rPr>
+          </w:pPr>
+          <w:hyperlink w:anchor="_Toc223190746" w:history="1">
+            <w:r>
+              <w:rPr>
+                <w:rStyle w:val="Hyperlink"/>
+                <w:noProof/>
+              </w:rPr>
+              <w:t>Parametric Monte Carlo</w:t>
+            </w:r>
+            <w:r>
+              <w:rPr>
+                <w:noProof/>
+                <w:webHidden/>
+              </w:rPr>
+              <w:tab/>
+            </w:r>
+            <w:r>
+              <w:rPr>
+                <w:noProof/>
+                <w:webHidden/>
+              </w:rPr>
+              <w:fldChar w:fldCharType="begin"/>
+            </w:r>
+            <w:r>
+              <w:rPr>
+                <w:noProof/>
+                <w:webHidden/>
+              </w:rPr>
+              <w:instrText xml:space="preserve"> PAGEREF _Toc223190746 \h </w:instrText>
+            </w:r>
+            <w:r>
+              <w:rPr>
+                <w:noProof/>
+                <w:webHidden/>
+              </w:rPr>
+            </w:r>
+            <w:r>
+              <w:rPr>
+                <w:noProof/>
+                <w:webHidden/>
+              </w:rPr>
+              <w:fldChar w:fldCharType="separate"/>
+            </w:r>
+            <w:r>
+              <w:rPr>
+                <w:noProof/>
+                <w:webHidden/>
+              </w:rPr>
+              <w:t>11</w:t>
+            </w:r>
+            <w:r>
+              <w:rPr>
+                <w:noProof/>
+                <w:webHidden/>
+              </w:rPr>
+              <w:fldChar w:fldCharType="end"/>
+            </w:r>
+          </w:hyperlink>
+        </w:p>
+        <w:p>
+          <w:pPr>
+            <w:pStyle w:val="TOC2"/>
+            <w:tabs>
+              <w:tab w:val="right" w:leader="dot" w:pos="9628"/>
+            </w:tabs>
+            <w:rPr>
+              <w:rFonts w:asciiTheme="minorHAnsi" w:eastAsiaTheme="minorEastAsia" w:hAnsiTheme="minorHAnsi" w:cstheme="minorBidi"/>
+              <w:noProof/>
+              <w:kern w:val="2"/>
+              <w:sz w:val="24"/>
+              <w:szCs w:val="24"/>
+              <w14:ligatures w14:val="standardContextual"/>
+            </w:rPr>
+          </w:pPr>
+          <w:hyperlink w:anchor="_Toc223190747" w:history="1">
+            <w:r>
+              <w:rPr>
+                <w:rStyle w:val="Hyperlink"/>
+                <w:noProof/>
+              </w:rPr>
+              <w:t>Historical Monte Carlo</w:t>
+            </w:r>
+            <w:r>
+              <w:rPr>
+                <w:noProof/>
+                <w:webHidden/>
+              </w:rPr>
+              <w:tab/>
+            </w:r>
+            <w:r>
+              <w:rPr>
+                <w:noProof/>
+                <w:webHidden/>
+              </w:rPr>
+              <w:fldChar w:fldCharType="begin"/>
+            </w:r>
+            <w:r>
+              <w:rPr>
+                <w:noProof/>
+                <w:webHidden/>
+              </w:rPr>
+              <w:instrText xml:space="preserve"> PAGEREF _Toc223190747 \h </w:instrText>
+            </w:r>
+            <w:r>
+              <w:rPr>
+                <w:noProof/>
+                <w:webHidden/>
+              </w:rPr>
+            </w:r>
+            <w:r>
+              <w:rPr>
+                <w:noProof/>
+                <w:webHidden/>
+              </w:rPr>
+              <w:fldChar w:fldCharType="separate"/>
+            </w:r>
+            <w:r>
+              <w:rPr>
+                <w:noProof/>
+                <w:webHidden/>
+              </w:rPr>
+              <w:t>11</w:t>
+            </w:r>
+            <w:r>
+              <w:rPr>
+                <w:noProof/>
+                <w:webHidden/>
+              </w:rPr>
+              <w:fldChar w:fldCharType="end"/>
+            </w:r>
+          </w:hyperlink>
+        </w:p>
+        <w:p>
+          <w:pPr>
+            <w:pStyle w:val="TOC2"/>
+            <w:tabs>
+              <w:tab w:val="right" w:leader="dot" w:pos="9628"/>
+            </w:tabs>
+            <w:rPr>
+              <w:rFonts w:asciiTheme="minorHAnsi" w:eastAsiaTheme="minorEastAsia" w:hAnsiTheme="minorHAnsi" w:cstheme="minorBidi"/>
+              <w:noProof/>
+              <w:kern w:val="2"/>
+              <w:sz w:val="24"/>
+              <w:szCs w:val="24"/>
+              <w14:ligatures w14:val="standardContextual"/>
+            </w:rPr>
+          </w:pPr>
+          <w:hyperlink w:anchor="_Toc223190748" w:history="1">
+            <w:r>
+              <w:rPr>
+                <w:rStyle w:val="Hyperlink"/>
+                <w:noProof/>
+              </w:rPr>
+              <w:t>Interpreting Monte Carlo Results</w:t>
+            </w:r>
+            <w:r>
+              <w:rPr>
+                <w:noProof/>
+                <w:webHidden/>
+              </w:rPr>
+              <w:tab/>
+            </w:r>
+            <w:r>
+              <w:rPr>
+                <w:noProof/>
+                <w:webHidden/>
+              </w:rPr>
+              <w:fldChar w:fldCharType="begin"/>
+            </w:r>
+            <w:r>
+              <w:rPr>
+                <w:noProof/>
+                <w:webHidden/>
+              </w:rPr>
+              <w:instrText xml:space="preserve"> PAGEREF _Toc223190748 \h </w:instrText>
+            </w:r>
+            <w:r>
+              <w:rPr>
+                <w:noProof/>
+                <w:webHidden/>
+              </w:rPr>
+            </w:r>
+            <w:r>
+              <w:rPr>
+                <w:noProof/>
+                <w:webHidden/>
+              </w:rPr>
+              <w:fldChar w:fldCharType="separate"/>
+            </w:r>
+            <w:r>
+              <w:rPr>
+                <w:noProof/>
+                <w:webHidden/>
+              </w:rPr>
+              <w:t>11</w:t>
+            </w:r>
+            <w:r>
+              <w:rPr>
+                <w:noProof/>
+                <w:webHidden/>
+              </w:rPr>
+              <w:fldChar w:fldCharType="end"/>
+            </w:r>
+          </w:hyperlink>
+        </w:p>
+        <w:p>
+          <w:pPr>
+            <w:pStyle w:val="TOC3"/>
+            <w:tabs>
+              <w:tab w:val="right" w:leader="dot" w:pos="9628"/>
+            </w:tabs>
+            <w:rPr>
+              <w:rFonts w:asciiTheme="minorHAnsi" w:eastAsiaTheme="minorEastAsia" w:hAnsiTheme="minorHAnsi" w:cstheme="minorBidi"/>
+              <w:noProof/>
+              <w:kern w:val="2"/>
+              <w:sz w:val="24"/>
+              <w:szCs w:val="24"/>
+              <w14:ligatures w14:val="standardContextual"/>
+            </w:rPr>
+          </w:pPr>
+          <w:hyperlink w:anchor="_Toc223190749" w:history="1">
+            <w:r>
+              <w:rPr>
+                <w:rStyle w:val="Hyperlink"/>
+                <w:noProof/>
+              </w:rPr>
+              <w:t>Target Success Rates</w:t>
+            </w:r>
+            <w:r>
+              <w:rPr>
+                <w:noProof/>
+                <w:webHidden/>
+              </w:rPr>
+              <w:tab/>
+            </w:r>
+            <w:r>
+              <w:rPr>
+                <w:noProof/>
+                <w:webHidden/>
+              </w:rPr>
+              <w:fldChar w:fldCharType="begin"/>
+            </w:r>
+            <w:r>
+              <w:rPr>
+                <w:noProof/>
+                <w:webHidden/>
+              </w:rPr>
+              <w:instrText xml:space="preserve"> PAGEREF _Toc223190749 \h </w:instrText>
+            </w:r>
+            <w:r>
+              <w:rPr>
+                <w:noProof/>
+                <w:webHidden/>
+              </w:rPr>
+            </w:r>
+            <w:r>
+              <w:rPr>
+                <w:noProof/>
+                <w:webHidden/>
+              </w:rPr>
+              <w:fldChar w:fldCharType="separate"/>
+            </w:r>
+            <w:r>
+              <w:rPr>
+                <w:noProof/>
+                <w:webHidden/>
+              </w:rPr>
+              <w:t>11</w:t>
+            </w:r>
+            <w:r>
+              <w:rPr>
+                <w:noProof/>
+                <w:webHidden/>
+              </w:rPr>
+              <w:fldChar w:fldCharType="end"/>
+            </w:r>
+          </w:hyperlink>
+        </w:p>
+        <w:p>
+          <w:pPr>
+            <w:pStyle w:val="TOC1"/>
+            <w:tabs>
+              <w:tab w:val="right" w:leader="dot" w:pos="9628"/>
+            </w:tabs>
+            <w:rPr>
+              <w:rFonts w:asciiTheme="minorHAnsi" w:eastAsiaTheme="minorEastAsia" w:hAnsiTheme="minorHAnsi" w:cstheme="minorBidi"/>
+              <w:noProof/>
+              <w:kern w:val="2"/>
+              <w:sz w:val="24"/>
+              <w:szCs w:val="24"/>
+              <w14:ligatures w14:val="standardContextual"/>
+            </w:rPr>
+          </w:pPr>
+          <w:hyperlink w:anchor="_Toc223190750" w:history="1">
+            <w:r>
+              <w:rPr>
+                <w:rStyle w:val="Hyperlink"/>
+                <w:noProof/>
+              </w:rPr>
+              <w:t>Formal Stress Tests</w:t>
+            </w:r>
+            <w:r>
+              <w:rPr>
+                <w:noProof/>
+                <w:webHidden/>
+              </w:rPr>
+              <w:tab/>
+            </w:r>
+            <w:r>
+              <w:rPr>
+                <w:noProof/>
+                <w:webHidden/>
+              </w:rPr>
+              <w:fldChar w:fldCharType="begin"/>
+            </w:r>
+            <w:r>
+              <w:rPr>
+                <w:noProof/>
+                <w:webHidden/>
+              </w:rPr>
+              <w:instrText xml:space="preserve"> PAGEREF _Toc223190750 \h </w:instrText>
+            </w:r>
+            <w:r>
+              <w:rPr>
+                <w:noProof/>
+                <w:webHidden/>
+              </w:rPr>
+            </w:r>
+            <w:r>
+              <w:rPr>
+                <w:noProof/>
+                <w:webHidden/>
+              </w:rPr>
+              <w:fldChar w:fldCharType="separate"/>
+            </w:r>
+            <w:r>
+              <w:rPr>
+                <w:noProof/>
+                <w:webHidden/>
+              </w:rPr>
+              <w:t>11</w:t>
+            </w:r>
+            <w:r>
+              <w:rPr>
+                <w:noProof/>
+                <w:webHidden/>
+              </w:rPr>
+              <w:fldChar w:fldCharType="end"/>
+            </w:r>
+          </w:hyperlink>
+        </w:p>
+        <w:p>
+          <w:pPr>
+            <w:pStyle w:val="TOC1"/>
+            <w:tabs>
+              <w:tab w:val="right" w:leader="dot" w:pos="9628"/>
+            </w:tabs>
+            <w:rPr>
+              <w:rFonts w:asciiTheme="minorHAnsi" w:eastAsiaTheme="minorEastAsia" w:hAnsiTheme="minorHAnsi" w:cstheme="minorBidi"/>
+              <w:noProof/>
+              <w:kern w:val="2"/>
+              <w:sz w:val="24"/>
+              <w:szCs w:val="24"/>
+              <w14:ligatures w14:val="standardContextual"/>
+            </w:rPr>
+          </w:pPr>
+          <w:hyperlink w:anchor="_Toc223190751" w:history="1">
+            <w:r>
+              <w:rPr>
+                <w:rStyle w:val="Hyperlink"/>
+                <w:noProof/>
+              </w:rPr>
+              <w:t>Common Adjustments</w:t>
+            </w:r>
+            <w:r>
+              <w:rPr>
+                <w:noProof/>
+                <w:webHidden/>
+              </w:rPr>
+              <w:tab/>
+            </w:r>
+            <w:r>
+              <w:rPr>
+                <w:noProof/>
+                <w:webHidden/>
+              </w:rPr>
+              <w:fldChar w:fldCharType="begin"/>
+            </w:r>
+            <w:r>
+              <w:rPr>
+                <w:noProof/>
+                <w:webHidden/>
+              </w:rPr>
+              <w:instrText xml:space="preserve"> PAGEREF _Toc223190751 \h </w:instrText>
+            </w:r>
+            <w:r>
+              <w:rPr>
+                <w:noProof/>
+                <w:webHidden/>
+              </w:rPr>
+            </w:r>
+            <w:r>
+              <w:rPr>
+                <w:noProof/>
+                <w:webHidden/>
+              </w:rPr>
+              <w:fldChar w:fldCharType="separate"/>
+            </w:r>
+            <w:r>
+              <w:rPr>
+                <w:noProof/>
+                <w:webHidden/>
+              </w:rPr>
+              <w:t>12</w:t>
+            </w:r>
+            <w:r>
+              <w:rPr>
+                <w:noProof/>
+                <w:webHidden/>
+              </w:rPr>
+              <w:fldChar w:fldCharType="end"/>
+            </w:r>
+          </w:hyperlink>
+        </w:p>
+        <w:p>
+          <w:pPr>
+            <w:pStyle w:val="TOC2"/>
+            <w:tabs>
+              <w:tab w:val="right" w:leader="dot" w:pos="9628"/>
+            </w:tabs>
+            <w:rPr>
+              <w:rFonts w:asciiTheme="minorHAnsi" w:eastAsiaTheme="minorEastAsia" w:hAnsiTheme="minorHAnsi" w:cstheme="minorBidi"/>
+              <w:noProof/>
+              <w:kern w:val="2"/>
+              <w:sz w:val="24"/>
+              <w:szCs w:val="24"/>
+              <w14:ligatures w14:val="standardContextual"/>
+            </w:rPr>
+          </w:pPr>
+          <w:hyperlink w:anchor="_Toc223190752" w:history="1">
+            <w:r>
+              <w:rPr>
+                <w:rStyle w:val="Hyperlink"/>
+                <w:noProof/>
+              </w:rPr>
+              <w:t>If Running Out of Money</w:t>
+            </w:r>
+            <w:r>
+              <w:rPr>
+                <w:noProof/>
+                <w:webHidden/>
+              </w:rPr>
+              <w:tab/>
+            </w:r>
+            <w:r>
+              <w:rPr>
+                <w:noProof/>
+                <w:webHidden/>
+              </w:rPr>
+              <w:fldChar w:fldCharType="begin"/>
+            </w:r>
+            <w:r>
+              <w:rPr>
+                <w:noProof/>
+                <w:webHidden/>
+              </w:rPr>
+              <w:instrText xml:space="preserve"> PAGEREF _Toc223190752 \h </w:instrText>
+            </w:r>
+            <w:r>
+              <w:rPr>
+                <w:noProof/>
+                <w:webHidden/>
+              </w:rPr>
+            </w:r>
+            <w:r>
+              <w:rPr>
+                <w:noProof/>
+                <w:webHidden/>
+              </w:rPr>
+              <w:fldChar w:fldCharType="separate"/>
+            </w:r>
+            <w:r>
+              <w:rPr>
+                <w:noProof/>
+                <w:webHidden/>
+              </w:rPr>
+              <w:t>12</w:t>
+            </w:r>
+            <w:r>
+              <w:rPr>
+                <w:noProof/>
+                <w:webHidden/>
+              </w:rPr>
+              <w:fldChar w:fldCharType="end"/>
+            </w:r>
+          </w:hyperlink>
+        </w:p>
+        <w:p>
+          <w:pPr>
+            <w:pStyle w:val="TOC3"/>
+            <w:tabs>
+              <w:tab w:val="right" w:leader="dot" w:pos="9628"/>
+            </w:tabs>
+            <w:rPr>
+              <w:rFonts w:asciiTheme="minorHAnsi" w:eastAsiaTheme="minorEastAsia" w:hAnsiTheme="minorHAnsi" w:cstheme="minorBidi"/>
+              <w:noProof/>
+              <w:kern w:val="2"/>
+              <w:sz w:val="24"/>
+              <w:szCs w:val="24"/>
+              <w14:ligatures w14:val="standardContextual"/>
+            </w:rPr>
+          </w:pPr>
+          <w:hyperlink w:anchor="_Toc223190753" w:history="1">
+            <w:r>
+              <w:rPr>
+                <w:rStyle w:val="Hyperlink"/>
+                <w:noProof/>
+              </w:rPr>
+              <w:t>Option 1: Reduce Spending</w:t>
+            </w:r>
+            <w:r>
+              <w:rPr>
+                <w:noProof/>
+                <w:webHidden/>
+              </w:rPr>
+              <w:tab/>
+            </w:r>
+            <w:r>
+              <w:rPr>
+                <w:noProof/>
+                <w:webHidden/>
+              </w:rPr>
+              <w:fldChar w:fldCharType="begin"/>
+            </w:r>
+            <w:r>
+              <w:rPr>
+                <w:noProof/>
+                <w:webHidden/>
+              </w:rPr>
+              <w:instrText xml:space="preserve"> PAGEREF _Toc223190753 \h </w:instrText>
+            </w:r>
+            <w:r>
+              <w:rPr>
+                <w:noProof/>
+                <w:webHidden/>
+              </w:rPr>
+            </w:r>
+            <w:r>
+              <w:rPr>
+                <w:noProof/>
+                <w:webHidden/>
+              </w:rPr>
+              <w:fldChar w:fldCharType="separate"/>
+            </w:r>
+            <w:r>
+              <w:rPr>
+                <w:noProof/>
+                <w:webHidden/>
+              </w:rPr>
+              <w:t>12</w:t>
+            </w:r>
+            <w:r>
+              <w:rPr>
+                <w:noProof/>
+                <w:webHidden/>
+              </w:rPr>
+              <w:fldChar w:fldCharType="end"/>
+            </w:r>
+          </w:hyperlink>
+        </w:p>
+        <w:p>
+          <w:pPr>
+            <w:pStyle w:val="TOC3"/>
+            <w:tabs>
+              <w:tab w:val="right" w:leader="dot" w:pos="9628"/>
+            </w:tabs>
+            <w:rPr>
+              <w:rFonts w:asciiTheme="minorHAnsi" w:eastAsiaTheme="minorEastAsia" w:hAnsiTheme="minorHAnsi" w:cstheme="minorBidi"/>
+              <w:noProof/>
+              <w:kern w:val="2"/>
+              <w:sz w:val="24"/>
+              <w:szCs w:val="24"/>
+              <w14:ligatures w14:val="standardContextual"/>
+            </w:rPr>
+          </w:pPr>
+          <w:hyperlink w:anchor="_Toc223190754" w:history="1">
+            <w:r>
+              <w:rPr>
+                <w:rStyle w:val="Hyperlink"/>
+                <w:noProof/>
+              </w:rPr>
+              <w:t>Option 2: Delay Retirement</w:t>
+            </w:r>
+            <w:r>
+              <w:rPr>
+                <w:noProof/>
+                <w:webHidden/>
+              </w:rPr>
+              <w:tab/>
+            </w:r>
+            <w:r>
+              <w:rPr>
+                <w:noProof/>
+                <w:webHidden/>
+              </w:rPr>
+              <w:fldChar w:fldCharType="begin"/>
+            </w:r>
+            <w:r>
+              <w:rPr>
+                <w:noProof/>
+                <w:webHidden/>
+              </w:rPr>
+              <w:instrText xml:space="preserve"> PAGEREF _Toc223190754 \h </w:instrText>
+            </w:r>
+            <w:r>
+              <w:rPr>
+                <w:noProof/>
+                <w:webHidden/>
+              </w:rPr>
+            </w:r>
+            <w:r>
+              <w:rPr>
+                <w:noProof/>
+                <w:webHidden/>
+              </w:rPr>
+              <w:fldChar w:fldCharType="separate"/>
+            </w:r>
+            <w:r>
+              <w:rPr>
+                <w:noProof/>
+                <w:webHidden/>
+              </w:rPr>
+              <w:t>12</w:t>
+            </w:r>
+            <w:r>
+              <w:rPr>
+                <w:noProof/>
+                <w:webHidden/>
+              </w:rPr>
+              <w:fldChar w:fldCharType="end"/>
+            </w:r>
+          </w:hyperlink>
+        </w:p>
+        <w:p>
+          <w:pPr>
+            <w:pStyle w:val="TOC3"/>
+            <w:tabs>
+              <w:tab w:val="right" w:leader="dot" w:pos="9628"/>
+            </w:tabs>
+            <w:rPr>
+              <w:rFonts w:asciiTheme="minorHAnsi" w:eastAsiaTheme="minorEastAsia" w:hAnsiTheme="minorHAnsi" w:cstheme="minorBidi"/>
+              <w:noProof/>
+              <w:kern w:val="2"/>
+              <w:sz w:val="24"/>
+              <w:szCs w:val="24"/>
+              <w14:ligatures w14:val="standardContextual"/>
+            </w:rPr>
+          </w:pPr>
+          <w:hyperlink w:anchor="_Toc223190755" w:history="1">
+            <w:r>
+              <w:rPr>
+                <w:rStyle w:val="Hyperlink"/>
+                <w:noProof/>
+              </w:rPr>
+              <w:t>Option 3: Add Part-Time Income</w:t>
+            </w:r>
+            <w:r>
+              <w:rPr>
+                <w:noProof/>
+                <w:webHidden/>
+              </w:rPr>
+              <w:tab/>
+            </w:r>
+            <w:r>
+              <w:rPr>
+                <w:noProof/>
+                <w:webHidden/>
+              </w:rPr>
+              <w:fldChar w:fldCharType="begin"/>
+            </w:r>
+            <w:r>
+              <w:rPr>
+                <w:noProof/>
+                <w:webHidden/>
+              </w:rPr>
+              <w:instrText xml:space="preserve"> PAGEREF _Toc223190755 \h </w:instrText>
+            </w:r>
+            <w:r>
+              <w:rPr>
+                <w:noProof/>
+                <w:webHidden/>
+              </w:rPr>
+            </w:r>
+            <w:r>
+              <w:rPr>
+                <w:noProof/>
+                <w:webHidden/>
+              </w:rPr>
+              <w:fldChar w:fldCharType="separate"/>
+            </w:r>
+            <w:r>
+              <w:rPr>
+                <w:noProof/>
+                <w:webHidden/>
+              </w:rPr>
+              <w:t>12</w:t>
+            </w:r>
+            <w:r>
+              <w:rPr>
+                <w:noProof/>
+                <w:webHidden/>
+              </w:rPr>
+              <w:fldChar w:fldCharType="end"/>
+            </w:r>
+          </w:hyperlink>
+        </w:p>
+        <w:p>
+          <w:pPr>
+            <w:pStyle w:val="TOC3"/>
+            <w:tabs>
+              <w:tab w:val="right" w:leader="dot" w:pos="9628"/>
+            </w:tabs>
+            <w:rPr>
+              <w:rFonts w:asciiTheme="minorHAnsi" w:eastAsiaTheme="minorEastAsia" w:hAnsiTheme="minorHAnsi" w:cstheme="minorBidi"/>
+              <w:noProof/>
+              <w:kern w:val="2"/>
+              <w:sz w:val="24"/>
+              <w:szCs w:val="24"/>
+              <w14:ligatures w14:val="standardContextual"/>
+            </w:rPr>
+          </w:pPr>
+          <w:hyperlink w:anchor="_Toc223190756" w:history="1">
+            <w:r>
+              <w:rPr>
+                <w:rStyle w:val="Hyperlink"/>
+                <w:noProof/>
+              </w:rPr>
+              <w:t>Option 4: Enable Guardrails</w:t>
+            </w:r>
+            <w:r>
+              <w:rPr>
+                <w:noProof/>
+                <w:webHidden/>
+              </w:rPr>
+              <w:tab/>
+            </w:r>
+            <w:r>
+              <w:rPr>
+                <w:noProof/>
+                <w:webHidden/>
+              </w:rPr>
+              <w:fldChar w:fldCharType="begin"/>
+            </w:r>
+            <w:r>
+              <w:rPr>
+                <w:noProof/>
+                <w:webHidden/>
+              </w:rPr>
+              <w:instrText xml:space="preserve"> PAGEREF _Toc223190756 \h </w:instrText>
+            </w:r>
+            <w:r>
+              <w:rPr>
+                <w:noProof/>
+                <w:webHidden/>
+              </w:rPr>
+            </w:r>
+            <w:r>
+              <w:rPr>
+                <w:noProof/>
+                <w:webHidden/>
+              </w:rPr>
+              <w:fldChar w:fldCharType="separate"/>
+            </w:r>
+            <w:r>
+              <w:rPr>
+                <w:noProof/>
+                <w:webHidden/>
+              </w:rPr>
+              <w:t>12</w:t>
+            </w:r>
+            <w:r>
+              <w:rPr>
+                <w:noProof/>
+                <w:webHidden/>
+              </w:rPr>
+              <w:fldChar w:fldCharType="end"/>
+            </w:r>
+          </w:hyperlink>
+        </w:p>
+        <w:p>
+          <w:pPr>
+            <w:pStyle w:val="TOC2"/>
+            <w:tabs>
+              <w:tab w:val="right" w:leader="dot" w:pos="9628"/>
+            </w:tabs>
+            <w:rPr>
+              <w:rFonts w:asciiTheme="minorHAnsi" w:eastAsiaTheme="minorEastAsia" w:hAnsiTheme="minorHAnsi" w:cstheme="minorBidi"/>
+              <w:noProof/>
+              <w:kern w:val="2"/>
+              <w:sz w:val="24"/>
+              <w:szCs w:val="24"/>
+              <w14:ligatures w14:val="standardContextual"/>
+            </w:rPr>
+          </w:pPr>
+          <w:hyperlink w:anchor="_Toc223190757" w:history="1">
+            <w:r>
+              <w:rPr>
+                <w:rStyle w:val="Hyperlink"/>
+                <w:noProof/>
+              </w:rPr>
+              <w:t>If Too Much Left Over</w:t>
+            </w:r>
+            <w:r>
+              <w:rPr>
+                <w:noProof/>
+                <w:webHidden/>
+              </w:rPr>
+              <w:tab/>
+            </w:r>
+            <w:r>
+              <w:rPr>
+                <w:noProof/>
+                <w:webHidden/>
+              </w:rPr>
+              <w:fldChar w:fldCharType="begin"/>
+            </w:r>
+            <w:r>
+              <w:rPr>
+                <w:noProof/>
+                <w:webHidden/>
+              </w:rPr>
+              <w:instrText xml:space="preserve"> PAGEREF _Toc223190757 \h </w:instrText>
+            </w:r>
+            <w:r>
+              <w:rPr>
+                <w:noProof/>
+                <w:webHidden/>
+              </w:rPr>
+            </w:r>
+            <w:r>
+              <w:rPr>
+                <w:noProof/>
+                <w:webHidden/>
+              </w:rPr>
+              <w:fldChar w:fldCharType="separate"/>
+            </w:r>
+            <w:r>
+              <w:rPr>
+                <w:noProof/>
+                <w:webHidden/>
+              </w:rPr>
+              <w:t>12</w:t>
+            </w:r>
+            <w:r>
+              <w:rPr>
+                <w:noProof/>
+                <w:webHidden/>
+              </w:rPr>
+              <w:fldChar w:fldCharType="end"/>
+            </w:r>
+          </w:hyperlink>
+        </w:p>
+        <w:p>
+          <w:pPr>
+            <w:pStyle w:val="TOC1"/>
+            <w:tabs>
+              <w:tab w:val="right" w:leader="dot" w:pos="9628"/>
+            </w:tabs>
+            <w:rPr>
+              <w:rFonts w:asciiTheme="minorHAnsi" w:eastAsiaTheme="minorEastAsia" w:hAnsiTheme="minorHAnsi" w:cstheme="minorBidi"/>
+              <w:noProof/>
+              <w:kern w:val="2"/>
+              <w:sz w:val="24"/>
+              <w:szCs w:val="24"/>
+              <w14:ligatures w14:val="standardContextual"/>
+            </w:rPr>
+          </w:pPr>
+          <w:hyperlink w:anchor="_Toc223190758" w:history="1">
+            <w:r>
+              <w:rPr>
+                <w:rStyle w:val="Hyperlink"/>
+                <w:noProof/>
+              </w:rPr>
+              <w:t>Pro Tips</w:t>
+            </w:r>
+            <w:r>
+              <w:rPr>
+                <w:noProof/>
+                <w:webHidden/>
+              </w:rPr>
+              <w:tab/>
+            </w:r>
+            <w:r>
+              <w:rPr>
+                <w:noProof/>
+                <w:webHidden/>
+              </w:rPr>
+              <w:fldChar w:fldCharType="begin"/>
+            </w:r>
+            <w:r>
+              <w:rPr>
+                <w:noProof/>
+                <w:webHidden/>
+              </w:rPr>
+              <w:instrText xml:space="preserve"> PAGEREF _Toc223190758 \h </w:instrText>
+            </w:r>
+            <w:r>
+              <w:rPr>
+                <w:noProof/>
+                <w:webHidden/>
+              </w:rPr>
+            </w:r>
+            <w:r>
+              <w:rPr>
+                <w:noProof/>
+                <w:webHidden/>
+              </w:rPr>
+              <w:fldChar w:fldCharType="separate"/>
+            </w:r>
+            <w:r>
+              <w:rPr>
+                <w:noProof/>
+                <w:webHidden/>
+              </w:rPr>
+              <w:t>12</w:t>
+            </w:r>
+            <w:r>
+              <w:rPr>
+                <w:noProof/>
+                <w:webHidden/>
+              </w:rPr>
+              <w:fldChar w:fldCharType="end"/>
+            </w:r>
+          </w:hyperlink>
+        </w:p>
+        <w:p>
+          <w:pPr>
+            <w:pStyle w:val="TOC3"/>
+            <w:tabs>
+              <w:tab w:val="right" w:leader="dot" w:pos="9628"/>
+            </w:tabs>
+            <w:rPr>
+              <w:rFonts w:asciiTheme="minorHAnsi" w:eastAsiaTheme="minorEastAsia" w:hAnsiTheme="minorHAnsi" w:cstheme="minorBidi"/>
+              <w:noProof/>
+              <w:kern w:val="2"/>
+              <w:sz w:val="24"/>
+              <w:szCs w:val="24"/>
+              <w14:ligatures w14:val="standardContextual"/>
+            </w:rPr>
+          </w:pPr>
+          <w:hyperlink w:anchor="_Toc223190759" w:history="1">
+            <w:r>
+              <w:rPr>
+                <w:rStyle w:val="Hyperlink"/>
+                <w:noProof/>
+              </w:rPr>
+              <w:t>1. Start Conservative</w:t>
+            </w:r>
+            <w:r>
+              <w:rPr>
+                <w:noProof/>
+                <w:webHidden/>
+              </w:rPr>
+              <w:tab/>
+            </w:r>
+            <w:r>
+              <w:rPr>
+                <w:noProof/>
+                <w:webHidden/>
+              </w:rPr>
+              <w:fldChar w:fldCharType="begin"/>
+            </w:r>
+            <w:r>
+              <w:rPr>
+                <w:noProof/>
+                <w:webHidden/>
+              </w:rPr>
+              <w:instrText xml:space="preserve"> PAGEREF _Toc223190759 \h </w:instrText>
+            </w:r>
+            <w:r>
+              <w:rPr>
+                <w:noProof/>
+                <w:webHidden/>
+              </w:rPr>
+            </w:r>
+            <w:r>
+              <w:rPr>
+                <w:noProof/>
+                <w:webHidden/>
+              </w:rPr>
+              <w:fldChar w:fldCharType="separate"/>
+            </w:r>
+            <w:r>
+              <w:rPr>
+                <w:noProof/>
+                <w:webHidden/>
+              </w:rPr>
+              <w:t>12</w:t>
+            </w:r>
+            <w:r>
+              <w:rPr>
+                <w:noProof/>
+                <w:webHidden/>
+              </w:rPr>
+              <w:fldChar w:fldCharType="end"/>
+            </w:r>
+          </w:hyperlink>
+        </w:p>
+        <w:p>
+          <w:pPr>
+            <w:pStyle w:val="TOC3"/>
+            <w:tabs>
+              <w:tab w:val="right" w:leader="dot" w:pos="9628"/>
+            </w:tabs>
+            <w:rPr>
+              <w:rFonts w:asciiTheme="minorHAnsi" w:eastAsiaTheme="minorEastAsia" w:hAnsiTheme="minorHAnsi" w:cstheme="minorBidi"/>
+              <w:noProof/>
+              <w:kern w:val="2"/>
+              <w:sz w:val="24"/>
+              <w:szCs w:val="24"/>
+              <w14:ligatures w14:val="standardContextual"/>
+            </w:rPr>
+          </w:pPr>
+          <w:hyperlink w:anchor="_Toc223190760" w:history="1">
+            <w:r>
+              <w:rPr>
+                <w:rStyle w:val="Hyperlink"/>
+                <w:noProof/>
+              </w:rPr>
+              <w:t>2. Test Multiple Scenarios</w:t>
+            </w:r>
+            <w:r>
+              <w:rPr>
+                <w:noProof/>
+                <w:webHidden/>
+              </w:rPr>
+              <w:tab/>
+            </w:r>
+            <w:r>
+              <w:rPr>
+                <w:noProof/>
+                <w:webHidden/>
+              </w:rPr>
+              <w:fldChar w:fldCharType="begin"/>
+            </w:r>
+            <w:r>
+              <w:rPr>
+                <w:noProof/>
+                <w:webHidden/>
+              </w:rPr>
+              <w:instrText xml:space="preserve"> PAGEREF _Toc223190760 \h </w:instrText>
+            </w:r>
+            <w:r>
+              <w:rPr>
+                <w:noProof/>
+                <w:webHidden/>
+              </w:rPr>
+            </w:r>
+            <w:r>
+              <w:rPr>
+                <w:noProof/>
+                <w:webHidden/>
+              </w:rPr>
+              <w:fldChar w:fldCharType="separate"/>
+            </w:r>
+            <w:r>
+              <w:rPr>
+                <w:noProof/>
+                <w:webHidden/>
+              </w:rPr>
+              <w:t>12</w:t>
+            </w:r>
+            <w:r>
+              <w:rPr>
+                <w:noProof/>
+                <w:webHidden/>
+              </w:rPr>
+              <w:fldChar w:fldCharType="end"/>
+            </w:r>
+          </w:hyperlink>
+        </w:p>
+        <w:p>
+          <w:pPr>
+            <w:pStyle w:val="TOC3"/>
+            <w:tabs>
+              <w:tab w:val="right" w:leader="dot" w:pos="9628"/>
+            </w:tabs>
+            <w:rPr>
+              <w:rFonts w:asciiTheme="minorHAnsi" w:eastAsiaTheme="minorEastAsia" w:hAnsiTheme="minorHAnsi" w:cstheme="minorBidi"/>
+              <w:noProof/>
+              <w:kern w:val="2"/>
+              <w:sz w:val="24"/>
+              <w:szCs w:val="24"/>
+              <w14:ligatures w14:val="standardContextual"/>
+            </w:rPr>
+          </w:pPr>
+          <w:hyperlink w:anchor="_Toc223190761" w:history="1">
+            <w:r>
+              <w:rPr>
+                <w:rStyle w:val="Hyperlink"/>
+                <w:noProof/>
+              </w:rPr>
+              <w:t>3. Use Real Dollars View</w:t>
+            </w:r>
+            <w:r>
+              <w:rPr>
+                <w:noProof/>
+                <w:webHidden/>
+              </w:rPr>
+              <w:tab/>
+            </w:r>
+            <w:r>
+              <w:rPr>
+                <w:noProof/>
+                <w:webHidden/>
+              </w:rPr>
+              <w:fldChar w:fldCharType="begin"/>
+            </w:r>
+            <w:r>
+              <w:rPr>
+                <w:noProof/>
+                <w:webHidden/>
+              </w:rPr>
+              <w:instrText xml:space="preserve"> PAGEREF _Toc223190761 \h </w:instrText>
+            </w:r>
+            <w:r>
+              <w:rPr>
+                <w:noProof/>
+                <w:webHidden/>
+              </w:rPr>
+            </w:r>
+            <w:r>
+              <w:rPr>
+                <w:noProof/>
+                <w:webHidden/>
+              </w:rPr>
+              <w:fldChar w:fldCharType="separate"/>
+            </w:r>
+            <w:r>
+              <w:rPr>
+                <w:noProof/>
+                <w:webHidden/>
+              </w:rPr>
+              <w:t>13</w:t>
+            </w:r>
+            <w:r>
+              <w:rPr>
+                <w:noProof/>
+                <w:webHidden/>
+              </w:rPr>
+              <w:fldChar w:fldCharType="end"/>
+            </w:r>
+          </w:hyperlink>
+        </w:p>
+        <w:p>
+          <w:pPr>
+            <w:pStyle w:val="TOC3"/>
+            <w:tabs>
+              <w:tab w:val="right" w:leader="dot" w:pos="9628"/>
+            </w:tabs>
+            <w:rPr>
+              <w:rFonts w:asciiTheme="minorHAnsi" w:eastAsiaTheme="minorEastAsia" w:hAnsiTheme="minorHAnsi" w:cstheme="minorBidi"/>
+              <w:noProof/>
+              <w:kern w:val="2"/>
+              <w:sz w:val="24"/>
+              <w:szCs w:val="24"/>
+              <w14:ligatures w14:val="standardContextual"/>
+            </w:rPr>
+          </w:pPr>
+          <w:hyperlink w:anchor="_Toc223190762" w:history="1">
+            <w:r>
+              <w:rPr>
+                <w:rStyle w:val="Hyperlink"/>
+                <w:noProof/>
+              </w:rPr>
+              <w:t>4. Don’t Obsess Over Precision</w:t>
+            </w:r>
+            <w:r>
+              <w:rPr>
+                <w:noProof/>
+                <w:webHidden/>
+              </w:rPr>
+              <w:tab/>
+            </w:r>
+            <w:r>
+              <w:rPr>
+                <w:noProof/>
+                <w:webHidden/>
+              </w:rPr>
+              <w:fldChar w:fldCharType="begin"/>
+            </w:r>
+            <w:r>
+              <w:rPr>
+                <w:noProof/>
+                <w:webHidden/>
+              </w:rPr>
+              <w:instrText xml:space="preserve"> PAGEREF _Toc223190762 \h </w:instrText>
+            </w:r>
+            <w:r>
+              <w:rPr>
+                <w:noProof/>
+                <w:webHidden/>
+              </w:rPr>
+            </w:r>
+            <w:r>
+              <w:rPr>
+                <w:noProof/>
+                <w:webHidden/>
+              </w:rPr>
+              <w:fldChar w:fldCharType="separate"/>
+            </w:r>
+            <w:r>
+              <w:rPr>
+                <w:noProof/>
+                <w:webHidden/>
+              </w:rPr>
+              <w:t>13</w:t>
+            </w:r>
+            <w:r>
+              <w:rPr>
+                <w:noProof/>
+                <w:webHidden/>
+              </w:rPr>
+              <w:fldChar w:fldCharType="end"/>
+            </w:r>
+          </w:hyperlink>
+        </w:p>
+        <w:p>
+          <w:pPr>
+            <w:pStyle w:val="TOC3"/>
+            <w:tabs>
+              <w:tab w:val="right" w:leader="dot" w:pos="9628"/>
+            </w:tabs>
+            <w:rPr>
+              <w:rFonts w:asciiTheme="minorHAnsi" w:eastAsiaTheme="minorEastAsia" w:hAnsiTheme="minorHAnsi" w:cstheme="minorBidi"/>
+              <w:noProof/>
+              <w:kern w:val="2"/>
+              <w:sz w:val="24"/>
+              <w:szCs w:val="24"/>
+              <w14:ligatures w14:val="standardContextual"/>
+            </w:rPr>
+          </w:pPr>
+          <w:hyperlink w:anchor="_Toc223190763" w:history="1">
+            <w:r>
+              <w:rPr>
+                <w:rStyle w:val="Hyperlink"/>
+                <w:noProof/>
+              </w:rPr>
+              <w:t>5. Age Pension Matters</w:t>
+            </w:r>
+            <w:r>
+              <w:rPr>
+                <w:noProof/>
+                <w:webHidden/>
+              </w:rPr>
+              <w:tab/>
+            </w:r>
+            <w:r>
+              <w:rPr>
+                <w:noProof/>
+                <w:webHidden/>
+              </w:rPr>
+              <w:fldChar w:fldCharType="begin"/>
+            </w:r>
+            <w:r>
+              <w:rPr>
+                <w:noProof/>
+                <w:webHidden/>
+              </w:rPr>
+              <w:instrText xml:space="preserve"> PAGEREF _Toc223190763 \h </w:instrText>
+            </w:r>
+            <w:r>
+              <w:rPr>
+                <w:noProof/>
+                <w:webHidden/>
+              </w:rPr>
+            </w:r>
+            <w:r>
+              <w:rPr>
+                <w:noProof/>
+                <w:webHidden/>
+              </w:rPr>
+              <w:fldChar w:fldCharType="separate"/>
+            </w:r>
+            <w:r>
+              <w:rPr>
+                <w:noProof/>
+                <w:webHidden/>
+              </w:rPr>
+              <w:t>13</w:t>
+            </w:r>
+            <w:r>
+              <w:rPr>
+                <w:noProof/>
+                <w:webHidden/>
+              </w:rPr>
+              <w:fldChar w:fldCharType="end"/>
+            </w:r>
+          </w:hyperlink>
+        </w:p>
+        <w:p>
+          <w:pPr>
+            <w:pStyle w:val="TOC3"/>
+            <w:tabs>
+              <w:tab w:val="right" w:leader="dot" w:pos="9628"/>
+            </w:tabs>
+            <w:rPr>
+              <w:rFonts w:asciiTheme="minorHAnsi" w:eastAsiaTheme="minorEastAsia" w:hAnsiTheme="minorHAnsi" w:cstheme="minorBidi"/>
+              <w:noProof/>
+              <w:kern w:val="2"/>
+              <w:sz w:val="24"/>
+              <w:szCs w:val="24"/>
+              <w14:ligatures w14:val="standardContextual"/>
+            </w:rPr>
+          </w:pPr>
+          <w:hyperlink w:anchor="_Toc223190764" w:history="1">
+            <w:r>
+              <w:rPr>
+                <w:rStyle w:val="Hyperlink"/>
+                <w:noProof/>
+              </w:rPr>
+              <w:t>6. Use the Scenario Manager</w:t>
+            </w:r>
+            <w:r>
+              <w:rPr>
+                <w:noProof/>
+                <w:webHidden/>
+              </w:rPr>
+              <w:tab/>
+            </w:r>
+            <w:r>
+              <w:rPr>
+                <w:noProof/>
+                <w:webHidden/>
+              </w:rPr>
+              <w:fldChar w:fldCharType="begin"/>
+            </w:r>
+            <w:r>
+              <w:rPr>
+                <w:noProof/>
+                <w:webHidden/>
+              </w:rPr>
+              <w:instrText xml:space="preserve"> PAGEREF _Toc223190764 \h </w:instrText>
+            </w:r>
+            <w:r>
+              <w:rPr>
+                <w:noProof/>
+                <w:webHidden/>
+              </w:rPr>
+            </w:r>
+            <w:r>
+              <w:rPr>
+                <w:noProof/>
+                <w:webHidden/>
+              </w:rPr>
+              <w:fldChar w:fldCharType="separate"/>
+            </w:r>
+            <w:r>
+              <w:rPr>
+                <w:noProof/>
+                <w:webHidden/>
+              </w:rPr>
+              <w:t>13</w:t>
+            </w:r>
+            <w:r>
+              <w:rPr>
+                <w:noProof/>
+                <w:webHidden/>
+              </w:rPr>
+              <w:fldChar w:fldCharType="end"/>
+            </w:r>
+          </w:hyperlink>
+        </w:p>
+        <w:p>
+          <w:pPr>
+            <w:pStyle w:val="TOC1"/>
+            <w:tabs>
+              <w:tab w:val="right" w:leader="dot" w:pos="9628"/>
+            </w:tabs>
+            <w:rPr>
+              <w:rFonts w:asciiTheme="minorHAnsi" w:eastAsiaTheme="minorEastAsia" w:hAnsiTheme="minorHAnsi" w:cstheme="minorBidi"/>
+              <w:noProof/>
+              <w:kern w:val="2"/>
+              <w:sz w:val="24"/>
+              <w:szCs w:val="24"/>
+              <w14:ligatures w14:val="standardContextual"/>
+            </w:rPr>
+          </w:pPr>
+          <w:hyperlink w:anchor="_Toc223190765" w:history="1">
+            <w:r>
+              <w:rPr>
+                <w:rStyle w:val="Hyperlink"/>
+                <w:noProof/>
+              </w:rPr>
+              <w:t>Checklist for Your First Run</w:t>
+            </w:r>
+            <w:r>
+              <w:rPr>
+                <w:noProof/>
+                <w:webHidden/>
+              </w:rPr>
+              <w:tab/>
+            </w:r>
+            <w:r>
+              <w:rPr>
+                <w:noProof/>
+                <w:webHidden/>
+              </w:rPr>
+              <w:fldChar w:fldCharType="begin"/>
+            </w:r>
+            <w:r>
+              <w:rPr>
+                <w:noProof/>
+                <w:webHidden/>
+              </w:rPr>
+              <w:instrText xml:space="preserve"> PAGEREF _Toc223190765 \h </w:instrText>
+            </w:r>
+            <w:r>
+              <w:rPr>
+                <w:noProof/>
+                <w:webHidden/>
+              </w:rPr>
+            </w:r>
+            <w:r>
+              <w:rPr>
+                <w:noProof/>
+                <w:webHidden/>
+              </w:rPr>
+              <w:fldChar w:fldCharType="separate"/>
+            </w:r>
+            <w:r>
+              <w:rPr>
+                <w:noProof/>
+                <w:webHidden/>
+              </w:rPr>
+              <w:t>13</w:t>
+            </w:r>
+            <w:r>
+              <w:rPr>
+                <w:noProof/>
+                <w:webHidden/>
+              </w:rPr>
+              <w:fldChar w:fldCharType="end"/>
+            </w:r>
+          </w:hyperlink>
+        </w:p>
+        <w:p>
+          <w:pPr>
+            <w:pStyle w:val="TOC3"/>
+            <w:tabs>
+              <w:tab w:val="right" w:leader="dot" w:pos="9628"/>
+            </w:tabs>
+            <w:rPr>
+              <w:rFonts w:asciiTheme="minorHAnsi" w:eastAsiaTheme="minorEastAsia" w:hAnsiTheme="minorHAnsi" w:cstheme="minorBidi"/>
+              <w:noProof/>
+              <w:kern w:val="2"/>
+              <w:sz w:val="24"/>
+              <w:szCs w:val="24"/>
+              <w14:ligatures w14:val="standardContextual"/>
+            </w:rPr>
+          </w:pPr>
+          <w:hyperlink w:anchor="_Toc223190766" w:history="1">
+            <w:r>
+              <w:rPr>
+                <w:rStyle w:val="Hyperlink"/>
+                <w:noProof/>
+              </w:rPr>
+              <w:t>5-Minute Setup</w:t>
+            </w:r>
+            <w:r>
+              <w:rPr>
+                <w:noProof/>
+                <w:webHidden/>
+              </w:rPr>
+              <w:tab/>
+            </w:r>
+            <w:r>
+              <w:rPr>
+                <w:noProof/>
+                <w:webHidden/>
+              </w:rPr>
+              <w:fldChar w:fldCharType="begin"/>
+            </w:r>
+            <w:r>
+              <w:rPr>
+                <w:noProof/>
+                <w:webHidden/>
+              </w:rPr>
+              <w:instrText xml:space="preserve"> PAGEREF _Toc223190766 \h </w:instrText>
+            </w:r>
+            <w:r>
+              <w:rPr>
+                <w:noProof/>
+                <w:webHidden/>
+              </w:rPr>
+            </w:r>
+            <w:r>
+              <w:rPr>
+                <w:noProof/>
+                <w:webHidden/>
+              </w:rPr>
+              <w:fldChar w:fldCharType="separate"/>
+            </w:r>
+            <w:r>
+              <w:rPr>
+                <w:noProof/>
+                <w:webHidden/>
+              </w:rPr>
+              <w:t>13</w:t>
+            </w:r>
+            <w:r>
+              <w:rPr>
+                <w:noProof/>
+                <w:webHidden/>
+              </w:rPr>
+              <w:fldChar w:fldCharType="end"/>
+            </w:r>
+          </w:hyperlink>
+        </w:p>
+        <w:p>
+          <w:pPr>
+            <w:pStyle w:val="TOC3"/>
+            <w:tabs>
+              <w:tab w:val="right" w:leader="dot" w:pos="9628"/>
+            </w:tabs>
+            <w:rPr>
+              <w:rFonts w:asciiTheme="minorHAnsi" w:eastAsiaTheme="minorEastAsia" w:hAnsiTheme="minorHAnsi" w:cstheme="minorBidi"/>
+              <w:noProof/>
+              <w:kern w:val="2"/>
+              <w:sz w:val="24"/>
+              <w:szCs w:val="24"/>
+              <w14:ligatures w14:val="standardContextual"/>
+            </w:rPr>
+          </w:pPr>
+          <w:hyperlink w:anchor="_Toc223190767" w:history="1">
+            <w:r>
+              <w:rPr>
+                <w:rStyle w:val="Hyperlink"/>
+                <w:noProof/>
+              </w:rPr>
+              <w:t>15-Minute Analysis</w:t>
+            </w:r>
+            <w:r>
+              <w:rPr>
+                <w:noProof/>
+                <w:webHidden/>
+              </w:rPr>
+              <w:tab/>
+            </w:r>
+            <w:r>
+              <w:rPr>
+                <w:noProof/>
+                <w:webHidden/>
+              </w:rPr>
+              <w:fldChar w:fldCharType="begin"/>
+            </w:r>
+            <w:r>
+              <w:rPr>
+                <w:noProof/>
+                <w:webHidden/>
+              </w:rPr>
+              <w:instrText xml:space="preserve"> PAGEREF _Toc223190767 \h </w:instrText>
+            </w:r>
+            <w:r>
+              <w:rPr>
+                <w:noProof/>
+                <w:webHidden/>
+              </w:rPr>
+            </w:r>
+            <w:r>
+              <w:rPr>
+                <w:noProof/>
+                <w:webHidden/>
+              </w:rPr>
+              <w:fldChar w:fldCharType="separate"/>
+            </w:r>
+            <w:r>
+              <w:rPr>
+                <w:noProof/>
+                <w:webHidden/>
+              </w:rPr>
+              <w:t>13</w:t>
+            </w:r>
+            <w:r>
+              <w:rPr>
+                <w:noProof/>
+                <w:webHidden/>
+              </w:rPr>
+              <w:fldChar w:fldCharType="end"/>
+            </w:r>
+          </w:hyperlink>
+        </w:p>
+        <w:p>
+          <w:pPr>
+            <w:pStyle w:val="TOC3"/>
+            <w:tabs>
+              <w:tab w:val="right" w:leader="dot" w:pos="9628"/>
+            </w:tabs>
+            <w:rPr>
+              <w:rFonts w:asciiTheme="minorHAnsi" w:eastAsiaTheme="minorEastAsia" w:hAnsiTheme="minorHAnsi" w:cstheme="minorBidi"/>
+              <w:noProof/>
+              <w:kern w:val="2"/>
+              <w:sz w:val="24"/>
+              <w:szCs w:val="24"/>
+              <w14:ligatures w14:val="standardContextual"/>
+            </w:rPr>
+          </w:pPr>
+          <w:hyperlink w:anchor="_Toc223190768" w:history="1">
+            <w:r>
+              <w:rPr>
+                <w:rStyle w:val="Hyperlink"/>
+                <w:noProof/>
+              </w:rPr>
+              <w:t>Deep Dive</w:t>
+            </w:r>
+            <w:r>
+              <w:rPr>
+                <w:noProof/>
+                <w:webHidden/>
+              </w:rPr>
+              <w:tab/>
+            </w:r>
+            <w:r>
+              <w:rPr>
+                <w:noProof/>
+                <w:webHidden/>
+              </w:rPr>
+              <w:fldChar w:fldCharType="begin"/>
+            </w:r>
+            <w:r>
+              <w:rPr>
+                <w:noProof/>
+                <w:webHidden/>
+              </w:rPr>
+              <w:instrText xml:space="preserve"> PAGEREF _Toc223190768 \h </w:instrText>
+            </w:r>
+            <w:r>
+              <w:rPr>
+                <w:noProof/>
+                <w:webHidden/>
+              </w:rPr>
+            </w:r>
+            <w:r>
+              <w:rPr>
+                <w:noProof/>
+                <w:webHidden/>
+              </w:rPr>
+              <w:fldChar w:fldCharType="separate"/>
+            </w:r>
+            <w:r>
+              <w:rPr>
+                <w:noProof/>
+                <w:webHidden/>
+              </w:rPr>
+              <w:t>13</w:t>
+            </w:r>
+            <w:r>
+              <w:rPr>
+                <w:noProof/>
+                <w:webHidden/>
+              </w:rPr>
+              <w:fldChar w:fldCharType="end"/>
+            </w:r>
+          </w:hyperlink>
+        </w:p>
+        <w:p>
+          <w:r>
+            <w:rPr>
+              <w:b/>
+              <w:bCs/>
+              <w:noProof/>
+            </w:rPr>
+            <w:fldChar w:fldCharType="end"/>
+          </w:r>
+        </w:p>
+      </w:sdtContent>
+    </w:sdt>
+    <w:p>
+      <w:pPr>
+        <w:rPr>
+          <w:b/>
+          <w:bCs/>
+          <w:color w:val="1B3A5C"/>
+          <w:sz w:val="32"/>
+          <w:szCs w:val="32"/>
+        </w:rPr>
+      </w:pPr>
+      <w:r>
+        <w:br w:type="page"/>
+      </w:r>
+    </w:p>
+    <w:p>
+      <w:pPr>
+        <w:pStyle w:val="Heading1"/>
+      </w:pPr>
+      <w:bookmarkStart w:id="0" w:name="_Toc223190709"/>
+      <w:r>
+        <w:lastRenderedPageBreak/>
         <w:t>Welcome</w:t>
       </w:r>
+      <w:bookmarkEnd w:id="0"/>
     </w:p>
     <w:p>
       <w:pPr>
@@ -98,9 +4702,11 @@
       <w:pPr>
         <w:pStyle w:val="Heading1"/>
       </w:pPr>
+      <w:bookmarkStart w:id="1" w:name="_Toc223190710"/>
       <w:r>
         <w:t>Your First Simulation in 5 Steps</w:t>
       </w:r>
+      <w:bookmarkEnd w:id="1"/>
     </w:p>
     <w:p>
       <w:pPr>
@@ -114,9 +4720,11 @@
       <w:pPr>
         <w:pStyle w:val="Heading2"/>
       </w:pPr>
+      <w:bookmarkStart w:id="2" w:name="_Toc223190711"/>
       <w:r>
         <w:t>Step 1: Household Parameters</w:t>
       </w:r>
+      <w:bookmarkEnd w:id="2"/>
     </w:p>
     <w:p>
       <w:pPr>
@@ -190,9 +4798,11 @@
       <w:pPr>
         <w:pStyle w:val="Heading2"/>
       </w:pPr>
+      <w:bookmarkStart w:id="3" w:name="_Toc223190712"/>
       <w:r>
         <w:t>Step 2: Your Super and Personal Details</w:t>
       </w:r>
+      <w:bookmarkEnd w:id="3"/>
     </w:p>
     <w:p>
       <w:pPr>
@@ -206,9 +4816,129 @@
       <w:pPr>
         <w:pStyle w:val="Heading3"/>
       </w:pPr>
+      <w:bookmarkStart w:id="4" w:name="_Toc223190713"/>
       <w:r>
         <w:t>Super and Pension</w:t>
       </w:r>
+      <w:bookmarkEnd w:id="4"/>
+    </w:p>
+    <w:p>
+      <w:pPr>
+        <w:pStyle w:val="ListParagraph"/>
+        <w:numPr>
+          <w:ilvl w:val="0"/>
+          <w:numId w:val="2"/>
+        </w:numPr>
+        <w:spacing w:after="60"/>
+      </w:pPr>
+      <w:r>
+        <w:rPr>
+          <w:b/>
+          <w:bCs/>
+        </w:rPr>
+        <w:t xml:space="preserve">Main Super Balance: </w:t>
+      </w:r>
+      <w:r>
+        <w:t>Your projected superannuation balance at the date of retirement. If retiring soon, use your current balance. If years away, use an online super projection calculator or your fund’s estimate to determine what it will be when you retire.</w:t>
+      </w:r>
+    </w:p>
+    <w:p>
+      <w:pPr>
+        <w:pStyle w:val="ListParagraph"/>
+        <w:numPr>
+          <w:ilvl w:val="0"/>
+          <w:numId w:val="2"/>
+        </w:numPr>
+        <w:spacing w:after="60"/>
+      </w:pPr>
+      <w:r>
+        <w:rPr>
+          <w:b/>
+          <w:bCs/>
+        </w:rPr>
+        <w:t xml:space="preserve">Defined Benefit / Superannuation Annuity (net annual): </w:t>
+      </w:r>
+      <w:r>
+        <w:t>Annual income from defined benefit pensions or lifetime annuities, after tax, as at the date of retirement. Examples: PSS, CSS, DFRDB, or commercial annuities. Use the estimate provided by your fund. The calculator indexes this to CPI automatically from Year 1 onward.</w:t>
+      </w:r>
+    </w:p>
+    <w:p>
+      <w:pPr>
+        <w:pStyle w:val="Heading3"/>
+      </w:pPr>
+      <w:bookmarkStart w:id="5" w:name="_Toc223190714"/>
+      <w:r>
+        <w:t>Ages</w:t>
+      </w:r>
+      <w:bookmarkEnd w:id="5"/>
+    </w:p>
+    <w:p>
+      <w:pPr>
+        <w:pStyle w:val="ListParagraph"/>
+        <w:numPr>
+          <w:ilvl w:val="0"/>
+          <w:numId w:val="2"/>
+        </w:numPr>
+        <w:spacing w:after="60"/>
+      </w:pPr>
+      <w:r>
+        <w:rPr>
+          <w:b/>
+          <w:bCs/>
+        </w:rPr>
+        <w:t xml:space="preserve">Age Turning This Year: </w:t>
+      </w:r>
+      <w:r>
+        <w:t>The age you will, or did, turn this calendar year.</w:t>
+      </w:r>
+    </w:p>
+    <w:p>
+      <w:pPr>
+        <w:pStyle w:val="ListParagraph"/>
+        <w:numPr>
+          <w:ilvl w:val="0"/>
+          <w:numId w:val="2"/>
+        </w:numPr>
+        <w:spacing w:after="60"/>
+      </w:pPr>
+      <w:r>
+        <w:rPr>
+          <w:b/>
+          <w:bCs/>
+        </w:rPr>
+        <w:t xml:space="preserve">Retirement Age: </w:t>
+      </w:r>
+      <w:r>
+        <w:t>When you plan to stop working. The dropdown filters to ages at or above your current age and shows the corresponding calendar year.</w:t>
+      </w:r>
+    </w:p>
+    <w:p>
+      <w:pPr>
+        <w:pStyle w:val="Heading2"/>
+      </w:pPr>
+      <w:bookmarkStart w:id="6" w:name="_Toc223190715"/>
+      <w:r>
+        <w:t>Step 3: Income During Retirement</w:t>
+      </w:r>
+      <w:bookmarkEnd w:id="6"/>
+    </w:p>
+    <w:p>
+      <w:pPr>
+        <w:spacing w:after="120"/>
+      </w:pPr>
+      <w:r>
+        <w:t>These fields appear below the age selectors, still within the Initial Situation section.</w:t>
+      </w:r>
+    </w:p>
+    <w:p>
+      <w:pPr>
+        <w:pStyle w:val="Heading3"/>
+      </w:pPr>
+      <w:bookmarkStart w:id="7" w:name="_Toc223190716"/>
+      <w:r>
+        <w:t>Other Net Income</w:t>
+      </w:r>
+      <w:bookmarkEnd w:id="7"/>
     </w:p>
     <w:p>
       <w:pPr>
@@ -225,118 +4955,6 @@
           <w:bCs/>
         </w:rPr>
         <w:lastRenderedPageBreak/>
-        <w:t xml:space="preserve">Main Super Balance: </w:t>
-      </w:r>
-      <w:r>
-        <w:t>Your projected superannuation balance at the date of retirement. If retiring soon, use your current balance. If years away, use an online super projection calculator or your fund’s estimate to determine what it will be when you retire.</w:t>
-      </w:r>
-    </w:p>
-    <w:p>
-      <w:pPr>
-        <w:pStyle w:val="ListParagraph"/>
-        <w:numPr>
-          <w:ilvl w:val="0"/>
-          <w:numId w:val="2"/>
-        </w:numPr>
-        <w:spacing w:after="60"/>
-      </w:pPr>
-      <w:r>
-        <w:rPr>
-          <w:b/>
-          <w:bCs/>
-        </w:rPr>
-        <w:t xml:space="preserve">Defined Benefit / Superannuation Annuity (net annual): </w:t>
-      </w:r>
-      <w:r>
-        <w:t>Annual income from defined benefit pensions or lifetime annuities, after tax, as at the date of retirement. Examples: PSS, CSS, DFRDB, or commercial annuities. Use the estimate provided by your fund. The calculator indexes this to CPI automatically from Year 1 onward.</w:t>
-      </w:r>
-    </w:p>
-    <w:p>
-      <w:pPr>
-        <w:pStyle w:val="Heading3"/>
-      </w:pPr>
-      <w:r>
-        <w:t>Ages</w:t>
-      </w:r>
-    </w:p>
-    <w:p>
-      <w:pPr>
-        <w:pStyle w:val="ListParagraph"/>
-        <w:numPr>
-          <w:ilvl w:val="0"/>
-          <w:numId w:val="2"/>
-        </w:numPr>
-        <w:spacing w:after="60"/>
-      </w:pPr>
-      <w:r>
-        <w:rPr>
-          <w:b/>
-          <w:bCs/>
-        </w:rPr>
-        <w:t xml:space="preserve">Age Turning This Year: </w:t>
-      </w:r>
-      <w:r>
-        <w:t>The age you will, or did, turn this calendar year.</w:t>
-      </w:r>
-    </w:p>
-    <w:p>
-      <w:pPr>
-        <w:pStyle w:val="ListParagraph"/>
-        <w:numPr>
-          <w:ilvl w:val="0"/>
-          <w:numId w:val="2"/>
-        </w:numPr>
-        <w:spacing w:after="60"/>
-      </w:pPr>
-      <w:r>
-        <w:rPr>
-          <w:b/>
-          <w:bCs/>
-        </w:rPr>
-        <w:t xml:space="preserve">Retirement Age: </w:t>
-      </w:r>
-      <w:r>
-        <w:t>When you plan to stop working. The dropdown filters to ages at or above your current age and shows the corresponding calendar year.</w:t>
-      </w:r>
-    </w:p>
-    <w:p>
-      <w:pPr>
-        <w:pStyle w:val="Heading2"/>
-      </w:pPr>
-      <w:r>
-        <w:t>Step 3: Income During Retirement</w:t>
-      </w:r>
-    </w:p>
-    <w:p>
-      <w:pPr>
-        <w:spacing w:after="120"/>
-      </w:pPr>
-      <w:r>
-        <w:t>These fields appear below the age selectors, still within the Initial Situation section.</w:t>
-      </w:r>
-    </w:p>
-    <w:p>
-      <w:pPr>
-        <w:pStyle w:val="Heading3"/>
-      </w:pPr>
-      <w:r>
-        <w:t>Other Net Income</w:t>
-      </w:r>
-    </w:p>
-    <w:p>
-      <w:pPr>
-        <w:pStyle w:val="ListParagraph"/>
-        <w:numPr>
-          <w:ilvl w:val="0"/>
-          <w:numId w:val="2"/>
-        </w:numPr>
-        <w:spacing w:after="60"/>
-      </w:pPr>
-      <w:r>
-        <w:rPr>
-          <w:b/>
-          <w:bCs/>
-        </w:rPr>
         <w:t xml:space="preserve">Other Net Income (optional, after tax): </w:t>
       </w:r>
       <w:r>
@@ -405,11 +5023,28 @@
     </w:p>
     <w:p>
       <w:pPr>
+        <w:spacing w:after="120"/>
+      </w:pPr>
+      <w:r>
+        <w:rPr>
+          <w:b/>
+          <w:bCs/>
+        </w:rPr>
+        <w:t xml:space="preserve">Employment income — Work Bonus eligible: </w:t>
+      </w:r>
+      <w:r>
+        <w:t>If this income is from wages or self-employment, tick this checkbox. The Work Bonus exempts up to $7,800/year per eligible partner (age 67+) from the Age Pension income test, with unused entitlement accumulating in a bank up to $11,800/person. Do not tick for rental income, dividends, or foreign pensions. The same checkbox appears on each Additional Income Stream.</w:t>
+      </w:r>
+    </w:p>
+    <w:p>
+      <w:pPr>
         <w:pStyle w:val="Heading3"/>
       </w:pPr>
+      <w:bookmarkStart w:id="8" w:name="_Toc223190717"/>
       <w:r>
         <w:t>Additional Income Streams</w:t>
       </w:r>
+      <w:bookmarkEnd w:id="8"/>
     </w:p>
     <w:p>
       <w:pPr>
@@ -423,9 +5058,11 @@
       <w:pPr>
         <w:pStyle w:val="Heading3"/>
       </w:pPr>
+      <w:bookmarkStart w:id="9" w:name="_Toc223190718"/>
       <w:r>
         <w:t>Age Pension Settings</w:t>
       </w:r>
+      <w:bookmarkEnd w:id="9"/>
     </w:p>
     <w:p>
       <w:pPr>
@@ -539,9 +5176,11 @@
       <w:pPr>
         <w:pStyle w:val="Heading2"/>
       </w:pPr>
+      <w:bookmarkStart w:id="10" w:name="_Toc223190719"/>
       <w:r>
         <w:t>Step 4: Choose Your Scenario</w:t>
       </w:r>
+      <w:bookmarkEnd w:id="10"/>
     </w:p>
     <w:p>
       <w:pPr>
@@ -775,7 +5414,6 @@
                 <w:sz w:val="20"/>
                 <w:szCs w:val="20"/>
               </w:rPr>
-              <w:lastRenderedPageBreak/>
               <w:t>Historical</w:t>
             </w:r>
           </w:p>
@@ -802,7 +5440,7 @@
                 <w:sz w:val="20"/>
                 <w:szCs w:val="20"/>
               </w:rPr>
-              <w:t xml:space="preserve">Replay actual market periods (GFC, COVID, 1929 Depression, </w:t>
+              <w:t xml:space="preserve">Replay actual market periods — US: GFC, COVID, 1929 Depression, </w:t>
             </w:r>
             <w:proofErr w:type="gramStart"/>
             <w:r>
@@ -818,7 +5456,7 @@
                 <w:sz w:val="20"/>
                 <w:szCs w:val="20"/>
               </w:rPr>
-              <w:t>, Stagflation, 1982 Bull)</w:t>
+              <w:t>, Stagflation, 1982 Bull; AU: 1980 Bull, 1987 Crash, 1991–2025 Equities, 1991–2025 Balanced</w:t>
             </w:r>
           </w:p>
         </w:tc>
@@ -985,7 +5623,7 @@
                 <w:sz w:val="20"/>
                 <w:szCs w:val="20"/>
               </w:rPr>
-              <w:t>Monte Carlo using 98 years of actual S&amp;P 500 data (1928–2025, Shiller/Ibbotson)</w:t>
+              <w:t>Monte Carlo using real historical return data — choose from AU Balanced (default), AU Equities, or US S&amp;P 500 (98 years, 1928–2025)</w:t>
             </w:r>
           </w:p>
         </w:tc>
@@ -1042,6 +5680,7 @@
                 <w:sz w:val="20"/>
                 <w:szCs w:val="20"/>
               </w:rPr>
+              <w:lastRenderedPageBreak/>
               <w:t>Formal Tests</w:t>
             </w:r>
           </w:p>
@@ -1131,9 +5770,11 @@
       <w:pPr>
         <w:pStyle w:val="Heading2"/>
       </w:pPr>
+      <w:bookmarkStart w:id="11" w:name="_Toc223190720"/>
       <w:r>
         <w:t>Step 5: Review Your Results</w:t>
       </w:r>
+      <w:bookmarkEnd w:id="11"/>
     </w:p>
     <w:p>
       <w:pPr>
@@ -1183,26 +5824,32 @@
       <w:pPr>
         <w:pStyle w:val="Heading1"/>
       </w:pPr>
+      <w:bookmarkStart w:id="12" w:name="_Toc223190721"/>
       <w:r>
         <w:lastRenderedPageBreak/>
         <w:t>Understanding Your Results</w:t>
       </w:r>
+      <w:bookmarkEnd w:id="12"/>
     </w:p>
     <w:p>
       <w:pPr>
         <w:pStyle w:val="Heading2"/>
       </w:pPr>
+      <w:bookmarkStart w:id="13" w:name="_Toc223190722"/>
       <w:r>
         <w:t>Executive Summary</w:t>
       </w:r>
+      <w:bookmarkEnd w:id="13"/>
     </w:p>
     <w:p>
       <w:pPr>
         <w:pStyle w:val="Heading3"/>
       </w:pPr>
+      <w:bookmarkStart w:id="14" w:name="_Toc223190723"/>
       <w:r>
         <w:t>Key Metrics</w:t>
       </w:r>
+      <w:bookmarkEnd w:id="14"/>
     </w:p>
     <w:p>
       <w:pPr>
@@ -1288,17 +5935,21 @@
       <w:pPr>
         <w:pStyle w:val="Heading2"/>
       </w:pPr>
+      <w:bookmarkStart w:id="15" w:name="_Toc223190724"/>
       <w:r>
         <w:t>Charts</w:t>
       </w:r>
+      <w:bookmarkEnd w:id="15"/>
     </w:p>
     <w:p>
       <w:pPr>
         <w:pStyle w:val="Heading3"/>
       </w:pPr>
+      <w:bookmarkStart w:id="16" w:name="_Toc223190725"/>
       <w:r>
         <w:t>Portfolio Balance Over Time</w:t>
       </w:r>
+      <w:bookmarkEnd w:id="16"/>
     </w:p>
     <w:p>
       <w:pPr>
@@ -1356,9 +6007,11 @@
       <w:pPr>
         <w:pStyle w:val="Heading3"/>
       </w:pPr>
+      <w:bookmarkStart w:id="17" w:name="_Toc223190726"/>
       <w:r>
         <w:t>Income vs Spending</w:t>
       </w:r>
+      <w:bookmarkEnd w:id="17"/>
     </w:p>
     <w:p>
       <w:pPr>
@@ -1403,9 +6056,11 @@
       <w:pPr>
         <w:pStyle w:val="Heading3"/>
       </w:pPr>
+      <w:bookmarkStart w:id="18" w:name="_Toc223190727"/>
       <w:r>
         <w:t>Annual Spending Breakdown</w:t>
       </w:r>
+      <w:bookmarkEnd w:id="18"/>
     </w:p>
     <w:p>
       <w:pPr>
@@ -1437,9 +6092,11 @@
       <w:pPr>
         <w:pStyle w:val="Heading2"/>
       </w:pPr>
+      <w:bookmarkStart w:id="19" w:name="_Toc223190728"/>
       <w:r>
         <w:t>What’s a Good Result?</w:t>
       </w:r>
+      <w:bookmarkEnd w:id="19"/>
     </w:p>
     <w:tbl>
       <w:tblPr>
@@ -1820,10 +6477,12 @@
       <w:pPr>
         <w:pStyle w:val="Heading1"/>
       </w:pPr>
+      <w:bookmarkStart w:id="20" w:name="_Toc223190729"/>
       <w:r>
         <w:lastRenderedPageBreak/>
         <w:t>Advanced Features</w:t>
       </w:r>
+      <w:bookmarkEnd w:id="20"/>
     </w:p>
     <w:p>
       <w:pPr>
@@ -1837,9 +6496,11 @@
       <w:pPr>
         <w:pStyle w:val="Heading2"/>
       </w:pPr>
+      <w:bookmarkStart w:id="21" w:name="_Toc223190730"/>
       <w:r>
         <w:t>Retirement Spending</w:t>
       </w:r>
+      <w:bookmarkEnd w:id="21"/>
     </w:p>
     <w:p>
       <w:pPr>
@@ -1853,9 +6514,11 @@
       <w:pPr>
         <w:pStyle w:val="Heading3"/>
       </w:pPr>
+      <w:bookmarkStart w:id="22" w:name="_Toc223190731"/>
       <w:r>
         <w:t>Spending Pattern</w:t>
       </w:r>
+      <w:bookmarkEnd w:id="22"/>
     </w:p>
     <w:p>
       <w:pPr>
@@ -1901,9 +6564,11 @@
       <w:pPr>
         <w:pStyle w:val="Heading3"/>
       </w:pPr>
+      <w:bookmarkStart w:id="23" w:name="_Toc223190732"/>
       <w:r>
         <w:t>Splurge Spending</w:t>
       </w:r>
+      <w:bookmarkEnd w:id="23"/>
     </w:p>
     <w:p>
       <w:pPr>
@@ -1962,9 +6627,11 @@
       <w:pPr>
         <w:pStyle w:val="Heading2"/>
       </w:pPr>
+      <w:bookmarkStart w:id="24" w:name="_Toc223190733"/>
       <w:r>
         <w:t>Irregular Expenses</w:t>
       </w:r>
+      <w:bookmarkEnd w:id="24"/>
     </w:p>
     <w:p>
       <w:pPr>
@@ -1986,9 +6653,11 @@
       <w:pPr>
         <w:pStyle w:val="Heading3"/>
       </w:pPr>
+      <w:bookmarkStart w:id="25" w:name="_Toc223190734"/>
       <w:r>
         <w:t>Stochastic Irregular Expenses</w:t>
       </w:r>
+      <w:bookmarkEnd w:id="25"/>
     </w:p>
     <w:p>
       <w:pPr>
@@ -2041,9 +6710,11 @@
       <w:pPr>
         <w:pStyle w:val="Heading3"/>
       </w:pPr>
+      <w:bookmarkStart w:id="26" w:name="_Toc223190735"/>
       <w:r>
         <w:t>Manual One-Off Expenses</w:t>
       </w:r>
+      <w:bookmarkEnd w:id="26"/>
     </w:p>
     <w:p>
       <w:pPr>
@@ -2103,9 +6774,11 @@
       <w:pPr>
         <w:pStyle w:val="Heading2"/>
       </w:pPr>
+      <w:bookmarkStart w:id="27" w:name="_Toc223190736"/>
       <w:r>
         <w:t>Aged Care Costs</w:t>
       </w:r>
+      <w:bookmarkEnd w:id="27"/>
     </w:p>
     <w:p>
       <w:pPr>
@@ -2228,9 +6901,11 @@
       <w:pPr>
         <w:pStyle w:val="Heading2"/>
       </w:pPr>
+      <w:bookmarkStart w:id="28" w:name="_Toc223190737"/>
       <w:r>
         <w:t>Debt Repayment at Retirement</w:t>
       </w:r>
+      <w:bookmarkEnd w:id="28"/>
     </w:p>
     <w:p>
       <w:pPr>
@@ -2244,9 +6919,11 @@
       <w:pPr>
         <w:pStyle w:val="Heading2"/>
       </w:pPr>
+      <w:bookmarkStart w:id="29" w:name="_Toc223190738"/>
       <w:r>
         <w:t>Dynamic Spending Guardrails</w:t>
       </w:r>
+      <w:bookmarkEnd w:id="29"/>
     </w:p>
     <w:p>
       <w:pPr>
@@ -2340,9 +7017,11 @@
       <w:pPr>
         <w:pStyle w:val="Heading2"/>
       </w:pPr>
+      <w:bookmarkStart w:id="30" w:name="_Toc223190739"/>
       <w:r>
         <w:t>Couple Tracking</w:t>
       </w:r>
+      <w:bookmarkEnd w:id="30"/>
     </w:p>
     <w:p>
       <w:pPr>
@@ -2416,9 +7095,11 @@
       <w:pPr>
         <w:pStyle w:val="Heading3"/>
       </w:pPr>
+      <w:bookmarkStart w:id="31" w:name="_Toc223190740"/>
       <w:r>
         <w:t>Death Scenario Modelling</w:t>
       </w:r>
+      <w:bookmarkEnd w:id="31"/>
     </w:p>
     <w:p>
       <w:pPr>
@@ -2512,9 +7193,11 @@
       <w:pPr>
         <w:pStyle w:val="Heading2"/>
       </w:pPr>
+      <w:bookmarkStart w:id="32" w:name="_Toc223190741"/>
       <w:r>
         <w:t>Scenario Manager (Save/Load)</w:t>
       </w:r>
+      <w:bookmarkEnd w:id="32"/>
     </w:p>
     <w:p>
       <w:pPr>
@@ -2626,10 +7309,12 @@
       <w:pPr>
         <w:pStyle w:val="Heading2"/>
       </w:pPr>
+      <w:bookmarkStart w:id="33" w:name="_Toc223190742"/>
       <w:r>
         <w:lastRenderedPageBreak/>
         <w:t>What-If Comparison</w:t>
       </w:r>
+      <w:bookmarkEnd w:id="33"/>
     </w:p>
     <w:p>
       <w:pPr>
@@ -2643,9 +7328,11 @@
       <w:pPr>
         <w:pStyle w:val="Heading2"/>
       </w:pPr>
+      <w:bookmarkStart w:id="34" w:name="_Toc223190743"/>
       <w:r>
         <w:t>DOCX Export</w:t>
       </w:r>
+      <w:bookmarkEnd w:id="34"/>
     </w:p>
     <w:p>
       <w:pPr>
@@ -2656,6 +7343,32 @@
       </w:r>
     </w:p>
     <w:p>
+      <w:pPr>
+        <w:pStyle w:val="Heading2"/>
+      </w:pPr>
+      <w:bookmarkStart w:id="35" w:name="_Toc223190744"/>
+      <w:r>
+        <w:t>Sensitivity Analysis</w:t>
+      </w:r>
+      <w:bookmarkEnd w:id="35"/>
+    </w:p>
+    <w:p>
+      <w:pPr>
+        <w:spacing w:after="120"/>
+      </w:pPr>
+      <w:r>
+        <w:t>Click the “Sensitivity Analysis — Return vs Spending” panel in the results column to expand it (appears automatically once a simulation has been run). It displays a colour-coded grid showing your ending portfolio balance at year 35 across seven return rates (your current setting ±3% in 1% steps) and five spending levels (80%, 90%, 100%, 110%, 120% of your base spending). Your current settings are highlighted with a blue border. All other inputs — Age Pension, income streams, debt, aged care — are included in every cell; only return and spending vary.</w:t>
+      </w:r>
+    </w:p>
+    <w:p>
+      <w:pPr>
+        <w:spacing w:after="120"/>
+      </w:pPr>
+      <w:r>
+        <w:t>Green cells = survived with &gt;$500k remaining. Yellow = survived with less. Orange = depleted after year 25. Red = depleted before year 25. Look at how far the green zone extends from your blue cell — this shows how sensitive your plan is to your return and spending assumptions. Note that each cell uses constant annual returns (no volatility); use Monte Carlo for sequence-of-returns risk.</w:t>
+      </w:r>
+    </w:p>
+    <w:p>
       <w:r>
         <w:br w:type="page"/>
       </w:r>
@@ -2664,18 +7377,22 @@
       <w:pPr>
         <w:pStyle w:val="Heading1"/>
       </w:pPr>
+      <w:bookmarkStart w:id="36" w:name="_Toc223190745"/>
       <w:r>
         <w:lastRenderedPageBreak/>
         <w:t>Using Monte Carlo (Recommended)</w:t>
       </w:r>
+      <w:bookmarkEnd w:id="36"/>
     </w:p>
     <w:p>
       <w:pPr>
         <w:pStyle w:val="Heading2"/>
       </w:pPr>
+      <w:bookmarkStart w:id="37" w:name="_Toc223190746"/>
       <w:r>
         <w:t>Parametric Monte Carlo</w:t>
       </w:r>
+      <w:bookmarkEnd w:id="37"/>
     </w:p>
     <w:p>
       <w:pPr>
@@ -2721,7 +7438,15 @@
         <w:spacing w:after="60"/>
       </w:pPr>
       <w:r>
-        <w:t>Set Expected Return (default 7%) and Volatility (default 18%).</w:t>
+        <w:t xml:space="preserve">Set Expected Return and Volatility. Use one of the four Asset Allocation presets — Conservative (4.5%/6%), Balanced (6.5%/10%), Growth (7.5%/14%), or High Growth (9%/18%) — or choose Custom to enter your own values. Balanced </w:t>
+      </w:r>
+      <w:proofErr w:type="gramStart"/>
+      <w:r>
+        <w:t>is</w:t>
+      </w:r>
+      <w:proofErr w:type="gramEnd"/>
+      <w:r>
+        <w:t xml:space="preserve"> the default and a reasonable starting point for a typical industry super fund.</w:t>
       </w:r>
     </w:p>
     <w:p>
@@ -2749,16 +7474,48 @@
       <w:pPr>
         <w:pStyle w:val="Heading2"/>
       </w:pPr>
+      <w:bookmarkStart w:id="38" w:name="_Toc223190747"/>
       <w:r>
         <w:t>Historical Monte Carlo</w:t>
       </w:r>
+      <w:bookmarkEnd w:id="38"/>
     </w:p>
     <w:p>
       <w:pPr>
         <w:spacing w:after="120"/>
       </w:pPr>
       <w:r>
-        <w:t>Uses 98 years of actual S&amp;P 500 data (1928–2025, Shiller/Ibbotson SBBI) instead of synthetic random returns. Three sampling methods:</w:t>
+        <w:t xml:space="preserve">Uses real historical return data instead of synthetic random returns. Choose your data series from three options: </w:t>
+      </w:r>
+      <w:r>
+        <w:rPr>
+          <w:b/>
+          <w:bCs/>
+        </w:rPr>
+        <w:t xml:space="preserve">AU Balanced 60/40 (1991–2025, default) </w:t>
+      </w:r>
+      <w:r>
+        <w:t xml:space="preserve">— the closest proxy for a typical Australian industry super fund; </w:t>
+      </w:r>
+      <w:r>
+        <w:rPr>
+          <w:b/>
+          <w:bCs/>
+        </w:rPr>
+        <w:t xml:space="preserve">AU Equities XAOA (1980–2025) </w:t>
+      </w:r>
+      <w:r>
+        <w:t xml:space="preserve">— ASX All Ords accumulation index; or </w:t>
+      </w:r>
+      <w:r>
+        <w:rPr>
+          <w:b/>
+          <w:bCs/>
+        </w:rPr>
+        <w:t xml:space="preserve">US S&amp;P 500 (1928–2025, Shiller/Ibbotson) </w:t>
+      </w:r>
+      <w:r>
+        <w:t>— 98 years including the Great Depression, stagflation, and multiple crashes. Three sampling methods:</w:t>
       </w:r>
     </w:p>
     <w:p>
@@ -2825,9 +7582,11 @@
       <w:pPr>
         <w:pStyle w:val="Heading2"/>
       </w:pPr>
+      <w:bookmarkStart w:id="39" w:name="_Toc223190748"/>
       <w:r>
         <w:t>Interpreting Monte Carlo Results</w:t>
       </w:r>
+      <w:bookmarkEnd w:id="39"/>
     </w:p>
     <w:p>
       <w:pPr>
@@ -2913,9 +7672,11 @@
       <w:pPr>
         <w:pStyle w:val="Heading3"/>
       </w:pPr>
+      <w:bookmarkStart w:id="40" w:name="_Toc223190749"/>
       <w:r>
         <w:t>Target Success Rates</w:t>
       </w:r>
+      <w:bookmarkEnd w:id="40"/>
     </w:p>
     <w:p>
       <w:pPr>
@@ -3001,9 +7762,11 @@
       <w:pPr>
         <w:pStyle w:val="Heading1"/>
       </w:pPr>
+      <w:bookmarkStart w:id="41" w:name="_Toc223190750"/>
       <w:r>
         <w:t>Formal Stress Tests</w:t>
       </w:r>
+      <w:bookmarkEnd w:id="41"/>
     </w:p>
     <w:p>
       <w:pPr>
@@ -3487,6 +8250,7 @@
                 <w:sz w:val="20"/>
                 <w:szCs w:val="20"/>
               </w:rPr>
+              <w:lastRenderedPageBreak/>
               <w:t>B3</w:t>
             </w:r>
           </w:p>
@@ -3898,25 +8662,31 @@
       <w:pPr>
         <w:pStyle w:val="Heading1"/>
       </w:pPr>
+      <w:bookmarkStart w:id="42" w:name="_Toc223190751"/>
       <w:r>
         <w:t>Common Adjustments</w:t>
       </w:r>
+      <w:bookmarkEnd w:id="42"/>
     </w:p>
     <w:p>
       <w:pPr>
         <w:pStyle w:val="Heading2"/>
       </w:pPr>
+      <w:bookmarkStart w:id="43" w:name="_Toc223190752"/>
       <w:r>
         <w:t>If Running Out of Money</w:t>
       </w:r>
+      <w:bookmarkEnd w:id="43"/>
     </w:p>
     <w:p>
       <w:pPr>
         <w:pStyle w:val="Heading3"/>
       </w:pPr>
+      <w:bookmarkStart w:id="44" w:name="_Toc223190753"/>
       <w:r>
         <w:t>Option 1: Reduce Spending</w:t>
       </w:r>
+      <w:bookmarkEnd w:id="44"/>
     </w:p>
     <w:p>
       <w:pPr>
@@ -3961,9 +8731,11 @@
       <w:pPr>
         <w:pStyle w:val="Heading3"/>
       </w:pPr>
+      <w:bookmarkStart w:id="45" w:name="_Toc223190754"/>
       <w:r>
         <w:t>Option 2: Delay Retirement</w:t>
       </w:r>
+      <w:bookmarkEnd w:id="45"/>
     </w:p>
     <w:p>
       <w:pPr>
@@ -3995,9 +8767,11 @@
       <w:pPr>
         <w:pStyle w:val="Heading3"/>
       </w:pPr>
+      <w:bookmarkStart w:id="46" w:name="_Toc223190755"/>
       <w:r>
         <w:t>Option 3: Add Part-Time Income</w:t>
       </w:r>
+      <w:bookmarkEnd w:id="46"/>
     </w:p>
     <w:p>
       <w:pPr>
@@ -4029,9 +8803,11 @@
       <w:pPr>
         <w:pStyle w:val="Heading3"/>
       </w:pPr>
+      <w:bookmarkStart w:id="47" w:name="_Toc223190756"/>
       <w:r>
         <w:t>Option 4: Enable Guardrails</w:t>
       </w:r>
+      <w:bookmarkEnd w:id="47"/>
     </w:p>
     <w:p>
       <w:pPr>
@@ -4063,9 +8839,11 @@
       <w:pPr>
         <w:pStyle w:val="Heading2"/>
       </w:pPr>
+      <w:bookmarkStart w:id="48" w:name="_Toc223190757"/>
       <w:r>
         <w:t>If Too Much Left Over</w:t>
       </w:r>
+      <w:bookmarkEnd w:id="48"/>
     </w:p>
     <w:p>
       <w:pPr>
@@ -4123,17 +8901,21 @@
       <w:pPr>
         <w:pStyle w:val="Heading1"/>
       </w:pPr>
+      <w:bookmarkStart w:id="49" w:name="_Toc223190758"/>
       <w:r>
         <w:t>Pro Tips</w:t>
       </w:r>
+      <w:bookmarkEnd w:id="49"/>
     </w:p>
     <w:p>
       <w:pPr>
         <w:pStyle w:val="Heading3"/>
       </w:pPr>
+      <w:bookmarkStart w:id="50" w:name="_Toc223190759"/>
       <w:r>
         <w:t>1. Start Conservative</w:t>
       </w:r>
+      <w:bookmarkEnd w:id="50"/>
     </w:p>
     <w:p>
       <w:pPr>
@@ -4178,9 +8960,11 @@
       <w:pPr>
         <w:pStyle w:val="Heading3"/>
       </w:pPr>
+      <w:bookmarkStart w:id="51" w:name="_Toc223190760"/>
       <w:r>
         <w:t>2. Test Multiple Scenarios</w:t>
       </w:r>
+      <w:bookmarkEnd w:id="51"/>
     </w:p>
     <w:p>
       <w:pPr>
@@ -4218,6 +9002,7 @@
         <w:spacing w:after="60"/>
       </w:pPr>
       <w:r>
+        <w:lastRenderedPageBreak/>
         <w:t>Run formal tests B1 (Crash) and B2 (Bear Market) to stress test early retirement vulnerability.</w:t>
       </w:r>
     </w:p>
@@ -4225,9 +9010,11 @@
       <w:pPr>
         <w:pStyle w:val="Heading3"/>
       </w:pPr>
+      <w:bookmarkStart w:id="52" w:name="_Toc223190761"/>
       <w:r>
         <w:t>3. Use Real Dollars View</w:t>
       </w:r>
+      <w:bookmarkEnd w:id="52"/>
     </w:p>
     <w:p>
       <w:pPr>
@@ -4252,7 +9039,6 @@
         <w:spacing w:after="60"/>
       </w:pPr>
       <w:r>
-        <w:lastRenderedPageBreak/>
         <w:t>Makes it much easier to compare across years – your brain thinks in constant purchasing power, not inflated future amounts.</w:t>
       </w:r>
     </w:p>
@@ -4260,9 +9046,11 @@
       <w:pPr>
         <w:pStyle w:val="Heading3"/>
       </w:pPr>
+      <w:bookmarkStart w:id="53" w:name="_Toc223190762"/>
       <w:r>
         <w:t>4. Don’t Obsess Over Precision</w:t>
       </w:r>
+      <w:bookmarkEnd w:id="53"/>
     </w:p>
     <w:p>
       <w:pPr>
@@ -4307,9 +9095,11 @@
       <w:pPr>
         <w:pStyle w:val="Heading3"/>
       </w:pPr>
+      <w:bookmarkStart w:id="54" w:name="_Toc223190763"/>
       <w:r>
         <w:t>5. Age Pension Matters</w:t>
       </w:r>
+      <w:bookmarkEnd w:id="54"/>
     </w:p>
     <w:p>
       <w:pPr>
@@ -4354,9 +9144,11 @@
       <w:pPr>
         <w:pStyle w:val="Heading3"/>
       </w:pPr>
+      <w:bookmarkStart w:id="55" w:name="_Toc223190764"/>
       <w:r>
         <w:t>6. Use the Scenario Manager</w:t>
       </w:r>
+      <w:bookmarkEnd w:id="55"/>
     </w:p>
     <w:p>
       <w:pPr>
@@ -4401,17 +9193,21 @@
       <w:pPr>
         <w:pStyle w:val="Heading1"/>
       </w:pPr>
+      <w:bookmarkStart w:id="56" w:name="_Toc223190765"/>
       <w:r>
         <w:t>Checklist for Your First Run</w:t>
       </w:r>
+      <w:bookmarkEnd w:id="56"/>
     </w:p>
     <w:p>
       <w:pPr>
         <w:pStyle w:val="Heading3"/>
       </w:pPr>
+      <w:bookmarkStart w:id="57" w:name="_Toc223190766"/>
       <w:r>
         <w:t>5-Minute Setup</w:t>
       </w:r>
+      <w:bookmarkEnd w:id="57"/>
     </w:p>
     <w:p>
       <w:pPr>
@@ -4521,9 +9317,11 @@
       <w:pPr>
         <w:pStyle w:val="Heading3"/>
       </w:pPr>
+      <w:bookmarkStart w:id="58" w:name="_Toc223190767"/>
       <w:r>
         <w:t>15-Minute Analysis</w:t>
       </w:r>
+      <w:bookmarkEnd w:id="58"/>
     </w:p>
     <w:p>
       <w:pPr>
@@ -4581,9 +9379,11 @@
       <w:pPr>
         <w:pStyle w:val="Heading3"/>
       </w:pPr>
+      <w:bookmarkStart w:id="59" w:name="_Toc223190768"/>
       <w:r>
         <w:t>Deep Dive</w:t>
       </w:r>
+      <w:bookmarkEnd w:id="59"/>
     </w:p>
     <w:p>
       <w:pPr>
@@ -4674,8 +9474,8 @@
       </w:r>
     </w:p>
     <w:sectPr>
-      <w:headerReference w:type="default" r:id="rId7"/>
-      <w:footerReference w:type="default" r:id="rId8"/>
+      <w:headerReference w:type="default" r:id="rId9"/>
+      <w:footerReference w:type="default" r:id="rId10"/>
       <w:pgSz w:w="11906" w:h="16838"/>
       <w:pgMar w:top="1134" w:right="1134" w:bottom="1134" w:left="1134" w:header="708" w:footer="708" w:gutter="0"/>
       <w:cols w:space="720"/>
@@ -5597,6 +10397,66 @@
       <w:szCs w:val="20"/>
     </w:rPr>
   </w:style>
+  <w:style w:type="paragraph" w:styleId="TOCHeading">
+    <w:name w:val="TOC Heading"/>
+    <w:basedOn w:val="Heading1"/>
+    <w:next w:val="Normal"/>
+    <w:uiPriority w:val="39"/>
+    <w:unhideWhenUsed/>
+    <w:qFormat/>
+    <w:rsid w:val="002B1655"/>
+    <w:pPr>
+      <w:keepNext/>
+      <w:keepLines/>
+      <w:spacing w:before="240" w:after="0" w:line="259" w:lineRule="auto"/>
+      <w:outlineLvl w:val="9"/>
+    </w:pPr>
+    <w:rPr>
+      <w:rFonts w:asciiTheme="majorHAnsi" w:eastAsiaTheme="majorEastAsia" w:hAnsiTheme="majorHAnsi" w:cstheme="majorBidi"/>
+      <w:b w:val="0"/>
+      <w:bCs w:val="0"/>
+      <w:color w:val="0F4761" w:themeColor="accent1" w:themeShade="BF"/>
+      <w:lang w:val="en-US" w:eastAsia="en-US"/>
+    </w:rPr>
+  </w:style>
+  <w:style w:type="paragraph" w:styleId="TOC1">
+    <w:name w:val="toc 1"/>
+    <w:basedOn w:val="Normal"/>
+    <w:next w:val="Normal"/>
+    <w:autoRedefine/>
+    <w:uiPriority w:val="39"/>
+    <w:unhideWhenUsed/>
+    <w:rsid w:val="002B1655"/>
+    <w:pPr>
+      <w:spacing w:after="100"/>
+    </w:pPr>
+  </w:style>
+  <w:style w:type="paragraph" w:styleId="TOC2">
+    <w:name w:val="toc 2"/>
+    <w:basedOn w:val="Normal"/>
+    <w:next w:val="Normal"/>
+    <w:autoRedefine/>
+    <w:uiPriority w:val="39"/>
+    <w:unhideWhenUsed/>
+    <w:rsid w:val="002B1655"/>
+    <w:pPr>
+      <w:spacing w:after="100"/>
+      <w:ind w:left="220"/>
+    </w:pPr>
+  </w:style>
+  <w:style w:type="paragraph" w:styleId="TOC3">
+    <w:name w:val="toc 3"/>
+    <w:basedOn w:val="Normal"/>
+    <w:next w:val="Normal"/>
+    <w:autoRedefine/>
+    <w:uiPriority w:val="39"/>
+    <w:unhideWhenUsed/>
+    <w:rsid w:val="002B1655"/>
+    <w:pPr>
+      <w:spacing w:after="100"/>
+      <w:ind w:left="440"/>
+    </w:pPr>
+  </w:style>
 </w:styles>
 </file>
 
@@ -5913,4 +10773,16 @@
     </a:ext>
   </a:extLst>
 </a:theme>
+</file>
+
+<file path=customXml/item1.xml><?xml version="1.0" encoding="utf-8"?>
+<b:Sources xmlns:b="http://schemas.openxmlformats.org/officeDocument/2006/bibliography" xmlns="http://schemas.openxmlformats.org/officeDocument/2006/bibliography" SelectedStyle="\APASixthEditionOfficeOnline.xsl" StyleName="APA" Version="6"/>
+</file>
+
+<file path=customXml/itemProps1.xml><?xml version="1.0" encoding="utf-8"?>
+<ds:datastoreItem xmlns:ds="http://schemas.openxmlformats.org/officeDocument/2006/customXml" ds:itemID="{D7C31075-F6D6-46A5-8E79-B1B9BD1BBF1D}">
+  <ds:schemaRefs>
+    <ds:schemaRef ds:uri="http://schemas.openxmlformats.org/officeDocument/2006/bibliography"/>
+  </ds:schemaRefs>
+</ds:datastoreItem>
 </file>
--- a/Quick_Start_Guide.docx
+++ b/Quick_Start_Guide.docx
@@ -77,7 +77,7 @@
                               <w:rPr>
                                 <w:color w:val="FFFFFF"/>
                               </w:rPr>
-                              <w:t>Version 16.0</w:t>
+                              <w:t>Version 17.1</w:t>
                             </w:r>
                           </w:p>
                           <w:p/>
@@ -119,7 +119,7 @@
                         <w:rPr>
                           <w:color w:val="FFFFFF"/>
                         </w:rPr>
-                        <w:t>Version 16.0</w:t>
+                        <w:t>Version 17.1</w:t>
                       </w:r>
                     </w:p>
                     <w:p/>
@@ -219,6 +219,13 @@
     </w:p>
     <w:sdt>
       <w:sdtPr>
+        <w:rPr>
+          <w:rFonts w:ascii="Arial" w:eastAsia="Arial" w:hAnsi="Arial" w:cs="Arial"/>
+          <w:color w:val="auto"/>
+          <w:sz w:val="22"/>
+          <w:szCs w:val="22"/>
+          <w:lang w:val="en-AU" w:eastAsia="en-AU"/>
+        </w:rPr>
         <w:id w:val="-1448995547"/>
         <w:docPartObj>
           <w:docPartGallery w:val="Table of Contents"/>
@@ -227,14 +234,9 @@
       </w:sdtPr>
       <w:sdtEndPr>
         <w:rPr>
-          <w:rFonts w:ascii="Arial" w:eastAsia="Arial" w:hAnsi="Arial" w:cs="Arial"/>
           <w:b/>
           <w:bCs/>
           <w:noProof/>
-          <w:color w:val="auto"/>
-          <w:sz w:val="22"/>
-          <w:szCs w:val="22"/>
-          <w:lang w:val="en-AU" w:eastAsia="en-AU"/>
         </w:rPr>
       </w:sdtEndPr>
       <w:sdtContent>
@@ -270,7 +272,7 @@
           <w:r>
             <w:fldChar w:fldCharType="separate"/>
           </w:r>
-          <w:hyperlink w:anchor="_Toc223190709" w:history="1">
+          <w:hyperlink w:anchor="_Toc225067755" w:history="1">
             <w:r>
               <w:rPr>
                 <w:rStyle w:val="Hyperlink"/>
@@ -297,7 +299,80 @@
                 <w:noProof/>
                 <w:webHidden/>
               </w:rPr>
-              <w:instrText xml:space="preserve"> PAGEREF _Toc223190709 \h </w:instrText>
+              <w:instrText xml:space="preserve"> PAGEREF _Toc225067755 \h </w:instrText>
+            </w:r>
+            <w:r>
+              <w:rPr>
+                <w:noProof/>
+                <w:webHidden/>
+              </w:rPr>
+            </w:r>
+            <w:r>
+              <w:rPr>
+                <w:noProof/>
+                <w:webHidden/>
+              </w:rPr>
+              <w:fldChar w:fldCharType="separate"/>
+            </w:r>
+            <w:r>
+              <w:rPr>
+                <w:noProof/>
+                <w:webHidden/>
+              </w:rPr>
+              <w:t>4</w:t>
+            </w:r>
+            <w:r>
+              <w:rPr>
+                <w:noProof/>
+                <w:webHidden/>
+              </w:rPr>
+              <w:fldChar w:fldCharType="end"/>
+            </w:r>
+          </w:hyperlink>
+        </w:p>
+        <w:p>
+          <w:pPr>
+            <w:pStyle w:val="TOC2"/>
+            <w:tabs>
+              <w:tab w:val="right" w:leader="dot" w:pos="9628"/>
+            </w:tabs>
+            <w:rPr>
+              <w:rFonts w:asciiTheme="minorHAnsi" w:eastAsiaTheme="minorEastAsia" w:hAnsiTheme="minorHAnsi" w:cstheme="minorBidi"/>
+              <w:noProof/>
+              <w:kern w:val="2"/>
+              <w:sz w:val="24"/>
+              <w:szCs w:val="24"/>
+              <w14:ligatures w14:val="standardContextual"/>
+            </w:rPr>
+          </w:pPr>
+          <w:hyperlink w:anchor="_Toc225067756" w:history="1">
+            <w:r>
+              <w:rPr>
+                <w:rStyle w:val="Hyperlink"/>
+                <w:noProof/>
+              </w:rPr>
+              <w:t>A Note About Your Results</w:t>
+            </w:r>
+            <w:r>
+              <w:rPr>
+                <w:noProof/>
+                <w:webHidden/>
+              </w:rPr>
+              <w:tab/>
+            </w:r>
+            <w:r>
+              <w:rPr>
+                <w:noProof/>
+                <w:webHidden/>
+              </w:rPr>
+              <w:fldChar w:fldCharType="begin"/>
+            </w:r>
+            <w:r>
+              <w:rPr>
+                <w:noProof/>
+                <w:webHidden/>
+              </w:rPr>
+              <w:instrText xml:space="preserve"> PAGEREF _Toc225067756 \h </w:instrText>
             </w:r>
             <w:r>
               <w:rPr>
@@ -343,7 +418,7 @@
               <w14:ligatures w14:val="standardContextual"/>
             </w:rPr>
           </w:pPr>
-          <w:hyperlink w:anchor="_Toc223190710" w:history="1">
+          <w:hyperlink w:anchor="_Toc225067757" w:history="1">
             <w:r>
               <w:rPr>
                 <w:rStyle w:val="Hyperlink"/>
@@ -370,7 +445,7 @@
                 <w:noProof/>
                 <w:webHidden/>
               </w:rPr>
-              <w:instrText xml:space="preserve"> PAGEREF _Toc223190710 \h </w:instrText>
+              <w:instrText xml:space="preserve"> PAGEREF _Toc225067757 \h </w:instrText>
             </w:r>
             <w:r>
               <w:rPr>
@@ -416,7 +491,7 @@
               <w14:ligatures w14:val="standardContextual"/>
             </w:rPr>
           </w:pPr>
-          <w:hyperlink w:anchor="_Toc223190711" w:history="1">
+          <w:hyperlink w:anchor="_Toc225067758" w:history="1">
             <w:r>
               <w:rPr>
                 <w:rStyle w:val="Hyperlink"/>
@@ -443,7 +518,7 @@
                 <w:noProof/>
                 <w:webHidden/>
               </w:rPr>
-              <w:instrText xml:space="preserve"> PAGEREF _Toc223190711 \h </w:instrText>
+              <w:instrText xml:space="preserve"> PAGEREF _Toc225067758 \h </w:instrText>
             </w:r>
             <w:r>
               <w:rPr>
@@ -489,7 +564,7 @@
               <w14:ligatures w14:val="standardContextual"/>
             </w:rPr>
           </w:pPr>
-          <w:hyperlink w:anchor="_Toc223190712" w:history="1">
+          <w:hyperlink w:anchor="_Toc225067759" w:history="1">
             <w:r>
               <w:rPr>
                 <w:rStyle w:val="Hyperlink"/>
@@ -516,7 +591,7 @@
                 <w:noProof/>
                 <w:webHidden/>
               </w:rPr>
-              <w:instrText xml:space="preserve"> PAGEREF _Toc223190712 \h </w:instrText>
+              <w:instrText xml:space="preserve"> PAGEREF _Toc225067759 \h </w:instrText>
             </w:r>
             <w:r>
               <w:rPr>
@@ -562,13 +637,13 @@
               <w14:ligatures w14:val="standardContextual"/>
             </w:rPr>
           </w:pPr>
-          <w:hyperlink w:anchor="_Toc223190713" w:history="1">
+          <w:hyperlink w:anchor="_Toc225067760" w:history="1">
             <w:r>
               <w:rPr>
                 <w:rStyle w:val="Hyperlink"/>
                 <w:noProof/>
               </w:rPr>
-              <w:t>Super and Pension</w:t>
+              <w:t>Ages</w:t>
             </w:r>
             <w:r>
               <w:rPr>
@@ -589,7 +664,7 @@
                 <w:noProof/>
                 <w:webHidden/>
               </w:rPr>
-              <w:instrText xml:space="preserve"> PAGEREF _Toc223190713 \h </w:instrText>
+              <w:instrText xml:space="preserve"> PAGEREF _Toc225067760 \h </w:instrText>
             </w:r>
             <w:r>
               <w:rPr>
@@ -635,13 +710,13 @@
               <w14:ligatures w14:val="standardContextual"/>
             </w:rPr>
           </w:pPr>
-          <w:hyperlink w:anchor="_Toc223190714" w:history="1">
+          <w:hyperlink w:anchor="_Toc225067761" w:history="1">
             <w:r>
               <w:rPr>
                 <w:rStyle w:val="Hyperlink"/>
                 <w:noProof/>
               </w:rPr>
-              <w:t>Ages</w:t>
+              <w:t>Super and Pension</w:t>
             </w:r>
             <w:r>
               <w:rPr>
@@ -662,7 +737,7 @@
                 <w:noProof/>
                 <w:webHidden/>
               </w:rPr>
-              <w:instrText xml:space="preserve"> PAGEREF _Toc223190714 \h </w:instrText>
+              <w:instrText xml:space="preserve"> PAGEREF _Toc225067761 \h </w:instrText>
             </w:r>
             <w:r>
               <w:rPr>
@@ -682,7 +757,7 @@
                 <w:noProof/>
                 <w:webHidden/>
               </w:rPr>
-              <w:t>4</w:t>
+              <w:t>5</w:t>
             </w:r>
             <w:r>
               <w:rPr>
@@ -708,7 +783,7 @@
               <w14:ligatures w14:val="standardContextual"/>
             </w:rPr>
           </w:pPr>
-          <w:hyperlink w:anchor="_Toc223190715" w:history="1">
+          <w:hyperlink w:anchor="_Toc225067762" w:history="1">
             <w:r>
               <w:rPr>
                 <w:rStyle w:val="Hyperlink"/>
@@ -735,7 +810,7 @@
                 <w:noProof/>
                 <w:webHidden/>
               </w:rPr>
-              <w:instrText xml:space="preserve"> PAGEREF _Toc223190715 \h </w:instrText>
+              <w:instrText xml:space="preserve"> PAGEREF _Toc225067762 \h </w:instrText>
             </w:r>
             <w:r>
               <w:rPr>
@@ -755,7 +830,7 @@
                 <w:noProof/>
                 <w:webHidden/>
               </w:rPr>
-              <w:t>4</w:t>
+              <w:t>5</w:t>
             </w:r>
             <w:r>
               <w:rPr>
@@ -781,7 +856,7 @@
               <w14:ligatures w14:val="standardContextual"/>
             </w:rPr>
           </w:pPr>
-          <w:hyperlink w:anchor="_Toc223190716" w:history="1">
+          <w:hyperlink w:anchor="_Toc225067763" w:history="1">
             <w:r>
               <w:rPr>
                 <w:rStyle w:val="Hyperlink"/>
@@ -808,7 +883,7 @@
                 <w:noProof/>
                 <w:webHidden/>
               </w:rPr>
-              <w:instrText xml:space="preserve"> PAGEREF _Toc223190716 \h </w:instrText>
+              <w:instrText xml:space="preserve"> PAGEREF _Toc225067763 \h </w:instrText>
             </w:r>
             <w:r>
               <w:rPr>
@@ -828,7 +903,7 @@
                 <w:noProof/>
                 <w:webHidden/>
               </w:rPr>
-              <w:t>4</w:t>
+              <w:t>5</w:t>
             </w:r>
             <w:r>
               <w:rPr>
@@ -854,7 +929,7 @@
               <w14:ligatures w14:val="standardContextual"/>
             </w:rPr>
           </w:pPr>
-          <w:hyperlink w:anchor="_Toc223190717" w:history="1">
+          <w:hyperlink w:anchor="_Toc225067764" w:history="1">
             <w:r>
               <w:rPr>
                 <w:rStyle w:val="Hyperlink"/>
@@ -881,7 +956,7 @@
                 <w:noProof/>
                 <w:webHidden/>
               </w:rPr>
-              <w:instrText xml:space="preserve"> PAGEREF _Toc223190717 \h </w:instrText>
+              <w:instrText xml:space="preserve"> PAGEREF _Toc225067764 \h </w:instrText>
             </w:r>
             <w:r>
               <w:rPr>
@@ -927,7 +1002,7 @@
               <w14:ligatures w14:val="standardContextual"/>
             </w:rPr>
           </w:pPr>
-          <w:hyperlink w:anchor="_Toc223190718" w:history="1">
+          <w:hyperlink w:anchor="_Toc225067765" w:history="1">
             <w:r>
               <w:rPr>
                 <w:rStyle w:val="Hyperlink"/>
@@ -954,7 +1029,7 @@
                 <w:noProof/>
                 <w:webHidden/>
               </w:rPr>
-              <w:instrText xml:space="preserve"> PAGEREF _Toc223190718 \h </w:instrText>
+              <w:instrText xml:space="preserve"> PAGEREF _Toc225067765 \h </w:instrText>
             </w:r>
             <w:r>
               <w:rPr>
@@ -1000,7 +1075,7 @@
               <w14:ligatures w14:val="standardContextual"/>
             </w:rPr>
           </w:pPr>
-          <w:hyperlink w:anchor="_Toc223190719" w:history="1">
+          <w:hyperlink w:anchor="_Toc225067766" w:history="1">
             <w:r>
               <w:rPr>
                 <w:rStyle w:val="Hyperlink"/>
@@ -1027,7 +1102,7 @@
                 <w:noProof/>
                 <w:webHidden/>
               </w:rPr>
-              <w:instrText xml:space="preserve"> PAGEREF _Toc223190719 \h </w:instrText>
+              <w:instrText xml:space="preserve"> PAGEREF _Toc225067766 \h </w:instrText>
             </w:r>
             <w:r>
               <w:rPr>
@@ -1047,7 +1122,7 @@
                 <w:noProof/>
                 <w:webHidden/>
               </w:rPr>
-              <w:t>5</w:t>
+              <w:t>6</w:t>
             </w:r>
             <w:r>
               <w:rPr>
@@ -1073,7 +1148,7 @@
               <w14:ligatures w14:val="standardContextual"/>
             </w:rPr>
           </w:pPr>
-          <w:hyperlink w:anchor="_Toc223190720" w:history="1">
+          <w:hyperlink w:anchor="_Toc225067767" w:history="1">
             <w:r>
               <w:rPr>
                 <w:rStyle w:val="Hyperlink"/>
@@ -1100,7 +1175,7 @@
                 <w:noProof/>
                 <w:webHidden/>
               </w:rPr>
-              <w:instrText xml:space="preserve"> PAGEREF _Toc223190720 \h </w:instrText>
+              <w:instrText xml:space="preserve"> PAGEREF _Toc225067767 \h </w:instrText>
             </w:r>
             <w:r>
               <w:rPr>
@@ -1146,7 +1221,7 @@
               <w14:ligatures w14:val="standardContextual"/>
             </w:rPr>
           </w:pPr>
-          <w:hyperlink w:anchor="_Toc223190721" w:history="1">
+          <w:hyperlink w:anchor="_Toc225067768" w:history="1">
             <w:r>
               <w:rPr>
                 <w:rStyle w:val="Hyperlink"/>
@@ -1173,7 +1248,7 @@
                 <w:noProof/>
                 <w:webHidden/>
               </w:rPr>
-              <w:instrText xml:space="preserve"> PAGEREF _Toc223190721 \h </w:instrText>
+              <w:instrText xml:space="preserve"> PAGEREF _Toc225067768 \h </w:instrText>
             </w:r>
             <w:r>
               <w:rPr>
@@ -1219,7 +1294,7 @@
               <w14:ligatures w14:val="standardContextual"/>
             </w:rPr>
           </w:pPr>
-          <w:hyperlink w:anchor="_Toc223190722" w:history="1">
+          <w:hyperlink w:anchor="_Toc225067769" w:history="1">
             <w:r>
               <w:rPr>
                 <w:rStyle w:val="Hyperlink"/>
@@ -1246,7 +1321,7 @@
                 <w:noProof/>
                 <w:webHidden/>
               </w:rPr>
-              <w:instrText xml:space="preserve"> PAGEREF _Toc223190722 \h </w:instrText>
+              <w:instrText xml:space="preserve"> PAGEREF _Toc225067769 \h </w:instrText>
             </w:r>
             <w:r>
               <w:rPr>
@@ -1292,7 +1367,7 @@
               <w14:ligatures w14:val="standardContextual"/>
             </w:rPr>
           </w:pPr>
-          <w:hyperlink w:anchor="_Toc223190723" w:history="1">
+          <w:hyperlink w:anchor="_Toc225067770" w:history="1">
             <w:r>
               <w:rPr>
                 <w:rStyle w:val="Hyperlink"/>
@@ -1319,7 +1394,7 @@
                 <w:noProof/>
                 <w:webHidden/>
               </w:rPr>
-              <w:instrText xml:space="preserve"> PAGEREF _Toc223190723 \h </w:instrText>
+              <w:instrText xml:space="preserve"> PAGEREF _Toc225067770 \h </w:instrText>
             </w:r>
             <w:r>
               <w:rPr>
@@ -1365,7 +1440,7 @@
               <w14:ligatures w14:val="standardContextual"/>
             </w:rPr>
           </w:pPr>
-          <w:hyperlink w:anchor="_Toc223190724" w:history="1">
+          <w:hyperlink w:anchor="_Toc225067771" w:history="1">
             <w:r>
               <w:rPr>
                 <w:rStyle w:val="Hyperlink"/>
@@ -1392,7 +1467,7 @@
                 <w:noProof/>
                 <w:webHidden/>
               </w:rPr>
-              <w:instrText xml:space="preserve"> PAGEREF _Toc223190724 \h </w:instrText>
+              <w:instrText xml:space="preserve"> PAGEREF _Toc225067771 \h </w:instrText>
             </w:r>
             <w:r>
               <w:rPr>
@@ -1438,13 +1513,13 @@
               <w14:ligatures w14:val="standardContextual"/>
             </w:rPr>
           </w:pPr>
-          <w:hyperlink w:anchor="_Toc223190725" w:history="1">
+          <w:hyperlink w:anchor="_Toc225067772" w:history="1">
             <w:r>
               <w:rPr>
                 <w:rStyle w:val="Hyperlink"/>
                 <w:noProof/>
               </w:rPr>
-              <w:t>Portfolio Balance Over Time</w:t>
+              <w:t>Portfolio Balance</w:t>
             </w:r>
             <w:r>
               <w:rPr>
@@ -1465,7 +1540,7 @@
                 <w:noProof/>
                 <w:webHidden/>
               </w:rPr>
-              <w:instrText xml:space="preserve"> PAGEREF _Toc223190725 \h </w:instrText>
+              <w:instrText xml:space="preserve"> PAGEREF _Toc225067772 \h </w:instrText>
             </w:r>
             <w:r>
               <w:rPr>
@@ -1511,7 +1586,7 @@
               <w14:ligatures w14:val="standardContextual"/>
             </w:rPr>
           </w:pPr>
-          <w:hyperlink w:anchor="_Toc223190726" w:history="1">
+          <w:hyperlink w:anchor="_Toc225067773" w:history="1">
             <w:r>
               <w:rPr>
                 <w:rStyle w:val="Hyperlink"/>
@@ -1538,7 +1613,7 @@
                 <w:noProof/>
                 <w:webHidden/>
               </w:rPr>
-              <w:instrText xml:space="preserve"> PAGEREF _Toc223190726 \h </w:instrText>
+              <w:instrText xml:space="preserve"> PAGEREF _Toc225067773 \h </w:instrText>
             </w:r>
             <w:r>
               <w:rPr>
@@ -1584,7 +1659,7 @@
               <w14:ligatures w14:val="standardContextual"/>
             </w:rPr>
           </w:pPr>
-          <w:hyperlink w:anchor="_Toc223190727" w:history="1">
+          <w:hyperlink w:anchor="_Toc225067774" w:history="1">
             <w:r>
               <w:rPr>
                 <w:rStyle w:val="Hyperlink"/>
@@ -1611,7 +1686,7 @@
                 <w:noProof/>
                 <w:webHidden/>
               </w:rPr>
-              <w:instrText xml:space="preserve"> PAGEREF _Toc223190727 \h </w:instrText>
+              <w:instrText xml:space="preserve"> PAGEREF _Toc225067774 \h </w:instrText>
             </w:r>
             <w:r>
               <w:rPr>
@@ -1657,12 +1732,85 @@
               <w14:ligatures w14:val="standardContextual"/>
             </w:rPr>
           </w:pPr>
-          <w:hyperlink w:anchor="_Toc223190728" w:history="1">
+          <w:hyperlink w:anchor="_Toc225067775" w:history="1">
             <w:r>
               <w:rPr>
                 <w:rStyle w:val="Hyperlink"/>
                 <w:noProof/>
               </w:rPr>
+              <w:t>Longevity &amp; Outcome Analysis Chart</w:t>
+            </w:r>
+            <w:r>
+              <w:rPr>
+                <w:noProof/>
+                <w:webHidden/>
+              </w:rPr>
+              <w:tab/>
+            </w:r>
+            <w:r>
+              <w:rPr>
+                <w:noProof/>
+                <w:webHidden/>
+              </w:rPr>
+              <w:fldChar w:fldCharType="begin"/>
+            </w:r>
+            <w:r>
+              <w:rPr>
+                <w:noProof/>
+                <w:webHidden/>
+              </w:rPr>
+              <w:instrText xml:space="preserve"> PAGEREF _Toc225067775 \h </w:instrText>
+            </w:r>
+            <w:r>
+              <w:rPr>
+                <w:noProof/>
+                <w:webHidden/>
+              </w:rPr>
+            </w:r>
+            <w:r>
+              <w:rPr>
+                <w:noProof/>
+                <w:webHidden/>
+              </w:rPr>
+              <w:fldChar w:fldCharType="separate"/>
+            </w:r>
+            <w:r>
+              <w:rPr>
+                <w:noProof/>
+                <w:webHidden/>
+              </w:rPr>
+              <w:t>7</w:t>
+            </w:r>
+            <w:r>
+              <w:rPr>
+                <w:noProof/>
+                <w:webHidden/>
+              </w:rPr>
+              <w:fldChar w:fldCharType="end"/>
+            </w:r>
+          </w:hyperlink>
+        </w:p>
+        <w:p>
+          <w:pPr>
+            <w:pStyle w:val="TOC2"/>
+            <w:tabs>
+              <w:tab w:val="right" w:leader="dot" w:pos="9628"/>
+            </w:tabs>
+            <w:rPr>
+              <w:rFonts w:asciiTheme="minorHAnsi" w:eastAsiaTheme="minorEastAsia" w:hAnsiTheme="minorHAnsi" w:cstheme="minorBidi"/>
+              <w:noProof/>
+              <w:kern w:val="2"/>
+              <w:sz w:val="24"/>
+              <w:szCs w:val="24"/>
+              <w14:ligatures w14:val="standardContextual"/>
+            </w:rPr>
+          </w:pPr>
+          <w:hyperlink w:anchor="_Toc225067776" w:history="1">
+            <w:r>
+              <w:rPr>
+                <w:rStyle w:val="Hyperlink"/>
+                <w:noProof/>
+              </w:rPr>
               <w:t>What’s a Good Result?</w:t>
             </w:r>
             <w:r>
@@ -1684,7 +1832,7 @@
                 <w:noProof/>
                 <w:webHidden/>
               </w:rPr>
-              <w:instrText xml:space="preserve"> PAGEREF _Toc223190728 \h </w:instrText>
+              <w:instrText xml:space="preserve"> PAGEREF _Toc225067776 \h </w:instrText>
             </w:r>
             <w:r>
               <w:rPr>
@@ -1704,7 +1852,7 @@
                 <w:noProof/>
                 <w:webHidden/>
               </w:rPr>
-              <w:t>7</w:t>
+              <w:t>8</w:t>
             </w:r>
             <w:r>
               <w:rPr>
@@ -1730,7 +1878,7 @@
               <w14:ligatures w14:val="standardContextual"/>
             </w:rPr>
           </w:pPr>
-          <w:hyperlink w:anchor="_Toc223190729" w:history="1">
+          <w:hyperlink w:anchor="_Toc225067777" w:history="1">
             <w:r>
               <w:rPr>
                 <w:rStyle w:val="Hyperlink"/>
@@ -1757,7 +1905,7 @@
                 <w:noProof/>
                 <w:webHidden/>
               </w:rPr>
-              <w:instrText xml:space="preserve"> PAGEREF _Toc223190729 \h </w:instrText>
+              <w:instrText xml:space="preserve"> PAGEREF _Toc225067777 \h </w:instrText>
             </w:r>
             <w:r>
               <w:rPr>
@@ -1777,7 +1925,7 @@
                 <w:noProof/>
                 <w:webHidden/>
               </w:rPr>
-              <w:t>8</w:t>
+              <w:t>9</w:t>
             </w:r>
             <w:r>
               <w:rPr>
@@ -1803,7 +1951,7 @@
               <w14:ligatures w14:val="standardContextual"/>
             </w:rPr>
           </w:pPr>
-          <w:hyperlink w:anchor="_Toc223190730" w:history="1">
+          <w:hyperlink w:anchor="_Toc225067778" w:history="1">
             <w:r>
               <w:rPr>
                 <w:rStyle w:val="Hyperlink"/>
@@ -1830,7 +1978,7 @@
                 <w:noProof/>
                 <w:webHidden/>
               </w:rPr>
-              <w:instrText xml:space="preserve"> PAGEREF _Toc223190730 \h </w:instrText>
+              <w:instrText xml:space="preserve"> PAGEREF _Toc225067778 \h </w:instrText>
             </w:r>
             <w:r>
               <w:rPr>
@@ -1850,7 +1998,7 @@
                 <w:noProof/>
                 <w:webHidden/>
               </w:rPr>
-              <w:t>8</w:t>
+              <w:t>9</w:t>
             </w:r>
             <w:r>
               <w:rPr>
@@ -1876,13 +2024,13 @@
               <w14:ligatures w14:val="standardContextual"/>
             </w:rPr>
           </w:pPr>
-          <w:hyperlink w:anchor="_Toc223190731" w:history="1">
+          <w:hyperlink w:anchor="_Toc225067779" w:history="1">
             <w:r>
               <w:rPr>
                 <w:rStyle w:val="Hyperlink"/>
                 <w:noProof/>
               </w:rPr>
-              <w:t>Spending Pattern</w:t>
+              <w:t>Additional Splurge Spending</w:t>
             </w:r>
             <w:r>
               <w:rPr>
@@ -1903,7 +2051,7 @@
                 <w:noProof/>
                 <w:webHidden/>
               </w:rPr>
-              <w:instrText xml:space="preserve"> PAGEREF _Toc223190731 \h </w:instrText>
+              <w:instrText xml:space="preserve"> PAGEREF _Toc225067779 \h </w:instrText>
             </w:r>
             <w:r>
               <w:rPr>
@@ -1923,7 +2071,80 @@
                 <w:noProof/>
                 <w:webHidden/>
               </w:rPr>
-              <w:t>8</w:t>
+              <w:t>9</w:t>
+            </w:r>
+            <w:r>
+              <w:rPr>
+                <w:noProof/>
+                <w:webHidden/>
+              </w:rPr>
+              <w:fldChar w:fldCharType="end"/>
+            </w:r>
+          </w:hyperlink>
+        </w:p>
+        <w:p>
+          <w:pPr>
+            <w:pStyle w:val="TOC2"/>
+            <w:tabs>
+              <w:tab w:val="right" w:leader="dot" w:pos="9628"/>
+            </w:tabs>
+            <w:rPr>
+              <w:rFonts w:asciiTheme="minorHAnsi" w:eastAsiaTheme="minorEastAsia" w:hAnsiTheme="minorHAnsi" w:cstheme="minorBidi"/>
+              <w:noProof/>
+              <w:kern w:val="2"/>
+              <w:sz w:val="24"/>
+              <w:szCs w:val="24"/>
+              <w14:ligatures w14:val="standardContextual"/>
+            </w:rPr>
+          </w:pPr>
+          <w:hyperlink w:anchor="_Toc225067780" w:history="1">
+            <w:r>
+              <w:rPr>
+                <w:rStyle w:val="Hyperlink"/>
+                <w:noProof/>
+              </w:rPr>
+              <w:t>Withdrawal Strategy</w:t>
+            </w:r>
+            <w:r>
+              <w:rPr>
+                <w:noProof/>
+                <w:webHidden/>
+              </w:rPr>
+              <w:tab/>
+            </w:r>
+            <w:r>
+              <w:rPr>
+                <w:noProof/>
+                <w:webHidden/>
+              </w:rPr>
+              <w:fldChar w:fldCharType="begin"/>
+            </w:r>
+            <w:r>
+              <w:rPr>
+                <w:noProof/>
+                <w:webHidden/>
+              </w:rPr>
+              <w:instrText xml:space="preserve"> PAGEREF _Toc225067780 \h </w:instrText>
+            </w:r>
+            <w:r>
+              <w:rPr>
+                <w:noProof/>
+                <w:webHidden/>
+              </w:rPr>
+            </w:r>
+            <w:r>
+              <w:rPr>
+                <w:noProof/>
+                <w:webHidden/>
+              </w:rPr>
+              <w:fldChar w:fldCharType="separate"/>
+            </w:r>
+            <w:r>
+              <w:rPr>
+                <w:noProof/>
+                <w:webHidden/>
+              </w:rPr>
+              <w:t>9</w:t>
             </w:r>
             <w:r>
               <w:rPr>
@@ -1949,13 +2170,13 @@
               <w14:ligatures w14:val="standardContextual"/>
             </w:rPr>
           </w:pPr>
-          <w:hyperlink w:anchor="_Toc223190732" w:history="1">
+          <w:hyperlink w:anchor="_Toc225067781" w:history="1">
             <w:r>
               <w:rPr>
                 <w:rStyle w:val="Hyperlink"/>
                 <w:noProof/>
               </w:rPr>
-              <w:t>Splurge Spending</w:t>
+              <w:t>Spending Pattern</w:t>
             </w:r>
             <w:r>
               <w:rPr>
@@ -1976,7 +2197,7 @@
                 <w:noProof/>
                 <w:webHidden/>
               </w:rPr>
-              <w:instrText xml:space="preserve"> PAGEREF _Toc223190732 \h </w:instrText>
+              <w:instrText xml:space="preserve"> PAGEREF _Toc225067781 \h </w:instrText>
             </w:r>
             <w:r>
               <w:rPr>
@@ -1996,7 +2217,80 @@
                 <w:noProof/>
                 <w:webHidden/>
               </w:rPr>
-              <w:t>8</w:t>
+              <w:t>9</w:t>
+            </w:r>
+            <w:r>
+              <w:rPr>
+                <w:noProof/>
+                <w:webHidden/>
+              </w:rPr>
+              <w:fldChar w:fldCharType="end"/>
+            </w:r>
+          </w:hyperlink>
+        </w:p>
+        <w:p>
+          <w:pPr>
+            <w:pStyle w:val="TOC3"/>
+            <w:tabs>
+              <w:tab w:val="right" w:leader="dot" w:pos="9628"/>
+            </w:tabs>
+            <w:rPr>
+              <w:rFonts w:asciiTheme="minorHAnsi" w:eastAsiaTheme="minorEastAsia" w:hAnsiTheme="minorHAnsi" w:cstheme="minorBidi"/>
+              <w:noProof/>
+              <w:kern w:val="2"/>
+              <w:sz w:val="24"/>
+              <w:szCs w:val="24"/>
+              <w14:ligatures w14:val="standardContextual"/>
+            </w:rPr>
+          </w:pPr>
+          <w:hyperlink w:anchor="_Toc225067782" w:history="1">
+            <w:r>
+              <w:rPr>
+                <w:rStyle w:val="Hyperlink"/>
+                <w:noProof/>
+              </w:rPr>
+              <w:t>Spending Modifiers</w:t>
+            </w:r>
+            <w:r>
+              <w:rPr>
+                <w:noProof/>
+                <w:webHidden/>
+              </w:rPr>
+              <w:tab/>
+            </w:r>
+            <w:r>
+              <w:rPr>
+                <w:noProof/>
+                <w:webHidden/>
+              </w:rPr>
+              <w:fldChar w:fldCharType="begin"/>
+            </w:r>
+            <w:r>
+              <w:rPr>
+                <w:noProof/>
+                <w:webHidden/>
+              </w:rPr>
+              <w:instrText xml:space="preserve"> PAGEREF _Toc225067782 \h </w:instrText>
+            </w:r>
+            <w:r>
+              <w:rPr>
+                <w:noProof/>
+                <w:webHidden/>
+              </w:rPr>
+            </w:r>
+            <w:r>
+              <w:rPr>
+                <w:noProof/>
+                <w:webHidden/>
+              </w:rPr>
+              <w:fldChar w:fldCharType="separate"/>
+            </w:r>
+            <w:r>
+              <w:rPr>
+                <w:noProof/>
+                <w:webHidden/>
+              </w:rPr>
+              <w:t>9</w:t>
             </w:r>
             <w:r>
               <w:rPr>
@@ -2022,13 +2316,13 @@
               <w14:ligatures w14:val="standardContextual"/>
             </w:rPr>
           </w:pPr>
-          <w:hyperlink w:anchor="_Toc223190733" w:history="1">
+          <w:hyperlink w:anchor="_Toc225067783" w:history="1">
             <w:r>
               <w:rPr>
                 <w:rStyle w:val="Hyperlink"/>
                 <w:noProof/>
               </w:rPr>
-              <w:t>Irregular Expenses</w:t>
+              <w:t>One-Off &amp; Irregular Expenses</w:t>
             </w:r>
             <w:r>
               <w:rPr>
@@ -2049,7 +2343,7 @@
                 <w:noProof/>
                 <w:webHidden/>
               </w:rPr>
-              <w:instrText xml:space="preserve"> PAGEREF _Toc223190733 \h </w:instrText>
+              <w:instrText xml:space="preserve"> PAGEREF _Toc225067783 \h </w:instrText>
             </w:r>
             <w:r>
               <w:rPr>
@@ -2069,7 +2363,7 @@
                 <w:noProof/>
                 <w:webHidden/>
               </w:rPr>
-              <w:t>8</w:t>
+              <w:t>9</w:t>
             </w:r>
             <w:r>
               <w:rPr>
@@ -2095,13 +2389,13 @@
               <w14:ligatures w14:val="standardContextual"/>
             </w:rPr>
           </w:pPr>
-          <w:hyperlink w:anchor="_Toc223190734" w:history="1">
+          <w:hyperlink w:anchor="_Toc225067784" w:history="1">
             <w:r>
               <w:rPr>
                 <w:rStyle w:val="Hyperlink"/>
                 <w:noProof/>
               </w:rPr>
-              <w:t>Stochastic Irregular Expenses</w:t>
+              <w:t>Use Stochastic Irregular Expenses</w:t>
             </w:r>
             <w:r>
               <w:rPr>
@@ -2122,7 +2416,7 @@
                 <w:noProof/>
                 <w:webHidden/>
               </w:rPr>
-              <w:instrText xml:space="preserve"> PAGEREF _Toc223190734 \h </w:instrText>
+              <w:instrText xml:space="preserve"> PAGEREF _Toc225067784 \h </w:instrText>
             </w:r>
             <w:r>
               <w:rPr>
@@ -2142,7 +2436,7 @@
                 <w:noProof/>
                 <w:webHidden/>
               </w:rPr>
-              <w:t>8</w:t>
+              <w:t>9</w:t>
             </w:r>
             <w:r>
               <w:rPr>
@@ -2168,7 +2462,7 @@
               <w14:ligatures w14:val="standardContextual"/>
             </w:rPr>
           </w:pPr>
-          <w:hyperlink w:anchor="_Toc223190735" w:history="1">
+          <w:hyperlink w:anchor="_Toc225067785" w:history="1">
             <w:r>
               <w:rPr>
                 <w:rStyle w:val="Hyperlink"/>
@@ -2195,7 +2489,7 @@
                 <w:noProof/>
                 <w:webHidden/>
               </w:rPr>
-              <w:instrText xml:space="preserve"> PAGEREF _Toc223190735 \h </w:instrText>
+              <w:instrText xml:space="preserve"> PAGEREF _Toc225067785 \h </w:instrText>
             </w:r>
             <w:r>
               <w:rPr>
@@ -2215,7 +2509,7 @@
                 <w:noProof/>
                 <w:webHidden/>
               </w:rPr>
-              <w:t>8</w:t>
+              <w:t>10</w:t>
             </w:r>
             <w:r>
               <w:rPr>
@@ -2241,13 +2535,13 @@
               <w14:ligatures w14:val="standardContextual"/>
             </w:rPr>
           </w:pPr>
-          <w:hyperlink w:anchor="_Toc223190736" w:history="1">
+          <w:hyperlink w:anchor="_Toc225067786" w:history="1">
             <w:r>
               <w:rPr>
                 <w:rStyle w:val="Hyperlink"/>
                 <w:noProof/>
               </w:rPr>
-              <w:t>Aged Care Costs</w:t>
+              <w:t>Aged Care Modelling</w:t>
             </w:r>
             <w:r>
               <w:rPr>
@@ -2268,7 +2562,7 @@
                 <w:noProof/>
                 <w:webHidden/>
               </w:rPr>
-              <w:instrText xml:space="preserve"> PAGEREF _Toc223190736 \h </w:instrText>
+              <w:instrText xml:space="preserve"> PAGEREF _Toc225067786 \h </w:instrText>
             </w:r>
             <w:r>
               <w:rPr>
@@ -2288,7 +2582,7 @@
                 <w:noProof/>
                 <w:webHidden/>
               </w:rPr>
-              <w:t>8</w:t>
+              <w:t>10</w:t>
             </w:r>
             <w:r>
               <w:rPr>
@@ -2314,13 +2608,13 @@
               <w14:ligatures w14:val="standardContextual"/>
             </w:rPr>
           </w:pPr>
-          <w:hyperlink w:anchor="_Toc223190737" w:history="1">
+          <w:hyperlink w:anchor="_Toc225067787" w:history="1">
             <w:r>
               <w:rPr>
                 <w:rStyle w:val="Hyperlink"/>
                 <w:noProof/>
               </w:rPr>
-              <w:t>Debt Repayment at Retirement</w:t>
+              <w:t>Debts &amp; Liabilities</w:t>
             </w:r>
             <w:r>
               <w:rPr>
@@ -2341,7 +2635,7 @@
                 <w:noProof/>
                 <w:webHidden/>
               </w:rPr>
-              <w:instrText xml:space="preserve"> PAGEREF _Toc223190737 \h </w:instrText>
+              <w:instrText xml:space="preserve"> PAGEREF _Toc225067787 \h </w:instrText>
             </w:r>
             <w:r>
               <w:rPr>
@@ -2361,7 +2655,7 @@
                 <w:noProof/>
                 <w:webHidden/>
               </w:rPr>
-              <w:t>9</w:t>
+              <w:t>10</w:t>
             </w:r>
             <w:r>
               <w:rPr>
@@ -2387,13 +2681,13 @@
               <w14:ligatures w14:val="standardContextual"/>
             </w:rPr>
           </w:pPr>
-          <w:hyperlink w:anchor="_Toc223190738" w:history="1">
+          <w:hyperlink w:anchor="_Toc225067788" w:history="1">
             <w:r>
               <w:rPr>
                 <w:rStyle w:val="Hyperlink"/>
                 <w:noProof/>
               </w:rPr>
-              <w:t>Dynamic Spending Guardrails</w:t>
+              <w:t>Couple Tracking</w:t>
             </w:r>
             <w:r>
               <w:rPr>
@@ -2414,7 +2708,7 @@
                 <w:noProof/>
                 <w:webHidden/>
               </w:rPr>
-              <w:instrText xml:space="preserve"> PAGEREF _Toc223190738 \h </w:instrText>
+              <w:instrText xml:space="preserve"> PAGEREF _Toc225067788 \h </w:instrText>
             </w:r>
             <w:r>
               <w:rPr>
@@ -2434,7 +2728,80 @@
                 <w:noProof/>
                 <w:webHidden/>
               </w:rPr>
-              <w:t>9</w:t>
+              <w:t>10</w:t>
+            </w:r>
+            <w:r>
+              <w:rPr>
+                <w:noProof/>
+                <w:webHidden/>
+              </w:rPr>
+              <w:fldChar w:fldCharType="end"/>
+            </w:r>
+          </w:hyperlink>
+        </w:p>
+        <w:p>
+          <w:pPr>
+            <w:pStyle w:val="TOC3"/>
+            <w:tabs>
+              <w:tab w:val="right" w:leader="dot" w:pos="9628"/>
+            </w:tabs>
+            <w:rPr>
+              <w:rFonts w:asciiTheme="minorHAnsi" w:eastAsiaTheme="minorEastAsia" w:hAnsiTheme="minorHAnsi" w:cstheme="minorBidi"/>
+              <w:noProof/>
+              <w:kern w:val="2"/>
+              <w:sz w:val="24"/>
+              <w:szCs w:val="24"/>
+              <w14:ligatures w14:val="standardContextual"/>
+            </w:rPr>
+          </w:pPr>
+          <w:hyperlink w:anchor="_Toc225067789" w:history="1">
+            <w:r>
+              <w:rPr>
+                <w:rStyle w:val="Hyperlink"/>
+                <w:noProof/>
+              </w:rPr>
+              <w:t>Death Scenario Modelling</w:t>
+            </w:r>
+            <w:r>
+              <w:rPr>
+                <w:noProof/>
+                <w:webHidden/>
+              </w:rPr>
+              <w:tab/>
+            </w:r>
+            <w:r>
+              <w:rPr>
+                <w:noProof/>
+                <w:webHidden/>
+              </w:rPr>
+              <w:fldChar w:fldCharType="begin"/>
+            </w:r>
+            <w:r>
+              <w:rPr>
+                <w:noProof/>
+                <w:webHidden/>
+              </w:rPr>
+              <w:instrText xml:space="preserve"> PAGEREF _Toc225067789 \h </w:instrText>
+            </w:r>
+            <w:r>
+              <w:rPr>
+                <w:noProof/>
+                <w:webHidden/>
+              </w:rPr>
+            </w:r>
+            <w:r>
+              <w:rPr>
+                <w:noProof/>
+                <w:webHidden/>
+              </w:rPr>
+              <w:fldChar w:fldCharType="separate"/>
+            </w:r>
+            <w:r>
+              <w:rPr>
+                <w:noProof/>
+                <w:webHidden/>
+              </w:rPr>
+              <w:t>10</w:t>
             </w:r>
             <w:r>
               <w:rPr>
@@ -2460,13 +2827,13 @@
               <w14:ligatures w14:val="standardContextual"/>
             </w:rPr>
           </w:pPr>
-          <w:hyperlink w:anchor="_Toc223190739" w:history="1">
+          <w:hyperlink w:anchor="_Toc225067790" w:history="1">
             <w:r>
               <w:rPr>
                 <w:rStyle w:val="Hyperlink"/>
                 <w:noProof/>
               </w:rPr>
-              <w:t>Couple Tracking</w:t>
+              <w:t>Scenario Manager (Save/Load)</w:t>
             </w:r>
             <w:r>
               <w:rPr>
@@ -2487,7 +2854,7 @@
                 <w:noProof/>
                 <w:webHidden/>
               </w:rPr>
-              <w:instrText xml:space="preserve"> PAGEREF _Toc223190739 \h </w:instrText>
+              <w:instrText xml:space="preserve"> PAGEREF _Toc225067790 \h </w:instrText>
             </w:r>
             <w:r>
               <w:rPr>
@@ -2507,7 +2874,518 @@
                 <w:noProof/>
                 <w:webHidden/>
               </w:rPr>
-              <w:t>9</w:t>
+              <w:t>11</w:t>
+            </w:r>
+            <w:r>
+              <w:rPr>
+                <w:noProof/>
+                <w:webHidden/>
+              </w:rPr>
+              <w:fldChar w:fldCharType="end"/>
+            </w:r>
+          </w:hyperlink>
+        </w:p>
+        <w:p>
+          <w:pPr>
+            <w:pStyle w:val="TOC2"/>
+            <w:tabs>
+              <w:tab w:val="right" w:leader="dot" w:pos="9628"/>
+            </w:tabs>
+            <w:rPr>
+              <w:rFonts w:asciiTheme="minorHAnsi" w:eastAsiaTheme="minorEastAsia" w:hAnsiTheme="minorHAnsi" w:cstheme="minorBidi"/>
+              <w:noProof/>
+              <w:kern w:val="2"/>
+              <w:sz w:val="24"/>
+              <w:szCs w:val="24"/>
+              <w14:ligatures w14:val="standardContextual"/>
+            </w:rPr>
+          </w:pPr>
+          <w:hyperlink w:anchor="_Toc225067791" w:history="1">
+            <w:r>
+              <w:rPr>
+                <w:rStyle w:val="Hyperlink"/>
+                <w:noProof/>
+              </w:rPr>
+              <w:t>What-If Comparison</w:t>
+            </w:r>
+            <w:r>
+              <w:rPr>
+                <w:noProof/>
+                <w:webHidden/>
+              </w:rPr>
+              <w:tab/>
+            </w:r>
+            <w:r>
+              <w:rPr>
+                <w:noProof/>
+                <w:webHidden/>
+              </w:rPr>
+              <w:fldChar w:fldCharType="begin"/>
+            </w:r>
+            <w:r>
+              <w:rPr>
+                <w:noProof/>
+                <w:webHidden/>
+              </w:rPr>
+              <w:instrText xml:space="preserve"> PAGEREF _Toc225067791 \h </w:instrText>
+            </w:r>
+            <w:r>
+              <w:rPr>
+                <w:noProof/>
+                <w:webHidden/>
+              </w:rPr>
+            </w:r>
+            <w:r>
+              <w:rPr>
+                <w:noProof/>
+                <w:webHidden/>
+              </w:rPr>
+              <w:fldChar w:fldCharType="separate"/>
+            </w:r>
+            <w:r>
+              <w:rPr>
+                <w:noProof/>
+                <w:webHidden/>
+              </w:rPr>
+              <w:t>11</w:t>
+            </w:r>
+            <w:r>
+              <w:rPr>
+                <w:noProof/>
+                <w:webHidden/>
+              </w:rPr>
+              <w:fldChar w:fldCharType="end"/>
+            </w:r>
+          </w:hyperlink>
+        </w:p>
+        <w:p>
+          <w:pPr>
+            <w:pStyle w:val="TOC2"/>
+            <w:tabs>
+              <w:tab w:val="right" w:leader="dot" w:pos="9628"/>
+            </w:tabs>
+            <w:rPr>
+              <w:rFonts w:asciiTheme="minorHAnsi" w:eastAsiaTheme="minorEastAsia" w:hAnsiTheme="minorHAnsi" w:cstheme="minorBidi"/>
+              <w:noProof/>
+              <w:kern w:val="2"/>
+              <w:sz w:val="24"/>
+              <w:szCs w:val="24"/>
+              <w14:ligatures w14:val="standardContextual"/>
+            </w:rPr>
+          </w:pPr>
+          <w:hyperlink w:anchor="_Toc225067792" w:history="1">
+            <w:r>
+              <w:rPr>
+                <w:rStyle w:val="Hyperlink"/>
+                <w:noProof/>
+              </w:rPr>
+              <w:t>DOCX Export</w:t>
+            </w:r>
+            <w:r>
+              <w:rPr>
+                <w:noProof/>
+                <w:webHidden/>
+              </w:rPr>
+              <w:tab/>
+            </w:r>
+            <w:r>
+              <w:rPr>
+                <w:noProof/>
+                <w:webHidden/>
+              </w:rPr>
+              <w:fldChar w:fldCharType="begin"/>
+            </w:r>
+            <w:r>
+              <w:rPr>
+                <w:noProof/>
+                <w:webHidden/>
+              </w:rPr>
+              <w:instrText xml:space="preserve"> PAGEREF _Toc225067792 \h </w:instrText>
+            </w:r>
+            <w:r>
+              <w:rPr>
+                <w:noProof/>
+                <w:webHidden/>
+              </w:rPr>
+            </w:r>
+            <w:r>
+              <w:rPr>
+                <w:noProof/>
+                <w:webHidden/>
+              </w:rPr>
+              <w:fldChar w:fldCharType="separate"/>
+            </w:r>
+            <w:r>
+              <w:rPr>
+                <w:noProof/>
+                <w:webHidden/>
+              </w:rPr>
+              <w:t>11</w:t>
+            </w:r>
+            <w:r>
+              <w:rPr>
+                <w:noProof/>
+                <w:webHidden/>
+              </w:rPr>
+              <w:fldChar w:fldCharType="end"/>
+            </w:r>
+          </w:hyperlink>
+        </w:p>
+        <w:p>
+          <w:pPr>
+            <w:pStyle w:val="TOC2"/>
+            <w:tabs>
+              <w:tab w:val="right" w:leader="dot" w:pos="9628"/>
+            </w:tabs>
+            <w:rPr>
+              <w:rFonts w:asciiTheme="minorHAnsi" w:eastAsiaTheme="minorEastAsia" w:hAnsiTheme="minorHAnsi" w:cstheme="minorBidi"/>
+              <w:noProof/>
+              <w:kern w:val="2"/>
+              <w:sz w:val="24"/>
+              <w:szCs w:val="24"/>
+              <w14:ligatures w14:val="standardContextual"/>
+            </w:rPr>
+          </w:pPr>
+          <w:hyperlink w:anchor="_Toc225067793" w:history="1">
+            <w:r>
+              <w:rPr>
+                <w:rStyle w:val="Hyperlink"/>
+                <w:noProof/>
+              </w:rPr>
+              <w:t>Sensitivity Analysis</w:t>
+            </w:r>
+            <w:r>
+              <w:rPr>
+                <w:noProof/>
+                <w:webHidden/>
+              </w:rPr>
+              <w:tab/>
+            </w:r>
+            <w:r>
+              <w:rPr>
+                <w:noProof/>
+                <w:webHidden/>
+              </w:rPr>
+              <w:fldChar w:fldCharType="begin"/>
+            </w:r>
+            <w:r>
+              <w:rPr>
+                <w:noProof/>
+                <w:webHidden/>
+              </w:rPr>
+              <w:instrText xml:space="preserve"> PAGEREF _Toc225067793 \h </w:instrText>
+            </w:r>
+            <w:r>
+              <w:rPr>
+                <w:noProof/>
+                <w:webHidden/>
+              </w:rPr>
+            </w:r>
+            <w:r>
+              <w:rPr>
+                <w:noProof/>
+                <w:webHidden/>
+              </w:rPr>
+              <w:fldChar w:fldCharType="separate"/>
+            </w:r>
+            <w:r>
+              <w:rPr>
+                <w:noProof/>
+                <w:webHidden/>
+              </w:rPr>
+              <w:t>11</w:t>
+            </w:r>
+            <w:r>
+              <w:rPr>
+                <w:noProof/>
+                <w:webHidden/>
+              </w:rPr>
+              <w:fldChar w:fldCharType="end"/>
+            </w:r>
+          </w:hyperlink>
+        </w:p>
+        <w:p>
+          <w:pPr>
+            <w:pStyle w:val="TOC1"/>
+            <w:tabs>
+              <w:tab w:val="right" w:leader="dot" w:pos="9628"/>
+            </w:tabs>
+            <w:rPr>
+              <w:rFonts w:asciiTheme="minorHAnsi" w:eastAsiaTheme="minorEastAsia" w:hAnsiTheme="minorHAnsi" w:cstheme="minorBidi"/>
+              <w:noProof/>
+              <w:kern w:val="2"/>
+              <w:sz w:val="24"/>
+              <w:szCs w:val="24"/>
+              <w14:ligatures w14:val="standardContextual"/>
+            </w:rPr>
+          </w:pPr>
+          <w:hyperlink w:anchor="_Toc225067794" w:history="1">
+            <w:r>
+              <w:rPr>
+                <w:rStyle w:val="Hyperlink"/>
+                <w:noProof/>
+              </w:rPr>
+              <w:t>Using Monte Carlo (Recommended)</w:t>
+            </w:r>
+            <w:r>
+              <w:rPr>
+                <w:noProof/>
+                <w:webHidden/>
+              </w:rPr>
+              <w:tab/>
+            </w:r>
+            <w:r>
+              <w:rPr>
+                <w:noProof/>
+                <w:webHidden/>
+              </w:rPr>
+              <w:fldChar w:fldCharType="begin"/>
+            </w:r>
+            <w:r>
+              <w:rPr>
+                <w:noProof/>
+                <w:webHidden/>
+              </w:rPr>
+              <w:instrText xml:space="preserve"> PAGEREF _Toc225067794 \h </w:instrText>
+            </w:r>
+            <w:r>
+              <w:rPr>
+                <w:noProof/>
+                <w:webHidden/>
+              </w:rPr>
+            </w:r>
+            <w:r>
+              <w:rPr>
+                <w:noProof/>
+                <w:webHidden/>
+              </w:rPr>
+              <w:fldChar w:fldCharType="separate"/>
+            </w:r>
+            <w:r>
+              <w:rPr>
+                <w:noProof/>
+                <w:webHidden/>
+              </w:rPr>
+              <w:t>12</w:t>
+            </w:r>
+            <w:r>
+              <w:rPr>
+                <w:noProof/>
+                <w:webHidden/>
+              </w:rPr>
+              <w:fldChar w:fldCharType="end"/>
+            </w:r>
+          </w:hyperlink>
+        </w:p>
+        <w:p>
+          <w:pPr>
+            <w:pStyle w:val="TOC2"/>
+            <w:tabs>
+              <w:tab w:val="right" w:leader="dot" w:pos="9628"/>
+            </w:tabs>
+            <w:rPr>
+              <w:rFonts w:asciiTheme="minorHAnsi" w:eastAsiaTheme="minorEastAsia" w:hAnsiTheme="minorHAnsi" w:cstheme="minorBidi"/>
+              <w:noProof/>
+              <w:kern w:val="2"/>
+              <w:sz w:val="24"/>
+              <w:szCs w:val="24"/>
+              <w14:ligatures w14:val="standardContextual"/>
+            </w:rPr>
+          </w:pPr>
+          <w:hyperlink w:anchor="_Toc225067795" w:history="1">
+            <w:r>
+              <w:rPr>
+                <w:rStyle w:val="Hyperlink"/>
+                <w:noProof/>
+              </w:rPr>
+              <w:t>Parametric Monte Carlo</w:t>
+            </w:r>
+            <w:r>
+              <w:rPr>
+                <w:noProof/>
+                <w:webHidden/>
+              </w:rPr>
+              <w:tab/>
+            </w:r>
+            <w:r>
+              <w:rPr>
+                <w:noProof/>
+                <w:webHidden/>
+              </w:rPr>
+              <w:fldChar w:fldCharType="begin"/>
+            </w:r>
+            <w:r>
+              <w:rPr>
+                <w:noProof/>
+                <w:webHidden/>
+              </w:rPr>
+              <w:instrText xml:space="preserve"> PAGEREF _Toc225067795 \h </w:instrText>
+            </w:r>
+            <w:r>
+              <w:rPr>
+                <w:noProof/>
+                <w:webHidden/>
+              </w:rPr>
+            </w:r>
+            <w:r>
+              <w:rPr>
+                <w:noProof/>
+                <w:webHidden/>
+              </w:rPr>
+              <w:fldChar w:fldCharType="separate"/>
+            </w:r>
+            <w:r>
+              <w:rPr>
+                <w:noProof/>
+                <w:webHidden/>
+              </w:rPr>
+              <w:t>12</w:t>
+            </w:r>
+            <w:r>
+              <w:rPr>
+                <w:noProof/>
+                <w:webHidden/>
+              </w:rPr>
+              <w:fldChar w:fldCharType="end"/>
+            </w:r>
+          </w:hyperlink>
+        </w:p>
+        <w:p>
+          <w:pPr>
+            <w:pStyle w:val="TOC2"/>
+            <w:tabs>
+              <w:tab w:val="right" w:leader="dot" w:pos="9628"/>
+            </w:tabs>
+            <w:rPr>
+              <w:rFonts w:asciiTheme="minorHAnsi" w:eastAsiaTheme="minorEastAsia" w:hAnsiTheme="minorHAnsi" w:cstheme="minorBidi"/>
+              <w:noProof/>
+              <w:kern w:val="2"/>
+              <w:sz w:val="24"/>
+              <w:szCs w:val="24"/>
+              <w14:ligatures w14:val="standardContextual"/>
+            </w:rPr>
+          </w:pPr>
+          <w:hyperlink w:anchor="_Toc225067796" w:history="1">
+            <w:r>
+              <w:rPr>
+                <w:rStyle w:val="Hyperlink"/>
+                <w:noProof/>
+              </w:rPr>
+              <w:t>Historical Monte Carlo</w:t>
+            </w:r>
+            <w:r>
+              <w:rPr>
+                <w:noProof/>
+                <w:webHidden/>
+              </w:rPr>
+              <w:tab/>
+            </w:r>
+            <w:r>
+              <w:rPr>
+                <w:noProof/>
+                <w:webHidden/>
+              </w:rPr>
+              <w:fldChar w:fldCharType="begin"/>
+            </w:r>
+            <w:r>
+              <w:rPr>
+                <w:noProof/>
+                <w:webHidden/>
+              </w:rPr>
+              <w:instrText xml:space="preserve"> PAGEREF _Toc225067796 \h </w:instrText>
+            </w:r>
+            <w:r>
+              <w:rPr>
+                <w:noProof/>
+                <w:webHidden/>
+              </w:rPr>
+            </w:r>
+            <w:r>
+              <w:rPr>
+                <w:noProof/>
+                <w:webHidden/>
+              </w:rPr>
+              <w:fldChar w:fldCharType="separate"/>
+            </w:r>
+            <w:r>
+              <w:rPr>
+                <w:noProof/>
+                <w:webHidden/>
+              </w:rPr>
+              <w:t>12</w:t>
+            </w:r>
+            <w:r>
+              <w:rPr>
+                <w:noProof/>
+                <w:webHidden/>
+              </w:rPr>
+              <w:fldChar w:fldCharType="end"/>
+            </w:r>
+          </w:hyperlink>
+        </w:p>
+        <w:p>
+          <w:pPr>
+            <w:pStyle w:val="TOC2"/>
+            <w:tabs>
+              <w:tab w:val="right" w:leader="dot" w:pos="9628"/>
+            </w:tabs>
+            <w:rPr>
+              <w:rFonts w:asciiTheme="minorHAnsi" w:eastAsiaTheme="minorEastAsia" w:hAnsiTheme="minorHAnsi" w:cstheme="minorBidi"/>
+              <w:noProof/>
+              <w:kern w:val="2"/>
+              <w:sz w:val="24"/>
+              <w:szCs w:val="24"/>
+              <w14:ligatures w14:val="standardContextual"/>
+            </w:rPr>
+          </w:pPr>
+          <w:hyperlink w:anchor="_Toc225067797" w:history="1">
+            <w:r>
+              <w:rPr>
+                <w:rStyle w:val="Hyperlink"/>
+                <w:noProof/>
+              </w:rPr>
+              <w:t>Interpreting Monte Carlo Results</w:t>
+            </w:r>
+            <w:r>
+              <w:rPr>
+                <w:noProof/>
+                <w:webHidden/>
+              </w:rPr>
+              <w:tab/>
+            </w:r>
+            <w:r>
+              <w:rPr>
+                <w:noProof/>
+                <w:webHidden/>
+              </w:rPr>
+              <w:fldChar w:fldCharType="begin"/>
+            </w:r>
+            <w:r>
+              <w:rPr>
+                <w:noProof/>
+                <w:webHidden/>
+              </w:rPr>
+              <w:instrText xml:space="preserve"> PAGEREF _Toc225067797 \h </w:instrText>
+            </w:r>
+            <w:r>
+              <w:rPr>
+                <w:noProof/>
+                <w:webHidden/>
+              </w:rPr>
+            </w:r>
+            <w:r>
+              <w:rPr>
+                <w:noProof/>
+                <w:webHidden/>
+              </w:rPr>
+              <w:fldChar w:fldCharType="separate"/>
+            </w:r>
+            <w:r>
+              <w:rPr>
+                <w:noProof/>
+                <w:webHidden/>
+              </w:rPr>
+              <w:t>12</w:t>
             </w:r>
             <w:r>
               <w:rPr>
@@ -2533,13 +3411,13 @@
               <w14:ligatures w14:val="standardContextual"/>
             </w:rPr>
           </w:pPr>
-          <w:hyperlink w:anchor="_Toc223190740" w:history="1">
+          <w:hyperlink w:anchor="_Toc225067798" w:history="1">
             <w:r>
               <w:rPr>
                 <w:rStyle w:val="Hyperlink"/>
                 <w:noProof/>
               </w:rPr>
-              <w:t>Death Scenario Modelling</w:t>
+              <w:t>Target Success Rates</w:t>
             </w:r>
             <w:r>
               <w:rPr>
@@ -2560,7 +3438,7 @@
                 <w:noProof/>
                 <w:webHidden/>
               </w:rPr>
-              <w:instrText xml:space="preserve"> PAGEREF _Toc223190740 \h </w:instrText>
+              <w:instrText xml:space="preserve"> PAGEREF _Toc225067798 \h </w:instrText>
             </w:r>
             <w:r>
               <w:rPr>
@@ -2580,7 +3458,153 @@
                 <w:noProof/>
                 <w:webHidden/>
               </w:rPr>
-              <w:t>9</w:t>
+              <w:t>12</w:t>
+            </w:r>
+            <w:r>
+              <w:rPr>
+                <w:noProof/>
+                <w:webHidden/>
+              </w:rPr>
+              <w:fldChar w:fldCharType="end"/>
+            </w:r>
+          </w:hyperlink>
+        </w:p>
+        <w:p>
+          <w:pPr>
+            <w:pStyle w:val="TOC1"/>
+            <w:tabs>
+              <w:tab w:val="right" w:leader="dot" w:pos="9628"/>
+            </w:tabs>
+            <w:rPr>
+              <w:rFonts w:asciiTheme="minorHAnsi" w:eastAsiaTheme="minorEastAsia" w:hAnsiTheme="minorHAnsi" w:cstheme="minorBidi"/>
+              <w:noProof/>
+              <w:kern w:val="2"/>
+              <w:sz w:val="24"/>
+              <w:szCs w:val="24"/>
+              <w14:ligatures w14:val="standardContextual"/>
+            </w:rPr>
+          </w:pPr>
+          <w:hyperlink w:anchor="_Toc225067799" w:history="1">
+            <w:r>
+              <w:rPr>
+                <w:rStyle w:val="Hyperlink"/>
+                <w:noProof/>
+              </w:rPr>
+              <w:t>Stress Tests</w:t>
+            </w:r>
+            <w:r>
+              <w:rPr>
+                <w:noProof/>
+                <w:webHidden/>
+              </w:rPr>
+              <w:tab/>
+            </w:r>
+            <w:r>
+              <w:rPr>
+                <w:noProof/>
+                <w:webHidden/>
+              </w:rPr>
+              <w:fldChar w:fldCharType="begin"/>
+            </w:r>
+            <w:r>
+              <w:rPr>
+                <w:noProof/>
+                <w:webHidden/>
+              </w:rPr>
+              <w:instrText xml:space="preserve"> PAGEREF _Toc225067799 \h </w:instrText>
+            </w:r>
+            <w:r>
+              <w:rPr>
+                <w:noProof/>
+                <w:webHidden/>
+              </w:rPr>
+            </w:r>
+            <w:r>
+              <w:rPr>
+                <w:noProof/>
+                <w:webHidden/>
+              </w:rPr>
+              <w:fldChar w:fldCharType="separate"/>
+            </w:r>
+            <w:r>
+              <w:rPr>
+                <w:noProof/>
+                <w:webHidden/>
+              </w:rPr>
+              <w:t>13</w:t>
+            </w:r>
+            <w:r>
+              <w:rPr>
+                <w:noProof/>
+                <w:webHidden/>
+              </w:rPr>
+              <w:fldChar w:fldCharType="end"/>
+            </w:r>
+          </w:hyperlink>
+        </w:p>
+        <w:p>
+          <w:pPr>
+            <w:pStyle w:val="TOC1"/>
+            <w:tabs>
+              <w:tab w:val="right" w:leader="dot" w:pos="9628"/>
+            </w:tabs>
+            <w:rPr>
+              <w:rFonts w:asciiTheme="minorHAnsi" w:eastAsiaTheme="minorEastAsia" w:hAnsiTheme="minorHAnsi" w:cstheme="minorBidi"/>
+              <w:noProof/>
+              <w:kern w:val="2"/>
+              <w:sz w:val="24"/>
+              <w:szCs w:val="24"/>
+              <w14:ligatures w14:val="standardContextual"/>
+            </w:rPr>
+          </w:pPr>
+          <w:hyperlink w:anchor="_Toc225067800" w:history="1">
+            <w:r>
+              <w:rPr>
+                <w:rStyle w:val="Hyperlink"/>
+                <w:noProof/>
+              </w:rPr>
+              <w:t>Common Adjustments</w:t>
+            </w:r>
+            <w:r>
+              <w:rPr>
+                <w:noProof/>
+                <w:webHidden/>
+              </w:rPr>
+              <w:tab/>
+            </w:r>
+            <w:r>
+              <w:rPr>
+                <w:noProof/>
+                <w:webHidden/>
+              </w:rPr>
+              <w:fldChar w:fldCharType="begin"/>
+            </w:r>
+            <w:r>
+              <w:rPr>
+                <w:noProof/>
+                <w:webHidden/>
+              </w:rPr>
+              <w:instrText xml:space="preserve"> PAGEREF _Toc225067800 \h </w:instrText>
+            </w:r>
+            <w:r>
+              <w:rPr>
+                <w:noProof/>
+                <w:webHidden/>
+              </w:rPr>
+            </w:r>
+            <w:r>
+              <w:rPr>
+                <w:noProof/>
+                <w:webHidden/>
+              </w:rPr>
+              <w:fldChar w:fldCharType="separate"/>
+            </w:r>
+            <w:r>
+              <w:rPr>
+                <w:noProof/>
+                <w:webHidden/>
+              </w:rPr>
+              <w:t>13</w:t>
             </w:r>
             <w:r>
               <w:rPr>
@@ -2606,13 +3630,13 @@
               <w14:ligatures w14:val="standardContextual"/>
             </w:rPr>
           </w:pPr>
-          <w:hyperlink w:anchor="_Toc223190741" w:history="1">
+          <w:hyperlink w:anchor="_Toc225067801" w:history="1">
             <w:r>
               <w:rPr>
                 <w:rStyle w:val="Hyperlink"/>
                 <w:noProof/>
               </w:rPr>
-              <w:t>Scenario Manager (Save/Load)</w:t>
+              <w:t>If Running Out of Money</w:t>
             </w:r>
             <w:r>
               <w:rPr>
@@ -2633,7 +3657,7 @@
                 <w:noProof/>
                 <w:webHidden/>
               </w:rPr>
-              <w:instrText xml:space="preserve"> PAGEREF _Toc223190741 \h </w:instrText>
+              <w:instrText xml:space="preserve"> PAGEREF _Toc225067801 \h </w:instrText>
             </w:r>
             <w:r>
               <w:rPr>
@@ -2653,7 +3677,299 @@
                 <w:noProof/>
                 <w:webHidden/>
               </w:rPr>
-              <w:t>9</w:t>
+              <w:t>13</w:t>
+            </w:r>
+            <w:r>
+              <w:rPr>
+                <w:noProof/>
+                <w:webHidden/>
+              </w:rPr>
+              <w:fldChar w:fldCharType="end"/>
+            </w:r>
+          </w:hyperlink>
+        </w:p>
+        <w:p>
+          <w:pPr>
+            <w:pStyle w:val="TOC3"/>
+            <w:tabs>
+              <w:tab w:val="right" w:leader="dot" w:pos="9628"/>
+            </w:tabs>
+            <w:rPr>
+              <w:rFonts w:asciiTheme="minorHAnsi" w:eastAsiaTheme="minorEastAsia" w:hAnsiTheme="minorHAnsi" w:cstheme="minorBidi"/>
+              <w:noProof/>
+              <w:kern w:val="2"/>
+              <w:sz w:val="24"/>
+              <w:szCs w:val="24"/>
+              <w14:ligatures w14:val="standardContextual"/>
+            </w:rPr>
+          </w:pPr>
+          <w:hyperlink w:anchor="_Toc225067802" w:history="1">
+            <w:r>
+              <w:rPr>
+                <w:rStyle w:val="Hyperlink"/>
+                <w:noProof/>
+              </w:rPr>
+              <w:t>Option 1: Reduce Spending</w:t>
+            </w:r>
+            <w:r>
+              <w:rPr>
+                <w:noProof/>
+                <w:webHidden/>
+              </w:rPr>
+              <w:tab/>
+            </w:r>
+            <w:r>
+              <w:rPr>
+                <w:noProof/>
+                <w:webHidden/>
+              </w:rPr>
+              <w:fldChar w:fldCharType="begin"/>
+            </w:r>
+            <w:r>
+              <w:rPr>
+                <w:noProof/>
+                <w:webHidden/>
+              </w:rPr>
+              <w:instrText xml:space="preserve"> PAGEREF _Toc225067802 \h </w:instrText>
+            </w:r>
+            <w:r>
+              <w:rPr>
+                <w:noProof/>
+                <w:webHidden/>
+              </w:rPr>
+            </w:r>
+            <w:r>
+              <w:rPr>
+                <w:noProof/>
+                <w:webHidden/>
+              </w:rPr>
+              <w:fldChar w:fldCharType="separate"/>
+            </w:r>
+            <w:r>
+              <w:rPr>
+                <w:noProof/>
+                <w:webHidden/>
+              </w:rPr>
+              <w:t>13</w:t>
+            </w:r>
+            <w:r>
+              <w:rPr>
+                <w:noProof/>
+                <w:webHidden/>
+              </w:rPr>
+              <w:fldChar w:fldCharType="end"/>
+            </w:r>
+          </w:hyperlink>
+        </w:p>
+        <w:p>
+          <w:pPr>
+            <w:pStyle w:val="TOC3"/>
+            <w:tabs>
+              <w:tab w:val="right" w:leader="dot" w:pos="9628"/>
+            </w:tabs>
+            <w:rPr>
+              <w:rFonts w:asciiTheme="minorHAnsi" w:eastAsiaTheme="minorEastAsia" w:hAnsiTheme="minorHAnsi" w:cstheme="minorBidi"/>
+              <w:noProof/>
+              <w:kern w:val="2"/>
+              <w:sz w:val="24"/>
+              <w:szCs w:val="24"/>
+              <w14:ligatures w14:val="standardContextual"/>
+            </w:rPr>
+          </w:pPr>
+          <w:hyperlink w:anchor="_Toc225067803" w:history="1">
+            <w:r>
+              <w:rPr>
+                <w:rStyle w:val="Hyperlink"/>
+                <w:noProof/>
+              </w:rPr>
+              <w:t>Option 2: Delay Retirement</w:t>
+            </w:r>
+            <w:r>
+              <w:rPr>
+                <w:noProof/>
+                <w:webHidden/>
+              </w:rPr>
+              <w:tab/>
+            </w:r>
+            <w:r>
+              <w:rPr>
+                <w:noProof/>
+                <w:webHidden/>
+              </w:rPr>
+              <w:fldChar w:fldCharType="begin"/>
+            </w:r>
+            <w:r>
+              <w:rPr>
+                <w:noProof/>
+                <w:webHidden/>
+              </w:rPr>
+              <w:instrText xml:space="preserve"> PAGEREF _Toc225067803 \h </w:instrText>
+            </w:r>
+            <w:r>
+              <w:rPr>
+                <w:noProof/>
+                <w:webHidden/>
+              </w:rPr>
+            </w:r>
+            <w:r>
+              <w:rPr>
+                <w:noProof/>
+                <w:webHidden/>
+              </w:rPr>
+              <w:fldChar w:fldCharType="separate"/>
+            </w:r>
+            <w:r>
+              <w:rPr>
+                <w:noProof/>
+                <w:webHidden/>
+              </w:rPr>
+              <w:t>13</w:t>
+            </w:r>
+            <w:r>
+              <w:rPr>
+                <w:noProof/>
+                <w:webHidden/>
+              </w:rPr>
+              <w:fldChar w:fldCharType="end"/>
+            </w:r>
+          </w:hyperlink>
+        </w:p>
+        <w:p>
+          <w:pPr>
+            <w:pStyle w:val="TOC3"/>
+            <w:tabs>
+              <w:tab w:val="right" w:leader="dot" w:pos="9628"/>
+            </w:tabs>
+            <w:rPr>
+              <w:rFonts w:asciiTheme="minorHAnsi" w:eastAsiaTheme="minorEastAsia" w:hAnsiTheme="minorHAnsi" w:cstheme="minorBidi"/>
+              <w:noProof/>
+              <w:kern w:val="2"/>
+              <w:sz w:val="24"/>
+              <w:szCs w:val="24"/>
+              <w14:ligatures w14:val="standardContextual"/>
+            </w:rPr>
+          </w:pPr>
+          <w:hyperlink w:anchor="_Toc225067804" w:history="1">
+            <w:r>
+              <w:rPr>
+                <w:rStyle w:val="Hyperlink"/>
+                <w:noProof/>
+              </w:rPr>
+              <w:t>Option 3: Add Part-Time Income</w:t>
+            </w:r>
+            <w:r>
+              <w:rPr>
+                <w:noProof/>
+                <w:webHidden/>
+              </w:rPr>
+              <w:tab/>
+            </w:r>
+            <w:r>
+              <w:rPr>
+                <w:noProof/>
+                <w:webHidden/>
+              </w:rPr>
+              <w:fldChar w:fldCharType="begin"/>
+            </w:r>
+            <w:r>
+              <w:rPr>
+                <w:noProof/>
+                <w:webHidden/>
+              </w:rPr>
+              <w:instrText xml:space="preserve"> PAGEREF _Toc225067804 \h </w:instrText>
+            </w:r>
+            <w:r>
+              <w:rPr>
+                <w:noProof/>
+                <w:webHidden/>
+              </w:rPr>
+            </w:r>
+            <w:r>
+              <w:rPr>
+                <w:noProof/>
+                <w:webHidden/>
+              </w:rPr>
+              <w:fldChar w:fldCharType="separate"/>
+            </w:r>
+            <w:r>
+              <w:rPr>
+                <w:noProof/>
+                <w:webHidden/>
+              </w:rPr>
+              <w:t>13</w:t>
+            </w:r>
+            <w:r>
+              <w:rPr>
+                <w:noProof/>
+                <w:webHidden/>
+              </w:rPr>
+              <w:fldChar w:fldCharType="end"/>
+            </w:r>
+          </w:hyperlink>
+        </w:p>
+        <w:p>
+          <w:pPr>
+            <w:pStyle w:val="TOC3"/>
+            <w:tabs>
+              <w:tab w:val="right" w:leader="dot" w:pos="9628"/>
+            </w:tabs>
+            <w:rPr>
+              <w:rFonts w:asciiTheme="minorHAnsi" w:eastAsiaTheme="minorEastAsia" w:hAnsiTheme="minorHAnsi" w:cstheme="minorBidi"/>
+              <w:noProof/>
+              <w:kern w:val="2"/>
+              <w:sz w:val="24"/>
+              <w:szCs w:val="24"/>
+              <w14:ligatures w14:val="standardContextual"/>
+            </w:rPr>
+          </w:pPr>
+          <w:hyperlink w:anchor="_Toc225067805" w:history="1">
+            <w:r>
+              <w:rPr>
+                <w:rStyle w:val="Hyperlink"/>
+                <w:noProof/>
+              </w:rPr>
+              <w:t>Option 4: Enable Guardrails</w:t>
+            </w:r>
+            <w:r>
+              <w:rPr>
+                <w:noProof/>
+                <w:webHidden/>
+              </w:rPr>
+              <w:tab/>
+            </w:r>
+            <w:r>
+              <w:rPr>
+                <w:noProof/>
+                <w:webHidden/>
+              </w:rPr>
+              <w:fldChar w:fldCharType="begin"/>
+            </w:r>
+            <w:r>
+              <w:rPr>
+                <w:noProof/>
+                <w:webHidden/>
+              </w:rPr>
+              <w:instrText xml:space="preserve"> PAGEREF _Toc225067805 \h </w:instrText>
+            </w:r>
+            <w:r>
+              <w:rPr>
+                <w:noProof/>
+                <w:webHidden/>
+              </w:rPr>
+            </w:r>
+            <w:r>
+              <w:rPr>
+                <w:noProof/>
+                <w:webHidden/>
+              </w:rPr>
+              <w:fldChar w:fldCharType="separate"/>
+            </w:r>
+            <w:r>
+              <w:rPr>
+                <w:noProof/>
+                <w:webHidden/>
+              </w:rPr>
+              <w:t>13</w:t>
             </w:r>
             <w:r>
               <w:rPr>
@@ -2679,13 +3995,13 @@
               <w14:ligatures w14:val="standardContextual"/>
             </w:rPr>
           </w:pPr>
-          <w:hyperlink w:anchor="_Toc223190742" w:history="1">
+          <w:hyperlink w:anchor="_Toc225067806" w:history="1">
             <w:r>
               <w:rPr>
                 <w:rStyle w:val="Hyperlink"/>
                 <w:noProof/>
               </w:rPr>
-              <w:t>What-If Comparison</w:t>
+              <w:t>If Too Much Left Over</w:t>
             </w:r>
             <w:r>
               <w:rPr>
@@ -2706,7 +4022,7 @@
                 <w:noProof/>
                 <w:webHidden/>
               </w:rPr>
-              <w:instrText xml:space="preserve"> PAGEREF _Toc223190742 \h </w:instrText>
+              <w:instrText xml:space="preserve"> PAGEREF _Toc225067806 \h </w:instrText>
             </w:r>
             <w:r>
               <w:rPr>
@@ -2726,153 +4042,7 @@
                 <w:noProof/>
                 <w:webHidden/>
               </w:rPr>
-              <w:t>10</w:t>
-            </w:r>
-            <w:r>
-              <w:rPr>
-                <w:noProof/>
-                <w:webHidden/>
-              </w:rPr>
-              <w:fldChar w:fldCharType="end"/>
-            </w:r>
-          </w:hyperlink>
-        </w:p>
-        <w:p>
-          <w:pPr>
-            <w:pStyle w:val="TOC2"/>
-            <w:tabs>
-              <w:tab w:val="right" w:leader="dot" w:pos="9628"/>
-            </w:tabs>
-            <w:rPr>
-              <w:rFonts w:asciiTheme="minorHAnsi" w:eastAsiaTheme="minorEastAsia" w:hAnsiTheme="minorHAnsi" w:cstheme="minorBidi"/>
-              <w:noProof/>
-              <w:kern w:val="2"/>
-              <w:sz w:val="24"/>
-              <w:szCs w:val="24"/>
-              <w14:ligatures w14:val="standardContextual"/>
-            </w:rPr>
-          </w:pPr>
-          <w:hyperlink w:anchor="_Toc223190743" w:history="1">
-            <w:r>
-              <w:rPr>
-                <w:rStyle w:val="Hyperlink"/>
-                <w:noProof/>
-              </w:rPr>
-              <w:t>DOCX Export</w:t>
-            </w:r>
-            <w:r>
-              <w:rPr>
-                <w:noProof/>
-                <w:webHidden/>
-              </w:rPr>
-              <w:tab/>
-            </w:r>
-            <w:r>
-              <w:rPr>
-                <w:noProof/>
-                <w:webHidden/>
-              </w:rPr>
-              <w:fldChar w:fldCharType="begin"/>
-            </w:r>
-            <w:r>
-              <w:rPr>
-                <w:noProof/>
-                <w:webHidden/>
-              </w:rPr>
-              <w:instrText xml:space="preserve"> PAGEREF _Toc223190743 \h </w:instrText>
-            </w:r>
-            <w:r>
-              <w:rPr>
-                <w:noProof/>
-                <w:webHidden/>
-              </w:rPr>
-            </w:r>
-            <w:r>
-              <w:rPr>
-                <w:noProof/>
-                <w:webHidden/>
-              </w:rPr>
-              <w:fldChar w:fldCharType="separate"/>
-            </w:r>
-            <w:r>
-              <w:rPr>
-                <w:noProof/>
-                <w:webHidden/>
-              </w:rPr>
-              <w:t>10</w:t>
-            </w:r>
-            <w:r>
-              <w:rPr>
-                <w:noProof/>
-                <w:webHidden/>
-              </w:rPr>
-              <w:fldChar w:fldCharType="end"/>
-            </w:r>
-          </w:hyperlink>
-        </w:p>
-        <w:p>
-          <w:pPr>
-            <w:pStyle w:val="TOC2"/>
-            <w:tabs>
-              <w:tab w:val="right" w:leader="dot" w:pos="9628"/>
-            </w:tabs>
-            <w:rPr>
-              <w:rFonts w:asciiTheme="minorHAnsi" w:eastAsiaTheme="minorEastAsia" w:hAnsiTheme="minorHAnsi" w:cstheme="minorBidi"/>
-              <w:noProof/>
-              <w:kern w:val="2"/>
-              <w:sz w:val="24"/>
-              <w:szCs w:val="24"/>
-              <w14:ligatures w14:val="standardContextual"/>
-            </w:rPr>
-          </w:pPr>
-          <w:hyperlink w:anchor="_Toc223190744" w:history="1">
-            <w:r>
-              <w:rPr>
-                <w:rStyle w:val="Hyperlink"/>
-                <w:noProof/>
-              </w:rPr>
-              <w:t>Sensitivity Analysis</w:t>
-            </w:r>
-            <w:r>
-              <w:rPr>
-                <w:noProof/>
-                <w:webHidden/>
-              </w:rPr>
-              <w:tab/>
-            </w:r>
-            <w:r>
-              <w:rPr>
-                <w:noProof/>
-                <w:webHidden/>
-              </w:rPr>
-              <w:fldChar w:fldCharType="begin"/>
-            </w:r>
-            <w:r>
-              <w:rPr>
-                <w:noProof/>
-                <w:webHidden/>
-              </w:rPr>
-              <w:instrText xml:space="preserve"> PAGEREF _Toc223190744 \h </w:instrText>
-            </w:r>
-            <w:r>
-              <w:rPr>
-                <w:noProof/>
-                <w:webHidden/>
-              </w:rPr>
-            </w:r>
-            <w:r>
-              <w:rPr>
-                <w:noProof/>
-                <w:webHidden/>
-              </w:rPr>
-              <w:fldChar w:fldCharType="separate"/>
-            </w:r>
-            <w:r>
-              <w:rPr>
-                <w:noProof/>
-                <w:webHidden/>
-              </w:rPr>
-              <w:t>10</w:t>
+              <w:t>13</w:t>
             </w:r>
             <w:r>
               <w:rPr>
@@ -2898,13 +4068,13 @@
               <w14:ligatures w14:val="standardContextual"/>
             </w:rPr>
           </w:pPr>
-          <w:hyperlink w:anchor="_Toc223190745" w:history="1">
+          <w:hyperlink w:anchor="_Toc225067807" w:history="1">
             <w:r>
               <w:rPr>
                 <w:rStyle w:val="Hyperlink"/>
                 <w:noProof/>
               </w:rPr>
-              <w:t>Using Monte Carlo (Recommended)</w:t>
+              <w:t>Pro Tips</w:t>
             </w:r>
             <w:r>
               <w:rPr>
@@ -2925,7 +4095,7 @@
                 <w:noProof/>
                 <w:webHidden/>
               </w:rPr>
-              <w:instrText xml:space="preserve"> PAGEREF _Toc223190745 \h </w:instrText>
+              <w:instrText xml:space="preserve"> PAGEREF _Toc225067807 \h </w:instrText>
             </w:r>
             <w:r>
               <w:rPr>
@@ -2945,226 +4115,7 @@
                 <w:noProof/>
                 <w:webHidden/>
               </w:rPr>
-              <w:t>11</w:t>
-            </w:r>
-            <w:r>
-              <w:rPr>
-                <w:noProof/>
-                <w:webHidden/>
-              </w:rPr>
-              <w:fldChar w:fldCharType="end"/>
-            </w:r>
-          </w:hyperlink>
-        </w:p>
-        <w:p>
-          <w:pPr>
-            <w:pStyle w:val="TOC2"/>
-            <w:tabs>
-              <w:tab w:val="right" w:leader="dot" w:pos="9628"/>
-            </w:tabs>
-            <w:rPr>
-              <w:rFonts w:asciiTheme="minorHAnsi" w:eastAsiaTheme="minorEastAsia" w:hAnsiTheme="minorHAnsi" w:cstheme="minorBidi"/>
-              <w:noProof/>
-              <w:kern w:val="2"/>
-              <w:sz w:val="24"/>
-              <w:szCs w:val="24"/>
-              <w14:ligatures w14:val="standardContextual"/>
-            </w:rPr>
-          </w:pPr>
-          <w:hyperlink w:anchor="_Toc223190746" w:history="1">
-            <w:r>
-              <w:rPr>
-                <w:rStyle w:val="Hyperlink"/>
-                <w:noProof/>
-              </w:rPr>
-              <w:t>Parametric Monte Carlo</w:t>
-            </w:r>
-            <w:r>
-              <w:rPr>
-                <w:noProof/>
-                <w:webHidden/>
-              </w:rPr>
-              <w:tab/>
-            </w:r>
-            <w:r>
-              <w:rPr>
-                <w:noProof/>
-                <w:webHidden/>
-              </w:rPr>
-              <w:fldChar w:fldCharType="begin"/>
-            </w:r>
-            <w:r>
-              <w:rPr>
-                <w:noProof/>
-                <w:webHidden/>
-              </w:rPr>
-              <w:instrText xml:space="preserve"> PAGEREF _Toc223190746 \h </w:instrText>
-            </w:r>
-            <w:r>
-              <w:rPr>
-                <w:noProof/>
-                <w:webHidden/>
-              </w:rPr>
-            </w:r>
-            <w:r>
-              <w:rPr>
-                <w:noProof/>
-                <w:webHidden/>
-              </w:rPr>
-              <w:fldChar w:fldCharType="separate"/>
-            </w:r>
-            <w:r>
-              <w:rPr>
-                <w:noProof/>
-                <w:webHidden/>
-              </w:rPr>
-              <w:t>11</w:t>
-            </w:r>
-            <w:r>
-              <w:rPr>
-                <w:noProof/>
-                <w:webHidden/>
-              </w:rPr>
-              <w:fldChar w:fldCharType="end"/>
-            </w:r>
-          </w:hyperlink>
-        </w:p>
-        <w:p>
-          <w:pPr>
-            <w:pStyle w:val="TOC2"/>
-            <w:tabs>
-              <w:tab w:val="right" w:leader="dot" w:pos="9628"/>
-            </w:tabs>
-            <w:rPr>
-              <w:rFonts w:asciiTheme="minorHAnsi" w:eastAsiaTheme="minorEastAsia" w:hAnsiTheme="minorHAnsi" w:cstheme="minorBidi"/>
-              <w:noProof/>
-              <w:kern w:val="2"/>
-              <w:sz w:val="24"/>
-              <w:szCs w:val="24"/>
-              <w14:ligatures w14:val="standardContextual"/>
-            </w:rPr>
-          </w:pPr>
-          <w:hyperlink w:anchor="_Toc223190747" w:history="1">
-            <w:r>
-              <w:rPr>
-                <w:rStyle w:val="Hyperlink"/>
-                <w:noProof/>
-              </w:rPr>
-              <w:t>Historical Monte Carlo</w:t>
-            </w:r>
-            <w:r>
-              <w:rPr>
-                <w:noProof/>
-                <w:webHidden/>
-              </w:rPr>
-              <w:tab/>
-            </w:r>
-            <w:r>
-              <w:rPr>
-                <w:noProof/>
-                <w:webHidden/>
-              </w:rPr>
-              <w:fldChar w:fldCharType="begin"/>
-            </w:r>
-            <w:r>
-              <w:rPr>
-                <w:noProof/>
-                <w:webHidden/>
-              </w:rPr>
-              <w:instrText xml:space="preserve"> PAGEREF _Toc223190747 \h </w:instrText>
-            </w:r>
-            <w:r>
-              <w:rPr>
-                <w:noProof/>
-                <w:webHidden/>
-              </w:rPr>
-            </w:r>
-            <w:r>
-              <w:rPr>
-                <w:noProof/>
-                <w:webHidden/>
-              </w:rPr>
-              <w:fldChar w:fldCharType="separate"/>
-            </w:r>
-            <w:r>
-              <w:rPr>
-                <w:noProof/>
-                <w:webHidden/>
-              </w:rPr>
-              <w:t>11</w:t>
-            </w:r>
-            <w:r>
-              <w:rPr>
-                <w:noProof/>
-                <w:webHidden/>
-              </w:rPr>
-              <w:fldChar w:fldCharType="end"/>
-            </w:r>
-          </w:hyperlink>
-        </w:p>
-        <w:p>
-          <w:pPr>
-            <w:pStyle w:val="TOC2"/>
-            <w:tabs>
-              <w:tab w:val="right" w:leader="dot" w:pos="9628"/>
-            </w:tabs>
-            <w:rPr>
-              <w:rFonts w:asciiTheme="minorHAnsi" w:eastAsiaTheme="minorEastAsia" w:hAnsiTheme="minorHAnsi" w:cstheme="minorBidi"/>
-              <w:noProof/>
-              <w:kern w:val="2"/>
-              <w:sz w:val="24"/>
-              <w:szCs w:val="24"/>
-              <w14:ligatures w14:val="standardContextual"/>
-            </w:rPr>
-          </w:pPr>
-          <w:hyperlink w:anchor="_Toc223190748" w:history="1">
-            <w:r>
-              <w:rPr>
-                <w:rStyle w:val="Hyperlink"/>
-                <w:noProof/>
-              </w:rPr>
-              <w:t>Interpreting Monte Carlo Results</w:t>
-            </w:r>
-            <w:r>
-              <w:rPr>
-                <w:noProof/>
-                <w:webHidden/>
-              </w:rPr>
-              <w:tab/>
-            </w:r>
-            <w:r>
-              <w:rPr>
-                <w:noProof/>
-                <w:webHidden/>
-              </w:rPr>
-              <w:fldChar w:fldCharType="begin"/>
-            </w:r>
-            <w:r>
-              <w:rPr>
-                <w:noProof/>
-                <w:webHidden/>
-              </w:rPr>
-              <w:instrText xml:space="preserve"> PAGEREF _Toc223190748 \h </w:instrText>
-            </w:r>
-            <w:r>
-              <w:rPr>
-                <w:noProof/>
-                <w:webHidden/>
-              </w:rPr>
-            </w:r>
-            <w:r>
-              <w:rPr>
-                <w:noProof/>
-                <w:webHidden/>
-              </w:rPr>
-              <w:fldChar w:fldCharType="separate"/>
-            </w:r>
-            <w:r>
-              <w:rPr>
-                <w:noProof/>
-                <w:webHidden/>
-              </w:rPr>
-              <w:t>11</w:t>
+              <w:t>14</w:t>
             </w:r>
             <w:r>
               <w:rPr>
@@ -3190,13 +4141,13 @@
               <w14:ligatures w14:val="standardContextual"/>
             </w:rPr>
           </w:pPr>
-          <w:hyperlink w:anchor="_Toc223190749" w:history="1">
+          <w:hyperlink w:anchor="_Toc225067808" w:history="1">
             <w:r>
               <w:rPr>
                 <w:rStyle w:val="Hyperlink"/>
                 <w:noProof/>
               </w:rPr>
-              <w:t>Target Success Rates</w:t>
+              <w:t>1. Start Conservative</w:t>
             </w:r>
             <w:r>
               <w:rPr>
@@ -3217,7 +4168,7 @@
                 <w:noProof/>
                 <w:webHidden/>
               </w:rPr>
-              <w:instrText xml:space="preserve"> PAGEREF _Toc223190749 \h </w:instrText>
+              <w:instrText xml:space="preserve"> PAGEREF _Toc225067808 \h </w:instrText>
             </w:r>
             <w:r>
               <w:rPr>
@@ -3237,7 +4188,372 @@
                 <w:noProof/>
                 <w:webHidden/>
               </w:rPr>
-              <w:t>11</w:t>
+              <w:t>14</w:t>
+            </w:r>
+            <w:r>
+              <w:rPr>
+                <w:noProof/>
+                <w:webHidden/>
+              </w:rPr>
+              <w:fldChar w:fldCharType="end"/>
+            </w:r>
+          </w:hyperlink>
+        </w:p>
+        <w:p>
+          <w:pPr>
+            <w:pStyle w:val="TOC3"/>
+            <w:tabs>
+              <w:tab w:val="right" w:leader="dot" w:pos="9628"/>
+            </w:tabs>
+            <w:rPr>
+              <w:rFonts w:asciiTheme="minorHAnsi" w:eastAsiaTheme="minorEastAsia" w:hAnsiTheme="minorHAnsi" w:cstheme="minorBidi"/>
+              <w:noProof/>
+              <w:kern w:val="2"/>
+              <w:sz w:val="24"/>
+              <w:szCs w:val="24"/>
+              <w14:ligatures w14:val="standardContextual"/>
+            </w:rPr>
+          </w:pPr>
+          <w:hyperlink w:anchor="_Toc225067809" w:history="1">
+            <w:r>
+              <w:rPr>
+                <w:rStyle w:val="Hyperlink"/>
+                <w:noProof/>
+              </w:rPr>
+              <w:t>2. Test Multiple Scenarios</w:t>
+            </w:r>
+            <w:r>
+              <w:rPr>
+                <w:noProof/>
+                <w:webHidden/>
+              </w:rPr>
+              <w:tab/>
+            </w:r>
+            <w:r>
+              <w:rPr>
+                <w:noProof/>
+                <w:webHidden/>
+              </w:rPr>
+              <w:fldChar w:fldCharType="begin"/>
+            </w:r>
+            <w:r>
+              <w:rPr>
+                <w:noProof/>
+                <w:webHidden/>
+              </w:rPr>
+              <w:instrText xml:space="preserve"> PAGEREF _Toc225067809 \h </w:instrText>
+            </w:r>
+            <w:r>
+              <w:rPr>
+                <w:noProof/>
+                <w:webHidden/>
+              </w:rPr>
+            </w:r>
+            <w:r>
+              <w:rPr>
+                <w:noProof/>
+                <w:webHidden/>
+              </w:rPr>
+              <w:fldChar w:fldCharType="separate"/>
+            </w:r>
+            <w:r>
+              <w:rPr>
+                <w:noProof/>
+                <w:webHidden/>
+              </w:rPr>
+              <w:t>14</w:t>
+            </w:r>
+            <w:r>
+              <w:rPr>
+                <w:noProof/>
+                <w:webHidden/>
+              </w:rPr>
+              <w:fldChar w:fldCharType="end"/>
+            </w:r>
+          </w:hyperlink>
+        </w:p>
+        <w:p>
+          <w:pPr>
+            <w:pStyle w:val="TOC3"/>
+            <w:tabs>
+              <w:tab w:val="right" w:leader="dot" w:pos="9628"/>
+            </w:tabs>
+            <w:rPr>
+              <w:rFonts w:asciiTheme="minorHAnsi" w:eastAsiaTheme="minorEastAsia" w:hAnsiTheme="minorHAnsi" w:cstheme="minorBidi"/>
+              <w:noProof/>
+              <w:kern w:val="2"/>
+              <w:sz w:val="24"/>
+              <w:szCs w:val="24"/>
+              <w14:ligatures w14:val="standardContextual"/>
+            </w:rPr>
+          </w:pPr>
+          <w:hyperlink w:anchor="_Toc225067810" w:history="1">
+            <w:r>
+              <w:rPr>
+                <w:rStyle w:val="Hyperlink"/>
+                <w:noProof/>
+              </w:rPr>
+              <w:t>3. Use Real Dollars View</w:t>
+            </w:r>
+            <w:r>
+              <w:rPr>
+                <w:noProof/>
+                <w:webHidden/>
+              </w:rPr>
+              <w:tab/>
+            </w:r>
+            <w:r>
+              <w:rPr>
+                <w:noProof/>
+                <w:webHidden/>
+              </w:rPr>
+              <w:fldChar w:fldCharType="begin"/>
+            </w:r>
+            <w:r>
+              <w:rPr>
+                <w:noProof/>
+                <w:webHidden/>
+              </w:rPr>
+              <w:instrText xml:space="preserve"> PAGEREF _Toc225067810 \h </w:instrText>
+            </w:r>
+            <w:r>
+              <w:rPr>
+                <w:noProof/>
+                <w:webHidden/>
+              </w:rPr>
+            </w:r>
+            <w:r>
+              <w:rPr>
+                <w:noProof/>
+                <w:webHidden/>
+              </w:rPr>
+              <w:fldChar w:fldCharType="separate"/>
+            </w:r>
+            <w:r>
+              <w:rPr>
+                <w:noProof/>
+                <w:webHidden/>
+              </w:rPr>
+              <w:t>14</w:t>
+            </w:r>
+            <w:r>
+              <w:rPr>
+                <w:noProof/>
+                <w:webHidden/>
+              </w:rPr>
+              <w:fldChar w:fldCharType="end"/>
+            </w:r>
+          </w:hyperlink>
+        </w:p>
+        <w:p>
+          <w:pPr>
+            <w:pStyle w:val="TOC3"/>
+            <w:tabs>
+              <w:tab w:val="right" w:leader="dot" w:pos="9628"/>
+            </w:tabs>
+            <w:rPr>
+              <w:rFonts w:asciiTheme="minorHAnsi" w:eastAsiaTheme="minorEastAsia" w:hAnsiTheme="minorHAnsi" w:cstheme="minorBidi"/>
+              <w:noProof/>
+              <w:kern w:val="2"/>
+              <w:sz w:val="24"/>
+              <w:szCs w:val="24"/>
+              <w14:ligatures w14:val="standardContextual"/>
+            </w:rPr>
+          </w:pPr>
+          <w:hyperlink w:anchor="_Toc225067811" w:history="1">
+            <w:r>
+              <w:rPr>
+                <w:rStyle w:val="Hyperlink"/>
+                <w:noProof/>
+              </w:rPr>
+              <w:t>4. Don’t Obsess Over Precision</w:t>
+            </w:r>
+            <w:r>
+              <w:rPr>
+                <w:noProof/>
+                <w:webHidden/>
+              </w:rPr>
+              <w:tab/>
+            </w:r>
+            <w:r>
+              <w:rPr>
+                <w:noProof/>
+                <w:webHidden/>
+              </w:rPr>
+              <w:fldChar w:fldCharType="begin"/>
+            </w:r>
+            <w:r>
+              <w:rPr>
+                <w:noProof/>
+                <w:webHidden/>
+              </w:rPr>
+              <w:instrText xml:space="preserve"> PAGEREF _Toc225067811 \h </w:instrText>
+            </w:r>
+            <w:r>
+              <w:rPr>
+                <w:noProof/>
+                <w:webHidden/>
+              </w:rPr>
+            </w:r>
+            <w:r>
+              <w:rPr>
+                <w:noProof/>
+                <w:webHidden/>
+              </w:rPr>
+              <w:fldChar w:fldCharType="separate"/>
+            </w:r>
+            <w:r>
+              <w:rPr>
+                <w:noProof/>
+                <w:webHidden/>
+              </w:rPr>
+              <w:t>14</w:t>
+            </w:r>
+            <w:r>
+              <w:rPr>
+                <w:noProof/>
+                <w:webHidden/>
+              </w:rPr>
+              <w:fldChar w:fldCharType="end"/>
+            </w:r>
+          </w:hyperlink>
+        </w:p>
+        <w:p>
+          <w:pPr>
+            <w:pStyle w:val="TOC3"/>
+            <w:tabs>
+              <w:tab w:val="right" w:leader="dot" w:pos="9628"/>
+            </w:tabs>
+            <w:rPr>
+              <w:rFonts w:asciiTheme="minorHAnsi" w:eastAsiaTheme="minorEastAsia" w:hAnsiTheme="minorHAnsi" w:cstheme="minorBidi"/>
+              <w:noProof/>
+              <w:kern w:val="2"/>
+              <w:sz w:val="24"/>
+              <w:szCs w:val="24"/>
+              <w14:ligatures w14:val="standardContextual"/>
+            </w:rPr>
+          </w:pPr>
+          <w:hyperlink w:anchor="_Toc225067812" w:history="1">
+            <w:r>
+              <w:rPr>
+                <w:rStyle w:val="Hyperlink"/>
+                <w:noProof/>
+              </w:rPr>
+              <w:t>5. Age Pension Matters</w:t>
+            </w:r>
+            <w:r>
+              <w:rPr>
+                <w:noProof/>
+                <w:webHidden/>
+              </w:rPr>
+              <w:tab/>
+            </w:r>
+            <w:r>
+              <w:rPr>
+                <w:noProof/>
+                <w:webHidden/>
+              </w:rPr>
+              <w:fldChar w:fldCharType="begin"/>
+            </w:r>
+            <w:r>
+              <w:rPr>
+                <w:noProof/>
+                <w:webHidden/>
+              </w:rPr>
+              <w:instrText xml:space="preserve"> PAGEREF _Toc225067812 \h </w:instrText>
+            </w:r>
+            <w:r>
+              <w:rPr>
+                <w:noProof/>
+                <w:webHidden/>
+              </w:rPr>
+            </w:r>
+            <w:r>
+              <w:rPr>
+                <w:noProof/>
+                <w:webHidden/>
+              </w:rPr>
+              <w:fldChar w:fldCharType="separate"/>
+            </w:r>
+            <w:r>
+              <w:rPr>
+                <w:noProof/>
+                <w:webHidden/>
+              </w:rPr>
+              <w:t>14</w:t>
+            </w:r>
+            <w:r>
+              <w:rPr>
+                <w:noProof/>
+                <w:webHidden/>
+              </w:rPr>
+              <w:fldChar w:fldCharType="end"/>
+            </w:r>
+          </w:hyperlink>
+        </w:p>
+        <w:p>
+          <w:pPr>
+            <w:pStyle w:val="TOC3"/>
+            <w:tabs>
+              <w:tab w:val="right" w:leader="dot" w:pos="9628"/>
+            </w:tabs>
+            <w:rPr>
+              <w:rFonts w:asciiTheme="minorHAnsi" w:eastAsiaTheme="minorEastAsia" w:hAnsiTheme="minorHAnsi" w:cstheme="minorBidi"/>
+              <w:noProof/>
+              <w:kern w:val="2"/>
+              <w:sz w:val="24"/>
+              <w:szCs w:val="24"/>
+              <w14:ligatures w14:val="standardContextual"/>
+            </w:rPr>
+          </w:pPr>
+          <w:hyperlink w:anchor="_Toc225067813" w:history="1">
+            <w:r>
+              <w:rPr>
+                <w:rStyle w:val="Hyperlink"/>
+                <w:noProof/>
+              </w:rPr>
+              <w:t>6. Use the Scenario Manager</w:t>
+            </w:r>
+            <w:r>
+              <w:rPr>
+                <w:noProof/>
+                <w:webHidden/>
+              </w:rPr>
+              <w:tab/>
+            </w:r>
+            <w:r>
+              <w:rPr>
+                <w:noProof/>
+                <w:webHidden/>
+              </w:rPr>
+              <w:fldChar w:fldCharType="begin"/>
+            </w:r>
+            <w:r>
+              <w:rPr>
+                <w:noProof/>
+                <w:webHidden/>
+              </w:rPr>
+              <w:instrText xml:space="preserve"> PAGEREF _Toc225067813 \h </w:instrText>
+            </w:r>
+            <w:r>
+              <w:rPr>
+                <w:noProof/>
+                <w:webHidden/>
+              </w:rPr>
+            </w:r>
+            <w:r>
+              <w:rPr>
+                <w:noProof/>
+                <w:webHidden/>
+              </w:rPr>
+              <w:fldChar w:fldCharType="separate"/>
+            </w:r>
+            <w:r>
+              <w:rPr>
+                <w:noProof/>
+                <w:webHidden/>
+              </w:rPr>
+              <w:t>14</w:t>
             </w:r>
             <w:r>
               <w:rPr>
@@ -3263,13 +4579,13 @@
               <w14:ligatures w14:val="standardContextual"/>
             </w:rPr>
           </w:pPr>
-          <w:hyperlink w:anchor="_Toc223190750" w:history="1">
+          <w:hyperlink w:anchor="_Toc225067814" w:history="1">
             <w:r>
               <w:rPr>
                 <w:rStyle w:val="Hyperlink"/>
                 <w:noProof/>
               </w:rPr>
-              <w:t>Formal Stress Tests</w:t>
+              <w:t>Checklist for Your First Run</w:t>
             </w:r>
             <w:r>
               <w:rPr>
@@ -3290,7 +4606,7 @@
                 <w:noProof/>
                 <w:webHidden/>
               </w:rPr>
-              <w:instrText xml:space="preserve"> PAGEREF _Toc223190750 \h </w:instrText>
+              <w:instrText xml:space="preserve"> PAGEREF _Toc225067814 \h </w:instrText>
             </w:r>
             <w:r>
               <w:rPr>
@@ -3310,153 +4626,7 @@
                 <w:noProof/>
                 <w:webHidden/>
               </w:rPr>
-              <w:t>11</w:t>
-            </w:r>
-            <w:r>
-              <w:rPr>
-                <w:noProof/>
-                <w:webHidden/>
-              </w:rPr>
-              <w:fldChar w:fldCharType="end"/>
-            </w:r>
-          </w:hyperlink>
-        </w:p>
-        <w:p>
-          <w:pPr>
-            <w:pStyle w:val="TOC1"/>
-            <w:tabs>
-              <w:tab w:val="right" w:leader="dot" w:pos="9628"/>
-            </w:tabs>
-            <w:rPr>
-              <w:rFonts w:asciiTheme="minorHAnsi" w:eastAsiaTheme="minorEastAsia" w:hAnsiTheme="minorHAnsi" w:cstheme="minorBidi"/>
-              <w:noProof/>
-              <w:kern w:val="2"/>
-              <w:sz w:val="24"/>
-              <w:szCs w:val="24"/>
-              <w14:ligatures w14:val="standardContextual"/>
-            </w:rPr>
-          </w:pPr>
-          <w:hyperlink w:anchor="_Toc223190751" w:history="1">
-            <w:r>
-              <w:rPr>
-                <w:rStyle w:val="Hyperlink"/>
-                <w:noProof/>
-              </w:rPr>
-              <w:t>Common Adjustments</w:t>
-            </w:r>
-            <w:r>
-              <w:rPr>
-                <w:noProof/>
-                <w:webHidden/>
-              </w:rPr>
-              <w:tab/>
-            </w:r>
-            <w:r>
-              <w:rPr>
-                <w:noProof/>
-                <w:webHidden/>
-              </w:rPr>
-              <w:fldChar w:fldCharType="begin"/>
-            </w:r>
-            <w:r>
-              <w:rPr>
-                <w:noProof/>
-                <w:webHidden/>
-              </w:rPr>
-              <w:instrText xml:space="preserve"> PAGEREF _Toc223190751 \h </w:instrText>
-            </w:r>
-            <w:r>
-              <w:rPr>
-                <w:noProof/>
-                <w:webHidden/>
-              </w:rPr>
-            </w:r>
-            <w:r>
-              <w:rPr>
-                <w:noProof/>
-                <w:webHidden/>
-              </w:rPr>
-              <w:fldChar w:fldCharType="separate"/>
-            </w:r>
-            <w:r>
-              <w:rPr>
-                <w:noProof/>
-                <w:webHidden/>
-              </w:rPr>
-              <w:t>12</w:t>
-            </w:r>
-            <w:r>
-              <w:rPr>
-                <w:noProof/>
-                <w:webHidden/>
-              </w:rPr>
-              <w:fldChar w:fldCharType="end"/>
-            </w:r>
-          </w:hyperlink>
-        </w:p>
-        <w:p>
-          <w:pPr>
-            <w:pStyle w:val="TOC2"/>
-            <w:tabs>
-              <w:tab w:val="right" w:leader="dot" w:pos="9628"/>
-            </w:tabs>
-            <w:rPr>
-              <w:rFonts w:asciiTheme="minorHAnsi" w:eastAsiaTheme="minorEastAsia" w:hAnsiTheme="minorHAnsi" w:cstheme="minorBidi"/>
-              <w:noProof/>
-              <w:kern w:val="2"/>
-              <w:sz w:val="24"/>
-              <w:szCs w:val="24"/>
-              <w14:ligatures w14:val="standardContextual"/>
-            </w:rPr>
-          </w:pPr>
-          <w:hyperlink w:anchor="_Toc223190752" w:history="1">
-            <w:r>
-              <w:rPr>
-                <w:rStyle w:val="Hyperlink"/>
-                <w:noProof/>
-              </w:rPr>
-              <w:t>If Running Out of Money</w:t>
-            </w:r>
-            <w:r>
-              <w:rPr>
-                <w:noProof/>
-                <w:webHidden/>
-              </w:rPr>
-              <w:tab/>
-            </w:r>
-            <w:r>
-              <w:rPr>
-                <w:noProof/>
-                <w:webHidden/>
-              </w:rPr>
-              <w:fldChar w:fldCharType="begin"/>
-            </w:r>
-            <w:r>
-              <w:rPr>
-                <w:noProof/>
-                <w:webHidden/>
-              </w:rPr>
-              <w:instrText xml:space="preserve"> PAGEREF _Toc223190752 \h </w:instrText>
-            </w:r>
-            <w:r>
-              <w:rPr>
-                <w:noProof/>
-                <w:webHidden/>
-              </w:rPr>
-            </w:r>
-            <w:r>
-              <w:rPr>
-                <w:noProof/>
-                <w:webHidden/>
-              </w:rPr>
-              <w:fldChar w:fldCharType="separate"/>
-            </w:r>
-            <w:r>
-              <w:rPr>
-                <w:noProof/>
-                <w:webHidden/>
-              </w:rPr>
-              <w:t>12</w:t>
+              <w:t>14</w:t>
             </w:r>
             <w:r>
               <w:rPr>
@@ -3482,13 +4652,13 @@
               <w14:ligatures w14:val="standardContextual"/>
             </w:rPr>
           </w:pPr>
-          <w:hyperlink w:anchor="_Toc223190753" w:history="1">
+          <w:hyperlink w:anchor="_Toc225067815" w:history="1">
             <w:r>
               <w:rPr>
                 <w:rStyle w:val="Hyperlink"/>
                 <w:noProof/>
               </w:rPr>
-              <w:t>Option 1: Reduce Spending</w:t>
+              <w:t>5-Minute Setup</w:t>
             </w:r>
             <w:r>
               <w:rPr>
@@ -3509,7 +4679,7 @@
                 <w:noProof/>
                 <w:webHidden/>
               </w:rPr>
-              <w:instrText xml:space="preserve"> PAGEREF _Toc223190753 \h </w:instrText>
+              <w:instrText xml:space="preserve"> PAGEREF _Toc225067815 \h </w:instrText>
             </w:r>
             <w:r>
               <w:rPr>
@@ -3529,7 +4699,7 @@
                 <w:noProof/>
                 <w:webHidden/>
               </w:rPr>
-              <w:t>12</w:t>
+              <w:t>14</w:t>
             </w:r>
             <w:r>
               <w:rPr>
@@ -3555,13 +4725,13 @@
               <w14:ligatures w14:val="standardContextual"/>
             </w:rPr>
           </w:pPr>
-          <w:hyperlink w:anchor="_Toc223190754" w:history="1">
+          <w:hyperlink w:anchor="_Toc225067816" w:history="1">
             <w:r>
               <w:rPr>
                 <w:rStyle w:val="Hyperlink"/>
                 <w:noProof/>
               </w:rPr>
-              <w:t>Option 2: Delay Retirement</w:t>
+              <w:t>15-Minute Analysis</w:t>
             </w:r>
             <w:r>
               <w:rPr>
@@ -3582,7 +4752,7 @@
                 <w:noProof/>
                 <w:webHidden/>
               </w:rPr>
-              <w:instrText xml:space="preserve"> PAGEREF _Toc223190754 \h </w:instrText>
+              <w:instrText xml:space="preserve"> PAGEREF _Toc225067816 \h </w:instrText>
             </w:r>
             <w:r>
               <w:rPr>
@@ -3602,7 +4772,7 @@
                 <w:noProof/>
                 <w:webHidden/>
               </w:rPr>
-              <w:t>12</w:t>
+              <w:t>15</w:t>
             </w:r>
             <w:r>
               <w:rPr>
@@ -3628,13 +4798,13 @@
               <w14:ligatures w14:val="standardContextual"/>
             </w:rPr>
           </w:pPr>
-          <w:hyperlink w:anchor="_Toc223190755" w:history="1">
+          <w:hyperlink w:anchor="_Toc225067817" w:history="1">
             <w:r>
               <w:rPr>
                 <w:rStyle w:val="Hyperlink"/>
                 <w:noProof/>
               </w:rPr>
-              <w:t>Option 3: Add Part-Time Income</w:t>
+              <w:t>Deep Dive</w:t>
             </w:r>
             <w:r>
               <w:rPr>
@@ -3655,7 +4825,7 @@
                 <w:noProof/>
                 <w:webHidden/>
               </w:rPr>
-              <w:instrText xml:space="preserve"> PAGEREF _Toc223190755 \h </w:instrText>
+              <w:instrText xml:space="preserve"> PAGEREF _Toc225067817 \h </w:instrText>
             </w:r>
             <w:r>
               <w:rPr>
@@ -3675,956 +4845,7 @@
                 <w:noProof/>
                 <w:webHidden/>
               </w:rPr>
-              <w:t>12</w:t>
-            </w:r>
-            <w:r>
-              <w:rPr>
-                <w:noProof/>
-                <w:webHidden/>
-              </w:rPr>
-              <w:fldChar w:fldCharType="end"/>
-            </w:r>
-          </w:hyperlink>
-        </w:p>
-        <w:p>
-          <w:pPr>
-            <w:pStyle w:val="TOC3"/>
-            <w:tabs>
-              <w:tab w:val="right" w:leader="dot" w:pos="9628"/>
-            </w:tabs>
-            <w:rPr>
-              <w:rFonts w:asciiTheme="minorHAnsi" w:eastAsiaTheme="minorEastAsia" w:hAnsiTheme="minorHAnsi" w:cstheme="minorBidi"/>
-              <w:noProof/>
-              <w:kern w:val="2"/>
-              <w:sz w:val="24"/>
-              <w:szCs w:val="24"/>
-              <w14:ligatures w14:val="standardContextual"/>
-            </w:rPr>
-          </w:pPr>
-          <w:hyperlink w:anchor="_Toc223190756" w:history="1">
-            <w:r>
-              <w:rPr>
-                <w:rStyle w:val="Hyperlink"/>
-                <w:noProof/>
-              </w:rPr>
-              <w:t>Option 4: Enable Guardrails</w:t>
-            </w:r>
-            <w:r>
-              <w:rPr>
-                <w:noProof/>
-                <w:webHidden/>
-              </w:rPr>
-              <w:tab/>
-            </w:r>
-            <w:r>
-              <w:rPr>
-                <w:noProof/>
-                <w:webHidden/>
-              </w:rPr>
-              <w:fldChar w:fldCharType="begin"/>
-            </w:r>
-            <w:r>
-              <w:rPr>
-                <w:noProof/>
-                <w:webHidden/>
-              </w:rPr>
-              <w:instrText xml:space="preserve"> PAGEREF _Toc223190756 \h </w:instrText>
-            </w:r>
-            <w:r>
-              <w:rPr>
-                <w:noProof/>
-                <w:webHidden/>
-              </w:rPr>
-            </w:r>
-            <w:r>
-              <w:rPr>
-                <w:noProof/>
-                <w:webHidden/>
-              </w:rPr>
-              <w:fldChar w:fldCharType="separate"/>
-            </w:r>
-            <w:r>
-              <w:rPr>
-                <w:noProof/>
-                <w:webHidden/>
-              </w:rPr>
-              <w:t>12</w:t>
-            </w:r>
-            <w:r>
-              <w:rPr>
-                <w:noProof/>
-                <w:webHidden/>
-              </w:rPr>
-              <w:fldChar w:fldCharType="end"/>
-            </w:r>
-          </w:hyperlink>
-        </w:p>
-        <w:p>
-          <w:pPr>
-            <w:pStyle w:val="TOC2"/>
-            <w:tabs>
-              <w:tab w:val="right" w:leader="dot" w:pos="9628"/>
-            </w:tabs>
-            <w:rPr>
-              <w:rFonts w:asciiTheme="minorHAnsi" w:eastAsiaTheme="minorEastAsia" w:hAnsiTheme="minorHAnsi" w:cstheme="minorBidi"/>
-              <w:noProof/>
-              <w:kern w:val="2"/>
-              <w:sz w:val="24"/>
-              <w:szCs w:val="24"/>
-              <w14:ligatures w14:val="standardContextual"/>
-            </w:rPr>
-          </w:pPr>
-          <w:hyperlink w:anchor="_Toc223190757" w:history="1">
-            <w:r>
-              <w:rPr>
-                <w:rStyle w:val="Hyperlink"/>
-                <w:noProof/>
-              </w:rPr>
-              <w:t>If Too Much Left Over</w:t>
-            </w:r>
-            <w:r>
-              <w:rPr>
-                <w:noProof/>
-                <w:webHidden/>
-              </w:rPr>
-              <w:tab/>
-            </w:r>
-            <w:r>
-              <w:rPr>
-                <w:noProof/>
-                <w:webHidden/>
-              </w:rPr>
-              <w:fldChar w:fldCharType="begin"/>
-            </w:r>
-            <w:r>
-              <w:rPr>
-                <w:noProof/>
-                <w:webHidden/>
-              </w:rPr>
-              <w:instrText xml:space="preserve"> PAGEREF _Toc223190757 \h </w:instrText>
-            </w:r>
-            <w:r>
-              <w:rPr>
-                <w:noProof/>
-                <w:webHidden/>
-              </w:rPr>
-            </w:r>
-            <w:r>
-              <w:rPr>
-                <w:noProof/>
-                <w:webHidden/>
-              </w:rPr>
-              <w:fldChar w:fldCharType="separate"/>
-            </w:r>
-            <w:r>
-              <w:rPr>
-                <w:noProof/>
-                <w:webHidden/>
-              </w:rPr>
-              <w:t>12</w:t>
-            </w:r>
-            <w:r>
-              <w:rPr>
-                <w:noProof/>
-                <w:webHidden/>
-              </w:rPr>
-              <w:fldChar w:fldCharType="end"/>
-            </w:r>
-          </w:hyperlink>
-        </w:p>
-        <w:p>
-          <w:pPr>
-            <w:pStyle w:val="TOC1"/>
-            <w:tabs>
-              <w:tab w:val="right" w:leader="dot" w:pos="9628"/>
-            </w:tabs>
-            <w:rPr>
-              <w:rFonts w:asciiTheme="minorHAnsi" w:eastAsiaTheme="minorEastAsia" w:hAnsiTheme="minorHAnsi" w:cstheme="minorBidi"/>
-              <w:noProof/>
-              <w:kern w:val="2"/>
-              <w:sz w:val="24"/>
-              <w:szCs w:val="24"/>
-              <w14:ligatures w14:val="standardContextual"/>
-            </w:rPr>
-          </w:pPr>
-          <w:hyperlink w:anchor="_Toc223190758" w:history="1">
-            <w:r>
-              <w:rPr>
-                <w:rStyle w:val="Hyperlink"/>
-                <w:noProof/>
-              </w:rPr>
-              <w:t>Pro Tips</w:t>
-            </w:r>
-            <w:r>
-              <w:rPr>
-                <w:noProof/>
-                <w:webHidden/>
-              </w:rPr>
-              <w:tab/>
-            </w:r>
-            <w:r>
-              <w:rPr>
-                <w:noProof/>
-                <w:webHidden/>
-              </w:rPr>
-              <w:fldChar w:fldCharType="begin"/>
-            </w:r>
-            <w:r>
-              <w:rPr>
-                <w:noProof/>
-                <w:webHidden/>
-              </w:rPr>
-              <w:instrText xml:space="preserve"> PAGEREF _Toc223190758 \h </w:instrText>
-            </w:r>
-            <w:r>
-              <w:rPr>
-                <w:noProof/>
-                <w:webHidden/>
-              </w:rPr>
-            </w:r>
-            <w:r>
-              <w:rPr>
-                <w:noProof/>
-                <w:webHidden/>
-              </w:rPr>
-              <w:fldChar w:fldCharType="separate"/>
-            </w:r>
-            <w:r>
-              <w:rPr>
-                <w:noProof/>
-                <w:webHidden/>
-              </w:rPr>
-              <w:t>12</w:t>
-            </w:r>
-            <w:r>
-              <w:rPr>
-                <w:noProof/>
-                <w:webHidden/>
-              </w:rPr>
-              <w:fldChar w:fldCharType="end"/>
-            </w:r>
-          </w:hyperlink>
-        </w:p>
-        <w:p>
-          <w:pPr>
-            <w:pStyle w:val="TOC3"/>
-            <w:tabs>
-              <w:tab w:val="right" w:leader="dot" w:pos="9628"/>
-            </w:tabs>
-            <w:rPr>
-              <w:rFonts w:asciiTheme="minorHAnsi" w:eastAsiaTheme="minorEastAsia" w:hAnsiTheme="minorHAnsi" w:cstheme="minorBidi"/>
-              <w:noProof/>
-              <w:kern w:val="2"/>
-              <w:sz w:val="24"/>
-              <w:szCs w:val="24"/>
-              <w14:ligatures w14:val="standardContextual"/>
-            </w:rPr>
-          </w:pPr>
-          <w:hyperlink w:anchor="_Toc223190759" w:history="1">
-            <w:r>
-              <w:rPr>
-                <w:rStyle w:val="Hyperlink"/>
-                <w:noProof/>
-              </w:rPr>
-              <w:t>1. Start Conservative</w:t>
-            </w:r>
-            <w:r>
-              <w:rPr>
-                <w:noProof/>
-                <w:webHidden/>
-              </w:rPr>
-              <w:tab/>
-            </w:r>
-            <w:r>
-              <w:rPr>
-                <w:noProof/>
-                <w:webHidden/>
-              </w:rPr>
-              <w:fldChar w:fldCharType="begin"/>
-            </w:r>
-            <w:r>
-              <w:rPr>
-                <w:noProof/>
-                <w:webHidden/>
-              </w:rPr>
-              <w:instrText xml:space="preserve"> PAGEREF _Toc223190759 \h </w:instrText>
-            </w:r>
-            <w:r>
-              <w:rPr>
-                <w:noProof/>
-                <w:webHidden/>
-              </w:rPr>
-            </w:r>
-            <w:r>
-              <w:rPr>
-                <w:noProof/>
-                <w:webHidden/>
-              </w:rPr>
-              <w:fldChar w:fldCharType="separate"/>
-            </w:r>
-            <w:r>
-              <w:rPr>
-                <w:noProof/>
-                <w:webHidden/>
-              </w:rPr>
-              <w:t>12</w:t>
-            </w:r>
-            <w:r>
-              <w:rPr>
-                <w:noProof/>
-                <w:webHidden/>
-              </w:rPr>
-              <w:fldChar w:fldCharType="end"/>
-            </w:r>
-          </w:hyperlink>
-        </w:p>
-        <w:p>
-          <w:pPr>
-            <w:pStyle w:val="TOC3"/>
-            <w:tabs>
-              <w:tab w:val="right" w:leader="dot" w:pos="9628"/>
-            </w:tabs>
-            <w:rPr>
-              <w:rFonts w:asciiTheme="minorHAnsi" w:eastAsiaTheme="minorEastAsia" w:hAnsiTheme="minorHAnsi" w:cstheme="minorBidi"/>
-              <w:noProof/>
-              <w:kern w:val="2"/>
-              <w:sz w:val="24"/>
-              <w:szCs w:val="24"/>
-              <w14:ligatures w14:val="standardContextual"/>
-            </w:rPr>
-          </w:pPr>
-          <w:hyperlink w:anchor="_Toc223190760" w:history="1">
-            <w:r>
-              <w:rPr>
-                <w:rStyle w:val="Hyperlink"/>
-                <w:noProof/>
-              </w:rPr>
-              <w:t>2. Test Multiple Scenarios</w:t>
-            </w:r>
-            <w:r>
-              <w:rPr>
-                <w:noProof/>
-                <w:webHidden/>
-              </w:rPr>
-              <w:tab/>
-            </w:r>
-            <w:r>
-              <w:rPr>
-                <w:noProof/>
-                <w:webHidden/>
-              </w:rPr>
-              <w:fldChar w:fldCharType="begin"/>
-            </w:r>
-            <w:r>
-              <w:rPr>
-                <w:noProof/>
-                <w:webHidden/>
-              </w:rPr>
-              <w:instrText xml:space="preserve"> PAGEREF _Toc223190760 \h </w:instrText>
-            </w:r>
-            <w:r>
-              <w:rPr>
-                <w:noProof/>
-                <w:webHidden/>
-              </w:rPr>
-            </w:r>
-            <w:r>
-              <w:rPr>
-                <w:noProof/>
-                <w:webHidden/>
-              </w:rPr>
-              <w:fldChar w:fldCharType="separate"/>
-            </w:r>
-            <w:r>
-              <w:rPr>
-                <w:noProof/>
-                <w:webHidden/>
-              </w:rPr>
-              <w:t>12</w:t>
-            </w:r>
-            <w:r>
-              <w:rPr>
-                <w:noProof/>
-                <w:webHidden/>
-              </w:rPr>
-              <w:fldChar w:fldCharType="end"/>
-            </w:r>
-          </w:hyperlink>
-        </w:p>
-        <w:p>
-          <w:pPr>
-            <w:pStyle w:val="TOC3"/>
-            <w:tabs>
-              <w:tab w:val="right" w:leader="dot" w:pos="9628"/>
-            </w:tabs>
-            <w:rPr>
-              <w:rFonts w:asciiTheme="minorHAnsi" w:eastAsiaTheme="minorEastAsia" w:hAnsiTheme="minorHAnsi" w:cstheme="minorBidi"/>
-              <w:noProof/>
-              <w:kern w:val="2"/>
-              <w:sz w:val="24"/>
-              <w:szCs w:val="24"/>
-              <w14:ligatures w14:val="standardContextual"/>
-            </w:rPr>
-          </w:pPr>
-          <w:hyperlink w:anchor="_Toc223190761" w:history="1">
-            <w:r>
-              <w:rPr>
-                <w:rStyle w:val="Hyperlink"/>
-                <w:noProof/>
-              </w:rPr>
-              <w:t>3. Use Real Dollars View</w:t>
-            </w:r>
-            <w:r>
-              <w:rPr>
-                <w:noProof/>
-                <w:webHidden/>
-              </w:rPr>
-              <w:tab/>
-            </w:r>
-            <w:r>
-              <w:rPr>
-                <w:noProof/>
-                <w:webHidden/>
-              </w:rPr>
-              <w:fldChar w:fldCharType="begin"/>
-            </w:r>
-            <w:r>
-              <w:rPr>
-                <w:noProof/>
-                <w:webHidden/>
-              </w:rPr>
-              <w:instrText xml:space="preserve"> PAGEREF _Toc223190761 \h </w:instrText>
-            </w:r>
-            <w:r>
-              <w:rPr>
-                <w:noProof/>
-                <w:webHidden/>
-              </w:rPr>
-            </w:r>
-            <w:r>
-              <w:rPr>
-                <w:noProof/>
-                <w:webHidden/>
-              </w:rPr>
-              <w:fldChar w:fldCharType="separate"/>
-            </w:r>
-            <w:r>
-              <w:rPr>
-                <w:noProof/>
-                <w:webHidden/>
-              </w:rPr>
-              <w:t>13</w:t>
-            </w:r>
-            <w:r>
-              <w:rPr>
-                <w:noProof/>
-                <w:webHidden/>
-              </w:rPr>
-              <w:fldChar w:fldCharType="end"/>
-            </w:r>
-          </w:hyperlink>
-        </w:p>
-        <w:p>
-          <w:pPr>
-            <w:pStyle w:val="TOC3"/>
-            <w:tabs>
-              <w:tab w:val="right" w:leader="dot" w:pos="9628"/>
-            </w:tabs>
-            <w:rPr>
-              <w:rFonts w:asciiTheme="minorHAnsi" w:eastAsiaTheme="minorEastAsia" w:hAnsiTheme="minorHAnsi" w:cstheme="minorBidi"/>
-              <w:noProof/>
-              <w:kern w:val="2"/>
-              <w:sz w:val="24"/>
-              <w:szCs w:val="24"/>
-              <w14:ligatures w14:val="standardContextual"/>
-            </w:rPr>
-          </w:pPr>
-          <w:hyperlink w:anchor="_Toc223190762" w:history="1">
-            <w:r>
-              <w:rPr>
-                <w:rStyle w:val="Hyperlink"/>
-                <w:noProof/>
-              </w:rPr>
-              <w:t>4. Don’t Obsess Over Precision</w:t>
-            </w:r>
-            <w:r>
-              <w:rPr>
-                <w:noProof/>
-                <w:webHidden/>
-              </w:rPr>
-              <w:tab/>
-            </w:r>
-            <w:r>
-              <w:rPr>
-                <w:noProof/>
-                <w:webHidden/>
-              </w:rPr>
-              <w:fldChar w:fldCharType="begin"/>
-            </w:r>
-            <w:r>
-              <w:rPr>
-                <w:noProof/>
-                <w:webHidden/>
-              </w:rPr>
-              <w:instrText xml:space="preserve"> PAGEREF _Toc223190762 \h </w:instrText>
-            </w:r>
-            <w:r>
-              <w:rPr>
-                <w:noProof/>
-                <w:webHidden/>
-              </w:rPr>
-            </w:r>
-            <w:r>
-              <w:rPr>
-                <w:noProof/>
-                <w:webHidden/>
-              </w:rPr>
-              <w:fldChar w:fldCharType="separate"/>
-            </w:r>
-            <w:r>
-              <w:rPr>
-                <w:noProof/>
-                <w:webHidden/>
-              </w:rPr>
-              <w:t>13</w:t>
-            </w:r>
-            <w:r>
-              <w:rPr>
-                <w:noProof/>
-                <w:webHidden/>
-              </w:rPr>
-              <w:fldChar w:fldCharType="end"/>
-            </w:r>
-          </w:hyperlink>
-        </w:p>
-        <w:p>
-          <w:pPr>
-            <w:pStyle w:val="TOC3"/>
-            <w:tabs>
-              <w:tab w:val="right" w:leader="dot" w:pos="9628"/>
-            </w:tabs>
-            <w:rPr>
-              <w:rFonts w:asciiTheme="minorHAnsi" w:eastAsiaTheme="minorEastAsia" w:hAnsiTheme="minorHAnsi" w:cstheme="minorBidi"/>
-              <w:noProof/>
-              <w:kern w:val="2"/>
-              <w:sz w:val="24"/>
-              <w:szCs w:val="24"/>
-              <w14:ligatures w14:val="standardContextual"/>
-            </w:rPr>
-          </w:pPr>
-          <w:hyperlink w:anchor="_Toc223190763" w:history="1">
-            <w:r>
-              <w:rPr>
-                <w:rStyle w:val="Hyperlink"/>
-                <w:noProof/>
-              </w:rPr>
-              <w:t>5. Age Pension Matters</w:t>
-            </w:r>
-            <w:r>
-              <w:rPr>
-                <w:noProof/>
-                <w:webHidden/>
-              </w:rPr>
-              <w:tab/>
-            </w:r>
-            <w:r>
-              <w:rPr>
-                <w:noProof/>
-                <w:webHidden/>
-              </w:rPr>
-              <w:fldChar w:fldCharType="begin"/>
-            </w:r>
-            <w:r>
-              <w:rPr>
-                <w:noProof/>
-                <w:webHidden/>
-              </w:rPr>
-              <w:instrText xml:space="preserve"> PAGEREF _Toc223190763 \h </w:instrText>
-            </w:r>
-            <w:r>
-              <w:rPr>
-                <w:noProof/>
-                <w:webHidden/>
-              </w:rPr>
-            </w:r>
-            <w:r>
-              <w:rPr>
-                <w:noProof/>
-                <w:webHidden/>
-              </w:rPr>
-              <w:fldChar w:fldCharType="separate"/>
-            </w:r>
-            <w:r>
-              <w:rPr>
-                <w:noProof/>
-                <w:webHidden/>
-              </w:rPr>
-              <w:t>13</w:t>
-            </w:r>
-            <w:r>
-              <w:rPr>
-                <w:noProof/>
-                <w:webHidden/>
-              </w:rPr>
-              <w:fldChar w:fldCharType="end"/>
-            </w:r>
-          </w:hyperlink>
-        </w:p>
-        <w:p>
-          <w:pPr>
-            <w:pStyle w:val="TOC3"/>
-            <w:tabs>
-              <w:tab w:val="right" w:leader="dot" w:pos="9628"/>
-            </w:tabs>
-            <w:rPr>
-              <w:rFonts w:asciiTheme="minorHAnsi" w:eastAsiaTheme="minorEastAsia" w:hAnsiTheme="minorHAnsi" w:cstheme="minorBidi"/>
-              <w:noProof/>
-              <w:kern w:val="2"/>
-              <w:sz w:val="24"/>
-              <w:szCs w:val="24"/>
-              <w14:ligatures w14:val="standardContextual"/>
-            </w:rPr>
-          </w:pPr>
-          <w:hyperlink w:anchor="_Toc223190764" w:history="1">
-            <w:r>
-              <w:rPr>
-                <w:rStyle w:val="Hyperlink"/>
-                <w:noProof/>
-              </w:rPr>
-              <w:t>6. Use the Scenario Manager</w:t>
-            </w:r>
-            <w:r>
-              <w:rPr>
-                <w:noProof/>
-                <w:webHidden/>
-              </w:rPr>
-              <w:tab/>
-            </w:r>
-            <w:r>
-              <w:rPr>
-                <w:noProof/>
-                <w:webHidden/>
-              </w:rPr>
-              <w:fldChar w:fldCharType="begin"/>
-            </w:r>
-            <w:r>
-              <w:rPr>
-                <w:noProof/>
-                <w:webHidden/>
-              </w:rPr>
-              <w:instrText xml:space="preserve"> PAGEREF _Toc223190764 \h </w:instrText>
-            </w:r>
-            <w:r>
-              <w:rPr>
-                <w:noProof/>
-                <w:webHidden/>
-              </w:rPr>
-            </w:r>
-            <w:r>
-              <w:rPr>
-                <w:noProof/>
-                <w:webHidden/>
-              </w:rPr>
-              <w:fldChar w:fldCharType="separate"/>
-            </w:r>
-            <w:r>
-              <w:rPr>
-                <w:noProof/>
-                <w:webHidden/>
-              </w:rPr>
-              <w:t>13</w:t>
-            </w:r>
-            <w:r>
-              <w:rPr>
-                <w:noProof/>
-                <w:webHidden/>
-              </w:rPr>
-              <w:fldChar w:fldCharType="end"/>
-            </w:r>
-          </w:hyperlink>
-        </w:p>
-        <w:p>
-          <w:pPr>
-            <w:pStyle w:val="TOC1"/>
-            <w:tabs>
-              <w:tab w:val="right" w:leader="dot" w:pos="9628"/>
-            </w:tabs>
-            <w:rPr>
-              <w:rFonts w:asciiTheme="minorHAnsi" w:eastAsiaTheme="minorEastAsia" w:hAnsiTheme="minorHAnsi" w:cstheme="minorBidi"/>
-              <w:noProof/>
-              <w:kern w:val="2"/>
-              <w:sz w:val="24"/>
-              <w:szCs w:val="24"/>
-              <w14:ligatures w14:val="standardContextual"/>
-            </w:rPr>
-          </w:pPr>
-          <w:hyperlink w:anchor="_Toc223190765" w:history="1">
-            <w:r>
-              <w:rPr>
-                <w:rStyle w:val="Hyperlink"/>
-                <w:noProof/>
-              </w:rPr>
-              <w:t>Checklist for Your First Run</w:t>
-            </w:r>
-            <w:r>
-              <w:rPr>
-                <w:noProof/>
-                <w:webHidden/>
-              </w:rPr>
-              <w:tab/>
-            </w:r>
-            <w:r>
-              <w:rPr>
-                <w:noProof/>
-                <w:webHidden/>
-              </w:rPr>
-              <w:fldChar w:fldCharType="begin"/>
-            </w:r>
-            <w:r>
-              <w:rPr>
-                <w:noProof/>
-                <w:webHidden/>
-              </w:rPr>
-              <w:instrText xml:space="preserve"> PAGEREF _Toc223190765 \h </w:instrText>
-            </w:r>
-            <w:r>
-              <w:rPr>
-                <w:noProof/>
-                <w:webHidden/>
-              </w:rPr>
-            </w:r>
-            <w:r>
-              <w:rPr>
-                <w:noProof/>
-                <w:webHidden/>
-              </w:rPr>
-              <w:fldChar w:fldCharType="separate"/>
-            </w:r>
-            <w:r>
-              <w:rPr>
-                <w:noProof/>
-                <w:webHidden/>
-              </w:rPr>
-              <w:t>13</w:t>
-            </w:r>
-            <w:r>
-              <w:rPr>
-                <w:noProof/>
-                <w:webHidden/>
-              </w:rPr>
-              <w:fldChar w:fldCharType="end"/>
-            </w:r>
-          </w:hyperlink>
-        </w:p>
-        <w:p>
-          <w:pPr>
-            <w:pStyle w:val="TOC3"/>
-            <w:tabs>
-              <w:tab w:val="right" w:leader="dot" w:pos="9628"/>
-            </w:tabs>
-            <w:rPr>
-              <w:rFonts w:asciiTheme="minorHAnsi" w:eastAsiaTheme="minorEastAsia" w:hAnsiTheme="minorHAnsi" w:cstheme="minorBidi"/>
-              <w:noProof/>
-              <w:kern w:val="2"/>
-              <w:sz w:val="24"/>
-              <w:szCs w:val="24"/>
-              <w14:ligatures w14:val="standardContextual"/>
-            </w:rPr>
-          </w:pPr>
-          <w:hyperlink w:anchor="_Toc223190766" w:history="1">
-            <w:r>
-              <w:rPr>
-                <w:rStyle w:val="Hyperlink"/>
-                <w:noProof/>
-              </w:rPr>
-              <w:t>5-Minute Setup</w:t>
-            </w:r>
-            <w:r>
-              <w:rPr>
-                <w:noProof/>
-                <w:webHidden/>
-              </w:rPr>
-              <w:tab/>
-            </w:r>
-            <w:r>
-              <w:rPr>
-                <w:noProof/>
-                <w:webHidden/>
-              </w:rPr>
-              <w:fldChar w:fldCharType="begin"/>
-            </w:r>
-            <w:r>
-              <w:rPr>
-                <w:noProof/>
-                <w:webHidden/>
-              </w:rPr>
-              <w:instrText xml:space="preserve"> PAGEREF _Toc223190766 \h </w:instrText>
-            </w:r>
-            <w:r>
-              <w:rPr>
-                <w:noProof/>
-                <w:webHidden/>
-              </w:rPr>
-            </w:r>
-            <w:r>
-              <w:rPr>
-                <w:noProof/>
-                <w:webHidden/>
-              </w:rPr>
-              <w:fldChar w:fldCharType="separate"/>
-            </w:r>
-            <w:r>
-              <w:rPr>
-                <w:noProof/>
-                <w:webHidden/>
-              </w:rPr>
-              <w:t>13</w:t>
-            </w:r>
-            <w:r>
-              <w:rPr>
-                <w:noProof/>
-                <w:webHidden/>
-              </w:rPr>
-              <w:fldChar w:fldCharType="end"/>
-            </w:r>
-          </w:hyperlink>
-        </w:p>
-        <w:p>
-          <w:pPr>
-            <w:pStyle w:val="TOC3"/>
-            <w:tabs>
-              <w:tab w:val="right" w:leader="dot" w:pos="9628"/>
-            </w:tabs>
-            <w:rPr>
-              <w:rFonts w:asciiTheme="minorHAnsi" w:eastAsiaTheme="minorEastAsia" w:hAnsiTheme="minorHAnsi" w:cstheme="minorBidi"/>
-              <w:noProof/>
-              <w:kern w:val="2"/>
-              <w:sz w:val="24"/>
-              <w:szCs w:val="24"/>
-              <w14:ligatures w14:val="standardContextual"/>
-            </w:rPr>
-          </w:pPr>
-          <w:hyperlink w:anchor="_Toc223190767" w:history="1">
-            <w:r>
-              <w:rPr>
-                <w:rStyle w:val="Hyperlink"/>
-                <w:noProof/>
-              </w:rPr>
-              <w:t>15-Minute Analysis</w:t>
-            </w:r>
-            <w:r>
-              <w:rPr>
-                <w:noProof/>
-                <w:webHidden/>
-              </w:rPr>
-              <w:tab/>
-            </w:r>
-            <w:r>
-              <w:rPr>
-                <w:noProof/>
-                <w:webHidden/>
-              </w:rPr>
-              <w:fldChar w:fldCharType="begin"/>
-            </w:r>
-            <w:r>
-              <w:rPr>
-                <w:noProof/>
-                <w:webHidden/>
-              </w:rPr>
-              <w:instrText xml:space="preserve"> PAGEREF _Toc223190767 \h </w:instrText>
-            </w:r>
-            <w:r>
-              <w:rPr>
-                <w:noProof/>
-                <w:webHidden/>
-              </w:rPr>
-            </w:r>
-            <w:r>
-              <w:rPr>
-                <w:noProof/>
-                <w:webHidden/>
-              </w:rPr>
-              <w:fldChar w:fldCharType="separate"/>
-            </w:r>
-            <w:r>
-              <w:rPr>
-                <w:noProof/>
-                <w:webHidden/>
-              </w:rPr>
-              <w:t>13</w:t>
-            </w:r>
-            <w:r>
-              <w:rPr>
-                <w:noProof/>
-                <w:webHidden/>
-              </w:rPr>
-              <w:fldChar w:fldCharType="end"/>
-            </w:r>
-          </w:hyperlink>
-        </w:p>
-        <w:p>
-          <w:pPr>
-            <w:pStyle w:val="TOC3"/>
-            <w:tabs>
-              <w:tab w:val="right" w:leader="dot" w:pos="9628"/>
-            </w:tabs>
-            <w:rPr>
-              <w:rFonts w:asciiTheme="minorHAnsi" w:eastAsiaTheme="minorEastAsia" w:hAnsiTheme="minorHAnsi" w:cstheme="minorBidi"/>
-              <w:noProof/>
-              <w:kern w:val="2"/>
-              <w:sz w:val="24"/>
-              <w:szCs w:val="24"/>
-              <w14:ligatures w14:val="standardContextual"/>
-            </w:rPr>
-          </w:pPr>
-          <w:hyperlink w:anchor="_Toc223190768" w:history="1">
-            <w:r>
-              <w:rPr>
-                <w:rStyle w:val="Hyperlink"/>
-                <w:noProof/>
-              </w:rPr>
-              <w:t>Deep Dive</w:t>
-            </w:r>
-            <w:r>
-              <w:rPr>
-                <w:noProof/>
-                <w:webHidden/>
-              </w:rPr>
-              <w:tab/>
-            </w:r>
-            <w:r>
-              <w:rPr>
-                <w:noProof/>
-                <w:webHidden/>
-              </w:rPr>
-              <w:fldChar w:fldCharType="begin"/>
-            </w:r>
-            <w:r>
-              <w:rPr>
-                <w:noProof/>
-                <w:webHidden/>
-              </w:rPr>
-              <w:instrText xml:space="preserve"> PAGEREF _Toc223190768 \h </w:instrText>
-            </w:r>
-            <w:r>
-              <w:rPr>
-                <w:noProof/>
-                <w:webHidden/>
-              </w:rPr>
-            </w:r>
-            <w:r>
-              <w:rPr>
-                <w:noProof/>
-                <w:webHidden/>
-              </w:rPr>
-              <w:fldChar w:fldCharType="separate"/>
-            </w:r>
-            <w:r>
-              <w:rPr>
-                <w:noProof/>
-                <w:webHidden/>
-              </w:rPr>
-              <w:t>13</w:t>
+              <w:t>15</w:t>
             </w:r>
             <w:r>
               <w:rPr>
@@ -4665,7 +4886,7 @@
       <w:pPr>
         <w:pStyle w:val="Heading1"/>
       </w:pPr>
-      <w:bookmarkStart w:id="0" w:name="_Toc223190709"/>
+      <w:bookmarkStart w:id="0" w:name="_Toc225067755"/>
       <w:r>
         <w:lastRenderedPageBreak/>
         <w:t>Welcome</w:t>
@@ -4695,18 +4916,44 @@
         <w:t>two-column layout</w:t>
       </w:r>
       <w:r>
-        <w:t>: inputs on the left, results and charts on the right. Sections are collapsible – click a section header to expand or collapse it.</w:t>
+        <w:t xml:space="preserve">: inputs on the left, results and charts on the right. Sections are collapsible – click a section header to expand or collapse it. </w:t>
+      </w:r>
+    </w:p>
+    <w:p>
+      <w:pPr>
+        <w:pStyle w:val="Heading2"/>
+      </w:pPr>
+      <w:bookmarkStart w:id="1" w:name="_Toc225067756"/>
+      <w:r>
+        <w:t>A Note About Your Results</w:t>
+      </w:r>
+      <w:bookmarkEnd w:id="1"/>
+    </w:p>
+    <w:p>
+      <w:pPr>
+        <w:spacing w:after="120"/>
+      </w:pPr>
+      <w:r>
+        <w:t xml:space="preserve">You can display your results in Real or Nominal dollars. Real dollars show you your results as purchasing power relative to either today’s dollars, or to the first year of retirement (your choice).  Nominal dollars </w:t>
+      </w:r>
+      <w:proofErr w:type="gramStart"/>
+      <w:r>
+        <w:t>shows</w:t>
+      </w:r>
+      <w:proofErr w:type="gramEnd"/>
+      <w:r>
+        <w:t xml:space="preserve"> you the actual amount that you would, for example, expect to see in your account in that year.  Select your preferred output format using the three buttons in the top right of the screen. You can switch between them at any time.</w:t>
       </w:r>
     </w:p>
     <w:p>
       <w:pPr>
         <w:pStyle w:val="Heading1"/>
       </w:pPr>
-      <w:bookmarkStart w:id="1" w:name="_Toc223190710"/>
+      <w:bookmarkStart w:id="2" w:name="_Toc225067757"/>
       <w:r>
         <w:t>Your First Simulation in 5 Steps</w:t>
       </w:r>
-      <w:bookmarkEnd w:id="1"/>
+      <w:bookmarkEnd w:id="2"/>
     </w:p>
     <w:p>
       <w:pPr>
@@ -4718,13 +4965,59 @@
     </w:p>
     <w:p>
       <w:pPr>
+        <w:spacing w:after="120"/>
+      </w:pPr>
+      <w:r>
+        <w:t xml:space="preserve">At the top of the inputs panel, a </w:t>
+      </w:r>
+      <w:r>
+        <w:rPr>
+          <w:b/>
+          <w:bCs/>
+        </w:rPr>
+        <w:t>dollar mode toggle</w:t>
+      </w:r>
+      <w:r>
+        <w:t xml:space="preserve"> lets you enter spending, income, and super balances in either </w:t>
+      </w:r>
+      <w:r>
+        <w:rPr>
+          <w:b/>
+          <w:bCs/>
+        </w:rPr>
+        <w:t>today’s dollars (2026 $)</w:t>
+      </w:r>
+      <w:r>
+        <w:t xml:space="preserve"> or </w:t>
+      </w:r>
+      <w:r>
+        <w:rPr>
+          <w:b/>
+          <w:bCs/>
+        </w:rPr>
+        <w:t>retirement-year nominal dollars (Ret $)</w:t>
+      </w:r>
+      <w:r>
+        <w:t xml:space="preserve">. The calculator converts automatically using your CPI rate and years to retirement. Fields affected by the toggle show a </w:t>
+      </w:r>
+      <w:proofErr w:type="gramStart"/>
+      <w:r>
+        <w:t>small coloured</w:t>
+      </w:r>
+      <w:proofErr w:type="gramEnd"/>
+      <w:r>
+        <w:t xml:space="preserve"> badge in their label so you always know which denomination is active.</w:t>
+      </w:r>
+    </w:p>
+    <w:p>
+      <w:pPr>
         <w:pStyle w:val="Heading2"/>
       </w:pPr>
-      <w:bookmarkStart w:id="2" w:name="_Toc223190711"/>
+      <w:bookmarkStart w:id="3" w:name="_Toc225067758"/>
       <w:r>
         <w:t>Step 1: Household Parameters</w:t>
       </w:r>
-      <w:bookmarkEnd w:id="2"/>
+      <w:bookmarkEnd w:id="3"/>
     </w:p>
     <w:p>
       <w:pPr>
@@ -4751,7 +5044,17 @@
         <w:t xml:space="preserve">Base Annual Spending in Retirement: </w:t>
       </w:r>
       <w:r>
-        <w:t>How much you’ll spend in your first year of retirement. Include groceries, utilities, insurance, entertainment, and regular travel. If retirement is several years away, inflate your current spending by CPI to estimate the amount in retirement-year dollars. Typical range: $50,000–$100,000 for couples, $30,000–$60,000 for singles.</w:t>
+        <w:t xml:space="preserve">How much you’ll spend in your first year of retirement. Include groceries, utilities, insurance, entertainment, and regular travel. If retirement is several years away, switch to </w:t>
+      </w:r>
+      <w:r>
+        <w:rPr>
+          <w:b/>
+          <w:bCs/>
+        </w:rPr>
+        <w:t>2026 $</w:t>
+      </w:r>
+      <w:r>
+        <w:t xml:space="preserve"> mode using the toggle at the top of the panel and enter your current spending — the calculator will inflate it to retirement-year dollars automatically. Typical range: $50,000–$100,000 for couples, $30,000–$60,000 for singles.</w:t>
       </w:r>
     </w:p>
     <w:p>
@@ -4771,7 +5074,17 @@
         <w:t xml:space="preserve">Sequencing Buffer: </w:t>
       </w:r>
       <w:r>
-        <w:t>A separate cash reserve to avoid selling investments during market downturns. Withdrawals follow: Cash → Buffer → Main Super. Earns a defensive 3% real return. Leave at $0 initially – this is an advanced strategy.</w:t>
+        <w:t xml:space="preserve">A separate cash reserve to avoid selling investments during market downturns. Withdrawals follow: Cash → Buffer → Main Super. The return rate for this is defaulted to 3% but can be configured in the </w:t>
+      </w:r>
+      <w:r>
+        <w:rPr>
+          <w:b/>
+          <w:bCs/>
+        </w:rPr>
+        <w:t>Cash / Buffer Return Rate</w:t>
+      </w:r>
+      <w:r>
+        <w:t xml:space="preserve"> field. Leave at $0 initially – this is an advanced strategy.</w:t>
       </w:r>
     </w:p>
     <w:p>
@@ -4798,11 +5111,11 @@
       <w:pPr>
         <w:pStyle w:val="Heading2"/>
       </w:pPr>
-      <w:bookmarkStart w:id="3" w:name="_Toc223190712"/>
+      <w:bookmarkStart w:id="4" w:name="_Toc225067759"/>
       <w:r>
         <w:t>Step 2: Your Super and Personal Details</w:t>
       </w:r>
-      <w:bookmarkEnd w:id="3"/>
+      <w:bookmarkEnd w:id="4"/>
     </w:p>
     <w:p>
       <w:pPr>
@@ -4816,57 +5129,7 @@
       <w:pPr>
         <w:pStyle w:val="Heading3"/>
       </w:pPr>
-      <w:bookmarkStart w:id="4" w:name="_Toc223190713"/>
-      <w:r>
-        <w:t>Super and Pension</w:t>
-      </w:r>
-      <w:bookmarkEnd w:id="4"/>
-    </w:p>
-    <w:p>
-      <w:pPr>
-        <w:pStyle w:val="ListParagraph"/>
-        <w:numPr>
-          <w:ilvl w:val="0"/>
-          <w:numId w:val="2"/>
-        </w:numPr>
-        <w:spacing w:after="60"/>
-      </w:pPr>
-      <w:r>
-        <w:rPr>
-          <w:b/>
-          <w:bCs/>
-        </w:rPr>
-        <w:t xml:space="preserve">Main Super Balance: </w:t>
-      </w:r>
-      <w:r>
-        <w:t>Your projected superannuation balance at the date of retirement. If retiring soon, use your current balance. If years away, use an online super projection calculator or your fund’s estimate to determine what it will be when you retire.</w:t>
-      </w:r>
-    </w:p>
-    <w:p>
-      <w:pPr>
-        <w:pStyle w:val="ListParagraph"/>
-        <w:numPr>
-          <w:ilvl w:val="0"/>
-          <w:numId w:val="2"/>
-        </w:numPr>
-        <w:spacing w:after="60"/>
-      </w:pPr>
-      <w:r>
-        <w:rPr>
-          <w:b/>
-          <w:bCs/>
-        </w:rPr>
-        <w:t xml:space="preserve">Defined Benefit / Superannuation Annuity (net annual): </w:t>
-      </w:r>
-      <w:r>
-        <w:t>Annual income from defined benefit pensions or lifetime annuities, after tax, as at the date of retirement. Examples: PSS, CSS, DFRDB, or commercial annuities. Use the estimate provided by your fund. The calculator indexes this to CPI automatically from Year 1 onward.</w:t>
-      </w:r>
-    </w:p>
-    <w:p>
-      <w:pPr>
-        <w:pStyle w:val="Heading3"/>
-      </w:pPr>
-      <w:bookmarkStart w:id="5" w:name="_Toc223190714"/>
+      <w:bookmarkStart w:id="5" w:name="_Toc225067760"/>
       <w:r>
         <w:t>Ages</w:t>
       </w:r>
@@ -4909,36 +5172,28 @@
         <w:t xml:space="preserve">Retirement Age: </w:t>
       </w:r>
       <w:r>
-        <w:t>When you plan to stop working. The dropdown filters to ages at or above your current age and shows the corresponding calendar year.</w:t>
-      </w:r>
-    </w:p>
-    <w:p>
-      <w:pPr>
-        <w:pStyle w:val="Heading2"/>
-      </w:pPr>
-      <w:bookmarkStart w:id="6" w:name="_Toc223190715"/>
-      <w:r>
-        <w:t>Step 3: Income During Retirement</w:t>
-      </w:r>
-      <w:bookmarkEnd w:id="6"/>
-    </w:p>
-    <w:p>
-      <w:pPr>
-        <w:spacing w:after="120"/>
-      </w:pPr>
-      <w:r>
-        <w:t>These fields appear below the age selectors, still within the Initial Situation section.</w:t>
-      </w:r>
-    </w:p>
-    <w:p>
-      <w:pPr>
-        <w:pStyle w:val="Heading3"/>
-      </w:pPr>
-      <w:bookmarkStart w:id="7" w:name="_Toc223190716"/>
-      <w:r>
-        <w:t>Other Net Income</w:t>
-      </w:r>
-      <w:bookmarkEnd w:id="7"/>
+        <w:t xml:space="preserve">When you plan to stop working. </w:t>
+      </w:r>
+    </w:p>
+    <w:p>
+      <w:pPr>
+        <w:pStyle w:val="ListParagraph"/>
+        <w:numPr>
+          <w:ilvl w:val="0"/>
+          <w:numId w:val="2"/>
+        </w:numPr>
+        <w:spacing w:after="60"/>
+      </w:pPr>
+      <w:r>
+        <w:rPr>
+          <w:b/>
+          <w:bCs/>
+        </w:rPr>
+        <w:t xml:space="preserve">Sex: </w:t>
+      </w:r>
+      <w:r>
+        <w:t>Used to set the default Modelled Death Age from ABS life expectancy tables. Affects the simulation horizon in single mode.</w:t>
+      </w:r>
     </w:p>
     <w:p>
       <w:pPr>
@@ -4955,6 +5210,151 @@
           <w:bCs/>
         </w:rPr>
         <w:lastRenderedPageBreak/>
+        <w:t xml:space="preserve">Modelled Death Age: </w:t>
+      </w:r>
+      <w:r>
+        <w:t>The age the simulation runs to. Defaults to the ABS 2020–2022 life expectancy for your sex and current age, and updates automatically if you change either. You can override it manually. This drives the simulation horizon in single mode — the number of years simulated equals Modelled Death Age minus Retirement Age plus 1. A “Reset to ABS default” link appears if you have changed the value.</w:t>
+      </w:r>
+    </w:p>
+    <w:p>
+      <w:pPr>
+        <w:pStyle w:val="ListParagraph"/>
+        <w:numPr>
+          <w:ilvl w:val="0"/>
+          <w:numId w:val="2"/>
+        </w:numPr>
+        <w:spacing w:after="60"/>
+      </w:pPr>
+      <w:r>
+        <w:rPr>
+          <w:b/>
+          <w:bCs/>
+        </w:rPr>
+        <w:t xml:space="preserve">Variable death age in MC: </w:t>
+      </w:r>
+      <w:r>
+        <w:t>When enabled, each parametric Monte Carlo run samples a different death age from a normal distribution centred on your ABS life expectancy, reflecting genuine longevity uncertainty. Historical MC always uses fixed 35-year windows. See the Longevity &amp; Outcome Analysis chart below for how to interpret the results.</w:t>
+      </w:r>
+    </w:p>
+    <w:p>
+      <w:pPr>
+        <w:pStyle w:val="Heading3"/>
+      </w:pPr>
+      <w:bookmarkStart w:id="6" w:name="_Toc225067761"/>
+      <w:r>
+        <w:t>Super and Pension</w:t>
+      </w:r>
+      <w:bookmarkEnd w:id="6"/>
+    </w:p>
+    <w:p>
+      <w:pPr>
+        <w:pStyle w:val="ListParagraph"/>
+        <w:numPr>
+          <w:ilvl w:val="0"/>
+          <w:numId w:val="2"/>
+        </w:numPr>
+        <w:spacing w:after="60"/>
+      </w:pPr>
+      <w:r>
+        <w:rPr>
+          <w:b/>
+          <w:bCs/>
+        </w:rPr>
+        <w:t xml:space="preserve">Super Balance at Retirement: </w:t>
+      </w:r>
+      <w:r>
+        <w:t xml:space="preserve">Your projected superannuation balance at the date of retirement. If retiring soon, use your current balance. If years away, use an online super projection calculator or your fund’s estimate. You can express this figure in retirement-year dollars (default) or, if you switch to </w:t>
+      </w:r>
+      <w:r>
+        <w:rPr>
+          <w:b/>
+          <w:bCs/>
+        </w:rPr>
+        <w:t>2026 $</w:t>
+      </w:r>
+      <w:r>
+        <w:t xml:space="preserve"> mode, in today’s dollars — the toggle converts the denomination only. Either way, the figure must represent your expected balance at retirement, not your balance today.</w:t>
+      </w:r>
+    </w:p>
+    <w:p>
+      <w:pPr>
+        <w:pStyle w:val="ListParagraph"/>
+        <w:numPr>
+          <w:ilvl w:val="0"/>
+          <w:numId w:val="2"/>
+        </w:numPr>
+        <w:spacing w:after="60"/>
+      </w:pPr>
+      <w:r>
+        <w:rPr>
+          <w:b/>
+          <w:bCs/>
+        </w:rPr>
+        <w:t xml:space="preserve">Defined Benefit </w:t>
+      </w:r>
+      <w:r>
+        <w:rPr>
+          <w:b/>
+          <w:bCs/>
+        </w:rPr>
+        <w:t>Pension / Superannuation Annuity</w:t>
+      </w:r>
+      <w:r>
+        <w:rPr>
+          <w:b/>
+          <w:bCs/>
+        </w:rPr>
+        <w:t xml:space="preserve"> (net annual): </w:t>
+      </w:r>
+      <w:r>
+        <w:t>Annual income from defined benefit pensions or lifetime annuities, after tax, as at the date of retirement. Examples: PSS, CSS, DFRDB, or commercial annuities. Use the estimate provided by your fund. The calculator indexes this to CPI automatically from Year 1 onward.</w:t>
+      </w:r>
+    </w:p>
+    <w:p>
+      <w:pPr>
+        <w:pStyle w:val="Heading2"/>
+      </w:pPr>
+      <w:bookmarkStart w:id="7" w:name="_Toc225067762"/>
+      <w:r>
+        <w:t>Step 3: Income During Retirement</w:t>
+      </w:r>
+      <w:bookmarkEnd w:id="7"/>
+    </w:p>
+    <w:p>
+      <w:pPr>
+        <w:spacing w:after="120"/>
+      </w:pPr>
+      <w:r>
+        <w:t>These fields appear below the age selectors, still within the Initial Situation section.</w:t>
+      </w:r>
+      <w:r>
+        <w:t xml:space="preserve"> Start Year, Duration, Index to CPI and Employment Income will appear after a non-zero number is entered into Other Net Income.</w:t>
+      </w:r>
+    </w:p>
+    <w:p>
+      <w:pPr>
+        <w:pStyle w:val="Heading3"/>
+      </w:pPr>
+      <w:bookmarkStart w:id="8" w:name="_Toc225067763"/>
+      <w:r>
+        <w:t>Other Net Income</w:t>
+      </w:r>
+      <w:bookmarkEnd w:id="8"/>
+    </w:p>
+    <w:p>
+      <w:pPr>
+        <w:pStyle w:val="ListParagraph"/>
+        <w:numPr>
+          <w:ilvl w:val="0"/>
+          <w:numId w:val="2"/>
+        </w:numPr>
+        <w:spacing w:after="60"/>
+      </w:pPr>
+      <w:r>
+        <w:rPr>
+          <w:b/>
+          <w:bCs/>
+        </w:rPr>
         <w:t xml:space="preserve">Other Net Income (optional, after tax): </w:t>
       </w:r>
       <w:r>
@@ -5023,7 +5423,12 @@
     </w:p>
     <w:p>
       <w:pPr>
-        <w:spacing w:after="120"/>
+        <w:pStyle w:val="ListParagraph"/>
+        <w:numPr>
+          <w:ilvl w:val="0"/>
+          <w:numId w:val="2"/>
+        </w:numPr>
+        <w:spacing w:after="60"/>
       </w:pPr>
       <w:r>
         <w:rPr>
@@ -5040,11 +5445,11 @@
       <w:pPr>
         <w:pStyle w:val="Heading3"/>
       </w:pPr>
-      <w:bookmarkStart w:id="8" w:name="_Toc223190717"/>
+      <w:bookmarkStart w:id="9" w:name="_Toc225067764"/>
       <w:r>
         <w:t>Additional Income Streams</w:t>
       </w:r>
-      <w:bookmarkEnd w:id="8"/>
+      <w:bookmarkEnd w:id="9"/>
     </w:p>
     <w:p>
       <w:pPr>
@@ -5058,18 +5463,30 @@
       <w:pPr>
         <w:pStyle w:val="Heading3"/>
       </w:pPr>
-      <w:bookmarkStart w:id="9" w:name="_Toc223190718"/>
+      <w:bookmarkStart w:id="10" w:name="_Toc225067765"/>
       <w:r>
         <w:t>Age Pension Settings</w:t>
       </w:r>
-      <w:bookmarkEnd w:id="9"/>
+      <w:bookmarkEnd w:id="10"/>
     </w:p>
     <w:p>
       <w:pPr>
         <w:spacing w:after="120"/>
       </w:pPr>
       <w:r>
-        <w:t>Below the income fields, you’ll find the Age Pension configuration.</w:t>
+        <w:t>Below the</w:t>
+      </w:r>
+      <w:r>
+        <w:t xml:space="preserve"> Other Net</w:t>
+      </w:r>
+      <w:r>
+        <w:t xml:space="preserve"> </w:t>
+      </w:r>
+      <w:r>
+        <w:t>I</w:t>
+      </w:r>
+      <w:r>
+        <w:t>ncome fields, you’ll find the Age Pension configuration.</w:t>
       </w:r>
     </w:p>
     <w:p>
@@ -5126,6 +5543,7 @@
           <w:b/>
           <w:bCs/>
         </w:rPr>
+        <w:lastRenderedPageBreak/>
         <w:t xml:space="preserve">Include Age Pension: </w:t>
       </w:r>
       <w:r>
@@ -5176,11 +5594,11 @@
       <w:pPr>
         <w:pStyle w:val="Heading2"/>
       </w:pPr>
-      <w:bookmarkStart w:id="10" w:name="_Toc223190719"/>
+      <w:bookmarkStart w:id="11" w:name="_Toc225067766"/>
       <w:r>
         <w:t>Step 4: Choose Your Scenario</w:t>
       </w:r>
-      <w:bookmarkEnd w:id="10"/>
+      <w:bookmarkEnd w:id="11"/>
     </w:p>
     <w:p>
       <w:pPr>
@@ -5414,7 +5832,7 @@
                 <w:sz w:val="20"/>
                 <w:szCs w:val="20"/>
               </w:rPr>
-              <w:t>Historical</w:t>
+              <w:t>Monte Carlo</w:t>
             </w:r>
           </w:p>
         </w:tc>
@@ -5440,23 +5858,7 @@
                 <w:sz w:val="20"/>
                 <w:szCs w:val="20"/>
               </w:rPr>
-              <w:t xml:space="preserve">Replay actual market periods — US: GFC, COVID, 1929 Depression, </w:t>
-            </w:r>
-            <w:proofErr w:type="gramStart"/>
-            <w:r>
-              <w:rPr>
-                <w:sz w:val="20"/>
-                <w:szCs w:val="20"/>
-              </w:rPr>
-              <w:t>Dot-com</w:t>
-            </w:r>
-            <w:proofErr w:type="gramEnd"/>
-            <w:r>
-              <w:rPr>
-                <w:sz w:val="20"/>
-                <w:szCs w:val="20"/>
-              </w:rPr>
-              <w:t>, Stagflation, 1982 Bull; AU: 1980 Bull, 1987 Crash, 1991–2025 Equities, 1991–2025 Balanced</w:t>
+              <w:t>500–2,000 random scenarios using your return/volatility assumptions</w:t>
             </w:r>
           </w:p>
         </w:tc>
@@ -5482,7 +5884,7 @@
                 <w:sz w:val="20"/>
                 <w:szCs w:val="20"/>
               </w:rPr>
-              <w:t>Stress testing against real events</w:t>
+              <w:t>Probabilistic success rates</w:t>
             </w:r>
           </w:p>
         </w:tc>
@@ -5513,7 +5915,7 @@
                 <w:sz w:val="20"/>
                 <w:szCs w:val="20"/>
               </w:rPr>
-              <w:t>Monte Carlo</w:t>
+              <w:t>Historical MC</w:t>
             </w:r>
           </w:p>
         </w:tc>
@@ -5540,7 +5942,7 @@
                 <w:sz w:val="20"/>
                 <w:szCs w:val="20"/>
               </w:rPr>
-              <w:t>500–2,000 random scenarios using your return/volatility assumptions</w:t>
+              <w:t>Monte Carlo using real historical return data — choose from AU Balanced (default), AU Equities, or US S&amp;P 500 (98 years, 1928–2025)</w:t>
             </w:r>
           </w:p>
         </w:tc>
@@ -5567,7 +5969,7 @@
                 <w:sz w:val="20"/>
                 <w:szCs w:val="20"/>
               </w:rPr>
-              <w:t>Probabilistic success rates</w:t>
+              <w:t>Most realistic probabilistic analysis</w:t>
             </w:r>
           </w:p>
         </w:tc>
@@ -5597,7 +5999,7 @@
                 <w:sz w:val="20"/>
                 <w:szCs w:val="20"/>
               </w:rPr>
-              <w:t>Historical MC</w:t>
+              <w:t>Stress Tests</w:t>
             </w:r>
           </w:p>
         </w:tc>
@@ -5623,7 +6025,7 @@
                 <w:sz w:val="20"/>
                 <w:szCs w:val="20"/>
               </w:rPr>
-              <w:t>Monte Carlo using real historical return data — choose from AU Balanced (default), AU Equities, or US S&amp;P 500 (98 years, 1928–2025)</w:t>
+              <w:t>Predefined stress scenarios: crashes, bear markets, high inflation, extreme longevity, health shocks, worst case</w:t>
             </w:r>
           </w:p>
         </w:tc>
@@ -5649,7 +6051,7 @@
                 <w:sz w:val="20"/>
                 <w:szCs w:val="20"/>
               </w:rPr>
-              <w:t>Most realistic probabilistic analysis</w:t>
+              <w:t>Comprehensive stress testing suite</w:t>
             </w:r>
           </w:p>
         </w:tc>
@@ -5673,15 +6075,22 @@
             </w:tcMar>
           </w:tcPr>
           <w:p>
-            <w:r>
+            <w:pPr>
               <w:rPr>
                 <w:b/>
                 <w:bCs/>
                 <w:sz w:val="20"/>
                 <w:szCs w:val="20"/>
               </w:rPr>
-              <w:lastRenderedPageBreak/>
-              <w:t>Formal Tests</w:t>
+            </w:pPr>
+            <w:r>
+              <w:rPr>
+                <w:b/>
+                <w:bCs/>
+                <w:sz w:val="20"/>
+                <w:szCs w:val="20"/>
+              </w:rPr>
+              <w:t>Historical Period</w:t>
             </w:r>
           </w:p>
         </w:tc>
@@ -5703,12 +6112,34 @@
             </w:tcMar>
           </w:tcPr>
           <w:p>
-            <w:r>
+            <w:pPr>
               <w:rPr>
                 <w:sz w:val="20"/>
                 <w:szCs w:val="20"/>
               </w:rPr>
-              <w:t>Predefined stress scenarios: crashes, bear markets, high inflation, extreme longevity, health shocks, worst case</w:t>
+            </w:pPr>
+            <w:r>
+              <w:rPr>
+                <w:sz w:val="20"/>
+                <w:szCs w:val="20"/>
+              </w:rPr>
+              <w:t xml:space="preserve">Replay actual market periods — US: GFC, COVID, 1929 Depression, </w:t>
+            </w:r>
+            <w:proofErr w:type="gramStart"/>
+            <w:r>
+              <w:rPr>
+                <w:sz w:val="20"/>
+                <w:szCs w:val="20"/>
+              </w:rPr>
+              <w:t>Dot-com</w:t>
+            </w:r>
+            <w:proofErr w:type="gramEnd"/>
+            <w:r>
+              <w:rPr>
+                <w:sz w:val="20"/>
+                <w:szCs w:val="20"/>
+              </w:rPr>
+              <w:t>, Stagflation, 1982 Bull; AU: 1980 Bull, 1987 Crash, 1991–2024 Equities, 1990–2024 Balanced</w:t>
             </w:r>
           </w:p>
         </w:tc>
@@ -5730,12 +6161,18 @@
             </w:tcMar>
           </w:tcPr>
           <w:p>
-            <w:r>
+            <w:pPr>
               <w:rPr>
                 <w:sz w:val="20"/>
                 <w:szCs w:val="20"/>
               </w:rPr>
-              <w:t>Comprehensive stress testing suite</w:t>
+            </w:pPr>
+            <w:r>
+              <w:rPr>
+                <w:sz w:val="20"/>
+                <w:szCs w:val="20"/>
+              </w:rPr>
+              <w:t>Stress testing against real events</w:t>
             </w:r>
           </w:p>
         </w:tc>
@@ -5770,11 +6207,11 @@
       <w:pPr>
         <w:pStyle w:val="Heading2"/>
       </w:pPr>
-      <w:bookmarkStart w:id="11" w:name="_Toc223190720"/>
+      <w:bookmarkStart w:id="12" w:name="_Toc225067767"/>
       <w:r>
         <w:t>Step 5: Review Your Results</w:t>
       </w:r>
-      <w:bookmarkEnd w:id="11"/>
+      <w:bookmarkEnd w:id="12"/>
     </w:p>
     <w:p>
       <w:pPr>
@@ -5824,32 +6261,32 @@
       <w:pPr>
         <w:pStyle w:val="Heading1"/>
       </w:pPr>
-      <w:bookmarkStart w:id="12" w:name="_Toc223190721"/>
+      <w:bookmarkStart w:id="13" w:name="_Toc225067768"/>
       <w:r>
         <w:lastRenderedPageBreak/>
         <w:t>Understanding Your Results</w:t>
       </w:r>
-      <w:bookmarkEnd w:id="12"/>
+      <w:bookmarkEnd w:id="13"/>
     </w:p>
     <w:p>
       <w:pPr>
         <w:pStyle w:val="Heading2"/>
       </w:pPr>
-      <w:bookmarkStart w:id="13" w:name="_Toc223190722"/>
+      <w:bookmarkStart w:id="14" w:name="_Toc225067769"/>
       <w:r>
         <w:t>Executive Summary</w:t>
       </w:r>
-      <w:bookmarkEnd w:id="13"/>
+      <w:bookmarkEnd w:id="14"/>
     </w:p>
     <w:p>
       <w:pPr>
         <w:pStyle w:val="Heading3"/>
       </w:pPr>
-      <w:bookmarkStart w:id="14" w:name="_Toc223190723"/>
+      <w:bookmarkStart w:id="15" w:name="_Toc225067770"/>
       <w:r>
         <w:t>Key Metrics</w:t>
       </w:r>
-      <w:bookmarkEnd w:id="14"/>
+      <w:bookmarkEnd w:id="15"/>
     </w:p>
     <w:p>
       <w:pPr>
@@ -5935,21 +6372,21 @@
       <w:pPr>
         <w:pStyle w:val="Heading2"/>
       </w:pPr>
-      <w:bookmarkStart w:id="15" w:name="_Toc223190724"/>
+      <w:bookmarkStart w:id="16" w:name="_Toc225067771"/>
       <w:r>
         <w:t>Charts</w:t>
       </w:r>
-      <w:bookmarkEnd w:id="15"/>
+      <w:bookmarkEnd w:id="16"/>
     </w:p>
     <w:p>
       <w:pPr>
         <w:pStyle w:val="Heading3"/>
       </w:pPr>
-      <w:bookmarkStart w:id="16" w:name="_Toc223190725"/>
-      <w:r>
-        <w:t>Portfolio Balance Over Time</w:t>
-      </w:r>
-      <w:bookmarkEnd w:id="16"/>
+      <w:bookmarkStart w:id="17" w:name="_Toc225067772"/>
+      <w:r>
+        <w:t>Portfolio Balance</w:t>
+      </w:r>
+      <w:bookmarkEnd w:id="17"/>
     </w:p>
     <w:p>
       <w:pPr>
@@ -5974,7 +6411,16 @@
         <w:spacing w:after="60"/>
       </w:pPr>
       <w:r>
-        <w:t>Green = Main super, Orange = Sequencing buffer, Purple = Cash account.</w:t>
+        <w:t>Green = Main super, Orange = Sequencing buffer, Purple = Cash account</w:t>
+      </w:r>
+      <w:r>
+        <w:t xml:space="preserve"> (</w:t>
+      </w:r>
+      <w:r>
+        <w:t>Constant Return, Stress Tests, and Historical period Scenarios only</w:t>
+      </w:r>
+      <w:r>
+        <w:t>)</w:t>
       </w:r>
     </w:p>
     <w:p>
@@ -6000,18 +6446,30 @@
         <w:spacing w:after="60"/>
       </w:pPr>
       <w:r>
-        <w:t>In Monte Carlo mode, percentile bands show the range of outcomes (P10/P50/P90).</w:t>
+        <w:t>In Monte Carlo mode, percentile bands show the range of outcomes (P10/</w:t>
+      </w:r>
+      <w:r>
+        <w:t>P25/</w:t>
+      </w:r>
+      <w:r>
+        <w:t>P50/</w:t>
+      </w:r>
+      <w:r>
+        <w:t>P75/</w:t>
+      </w:r>
+      <w:r>
+        <w:t>P90).</w:t>
       </w:r>
     </w:p>
     <w:p>
       <w:pPr>
         <w:pStyle w:val="Heading3"/>
       </w:pPr>
-      <w:bookmarkStart w:id="17" w:name="_Toc223190726"/>
+      <w:bookmarkStart w:id="18" w:name="_Toc225067773"/>
       <w:r>
         <w:t>Income vs Spending</w:t>
       </w:r>
-      <w:bookmarkEnd w:id="17"/>
+      <w:bookmarkEnd w:id="18"/>
     </w:p>
     <w:p>
       <w:pPr>
@@ -6056,11 +6514,11 @@
       <w:pPr>
         <w:pStyle w:val="Heading3"/>
       </w:pPr>
-      <w:bookmarkStart w:id="18" w:name="_Toc223190727"/>
+      <w:bookmarkStart w:id="19" w:name="_Toc225067774"/>
       <w:r>
         <w:t>Annual Spending Breakdown</w:t>
       </w:r>
-      <w:bookmarkEnd w:id="18"/>
+      <w:bookmarkEnd w:id="19"/>
     </w:p>
     <w:p>
       <w:pPr>
@@ -6085,18 +6543,101 @@
         <w:spacing w:after="60"/>
       </w:pPr>
       <w:r>
-        <w:t>Grey dashed line shows the minimum required super drawdown.</w:t>
+        <w:t>Grey dashed line shows the minimum required super drawdown</w:t>
+      </w:r>
+      <w:r>
+        <w:t xml:space="preserve"> (not shown in Monte Carlo modes)</w:t>
+      </w:r>
+      <w:r>
+        <w:t>.</w:t>
       </w:r>
     </w:p>
     <w:p>
       <w:pPr>
         <w:pStyle w:val="Heading2"/>
       </w:pPr>
-      <w:bookmarkStart w:id="19" w:name="_Toc223190728"/>
-      <w:r>
+      <w:bookmarkStart w:id="20" w:name="_Toc225067775"/>
+      <w:r>
+        <w:t>Longevity &amp; Outcome Analysis Chart</w:t>
+      </w:r>
+      <w:bookmarkEnd w:id="20"/>
+    </w:p>
+    <w:p>
+      <w:pPr>
+        <w:spacing w:after="60"/>
+      </w:pPr>
+      <w:r>
+        <w:t>When Monte Carlo or Historical Monte Carlo is active and results have been run, a Longevity &amp; Outcome Analysis chart appears below the Executive Summary. It has two tabs:</w:t>
+      </w:r>
+    </w:p>
+    <w:p>
+      <w:pPr>
+        <w:pStyle w:val="ListParagraph"/>
+        <w:numPr>
+          <w:ilvl w:val="0"/>
+          <w:numId w:val="2"/>
+        </w:numPr>
+        <w:spacing w:after="60"/>
+      </w:pPr>
+      <w:r>
+        <w:rPr>
+          <w:b/>
+          <w:bCs/>
+        </w:rPr>
+        <w:t xml:space="preserve">Longevity scatter: </w:t>
+      </w:r>
+      <w:r>
+        <w:t xml:space="preserve">One dot per simulation run. Green = solvent at end, red = ran out of money. The X axis shows end </w:t>
+      </w:r>
+      <w:proofErr w:type="gramStart"/>
+      <w:r>
+        <w:t>age,</w:t>
+      </w:r>
+      <w:proofErr w:type="gramEnd"/>
+      <w:r>
+        <w:t xml:space="preserve"> Y axis shows final balance. Red dots clustered at older ages indicate longevity risk; red dots spread across all ages indicate the plan is fragile to poor returns regardless of lifespan.</w:t>
+      </w:r>
+    </w:p>
+    <w:p>
+      <w:pPr>
+        <w:pStyle w:val="ListParagraph"/>
+        <w:numPr>
+          <w:ilvl w:val="0"/>
+          <w:numId w:val="2"/>
+        </w:numPr>
+        <w:spacing w:after="60"/>
+      </w:pPr>
+      <w:r>
+        <w:rPr>
+          <w:b/>
+          <w:bCs/>
+        </w:rPr>
+        <w:t xml:space="preserve">Ruin age distribution: </w:t>
+      </w:r>
+      <w:r>
+        <w:t>A histogram of failed runs only, showing the age at which the portfolio hit zero. More useful than the success rate alone — failures clustered after 90 need a modest tweak; failures clustered before 80 require a fundamental plan change. An empty histogram means all runs succeeded.</w:t>
+      </w:r>
+    </w:p>
+    <w:p>
+      <w:pPr>
+        <w:pStyle w:val="Heading2"/>
+      </w:pPr>
+    </w:p>
+    <w:p>
+      <w:pPr>
+        <w:pStyle w:val="Heading2"/>
+      </w:pPr>
+    </w:p>
+    <w:p>
+      <w:pPr>
+        <w:pStyle w:val="Heading2"/>
+      </w:pPr>
+      <w:bookmarkStart w:id="21" w:name="_Toc225067776"/>
+      <w:r>
+        <w:lastRenderedPageBreak/>
         <w:t>What’s a Good Result?</w:t>
       </w:r>
-      <w:bookmarkEnd w:id="19"/>
+      <w:bookmarkEnd w:id="21"/>
     </w:p>
     <w:tbl>
       <w:tblPr>
@@ -6265,7 +6806,7 @@
                 <w:sz w:val="20"/>
                 <w:szCs w:val="20"/>
               </w:rPr>
-              <w:t>Success rate 85%+, ending balance &gt; $0, years lasted 35+</w:t>
+              <w:t>Success rate 85%+, ending balance &gt; $0, money lasted the full modelled horizon</w:t>
             </w:r>
           </w:p>
         </w:tc>
@@ -6477,12 +7018,12 @@
       <w:pPr>
         <w:pStyle w:val="Heading1"/>
       </w:pPr>
-      <w:bookmarkStart w:id="20" w:name="_Toc223190729"/>
+      <w:bookmarkStart w:id="22" w:name="_Toc225067777"/>
       <w:r>
         <w:lastRenderedPageBreak/>
         <w:t>Advanced Features</w:t>
       </w:r>
-      <w:bookmarkEnd w:id="20"/>
+      <w:bookmarkEnd w:id="22"/>
     </w:p>
     <w:p>
       <w:pPr>
@@ -6496,11 +7037,11 @@
       <w:pPr>
         <w:pStyle w:val="Heading2"/>
       </w:pPr>
-      <w:bookmarkStart w:id="21" w:name="_Toc223190730"/>
+      <w:bookmarkStart w:id="23" w:name="_Toc225067778"/>
       <w:r>
         <w:t>Retirement Spending</w:t>
       </w:r>
-      <w:bookmarkEnd w:id="21"/>
+      <w:bookmarkEnd w:id="23"/>
     </w:p>
     <w:p>
       <w:pPr>
@@ -6514,61 +7055,11 @@
       <w:pPr>
         <w:pStyle w:val="Heading3"/>
       </w:pPr>
-      <w:bookmarkStart w:id="22" w:name="_Toc223190731"/>
-      <w:r>
-        <w:t>Spending Pattern</w:t>
-      </w:r>
-      <w:bookmarkEnd w:id="22"/>
-    </w:p>
-    <w:p>
-      <w:pPr>
-        <w:pStyle w:val="ListParagraph"/>
-        <w:numPr>
-          <w:ilvl w:val="0"/>
-          <w:numId w:val="2"/>
-        </w:numPr>
-        <w:spacing w:after="60"/>
-      </w:pPr>
-      <w:r>
-        <w:rPr>
-          <w:b/>
-          <w:bCs/>
-        </w:rPr>
-        <w:t xml:space="preserve">JP Morgan (Declining): </w:t>
-      </w:r>
-      <w:r>
-        <w:t>Based on JP Morgan research showing real spending naturally declines in later retirement (go-go, slow-go, no-go years). This is the default and generally more realistic.</w:t>
-      </w:r>
-    </w:p>
-    <w:p>
-      <w:pPr>
-        <w:pStyle w:val="ListParagraph"/>
-        <w:numPr>
-          <w:ilvl w:val="0"/>
-          <w:numId w:val="2"/>
-        </w:numPr>
-        <w:spacing w:after="60"/>
-      </w:pPr>
-      <w:r>
-        <w:rPr>
-          <w:b/>
-          <w:bCs/>
-        </w:rPr>
-        <w:t xml:space="preserve">CPI (Level): </w:t>
-      </w:r>
-      <w:r>
-        <w:t>Constant real spending throughout retirement – a more conservative assumption.</w:t>
-      </w:r>
-    </w:p>
-    <w:p>
-      <w:pPr>
-        <w:pStyle w:val="Heading3"/>
-      </w:pPr>
-      <w:bookmarkStart w:id="23" w:name="_Toc223190732"/>
-      <w:r>
-        <w:t>Splurge Spending</w:t>
-      </w:r>
-      <w:bookmarkEnd w:id="23"/>
+      <w:bookmarkStart w:id="24" w:name="_Toc225067779"/>
+      <w:r>
+        <w:t>Additional Splurge Spending</w:t>
+      </w:r>
+      <w:bookmarkEnd w:id="24"/>
     </w:p>
     <w:p>
       <w:pPr>
@@ -6627,127 +7118,192 @@
       <w:pPr>
         <w:pStyle w:val="Heading2"/>
       </w:pPr>
-      <w:bookmarkStart w:id="24" w:name="_Toc223190733"/>
-      <w:r>
-        <w:t>Irregular Expenses</w:t>
-      </w:r>
-      <w:bookmarkEnd w:id="24"/>
-    </w:p>
-    <w:p>
-      <w:pPr>
-        <w:spacing w:after="120"/>
-      </w:pPr>
-      <w:r>
-        <w:t xml:space="preserve">The second collapsible section. </w:t>
-      </w:r>
-      <w:proofErr w:type="gramStart"/>
-      <w:r>
-        <w:t>Models</w:t>
-      </w:r>
-      <w:proofErr w:type="gramEnd"/>
-      <w:r>
-        <w:t xml:space="preserve"> major lumpy expenses.</w:t>
-      </w:r>
+      <w:bookmarkStart w:id="25" w:name="_Toc225067780"/>
+      <w:r>
+        <w:t>Withdrawal Strategy</w:t>
+      </w:r>
+      <w:bookmarkEnd w:id="25"/>
     </w:p>
     <w:p>
       <w:pPr>
         <w:pStyle w:val="Heading3"/>
       </w:pPr>
-      <w:bookmarkStart w:id="25" w:name="_Toc223190734"/>
-      <w:r>
-        <w:t>Stochastic Irregular Expenses</w:t>
-      </w:r>
-      <w:bookmarkEnd w:id="25"/>
-    </w:p>
-    <w:p>
-      <w:pPr>
-        <w:pStyle w:val="ListParagraph"/>
-        <w:numPr>
-          <w:ilvl w:val="0"/>
-          <w:numId w:val="2"/>
-        </w:numPr>
-        <w:spacing w:after="60"/>
-      </w:pPr>
-      <w:r>
-        <w:t xml:space="preserve">Enabled by default – </w:t>
-      </w:r>
-      <w:proofErr w:type="gramStart"/>
-      <w:r>
-        <w:t>models</w:t>
-      </w:r>
-      <w:proofErr w:type="gramEnd"/>
-      <w:r>
-        <w:t xml:space="preserve"> realistic irregular costs for transport, housing, and medical expenses.</w:t>
-      </w:r>
-    </w:p>
-    <w:p>
-      <w:pPr>
-        <w:pStyle w:val="ListParagraph"/>
-        <w:numPr>
-          <w:ilvl w:val="0"/>
-          <w:numId w:val="2"/>
-        </w:numPr>
-        <w:spacing w:after="60"/>
-      </w:pPr>
-      <w:r>
-        <w:t>Uses probability-based modelling with inflation adjustment and cost variation.</w:t>
-      </w:r>
-    </w:p>
-    <w:p>
-      <w:pPr>
-        <w:pStyle w:val="ListParagraph"/>
-        <w:numPr>
-          <w:ilvl w:val="0"/>
-          <w:numId w:val="2"/>
-        </w:numPr>
-        <w:spacing w:after="60"/>
-      </w:pPr>
-      <w:r>
-        <w:t>Each Monte Carlo run gets a different expense path. Change the seed to see different random paths in single-scenario mode.</w:t>
+      <w:bookmarkStart w:id="26" w:name="_Toc225067781"/>
+      <w:r>
+        <w:t>Spending Pattern</w:t>
+      </w:r>
+      <w:bookmarkEnd w:id="26"/>
+    </w:p>
+    <w:p>
+      <w:pPr>
+        <w:pStyle w:val="ListParagraph"/>
+        <w:numPr>
+          <w:ilvl w:val="0"/>
+          <w:numId w:val="2"/>
+        </w:numPr>
+        <w:spacing w:after="60"/>
+      </w:pPr>
+      <w:r>
+        <w:rPr>
+          <w:b/>
+          <w:bCs/>
+        </w:rPr>
+        <w:t xml:space="preserve">Constant Real: </w:t>
+      </w:r>
+      <w:r>
+        <w:t>Constant real spending throughout retirement – a more conservative assumption.</w:t>
+      </w:r>
+    </w:p>
+    <w:p>
+      <w:pPr>
+        <w:pStyle w:val="ListParagraph"/>
+        <w:numPr>
+          <w:ilvl w:val="0"/>
+          <w:numId w:val="2"/>
+        </w:numPr>
+        <w:spacing w:after="60"/>
+      </w:pPr>
+      <w:r>
+        <w:rPr>
+          <w:b/>
+          <w:bCs/>
+        </w:rPr>
+        <w:t xml:space="preserve">Declining (JPMorgan): </w:t>
+      </w:r>
+      <w:r>
+        <w:t>Based on JP Morgan research showing real spending naturally declines in later retirement (go-go, slow-go, no-go years). This is the default and generally more realistic.</w:t>
       </w:r>
     </w:p>
     <w:p>
       <w:pPr>
         <w:pStyle w:val="Heading3"/>
       </w:pPr>
-      <w:bookmarkStart w:id="26" w:name="_Toc223190735"/>
-      <w:r>
-        <w:t>Manual One-Off Expenses</w:t>
-      </w:r>
-      <w:bookmarkEnd w:id="26"/>
-    </w:p>
-    <w:p>
-      <w:pPr>
-        <w:pStyle w:val="ListParagraph"/>
-        <w:numPr>
-          <w:ilvl w:val="0"/>
-          <w:numId w:val="2"/>
-        </w:numPr>
-        <w:spacing w:after="60"/>
-      </w:pPr>
-      <w:r>
-        <w:t xml:space="preserve">Add specific large expenses at </w:t>
-      </w:r>
-      <w:proofErr w:type="gramStart"/>
-      <w:r>
-        <w:t>particular ages</w:t>
-      </w:r>
-      <w:proofErr w:type="gramEnd"/>
-      <w:r>
-        <w:t xml:space="preserve"> (e.g., new car at 70, home renovation at 68).</w:t>
-      </w:r>
-    </w:p>
-    <w:p>
-      <w:pPr>
-        <w:pStyle w:val="ListParagraph"/>
-        <w:numPr>
-          <w:ilvl w:val="0"/>
-          <w:numId w:val="2"/>
-        </w:numPr>
-        <w:spacing w:after="60"/>
-      </w:pPr>
-      <w:r>
-        <w:t>Each has a description, age, and amount (in future dollars of the year it occurs).</w:t>
+      <w:bookmarkStart w:id="27" w:name="_Toc225067782"/>
+      <w:r>
+        <w:t>Spending Modifiers</w:t>
+      </w:r>
+      <w:bookmarkEnd w:id="27"/>
+    </w:p>
+    <w:p>
+      <w:pPr>
+        <w:pStyle w:val="ListParagraph"/>
+        <w:numPr>
+          <w:ilvl w:val="0"/>
+          <w:numId w:val="2"/>
+        </w:numPr>
+        <w:spacing w:after="60"/>
+      </w:pPr>
+      <w:r>
+        <w:rPr>
+          <w:b/>
+          <w:bCs/>
+        </w:rPr>
+        <w:t>Forgo Inflation Adjustment After Loss Years</w:t>
+      </w:r>
+      <w:r>
+        <w:t xml:space="preserve">: </w:t>
+      </w:r>
+      <w:r>
+        <w:t>When enabled, spending stays flat in nominal terms (no CPI uplift) in any year following a portfolio loss. This means your real purchasing power dips slightly in bad years rather than drawing down more capital. Most effective in Monte Carlo mode where loss years occur regularly.</w:t>
+      </w:r>
+    </w:p>
+    <w:p>
+      <w:pPr>
+        <w:pStyle w:val="ListParagraph"/>
+        <w:numPr>
+          <w:ilvl w:val="0"/>
+          <w:numId w:val="2"/>
+        </w:numPr>
+        <w:spacing w:after="60"/>
+      </w:pPr>
+      <w:r>
+        <w:rPr>
+          <w:b/>
+          <w:bCs/>
+        </w:rPr>
+        <w:t>Guardrails (Dynamic Spending)</w:t>
+      </w:r>
+      <w:r>
+        <w:rPr>
+          <w:b/>
+          <w:bCs/>
+        </w:rPr>
+        <w:t>:</w:t>
+      </w:r>
+      <w:r>
+        <w:t xml:space="preserve"> </w:t>
+      </w:r>
+      <w:r>
+        <w:t>Guardrails automatically adjust your spending based on portfolio performance using the Guyton-Klinger method.</w:t>
+      </w:r>
+    </w:p>
+    <w:p>
+      <w:pPr>
+        <w:pStyle w:val="ListParagraph"/>
+        <w:numPr>
+          <w:ilvl w:val="1"/>
+          <w:numId w:val="2"/>
+        </w:numPr>
+        <w:spacing w:after="60"/>
+      </w:pPr>
+      <w:r>
+        <w:rPr>
+          <w:b/>
+          <w:bCs/>
+        </w:rPr>
+        <w:t>Upper Guardrail</w:t>
+      </w:r>
+      <w:r>
+        <w:t xml:space="preserve">: </w:t>
+      </w:r>
+      <w:r>
+        <w:t>If portfolio grows beyond this threshold (e.g., 20% above plan), spending increases by the adjustment percentage.</w:t>
+      </w:r>
+    </w:p>
+    <w:p>
+      <w:pPr>
+        <w:pStyle w:val="ListParagraph"/>
+        <w:numPr>
+          <w:ilvl w:val="1"/>
+          <w:numId w:val="2"/>
+        </w:numPr>
+        <w:spacing w:after="60"/>
+      </w:pPr>
+      <w:r>
+        <w:rPr>
+          <w:b/>
+          <w:bCs/>
+        </w:rPr>
+        <w:t>Lower Guardrail</w:t>
+      </w:r>
+      <w:r>
+        <w:t xml:space="preserve">: </w:t>
+      </w:r>
+      <w:r>
+        <w:t>If portfolio drops below this threshold (e.g., 15% below plan), spending decreases.</w:t>
+      </w:r>
+    </w:p>
+    <w:p>
+      <w:pPr>
+        <w:pStyle w:val="ListParagraph"/>
+        <w:numPr>
+          <w:ilvl w:val="1"/>
+          <w:numId w:val="2"/>
+        </w:numPr>
+        <w:spacing w:after="60"/>
+      </w:pPr>
+      <w:r>
+        <w:rPr>
+          <w:b/>
+          <w:bCs/>
+        </w:rPr>
+        <w:t>Adjustment:</w:t>
+      </w:r>
+      <w:r>
+        <w:t xml:space="preserve"> </w:t>
+      </w:r>
+      <w:r>
+        <w:t>How much spending changes when a guardrail is triggered (e.g., 10%).</w:t>
       </w:r>
     </w:p>
     <w:p>
@@ -6767,6 +7323,156 @@
           <w:i/>
           <w:iCs/>
         </w:rPr>
+        <w:t>Guardrails are only an indication of how adjusting your spending during poor market returns can make your super last longer. The outcome may not represent an acceptable spending profile in all cases.</w:t>
+      </w:r>
+    </w:p>
+    <w:p>
+      <w:pPr>
+        <w:pStyle w:val="Heading2"/>
+      </w:pPr>
+      <w:bookmarkStart w:id="28" w:name="_Toc225067783"/>
+      <w:r>
+        <w:t>One-Off &amp; Irregular Expenses</w:t>
+      </w:r>
+      <w:bookmarkEnd w:id="28"/>
+    </w:p>
+    <w:p>
+      <w:pPr>
+        <w:spacing w:after="120"/>
+      </w:pPr>
+      <w:proofErr w:type="gramStart"/>
+      <w:r>
+        <w:t>Models</w:t>
+      </w:r>
+      <w:proofErr w:type="gramEnd"/>
+      <w:r>
+        <w:t xml:space="preserve"> major lumpy expenses.</w:t>
+      </w:r>
+    </w:p>
+    <w:p>
+      <w:pPr>
+        <w:pStyle w:val="Heading3"/>
+      </w:pPr>
+      <w:bookmarkStart w:id="29" w:name="_Toc225067784"/>
+      <w:r>
+        <w:t>Use Stochastic Irregular Expenses</w:t>
+      </w:r>
+      <w:bookmarkEnd w:id="29"/>
+    </w:p>
+    <w:p>
+      <w:pPr>
+        <w:pStyle w:val="ListParagraph"/>
+        <w:numPr>
+          <w:ilvl w:val="0"/>
+          <w:numId w:val="2"/>
+        </w:numPr>
+        <w:spacing w:after="60"/>
+      </w:pPr>
+      <w:r>
+        <w:t xml:space="preserve">Enabled by default – </w:t>
+      </w:r>
+      <w:proofErr w:type="gramStart"/>
+      <w:r>
+        <w:t>models</w:t>
+      </w:r>
+      <w:proofErr w:type="gramEnd"/>
+      <w:r>
+        <w:t xml:space="preserve"> realistic irregular costs for transport, housing, and medical expenses.</w:t>
+      </w:r>
+    </w:p>
+    <w:p>
+      <w:pPr>
+        <w:pStyle w:val="ListParagraph"/>
+        <w:numPr>
+          <w:ilvl w:val="0"/>
+          <w:numId w:val="2"/>
+        </w:numPr>
+        <w:spacing w:after="60"/>
+      </w:pPr>
+      <w:r>
+        <w:t>Uses probability-based modelling with inflation adjustment and cost variation.</w:t>
+      </w:r>
+    </w:p>
+    <w:p>
+      <w:pPr>
+        <w:pStyle w:val="ListParagraph"/>
+        <w:numPr>
+          <w:ilvl w:val="0"/>
+          <w:numId w:val="2"/>
+        </w:numPr>
+        <w:spacing w:after="60"/>
+      </w:pPr>
+      <w:r>
+        <w:t>Each Monte Carlo run gets a different expense path. Change the seed to see different random paths in single-scenario mode.</w:t>
+      </w:r>
+    </w:p>
+    <w:p>
+      <w:pPr>
+        <w:pStyle w:val="Heading3"/>
+      </w:pPr>
+    </w:p>
+    <w:p>
+      <w:pPr>
+        <w:pStyle w:val="Heading3"/>
+      </w:pPr>
+      <w:bookmarkStart w:id="30" w:name="_Toc225067785"/>
+      <w:r>
+        <w:lastRenderedPageBreak/>
+        <w:t>Manual One-Off Expenses</w:t>
+      </w:r>
+      <w:bookmarkEnd w:id="30"/>
+    </w:p>
+    <w:p>
+      <w:pPr>
+        <w:pStyle w:val="ListParagraph"/>
+        <w:numPr>
+          <w:ilvl w:val="0"/>
+          <w:numId w:val="2"/>
+        </w:numPr>
+        <w:spacing w:after="60"/>
+      </w:pPr>
+      <w:r>
+        <w:t xml:space="preserve">Add specific large expenses at </w:t>
+      </w:r>
+      <w:proofErr w:type="gramStart"/>
+      <w:r>
+        <w:t>particular ages</w:t>
+      </w:r>
+      <w:proofErr w:type="gramEnd"/>
+      <w:r>
+        <w:t xml:space="preserve"> (e.g., new car at 70, home renovation at 68).</w:t>
+      </w:r>
+    </w:p>
+    <w:p>
+      <w:pPr>
+        <w:pStyle w:val="ListParagraph"/>
+        <w:numPr>
+          <w:ilvl w:val="0"/>
+          <w:numId w:val="2"/>
+        </w:numPr>
+        <w:spacing w:after="60"/>
+      </w:pPr>
+      <w:r>
+        <w:t>Each has a description, age, and amount (in future dollars of the year it occurs).</w:t>
+      </w:r>
+    </w:p>
+    <w:p>
+      <w:pPr>
+        <w:spacing w:before="120" w:after="120"/>
+        <w:ind w:left="360"/>
+      </w:pPr>
+      <w:r>
+        <w:rPr>
+          <w:b/>
+          <w:bCs/>
+        </w:rPr>
+        <w:t xml:space="preserve">💡 Tip: </w:t>
+      </w:r>
+      <w:r>
+        <w:rPr>
+          <w:i/>
+          <w:iCs/>
+        </w:rPr>
         <w:t>Leave stochastic expenses enabled for the most realistic projections. They model things like car replacements, home maintenance, and medical costs that people often forget to budget for.</w:t>
       </w:r>
     </w:p>
@@ -6774,18 +7480,18 @@
       <w:pPr>
         <w:pStyle w:val="Heading2"/>
       </w:pPr>
-      <w:bookmarkStart w:id="27" w:name="_Toc223190736"/>
-      <w:r>
-        <w:t>Aged Care Costs</w:t>
-      </w:r>
-      <w:bookmarkEnd w:id="27"/>
+      <w:bookmarkStart w:id="31" w:name="_Toc225067786"/>
+      <w:r>
+        <w:t>Aged Care Modelling</w:t>
+      </w:r>
+      <w:bookmarkEnd w:id="31"/>
     </w:p>
     <w:p>
       <w:pPr>
         <w:spacing w:after="120"/>
       </w:pPr>
       <w:r>
-        <w:t>The third collapsible section. Tick “Include Aged Care” to enable.</w:t>
+        <w:t>Tick “Include Aged Care” to enable.</w:t>
       </w:r>
     </w:p>
     <w:p>
@@ -6890,7 +7596,6 @@
           <w:b/>
           <w:bCs/>
         </w:rPr>
-        <w:lastRenderedPageBreak/>
         <w:t xml:space="preserve">Couple Settings: </w:t>
       </w:r>
       <w:r>
@@ -6901,96 +7606,219 @@
       <w:pPr>
         <w:pStyle w:val="Heading2"/>
       </w:pPr>
-      <w:bookmarkStart w:id="28" w:name="_Toc223190737"/>
-      <w:r>
-        <w:t>Debt Repayment at Retirement</w:t>
-      </w:r>
-      <w:bookmarkEnd w:id="28"/>
+      <w:bookmarkStart w:id="32" w:name="_Toc225067787"/>
+      <w:r>
+        <w:t>Debts &amp; Liabilities</w:t>
+      </w:r>
+      <w:bookmarkEnd w:id="32"/>
     </w:p>
     <w:p>
       <w:pPr>
         <w:spacing w:after="120"/>
       </w:pPr>
       <w:r>
-        <w:t>The fourth collapsible section. Tick “Include Debt Repayment” to enable. Add debts carried into retirement, each with principal amount, interest rate, repayment period, and optional extra payments. Debt payments are unavoidable – they are not subject to guardrails and withdrawals come from the standard Cash → Buffer → Super waterfall.</w:t>
+        <w:t>Tick “Include Debt Repayment” to enable. Add debts carried into retirement, each with principal amount, interest rate, repayment period, and optional extra payments. Debt payments are unavoidable – they are not subject to guardrails and withdrawals come from the standard Cash → Buffer → Super waterfall.</w:t>
       </w:r>
     </w:p>
     <w:p>
       <w:pPr>
         <w:pStyle w:val="Heading2"/>
       </w:pPr>
-      <w:bookmarkStart w:id="29" w:name="_Toc223190738"/>
-      <w:r>
-        <w:t>Dynamic Spending Guardrails</w:t>
-      </w:r>
-      <w:bookmarkEnd w:id="29"/>
+      <w:bookmarkStart w:id="33" w:name="_Toc225067788"/>
+      <w:r>
+        <w:t>Couple Tracking</w:t>
+      </w:r>
+      <w:bookmarkEnd w:id="33"/>
     </w:p>
     <w:p>
       <w:pPr>
         <w:spacing w:after="120"/>
       </w:pPr>
       <w:r>
-        <w:t>The fifth and final collapsible section. Guardrails automatically adjust your spending based on portfolio performance using the Guyton-Klinger method.</w:t>
-      </w:r>
-    </w:p>
-    <w:p>
-      <w:pPr>
-        <w:pStyle w:val="ListParagraph"/>
-        <w:numPr>
-          <w:ilvl w:val="0"/>
-          <w:numId w:val="2"/>
-        </w:numPr>
-        <w:spacing w:after="60"/>
-      </w:pPr>
+        <w:t xml:space="preserve">When the </w:t>
+      </w:r>
       <w:r>
         <w:rPr>
           <w:b/>
           <w:bCs/>
         </w:rPr>
-        <w:t xml:space="preserve">Upper Guardrail: </w:t>
-      </w:r>
-      <w:r>
-        <w:t>If portfolio grows beyond this threshold (e.g., 20% above plan), spending increases by the adjustment percentage.</w:t>
-      </w:r>
-    </w:p>
-    <w:p>
-      <w:pPr>
-        <w:pStyle w:val="ListParagraph"/>
-        <w:numPr>
-          <w:ilvl w:val="0"/>
-          <w:numId w:val="2"/>
-        </w:numPr>
-        <w:spacing w:after="60"/>
-      </w:pPr>
+        <w:t>Age Pension Recipient Type</w:t>
+      </w:r>
+      <w:r>
+        <w:t xml:space="preserve"> is set to “Couple”, a “</w:t>
+      </w:r>
       <w:r>
         <w:rPr>
           <w:b/>
           <w:bCs/>
         </w:rPr>
-        <w:t xml:space="preserve">Lower Guardrail: </w:t>
-      </w:r>
-      <w:r>
-        <w:t>If portfolio drops below this threshold (e.g., 15% below plan), spending decreases.</w:t>
-      </w:r>
-    </w:p>
-    <w:p>
-      <w:pPr>
-        <w:pStyle w:val="ListParagraph"/>
-        <w:numPr>
-          <w:ilvl w:val="0"/>
-          <w:numId w:val="2"/>
-        </w:numPr>
-        <w:spacing w:after="60"/>
-      </w:pPr>
+        <w:t>Track partners individually</w:t>
+      </w:r>
+      <w:r>
+        <w:t>” toggle appears in the Initial Situation section. Enabling it unlocks:</w:t>
+      </w:r>
+    </w:p>
+    <w:p>
+      <w:pPr>
+        <w:pStyle w:val="ListParagraph"/>
+        <w:numPr>
+          <w:ilvl w:val="0"/>
+          <w:numId w:val="2"/>
+        </w:numPr>
+        <w:spacing w:after="60"/>
+      </w:pPr>
+      <w:r>
+        <w:t>Individual super balances and pension incomes for each partner.</w:t>
+      </w:r>
+    </w:p>
+    <w:p>
+      <w:pPr>
+        <w:pStyle w:val="ListParagraph"/>
+        <w:numPr>
+          <w:ilvl w:val="0"/>
+          <w:numId w:val="2"/>
+        </w:numPr>
+        <w:spacing w:after="60"/>
+      </w:pPr>
+      <w:r>
+        <w:t>Different retirement ages for each partner.</w:t>
+      </w:r>
+    </w:p>
+    <w:p>
+      <w:pPr>
+        <w:pStyle w:val="ListParagraph"/>
+        <w:numPr>
+          <w:ilvl w:val="0"/>
+          <w:numId w:val="2"/>
+        </w:numPr>
+        <w:spacing w:after="60"/>
+      </w:pPr>
+      <w:r>
+        <w:t xml:space="preserve">Reversionary pension rates (e.g., 67% of defined benefit continues to </w:t>
+      </w:r>
+      <w:proofErr w:type="gramStart"/>
+      <w:r>
+        <w:t>surviving</w:t>
+      </w:r>
+      <w:proofErr w:type="gramEnd"/>
+      <w:r>
+        <w:t xml:space="preserve"> partner).</w:t>
+      </w:r>
+    </w:p>
+    <w:p>
+      <w:pPr>
+        <w:pStyle w:val="ListParagraph"/>
+        <w:numPr>
+          <w:ilvl w:val="0"/>
+          <w:numId w:val="2"/>
+        </w:numPr>
+        <w:spacing w:after="60"/>
+      </w:pPr>
+      <w:r>
+        <w:t>Individual partner charts showing separate super balance and pension trajectories.</w:t>
+      </w:r>
+    </w:p>
+    <w:p>
+      <w:pPr>
+        <w:pStyle w:val="Heading3"/>
+      </w:pPr>
+      <w:bookmarkStart w:id="34" w:name="_Toc225067789"/>
+      <w:r>
+        <w:t>Death Scenario Modelling</w:t>
+      </w:r>
+      <w:bookmarkEnd w:id="34"/>
+    </w:p>
+    <w:p>
+      <w:pPr>
+        <w:spacing w:after="120"/>
+      </w:pPr>
+      <w:r>
+        <w:t xml:space="preserve">When couple tracking is enabled, a </w:t>
+      </w:r>
       <w:r>
         <w:rPr>
           <w:b/>
           <w:bCs/>
         </w:rPr>
-        <w:t xml:space="preserve">Adjustment: </w:t>
-      </w:r>
-      <w:r>
-        <w:t>How much spending changes when a guardrail is triggered (e.g., 10%).</w:t>
+        <w:t xml:space="preserve">Simulation Length (years) </w:t>
+      </w:r>
+      <w:r>
+        <w:t>field controls how long the scenario runs — independently of the partner death ages below, which only affect survivor spending and pension rules. A Death Scenario selector lets you model the financial impact of one partner dying. Three options:</w:t>
+      </w:r>
+    </w:p>
+    <w:p>
+      <w:pPr>
+        <w:pStyle w:val="ListParagraph"/>
+        <w:numPr>
+          <w:ilvl w:val="0"/>
+          <w:numId w:val="2"/>
+        </w:numPr>
+        <w:spacing w:after="60"/>
+      </w:pPr>
+      <w:r>
+        <w:rPr>
+          <w:b/>
+          <w:bCs/>
+        </w:rPr>
+        <w:t xml:space="preserve">Both Alive: </w:t>
+      </w:r>
+      <w:r>
+        <w:t>Both partners are alive for the duration of the simulation (i.e. no death modelling)</w:t>
+      </w:r>
+      <w:r>
+        <w:t>.</w:t>
+      </w:r>
+    </w:p>
+    <w:p>
+      <w:pPr>
+        <w:pStyle w:val="ListParagraph"/>
+        <w:numPr>
+          <w:ilvl w:val="0"/>
+          <w:numId w:val="2"/>
+        </w:numPr>
+        <w:spacing w:after="60"/>
+      </w:pPr>
+      <w:r>
+        <w:rPr>
+          <w:b/>
+          <w:bCs/>
+        </w:rPr>
+        <w:t xml:space="preserve">Partner 1 Dies: </w:t>
+      </w:r>
+      <w:r>
+        <w:t xml:space="preserve">At the </w:t>
+      </w:r>
+      <w:r>
+        <w:t>Modelled Death</w:t>
+      </w:r>
+      <w:r>
+        <w:t xml:space="preserve"> </w:t>
+      </w:r>
+      <w:r>
+        <w:t>A</w:t>
+      </w:r>
+      <w:r>
+        <w:t>ge, their super transfers to the survivor, pension reduces to the reversionary rate, spending drops to the single-person level (default 70% of couple spending), and Age Pension switches to single rates.</w:t>
+      </w:r>
+    </w:p>
+    <w:p>
+      <w:pPr>
+        <w:pStyle w:val="ListParagraph"/>
+        <w:numPr>
+          <w:ilvl w:val="0"/>
+          <w:numId w:val="2"/>
+        </w:numPr>
+        <w:spacing w:after="60"/>
+      </w:pPr>
+      <w:r>
+        <w:rPr>
+          <w:b/>
+          <w:bCs/>
+        </w:rPr>
+        <w:t xml:space="preserve">Partner 2 Dies: </w:t>
+      </w:r>
+      <w:r>
+        <w:t>Same as above but the other partner survives.</w:t>
       </w:r>
     </w:p>
     <w:p>
@@ -7010,201 +7838,39 @@
           <w:i/>
           <w:iCs/>
         </w:rPr>
-        <w:t>Guardrails are only an indication of how adjusting your spending during poor market returns can make your super last longer. The outcome may not represent an acceptable spending profile in all cases.</w:t>
+        <w:t>Use death scenarios to stress-test whether the surviving partner will be financially adequate alone.</w:t>
       </w:r>
     </w:p>
     <w:p>
       <w:pPr>
         <w:pStyle w:val="Heading2"/>
       </w:pPr>
-      <w:bookmarkStart w:id="30" w:name="_Toc223190739"/>
-      <w:r>
-        <w:t>Couple Tracking</w:t>
-      </w:r>
-      <w:bookmarkEnd w:id="30"/>
+      <w:bookmarkStart w:id="35" w:name="_Toc225067790"/>
+      <w:r>
+        <w:lastRenderedPageBreak/>
+        <w:t>Scenario Manager (Save/Load)</w:t>
+      </w:r>
+      <w:bookmarkEnd w:id="35"/>
     </w:p>
     <w:p>
       <w:pPr>
         <w:spacing w:after="120"/>
       </w:pPr>
       <w:r>
-        <w:t>When the Age Pension Recipient Type is set to “Couple”, a “Track partners individually” toggle appears in the Initial Situation section. Enabling it unlocks:</w:t>
-      </w:r>
-    </w:p>
-    <w:p>
-      <w:pPr>
-        <w:pStyle w:val="ListParagraph"/>
-        <w:numPr>
-          <w:ilvl w:val="0"/>
-          <w:numId w:val="2"/>
-        </w:numPr>
-        <w:spacing w:after="60"/>
-      </w:pPr>
-      <w:r>
-        <w:t>Individual super balances and pension incomes for each partner.</w:t>
-      </w:r>
-    </w:p>
-    <w:p>
-      <w:pPr>
-        <w:pStyle w:val="ListParagraph"/>
-        <w:numPr>
-          <w:ilvl w:val="0"/>
-          <w:numId w:val="2"/>
-        </w:numPr>
-        <w:spacing w:after="60"/>
-      </w:pPr>
-      <w:r>
-        <w:t>Different retirement ages for each partner.</w:t>
-      </w:r>
-    </w:p>
-    <w:p>
-      <w:pPr>
-        <w:pStyle w:val="ListParagraph"/>
-        <w:numPr>
-          <w:ilvl w:val="0"/>
-          <w:numId w:val="2"/>
-        </w:numPr>
-        <w:spacing w:after="60"/>
-      </w:pPr>
-      <w:r>
-        <w:t xml:space="preserve">Reversionary pension rates (e.g., 67% of defined benefit continues to </w:t>
-      </w:r>
-      <w:proofErr w:type="gramStart"/>
-      <w:r>
-        <w:t>surviving</w:t>
-      </w:r>
-      <w:proofErr w:type="gramEnd"/>
-      <w:r>
-        <w:t xml:space="preserve"> partner).</w:t>
-      </w:r>
-    </w:p>
-    <w:p>
-      <w:pPr>
-        <w:pStyle w:val="ListParagraph"/>
-        <w:numPr>
-          <w:ilvl w:val="0"/>
-          <w:numId w:val="2"/>
-        </w:numPr>
-        <w:spacing w:after="60"/>
-      </w:pPr>
-      <w:r>
-        <w:t>Individual partner charts showing separate super balance and pension trajectories.</w:t>
-      </w:r>
-    </w:p>
-    <w:p>
-      <w:pPr>
-        <w:pStyle w:val="Heading3"/>
-      </w:pPr>
-      <w:bookmarkStart w:id="31" w:name="_Toc223190740"/>
-      <w:r>
-        <w:t>Death Scenario Modelling</w:t>
-      </w:r>
-      <w:bookmarkEnd w:id="31"/>
-    </w:p>
-    <w:p>
-      <w:pPr>
-        <w:spacing w:after="120"/>
-      </w:pPr>
-      <w:r>
-        <w:t>When couple tracking is enabled, a Death Scenario selector appears. Three options:</w:t>
-      </w:r>
-    </w:p>
-    <w:p>
-      <w:pPr>
-        <w:pStyle w:val="ListParagraph"/>
-        <w:numPr>
-          <w:ilvl w:val="0"/>
-          <w:numId w:val="2"/>
-        </w:numPr>
-        <w:spacing w:after="60"/>
-      </w:pPr>
+        <w:t xml:space="preserve">Accessible via the </w:t>
+      </w:r>
       <w:r>
         <w:rPr>
           <w:b/>
           <w:bCs/>
         </w:rPr>
-        <w:t xml:space="preserve">Both Alive: </w:t>
-      </w:r>
-      <w:r>
-        <w:t>Standard couple throughout retirement.</w:t>
-      </w:r>
-    </w:p>
-    <w:p>
-      <w:pPr>
-        <w:pStyle w:val="ListParagraph"/>
-        <w:numPr>
-          <w:ilvl w:val="0"/>
-          <w:numId w:val="2"/>
-        </w:numPr>
-        <w:spacing w:after="60"/>
-      </w:pPr>
-      <w:r>
-        <w:rPr>
-          <w:b/>
-          <w:bCs/>
-        </w:rPr>
-        <w:t xml:space="preserve">Partner 1 Dies: </w:t>
-      </w:r>
-      <w:r>
-        <w:t>At the configured age, their super transfers to the survivor, pension reduces to the reversionary rate, spending drops to the single-person level (default 65% of couple spending), and Age Pension switches to single rates.</w:t>
-      </w:r>
-    </w:p>
-    <w:p>
-      <w:pPr>
-        <w:pStyle w:val="ListParagraph"/>
-        <w:numPr>
-          <w:ilvl w:val="0"/>
-          <w:numId w:val="2"/>
-        </w:numPr>
-        <w:spacing w:after="60"/>
-      </w:pPr>
-      <w:r>
-        <w:rPr>
-          <w:b/>
-          <w:bCs/>
-        </w:rPr>
-        <w:t xml:space="preserve">Partner 2 Dies: </w:t>
-      </w:r>
-      <w:r>
-        <w:t>Same as above but the other partner survives.</w:t>
-      </w:r>
-    </w:p>
-    <w:p>
-      <w:pPr>
-        <w:spacing w:before="120" w:after="120"/>
-        <w:ind w:left="360"/>
-      </w:pPr>
-      <w:r>
-        <w:rPr>
-          <w:b/>
-          <w:bCs/>
-        </w:rPr>
-        <w:t xml:space="preserve">💡 Tip: </w:t>
-      </w:r>
-      <w:r>
-        <w:rPr>
-          <w:i/>
-          <w:iCs/>
-        </w:rPr>
-        <w:t>Use death scenarios to stress-test whether the surviving partner will be financially adequate alone.</w:t>
-      </w:r>
-    </w:p>
-    <w:p>
-      <w:pPr>
-        <w:pStyle w:val="Heading2"/>
-      </w:pPr>
-      <w:bookmarkStart w:id="32" w:name="_Toc223190741"/>
-      <w:r>
-        <w:t>Scenario Manager (Save/Load)</w:t>
-      </w:r>
-      <w:bookmarkEnd w:id="32"/>
-    </w:p>
-    <w:p>
-      <w:pPr>
-        <w:spacing w:after="120"/>
-      </w:pPr>
-      <w:r>
-        <w:t xml:space="preserve">Accessible via the button at the top of the screen. </w:t>
+        <w:t>Save/Load</w:t>
+      </w:r>
+      <w:r>
+        <w:t xml:space="preserve"> </w:t>
+      </w:r>
+      <w:r>
+        <w:t xml:space="preserve">button at the top of the screen. </w:t>
       </w:r>
       <w:proofErr w:type="spellStart"/>
       <w:proofErr w:type="gramStart"/>
@@ -7309,12 +7975,11 @@
       <w:pPr>
         <w:pStyle w:val="Heading2"/>
       </w:pPr>
-      <w:bookmarkStart w:id="33" w:name="_Toc223190742"/>
-      <w:r>
-        <w:lastRenderedPageBreak/>
+      <w:bookmarkStart w:id="36" w:name="_Toc225067791"/>
+      <w:r>
         <w:t>What-If Comparison</w:t>
       </w:r>
-      <w:bookmarkEnd w:id="33"/>
+      <w:bookmarkEnd w:id="36"/>
     </w:p>
     <w:p>
       <w:pPr>
@@ -7328,181 +7993,210 @@
       <w:pPr>
         <w:pStyle w:val="Heading2"/>
       </w:pPr>
-      <w:bookmarkStart w:id="34" w:name="_Toc223190743"/>
+      <w:bookmarkStart w:id="37" w:name="_Toc225067792"/>
       <w:r>
         <w:t>DOCX Export</w:t>
       </w:r>
-      <w:bookmarkEnd w:id="34"/>
+      <w:bookmarkEnd w:id="37"/>
     </w:p>
     <w:p>
       <w:pPr>
         <w:spacing w:after="120"/>
       </w:pPr>
       <w:r>
-        <w:t>Click the export button to download your simulation results as a formatted Word document, including your input parameters, key metrics, and summary data.</w:t>
-      </w:r>
-    </w:p>
-    <w:p>
-      <w:pPr>
-        <w:pStyle w:val="Heading2"/>
-      </w:pPr>
-      <w:bookmarkStart w:id="35" w:name="_Toc223190744"/>
-      <w:r>
-        <w:t>Sensitivity Analysis</w:t>
-      </w:r>
-      <w:bookmarkEnd w:id="35"/>
-    </w:p>
-    <w:p>
-      <w:pPr>
-        <w:spacing w:after="120"/>
-      </w:pPr>
-      <w:r>
-        <w:t>Click the “Sensitivity Analysis — Return vs Spending” panel in the results column to expand it (appears automatically once a simulation has been run). It displays a colour-coded grid showing your ending portfolio balance at year 35 across seven return rates (your current setting ±3% in 1% steps) and five spending levels (80%, 90%, 100%, 110%, 120% of your base spending). Your current settings are highlighted with a blue border. All other inputs — Age Pension, income streams, debt, aged care — are included in every cell; only return and spending vary.</w:t>
-      </w:r>
-    </w:p>
-    <w:p>
-      <w:pPr>
-        <w:spacing w:after="120"/>
-      </w:pPr>
-      <w:r>
-        <w:t>Green cells = survived with &gt;$500k remaining. Yellow = survived with less. Orange = depleted after year 25. Red = depleted before year 25. Look at how far the green zone extends from your blue cell — this shows how sensitive your plan is to your return and spending assumptions. Note that each cell uses constant annual returns (no volatility); use Monte Carlo for sequence-of-returns risk.</w:t>
-      </w:r>
-    </w:p>
-    <w:p>
-      <w:r>
-        <w:br w:type="page"/>
-      </w:r>
-    </w:p>
-    <w:p>
-      <w:pPr>
-        <w:pStyle w:val="Heading1"/>
-      </w:pPr>
-      <w:bookmarkStart w:id="36" w:name="_Toc223190745"/>
-      <w:r>
-        <w:lastRenderedPageBreak/>
-        <w:t>Using Monte Carlo (Recommended)</w:t>
-      </w:r>
-      <w:bookmarkEnd w:id="36"/>
-    </w:p>
-    <w:p>
-      <w:pPr>
-        <w:pStyle w:val="Heading2"/>
-      </w:pPr>
-      <w:bookmarkStart w:id="37" w:name="_Toc223190746"/>
-      <w:r>
-        <w:t>Parametric Monte Carlo</w:t>
-      </w:r>
-      <w:bookmarkEnd w:id="37"/>
-    </w:p>
-    <w:p>
-      <w:pPr>
-        <w:spacing w:after="120"/>
-      </w:pPr>
-      <w:r>
-        <w:t>Uses your specified expected return and volatility to generate random scenarios.</w:t>
-      </w:r>
-    </w:p>
-    <w:p>
-      <w:pPr>
-        <w:pStyle w:val="ListParagraph"/>
-        <w:numPr>
-          <w:ilvl w:val="0"/>
-          <w:numId w:val="3"/>
-        </w:numPr>
-        <w:spacing w:after="60"/>
-      </w:pPr>
-      <w:r>
-        <w:t>Select “Monte Carlo” under Test Scenarios.</w:t>
-      </w:r>
-    </w:p>
-    <w:p>
-      <w:pPr>
-        <w:pStyle w:val="ListParagraph"/>
-        <w:numPr>
-          <w:ilvl w:val="0"/>
-          <w:numId w:val="3"/>
-        </w:numPr>
-        <w:spacing w:after="60"/>
-      </w:pPr>
-      <w:r>
-        <w:t>Set the number of simulations (1,000 recommended).</w:t>
-      </w:r>
-    </w:p>
-    <w:p>
-      <w:pPr>
-        <w:pStyle w:val="ListParagraph"/>
-        <w:numPr>
-          <w:ilvl w:val="0"/>
-          <w:numId w:val="3"/>
-        </w:numPr>
-        <w:spacing w:after="60"/>
-      </w:pPr>
-      <w:r>
-        <w:t xml:space="preserve">Set Expected Return and Volatility. Use one of the four Asset Allocation presets — Conservative (4.5%/6%), Balanced (6.5%/10%), Growth (7.5%/14%), or High Growth (9%/18%) — or choose Custom to enter your own values. Balanced </w:t>
-      </w:r>
-      <w:proofErr w:type="gramStart"/>
-      <w:r>
-        <w:t>is</w:t>
-      </w:r>
-      <w:proofErr w:type="gramEnd"/>
-      <w:r>
-        <w:t xml:space="preserve"> the default and a reasonable starting point for a typical industry super fund.</w:t>
-      </w:r>
-    </w:p>
-    <w:p>
-      <w:pPr>
-        <w:pStyle w:val="ListParagraph"/>
-        <w:numPr>
-          <w:ilvl w:val="0"/>
-          <w:numId w:val="3"/>
-        </w:numPr>
-        <w:spacing w:after="60"/>
-      </w:pPr>
-      <w:r>
-        <w:t>Click “Run Monte Carlo”.</w:t>
-      </w:r>
-    </w:p>
-    <w:p>
-      <w:pPr>
-        <w:spacing w:after="120"/>
-      </w:pPr>
-      <w:r>
-        <w:t>If you change any inputs after running, the button will pulse orange reminding you to re-run.</w:t>
-      </w:r>
-    </w:p>
-    <w:p>
-      <w:pPr>
-        <w:pStyle w:val="Heading2"/>
-      </w:pPr>
-      <w:bookmarkStart w:id="38" w:name="_Toc223190747"/>
-      <w:r>
-        <w:t>Historical Monte Carlo</w:t>
-      </w:r>
-      <w:bookmarkEnd w:id="38"/>
-    </w:p>
-    <w:p>
-      <w:pPr>
-        <w:spacing w:after="120"/>
-      </w:pPr>
-      <w:r>
-        <w:t xml:space="preserve">Uses real historical return data instead of synthetic random returns. Choose your data series from three options: </w:t>
+        <w:t xml:space="preserve">Click the </w:t>
       </w:r>
       <w:r>
         <w:rPr>
           <w:b/>
           <w:bCs/>
         </w:rPr>
-        <w:t xml:space="preserve">AU Balanced 60/40 (1991–2025, default) </w:t>
-      </w:r>
-      <w:r>
-        <w:t xml:space="preserve">— the closest proxy for a typical Australian industry super fund; </w:t>
+        <w:t>Export Word</w:t>
+      </w:r>
+      <w:r>
+        <w:t xml:space="preserve"> </w:t>
+      </w:r>
+      <w:r>
+        <w:t xml:space="preserve">button </w:t>
+      </w:r>
+      <w:r>
+        <w:t xml:space="preserve">(top right of the screen) </w:t>
+      </w:r>
+      <w:r>
+        <w:t>to download your simulation results as a formatted Word document, including your input parameters, key metrics, and summary data.</w:t>
+      </w:r>
+    </w:p>
+    <w:p>
+      <w:pPr>
+        <w:pStyle w:val="Heading2"/>
+      </w:pPr>
+      <w:bookmarkStart w:id="38" w:name="_Toc225067793"/>
+      <w:r>
+        <w:t>Sensitivity Analysis</w:t>
+      </w:r>
+      <w:bookmarkEnd w:id="38"/>
+    </w:p>
+    <w:p>
+      <w:pPr>
+        <w:spacing w:after="120"/>
+      </w:pPr>
+      <w:r>
+        <w:t>Click the “</w:t>
       </w:r>
       <w:r>
         <w:rPr>
           <w:b/>
           <w:bCs/>
         </w:rPr>
-        <w:t xml:space="preserve">AU Equities XAOA (1980–2025) </w:t>
+        <w:t>Sensitivity Analysis — Return vs Spending</w:t>
+      </w:r>
+      <w:r>
+        <w:t>” panel in the results column to expand it (only available in Constant Return mode). It displays a colour-coded grid showing your ending portfolio balance at the Modelled Death Age across seven return rates (your current setting ±3% in 1% steps) and five spending levels (80%, 90%, 100%, 110%, 120% of your base spending). Your current settings are highlighted with a blue border. All other inputs — Age Pension, income streams, debt, aged care — are included in every cell; only return and spending vary.</w:t>
+      </w:r>
+    </w:p>
+    <w:p>
+      <w:pPr>
+        <w:spacing w:after="120"/>
+      </w:pPr>
+      <w:r>
+        <w:t>Green cells = survived with &gt;$500k remaining. Yellow = survived with less. Orange = depleted in the final third of the horizon. Red = depleted in the first two-thirds. Look at how far the green zone extends from your blue cell — this shows how sensitive your plan is to your return and spending assumptions. Note that each cell uses constant annual returns (no volatility); use Monte Carlo for sequence-of-returns risk.</w:t>
+      </w:r>
+    </w:p>
+    <w:p>
+      <w:r>
+        <w:br w:type="page"/>
+      </w:r>
+    </w:p>
+    <w:p>
+      <w:pPr>
+        <w:pStyle w:val="Heading1"/>
+      </w:pPr>
+      <w:bookmarkStart w:id="39" w:name="_Toc225067794"/>
+      <w:r>
+        <w:lastRenderedPageBreak/>
+        <w:t>Using Monte Carlo (Recommended)</w:t>
+      </w:r>
+      <w:bookmarkEnd w:id="39"/>
+    </w:p>
+    <w:p>
+      <w:pPr>
+        <w:pStyle w:val="Heading2"/>
+      </w:pPr>
+      <w:bookmarkStart w:id="40" w:name="_Toc225067795"/>
+      <w:r>
+        <w:t>Parametric Monte Carlo</w:t>
+      </w:r>
+      <w:bookmarkEnd w:id="40"/>
+    </w:p>
+    <w:p>
+      <w:pPr>
+        <w:spacing w:after="120"/>
+      </w:pPr>
+      <w:r>
+        <w:t>Uses your specified expected return and volatility to generate random scenarios.</w:t>
+      </w:r>
+    </w:p>
+    <w:p>
+      <w:pPr>
+        <w:pStyle w:val="ListParagraph"/>
+        <w:numPr>
+          <w:ilvl w:val="0"/>
+          <w:numId w:val="3"/>
+        </w:numPr>
+        <w:spacing w:after="60"/>
+      </w:pPr>
+      <w:r>
+        <w:t>Select “Monte Carlo” under Test Scenarios.</w:t>
+      </w:r>
+    </w:p>
+    <w:p>
+      <w:pPr>
+        <w:pStyle w:val="ListParagraph"/>
+        <w:numPr>
+          <w:ilvl w:val="0"/>
+          <w:numId w:val="3"/>
+        </w:numPr>
+        <w:spacing w:after="60"/>
+      </w:pPr>
+      <w:r>
+        <w:t>Set the number of simulations (1,000 recommended).</w:t>
+      </w:r>
+    </w:p>
+    <w:p>
+      <w:pPr>
+        <w:pStyle w:val="ListParagraph"/>
+        <w:numPr>
+          <w:ilvl w:val="0"/>
+          <w:numId w:val="3"/>
+        </w:numPr>
+        <w:spacing w:after="60"/>
+      </w:pPr>
+      <w:r>
+        <w:t xml:space="preserve">Set Expected Return and Volatility. Use one of the four Asset Allocation presets — Conservative (4.5%/6%), Balanced (6.5%/10%), Growth (7.5%/14%), or High Growth (9%/18%) — or choose Custom to enter your own values. Balanced </w:t>
+      </w:r>
+      <w:proofErr w:type="gramStart"/>
+      <w:r>
+        <w:t>is</w:t>
+      </w:r>
+      <w:proofErr w:type="gramEnd"/>
+      <w:r>
+        <w:t xml:space="preserve"> the default and a reasonable starting point for a typical industry super fund.</w:t>
+      </w:r>
+    </w:p>
+    <w:p>
+      <w:pPr>
+        <w:pStyle w:val="ListParagraph"/>
+        <w:numPr>
+          <w:ilvl w:val="0"/>
+          <w:numId w:val="3"/>
+        </w:numPr>
+        <w:spacing w:after="60"/>
+      </w:pPr>
+      <w:r>
+        <w:t>Click “Run Monte Carlo”.</w:t>
+      </w:r>
+    </w:p>
+    <w:p>
+      <w:pPr>
+        <w:spacing w:after="120"/>
+      </w:pPr>
+      <w:r>
+        <w:t>If you change any inputs after running, the button will pulse orange reminding you to re-run.</w:t>
+      </w:r>
+    </w:p>
+    <w:p>
+      <w:pPr>
+        <w:pStyle w:val="Heading2"/>
+      </w:pPr>
+      <w:bookmarkStart w:id="41" w:name="_Toc225067796"/>
+      <w:r>
+        <w:t>Historical Monte Carlo</w:t>
+      </w:r>
+      <w:bookmarkEnd w:id="41"/>
+    </w:p>
+    <w:p>
+      <w:pPr>
+        <w:spacing w:after="120"/>
+      </w:pPr>
+      <w:r>
+        <w:t xml:space="preserve">Uses real historical return data instead of synthetic random returns. Choose your data series from three options: </w:t>
+      </w:r>
+      <w:r>
+        <w:rPr>
+          <w:b/>
+          <w:bCs/>
+        </w:rPr>
+        <w:t xml:space="preserve">AU Balanced 60/40 (1990–2024, default) </w:t>
+      </w:r>
+      <w:r>
+        <w:t xml:space="preserve">— the closest proxy for a typical Australian industry super fund; </w:t>
+      </w:r>
+      <w:r>
+        <w:rPr>
+          <w:b/>
+          <w:bCs/>
+        </w:rPr>
+        <w:t xml:space="preserve">AU Equities XAOA (1980–2024) </w:t>
       </w:r>
       <w:r>
         <w:t xml:space="preserve">— ASX All Ords accumulation index; or </w:t>
@@ -7582,11 +8276,11 @@
       <w:pPr>
         <w:pStyle w:val="Heading2"/>
       </w:pPr>
-      <w:bookmarkStart w:id="39" w:name="_Toc223190748"/>
+      <w:bookmarkStart w:id="42" w:name="_Toc225067797"/>
       <w:r>
         <w:t>Interpreting Monte Carlo Results</w:t>
       </w:r>
-      <w:bookmarkEnd w:id="39"/>
+      <w:bookmarkEnd w:id="42"/>
     </w:p>
     <w:p>
       <w:pPr>
@@ -7670,13 +8364,28 @@
     </w:p>
     <w:p>
       <w:pPr>
+        <w:spacing w:after="60"/>
+        <w:ind w:left="360"/>
+      </w:pPr>
+    </w:p>
+    <w:p>
+      <w:pPr>
+        <w:spacing w:after="60"/>
+        <w:ind w:left="360"/>
+      </w:pPr>
+      <w:r>
+        <w:t>When Variable death age is enabled, income and spending bands narrow and may terminate before the chart end — this reflects runs ending at their sampled death age, not portfolio failure.</w:t>
+      </w:r>
+    </w:p>
+    <w:p>
+      <w:pPr>
         <w:pStyle w:val="Heading3"/>
       </w:pPr>
-      <w:bookmarkStart w:id="40" w:name="_Toc223190749"/>
+      <w:bookmarkStart w:id="43" w:name="_Toc225067798"/>
       <w:r>
         <w:t>Target Success Rates</w:t>
       </w:r>
-      <w:bookmarkEnd w:id="40"/>
+      <w:bookmarkEnd w:id="43"/>
     </w:p>
     <w:p>
       <w:pPr>
@@ -7762,18 +8471,34 @@
       <w:pPr>
         <w:pStyle w:val="Heading1"/>
       </w:pPr>
-      <w:bookmarkStart w:id="41" w:name="_Toc223190750"/>
-      <w:r>
-        <w:t>Formal Stress Tests</w:t>
-      </w:r>
-      <w:bookmarkEnd w:id="41"/>
+    </w:p>
+    <w:p>
+      <w:pPr>
+        <w:pStyle w:val="Heading1"/>
+      </w:pPr>
+    </w:p>
+    <w:p>
+      <w:pPr>
+        <w:pStyle w:val="Heading1"/>
+      </w:pPr>
+    </w:p>
+    <w:p>
+      <w:pPr>
+        <w:pStyle w:val="Heading1"/>
+      </w:pPr>
+      <w:bookmarkStart w:id="44" w:name="_Toc225067799"/>
+      <w:r>
+        <w:lastRenderedPageBreak/>
+        <w:t>Stress Tests</w:t>
+      </w:r>
+      <w:bookmarkEnd w:id="44"/>
     </w:p>
     <w:p>
       <w:pPr>
         <w:spacing w:after="120"/>
       </w:pPr>
       <w:r>
-        <w:t>The Formal Tests mode runs predefined scenarios designed to probe specific vulnerabilities.</w:t>
+        <w:t>The Stress Tests mode runs predefined scenarios designed to probe specific vulnerabilities.</w:t>
       </w:r>
     </w:p>
     <w:tbl>
@@ -8250,7 +8975,6 @@
                 <w:sz w:val="20"/>
                 <w:szCs w:val="20"/>
               </w:rPr>
-              <w:lastRenderedPageBreak/>
               <w:t>B3</w:t>
             </w:r>
           </w:p>
@@ -8662,31 +9386,31 @@
       <w:pPr>
         <w:pStyle w:val="Heading1"/>
       </w:pPr>
-      <w:bookmarkStart w:id="42" w:name="_Toc223190751"/>
+      <w:bookmarkStart w:id="45" w:name="_Toc225067800"/>
       <w:r>
         <w:t>Common Adjustments</w:t>
       </w:r>
-      <w:bookmarkEnd w:id="42"/>
+      <w:bookmarkEnd w:id="45"/>
     </w:p>
     <w:p>
       <w:pPr>
         <w:pStyle w:val="Heading2"/>
       </w:pPr>
-      <w:bookmarkStart w:id="43" w:name="_Toc223190752"/>
+      <w:bookmarkStart w:id="46" w:name="_Toc225067801"/>
       <w:r>
         <w:t>If Running Out of Money</w:t>
       </w:r>
-      <w:bookmarkEnd w:id="43"/>
+      <w:bookmarkEnd w:id="46"/>
     </w:p>
     <w:p>
       <w:pPr>
         <w:pStyle w:val="Heading3"/>
       </w:pPr>
-      <w:bookmarkStart w:id="44" w:name="_Toc223190753"/>
+      <w:bookmarkStart w:id="47" w:name="_Toc225067802"/>
       <w:r>
         <w:t>Option 1: Reduce Spending</w:t>
       </w:r>
-      <w:bookmarkEnd w:id="44"/>
+      <w:bookmarkEnd w:id="47"/>
     </w:p>
     <w:p>
       <w:pPr>
@@ -8731,11 +9455,11 @@
       <w:pPr>
         <w:pStyle w:val="Heading3"/>
       </w:pPr>
-      <w:bookmarkStart w:id="45" w:name="_Toc223190754"/>
+      <w:bookmarkStart w:id="48" w:name="_Toc225067803"/>
       <w:r>
         <w:t>Option 2: Delay Retirement</w:t>
       </w:r>
-      <w:bookmarkEnd w:id="45"/>
+      <w:bookmarkEnd w:id="48"/>
     </w:p>
     <w:p>
       <w:pPr>
@@ -8767,11 +9491,11 @@
       <w:pPr>
         <w:pStyle w:val="Heading3"/>
       </w:pPr>
-      <w:bookmarkStart w:id="46" w:name="_Toc223190755"/>
+      <w:bookmarkStart w:id="49" w:name="_Toc225067804"/>
       <w:r>
         <w:t>Option 3: Add Part-Time Income</w:t>
       </w:r>
-      <w:bookmarkEnd w:id="46"/>
+      <w:bookmarkEnd w:id="49"/>
     </w:p>
     <w:p>
       <w:pPr>
@@ -8803,11 +9527,11 @@
       <w:pPr>
         <w:pStyle w:val="Heading3"/>
       </w:pPr>
-      <w:bookmarkStart w:id="47" w:name="_Toc223190756"/>
+      <w:bookmarkStart w:id="50" w:name="_Toc225067805"/>
       <w:r>
         <w:t>Option 4: Enable Guardrails</w:t>
       </w:r>
-      <w:bookmarkEnd w:id="47"/>
+      <w:bookmarkEnd w:id="50"/>
     </w:p>
     <w:p>
       <w:pPr>
@@ -8839,11 +9563,11 @@
       <w:pPr>
         <w:pStyle w:val="Heading2"/>
       </w:pPr>
-      <w:bookmarkStart w:id="48" w:name="_Toc223190757"/>
+      <w:bookmarkStart w:id="51" w:name="_Toc225067806"/>
       <w:r>
         <w:t>If Too Much Left Over</w:t>
       </w:r>
-      <w:bookmarkEnd w:id="48"/>
+      <w:bookmarkEnd w:id="51"/>
     </w:p>
     <w:p>
       <w:pPr>
@@ -8901,21 +9625,27 @@
       <w:pPr>
         <w:pStyle w:val="Heading1"/>
       </w:pPr>
-      <w:bookmarkStart w:id="49" w:name="_Toc223190758"/>
-      <w:r>
+    </w:p>
+    <w:p>
+      <w:pPr>
+        <w:pStyle w:val="Heading1"/>
+      </w:pPr>
+      <w:bookmarkStart w:id="52" w:name="_Toc225067807"/>
+      <w:r>
+        <w:lastRenderedPageBreak/>
         <w:t>Pro Tips</w:t>
       </w:r>
-      <w:bookmarkEnd w:id="49"/>
+      <w:bookmarkEnd w:id="52"/>
     </w:p>
     <w:p>
       <w:pPr>
         <w:pStyle w:val="Heading3"/>
       </w:pPr>
-      <w:bookmarkStart w:id="50" w:name="_Toc223190759"/>
+      <w:bookmarkStart w:id="53" w:name="_Toc225067808"/>
       <w:r>
         <w:t>1. Start Conservative</w:t>
       </w:r>
-      <w:bookmarkEnd w:id="50"/>
+      <w:bookmarkEnd w:id="53"/>
     </w:p>
     <w:p>
       <w:pPr>
@@ -8960,11 +9690,11 @@
       <w:pPr>
         <w:pStyle w:val="Heading3"/>
       </w:pPr>
-      <w:bookmarkStart w:id="51" w:name="_Toc223190760"/>
+      <w:bookmarkStart w:id="54" w:name="_Toc225067809"/>
       <w:r>
         <w:t>2. Test Multiple Scenarios</w:t>
       </w:r>
-      <w:bookmarkEnd w:id="51"/>
+      <w:bookmarkEnd w:id="54"/>
     </w:p>
     <w:p>
       <w:pPr>
@@ -9002,388 +9732,409 @@
         <w:spacing w:after="60"/>
       </w:pPr>
       <w:r>
+        <w:t>Run formal tests B1 (Crash) and B2 (Bear Market) to stress test early retirement vulnerability.</w:t>
+      </w:r>
+    </w:p>
+    <w:p>
+      <w:pPr>
+        <w:pStyle w:val="Heading3"/>
+      </w:pPr>
+      <w:bookmarkStart w:id="55" w:name="_Toc225067810"/>
+      <w:r>
+        <w:t>3. Use Real Dollars View</w:t>
+      </w:r>
+      <w:bookmarkEnd w:id="55"/>
+    </w:p>
+    <w:p>
+      <w:pPr>
+        <w:pStyle w:val="ListParagraph"/>
+        <w:numPr>
+          <w:ilvl w:val="0"/>
+          <w:numId w:val="2"/>
+        </w:numPr>
+        <w:spacing w:after="60"/>
+      </w:pPr>
+      <w:r>
+        <w:t xml:space="preserve">Select Real $ to see constant purchasing power.  You have two options – the first button shows purchasing power in </w:t>
+      </w:r>
+      <w:proofErr w:type="spellStart"/>
+      <w:r>
+        <w:t>todays</w:t>
+      </w:r>
+      <w:proofErr w:type="spellEnd"/>
+      <w:r>
+        <w:t xml:space="preserve"> </w:t>
+      </w:r>
+      <w:proofErr w:type="gramStart"/>
+      <w:r>
+        <w:t>dollars;</w:t>
+      </w:r>
+      <w:proofErr w:type="gramEnd"/>
+      <w:r>
+        <w:t xml:space="preserve"> the second option shows purchasing power in the first year of retirement dollars</w:t>
+      </w:r>
+    </w:p>
+    <w:p>
+      <w:pPr>
+        <w:pStyle w:val="ListParagraph"/>
+        <w:numPr>
+          <w:ilvl w:val="0"/>
+          <w:numId w:val="2"/>
+        </w:numPr>
+        <w:spacing w:after="60"/>
+      </w:pPr>
+      <w:r>
+        <w:t>Makes it much easier to compare across years – your brain thinks in constant purchasing power, not inflated future amounts.</w:t>
+      </w:r>
+    </w:p>
+    <w:p>
+      <w:pPr>
+        <w:pStyle w:val="Heading3"/>
+      </w:pPr>
+      <w:bookmarkStart w:id="56" w:name="_Toc225067811"/>
+      <w:r>
+        <w:t>4. Don’t Obsess Over Precision</w:t>
+      </w:r>
+      <w:bookmarkEnd w:id="56"/>
+    </w:p>
+    <w:p>
+      <w:pPr>
+        <w:pStyle w:val="ListParagraph"/>
+        <w:numPr>
+          <w:ilvl w:val="0"/>
+          <w:numId w:val="2"/>
+        </w:numPr>
+        <w:spacing w:after="60"/>
+      </w:pPr>
+      <w:r>
+        <w:t>This is planning, not prediction.</w:t>
+      </w:r>
+    </w:p>
+    <w:p>
+      <w:pPr>
+        <w:pStyle w:val="ListParagraph"/>
+        <w:numPr>
+          <w:ilvl w:val="0"/>
+          <w:numId w:val="2"/>
+        </w:numPr>
+        <w:spacing w:after="60"/>
+      </w:pPr>
+      <w:r>
+        <w:t>Focus on broad patterns: Does the plan survive stress tests? Is the success rate adequate?</w:t>
+      </w:r>
+    </w:p>
+    <w:p>
+      <w:pPr>
+        <w:pStyle w:val="ListParagraph"/>
+        <w:numPr>
+          <w:ilvl w:val="0"/>
+          <w:numId w:val="2"/>
+        </w:numPr>
+        <w:spacing w:after="60"/>
+      </w:pPr>
+      <w:r>
+        <w:t>Revisit annually and adjust as circumstances change.</w:t>
+      </w:r>
+    </w:p>
+    <w:p>
+      <w:pPr>
+        <w:pStyle w:val="Heading3"/>
+      </w:pPr>
+      <w:bookmarkStart w:id="57" w:name="_Toc225067812"/>
+      <w:r>
+        <w:t>5. Age Pension Matters</w:t>
+      </w:r>
+      <w:bookmarkEnd w:id="57"/>
+    </w:p>
+    <w:p>
+      <w:pPr>
+        <w:pStyle w:val="ListParagraph"/>
+        <w:numPr>
+          <w:ilvl w:val="0"/>
+          <w:numId w:val="2"/>
+        </w:numPr>
+        <w:spacing w:after="60"/>
+      </w:pPr>
+      <w:r>
+        <w:t>Include it – it’s a significant safety net.</w:t>
+      </w:r>
+    </w:p>
+    <w:p>
+      <w:pPr>
+        <w:pStyle w:val="ListParagraph"/>
+        <w:numPr>
+          <w:ilvl w:val="0"/>
+          <w:numId w:val="2"/>
+        </w:numPr>
+        <w:spacing w:after="60"/>
+      </w:pPr>
+      <w:r>
+        <w:t>The calculator estimates it based on assets and income tests.</w:t>
+      </w:r>
+    </w:p>
+    <w:p>
+      <w:pPr>
+        <w:pStyle w:val="ListParagraph"/>
+        <w:numPr>
+          <w:ilvl w:val="0"/>
+          <w:numId w:val="2"/>
+        </w:numPr>
+        <w:spacing w:after="60"/>
+      </w:pPr>
+      <w:r>
+        <w:t>It becomes more important as super balances decline in later retirement.</w:t>
+      </w:r>
+    </w:p>
+    <w:p>
+      <w:pPr>
+        <w:pStyle w:val="Heading3"/>
+      </w:pPr>
+      <w:bookmarkStart w:id="58" w:name="_Toc225067813"/>
+      <w:r>
+        <w:t>6. Use the Scenario Manager</w:t>
+      </w:r>
+      <w:bookmarkEnd w:id="58"/>
+    </w:p>
+    <w:p>
+      <w:pPr>
+        <w:pStyle w:val="ListParagraph"/>
+        <w:numPr>
+          <w:ilvl w:val="0"/>
+          <w:numId w:val="2"/>
+        </w:numPr>
+        <w:spacing w:after="60"/>
+      </w:pPr>
+      <w:r>
+        <w:t>Save your base case before experimenting.</w:t>
+      </w:r>
+    </w:p>
+    <w:p>
+      <w:pPr>
+        <w:pStyle w:val="ListParagraph"/>
+        <w:numPr>
+          <w:ilvl w:val="0"/>
+          <w:numId w:val="2"/>
+        </w:numPr>
+        <w:spacing w:after="60"/>
+      </w:pPr>
+      <w:r>
+        <w:t>Export scenarios as JSON files for backup.</w:t>
+      </w:r>
+    </w:p>
+    <w:p>
+      <w:pPr>
+        <w:pStyle w:val="ListParagraph"/>
+        <w:numPr>
+          <w:ilvl w:val="0"/>
+          <w:numId w:val="2"/>
+        </w:numPr>
+        <w:spacing w:after="60"/>
+      </w:pPr>
+      <w:r>
+        <w:t>Use What-If Comparison to evaluate alternatives side by side.</w:t>
+      </w:r>
+    </w:p>
+    <w:p>
+      <w:pPr>
+        <w:pStyle w:val="Heading1"/>
+      </w:pPr>
+      <w:bookmarkStart w:id="59" w:name="_Toc225067814"/>
+      <w:r>
+        <w:t>Checklist for Your First Run</w:t>
+      </w:r>
+      <w:bookmarkEnd w:id="59"/>
+    </w:p>
+    <w:p>
+      <w:pPr>
+        <w:pStyle w:val="Heading3"/>
+      </w:pPr>
+      <w:bookmarkStart w:id="60" w:name="_Toc225067815"/>
+      <w:r>
+        <w:t>5-Minute Setup</w:t>
+      </w:r>
+      <w:bookmarkEnd w:id="60"/>
+    </w:p>
+    <w:p>
+      <w:pPr>
+        <w:pStyle w:val="ListParagraph"/>
+        <w:numPr>
+          <w:ilvl w:val="0"/>
+          <w:numId w:val="2"/>
+        </w:numPr>
+        <w:spacing w:after="60"/>
+      </w:pPr>
+      <w:r>
+        <w:t>Enter base annual spending, sequencing buffer, and CPI rate.</w:t>
+      </w:r>
+    </w:p>
+    <w:p>
+      <w:pPr>
+        <w:pStyle w:val="ListParagraph"/>
+        <w:numPr>
+          <w:ilvl w:val="0"/>
+          <w:numId w:val="2"/>
+        </w:numPr>
+        <w:spacing w:after="60"/>
+      </w:pPr>
+      <w:r>
+        <w:t>Enter super balance and defined benefit pension income.</w:t>
+      </w:r>
+    </w:p>
+    <w:p>
+      <w:pPr>
+        <w:pStyle w:val="ListParagraph"/>
+        <w:numPr>
+          <w:ilvl w:val="0"/>
+          <w:numId w:val="2"/>
+        </w:numPr>
+        <w:spacing w:after="60"/>
+      </w:pPr>
+      <w:r>
+        <w:t>Set current age and retirement age.</w:t>
+      </w:r>
+    </w:p>
+    <w:p>
+      <w:pPr>
+        <w:pStyle w:val="ListParagraph"/>
+        <w:numPr>
+          <w:ilvl w:val="0"/>
+          <w:numId w:val="2"/>
+        </w:numPr>
+        <w:spacing w:after="60"/>
+      </w:pPr>
+      <w:r>
+        <w:t>Add any other net income (part-time work, rental, etc.).</w:t>
+      </w:r>
+    </w:p>
+    <w:p>
+      <w:pPr>
+        <w:pStyle w:val="ListParagraph"/>
+        <w:numPr>
+          <w:ilvl w:val="0"/>
+          <w:numId w:val="2"/>
+        </w:numPr>
+        <w:spacing w:after="60"/>
+      </w:pPr>
+      <w:r>
+        <w:t>Set single or couple and homeowner status.</w:t>
+      </w:r>
+    </w:p>
+    <w:p>
+      <w:pPr>
+        <w:pStyle w:val="ListParagraph"/>
+        <w:numPr>
+          <w:ilvl w:val="0"/>
+          <w:numId w:val="2"/>
+        </w:numPr>
+        <w:spacing w:after="60"/>
+      </w:pPr>
+      <w:r>
+        <w:t>Enable Age Pension.</w:t>
+      </w:r>
+    </w:p>
+    <w:p>
+      <w:pPr>
+        <w:pStyle w:val="ListParagraph"/>
+        <w:numPr>
+          <w:ilvl w:val="0"/>
+          <w:numId w:val="2"/>
+        </w:numPr>
+        <w:spacing w:after="60"/>
+      </w:pPr>
+      <w:r>
+        <w:t>Choose scenario: Start with Constant 5%.</w:t>
+      </w:r>
+    </w:p>
+    <w:p>
+      <w:pPr>
+        <w:pStyle w:val="ListParagraph"/>
+        <w:numPr>
+          <w:ilvl w:val="0"/>
+          <w:numId w:val="2"/>
+        </w:numPr>
+        <w:spacing w:after="60"/>
+      </w:pPr>
+      <w:r>
+        <w:t>Review results – did it succeed?</w:t>
+      </w:r>
+    </w:p>
+    <w:p>
+      <w:pPr>
+        <w:pStyle w:val="Heading3"/>
+      </w:pPr>
+    </w:p>
+    <w:p>
+      <w:pPr>
+        <w:pStyle w:val="Heading3"/>
+      </w:pPr>
+      <w:bookmarkStart w:id="61" w:name="_Toc225067816"/>
+      <w:r>
         <w:lastRenderedPageBreak/>
-        <w:t>Run formal tests B1 (Crash) and B2 (Bear Market) to stress test early retirement vulnerability.</w:t>
+        <w:t>15-Minute Analysis</w:t>
+      </w:r>
+      <w:bookmarkEnd w:id="61"/>
+    </w:p>
+    <w:p>
+      <w:pPr>
+        <w:pStyle w:val="ListParagraph"/>
+        <w:numPr>
+          <w:ilvl w:val="0"/>
+          <w:numId w:val="2"/>
+        </w:numPr>
+        <w:spacing w:after="60"/>
+      </w:pPr>
+      <w:r>
+        <w:t>Run Historical Monte Carlo (1,000 simulations).</w:t>
+      </w:r>
+    </w:p>
+    <w:p>
+      <w:pPr>
+        <w:pStyle w:val="ListParagraph"/>
+        <w:numPr>
+          <w:ilvl w:val="0"/>
+          <w:numId w:val="2"/>
+        </w:numPr>
+        <w:spacing w:after="60"/>
+      </w:pPr>
+      <w:r>
+        <w:t>Check success rate and percentile bands.</w:t>
+      </w:r>
+    </w:p>
+    <w:p>
+      <w:pPr>
+        <w:pStyle w:val="ListParagraph"/>
+        <w:numPr>
+          <w:ilvl w:val="0"/>
+          <w:numId w:val="2"/>
+        </w:numPr>
+        <w:spacing w:after="60"/>
+      </w:pPr>
+      <w:r>
+        <w:t>Run Formal Tests B1 and B2.</w:t>
+      </w:r>
+    </w:p>
+    <w:p>
+      <w:pPr>
+        <w:pStyle w:val="ListParagraph"/>
+        <w:numPr>
+          <w:ilvl w:val="0"/>
+          <w:numId w:val="2"/>
+        </w:numPr>
+        <w:spacing w:after="60"/>
+      </w:pPr>
+      <w:r>
+        <w:t>Adjust if needed and save your scenario.</w:t>
       </w:r>
     </w:p>
     <w:p>
       <w:pPr>
         <w:pStyle w:val="Heading3"/>
       </w:pPr>
-      <w:bookmarkStart w:id="52" w:name="_Toc223190761"/>
-      <w:r>
-        <w:t>3. Use Real Dollars View</w:t>
-      </w:r>
-      <w:bookmarkEnd w:id="52"/>
-    </w:p>
-    <w:p>
-      <w:pPr>
-        <w:pStyle w:val="ListParagraph"/>
-        <w:numPr>
-          <w:ilvl w:val="0"/>
-          <w:numId w:val="2"/>
-        </w:numPr>
-        <w:spacing w:after="60"/>
-      </w:pPr>
-      <w:r>
-        <w:t>Toggle “Show Nominal $” OFF to see constant purchasing power.</w:t>
-      </w:r>
-    </w:p>
-    <w:p>
-      <w:pPr>
-        <w:pStyle w:val="ListParagraph"/>
-        <w:numPr>
-          <w:ilvl w:val="0"/>
-          <w:numId w:val="2"/>
-        </w:numPr>
-        <w:spacing w:after="60"/>
-      </w:pPr>
-      <w:r>
-        <w:t>Makes it much easier to compare across years – your brain thinks in constant purchasing power, not inflated future amounts.</w:t>
-      </w:r>
-    </w:p>
-    <w:p>
-      <w:pPr>
-        <w:pStyle w:val="Heading3"/>
-      </w:pPr>
-      <w:bookmarkStart w:id="53" w:name="_Toc223190762"/>
-      <w:r>
-        <w:t>4. Don’t Obsess Over Precision</w:t>
-      </w:r>
-      <w:bookmarkEnd w:id="53"/>
-    </w:p>
-    <w:p>
-      <w:pPr>
-        <w:pStyle w:val="ListParagraph"/>
-        <w:numPr>
-          <w:ilvl w:val="0"/>
-          <w:numId w:val="2"/>
-        </w:numPr>
-        <w:spacing w:after="60"/>
-      </w:pPr>
-      <w:r>
-        <w:t>This is planning, not prediction.</w:t>
-      </w:r>
-    </w:p>
-    <w:p>
-      <w:pPr>
-        <w:pStyle w:val="ListParagraph"/>
-        <w:numPr>
-          <w:ilvl w:val="0"/>
-          <w:numId w:val="2"/>
-        </w:numPr>
-        <w:spacing w:after="60"/>
-      </w:pPr>
-      <w:r>
-        <w:t>Focus on broad patterns: Does the plan survive stress tests? Is the success rate adequate?</w:t>
-      </w:r>
-    </w:p>
-    <w:p>
-      <w:pPr>
-        <w:pStyle w:val="ListParagraph"/>
-        <w:numPr>
-          <w:ilvl w:val="0"/>
-          <w:numId w:val="2"/>
-        </w:numPr>
-        <w:spacing w:after="60"/>
-      </w:pPr>
-      <w:r>
-        <w:t>Revisit annually and adjust as circumstances change.</w:t>
-      </w:r>
-    </w:p>
-    <w:p>
-      <w:pPr>
-        <w:pStyle w:val="Heading3"/>
-      </w:pPr>
-      <w:bookmarkStart w:id="54" w:name="_Toc223190763"/>
-      <w:r>
-        <w:t>5. Age Pension Matters</w:t>
-      </w:r>
-      <w:bookmarkEnd w:id="54"/>
-    </w:p>
-    <w:p>
-      <w:pPr>
-        <w:pStyle w:val="ListParagraph"/>
-        <w:numPr>
-          <w:ilvl w:val="0"/>
-          <w:numId w:val="2"/>
-        </w:numPr>
-        <w:spacing w:after="60"/>
-      </w:pPr>
-      <w:r>
-        <w:t>Include it – it’s a significant safety net.</w:t>
-      </w:r>
-    </w:p>
-    <w:p>
-      <w:pPr>
-        <w:pStyle w:val="ListParagraph"/>
-        <w:numPr>
-          <w:ilvl w:val="0"/>
-          <w:numId w:val="2"/>
-        </w:numPr>
-        <w:spacing w:after="60"/>
-      </w:pPr>
-      <w:r>
-        <w:t>The calculator estimates it based on assets and income tests.</w:t>
-      </w:r>
-    </w:p>
-    <w:p>
-      <w:pPr>
-        <w:pStyle w:val="ListParagraph"/>
-        <w:numPr>
-          <w:ilvl w:val="0"/>
-          <w:numId w:val="2"/>
-        </w:numPr>
-        <w:spacing w:after="60"/>
-      </w:pPr>
-      <w:r>
-        <w:t>It becomes more important as super balances decline in later retirement.</w:t>
-      </w:r>
-    </w:p>
-    <w:p>
-      <w:pPr>
-        <w:pStyle w:val="Heading3"/>
-      </w:pPr>
-      <w:bookmarkStart w:id="55" w:name="_Toc223190764"/>
-      <w:r>
-        <w:t>6. Use the Scenario Manager</w:t>
-      </w:r>
-      <w:bookmarkEnd w:id="55"/>
-    </w:p>
-    <w:p>
-      <w:pPr>
-        <w:pStyle w:val="ListParagraph"/>
-        <w:numPr>
-          <w:ilvl w:val="0"/>
-          <w:numId w:val="2"/>
-        </w:numPr>
-        <w:spacing w:after="60"/>
-      </w:pPr>
-      <w:r>
-        <w:t>Save your base case before experimenting.</w:t>
-      </w:r>
-    </w:p>
-    <w:p>
-      <w:pPr>
-        <w:pStyle w:val="ListParagraph"/>
-        <w:numPr>
-          <w:ilvl w:val="0"/>
-          <w:numId w:val="2"/>
-        </w:numPr>
-        <w:spacing w:after="60"/>
-      </w:pPr>
-      <w:r>
-        <w:t>Export scenarios as JSON files for backup.</w:t>
-      </w:r>
-    </w:p>
-    <w:p>
-      <w:pPr>
-        <w:pStyle w:val="ListParagraph"/>
-        <w:numPr>
-          <w:ilvl w:val="0"/>
-          <w:numId w:val="2"/>
-        </w:numPr>
-        <w:spacing w:after="60"/>
-      </w:pPr>
-      <w:r>
-        <w:t>Use What-If Comparison to evaluate alternatives side by side.</w:t>
-      </w:r>
-    </w:p>
-    <w:p>
-      <w:pPr>
-        <w:pStyle w:val="Heading1"/>
-      </w:pPr>
-      <w:bookmarkStart w:id="56" w:name="_Toc223190765"/>
-      <w:r>
-        <w:t>Checklist for Your First Run</w:t>
-      </w:r>
-      <w:bookmarkEnd w:id="56"/>
-    </w:p>
-    <w:p>
-      <w:pPr>
-        <w:pStyle w:val="Heading3"/>
-      </w:pPr>
-      <w:bookmarkStart w:id="57" w:name="_Toc223190766"/>
-      <w:r>
-        <w:t>5-Minute Setup</w:t>
-      </w:r>
-      <w:bookmarkEnd w:id="57"/>
-    </w:p>
-    <w:p>
-      <w:pPr>
-        <w:pStyle w:val="ListParagraph"/>
-        <w:numPr>
-          <w:ilvl w:val="0"/>
-          <w:numId w:val="2"/>
-        </w:numPr>
-        <w:spacing w:after="60"/>
-      </w:pPr>
-      <w:r>
-        <w:t>Enter base annual spending, sequencing buffer, and CPI rate.</w:t>
-      </w:r>
-    </w:p>
-    <w:p>
-      <w:pPr>
-        <w:pStyle w:val="ListParagraph"/>
-        <w:numPr>
-          <w:ilvl w:val="0"/>
-          <w:numId w:val="2"/>
-        </w:numPr>
-        <w:spacing w:after="60"/>
-      </w:pPr>
-      <w:r>
-        <w:t>Enter super balance and defined benefit pension income.</w:t>
-      </w:r>
-    </w:p>
-    <w:p>
-      <w:pPr>
-        <w:pStyle w:val="ListParagraph"/>
-        <w:numPr>
-          <w:ilvl w:val="0"/>
-          <w:numId w:val="2"/>
-        </w:numPr>
-        <w:spacing w:after="60"/>
-      </w:pPr>
-      <w:r>
-        <w:t>Set current age and retirement age.</w:t>
-      </w:r>
-    </w:p>
-    <w:p>
-      <w:pPr>
-        <w:pStyle w:val="ListParagraph"/>
-        <w:numPr>
-          <w:ilvl w:val="0"/>
-          <w:numId w:val="2"/>
-        </w:numPr>
-        <w:spacing w:after="60"/>
-      </w:pPr>
-      <w:r>
-        <w:t>Add any other net income (part-time work, rental, etc.).</w:t>
-      </w:r>
-    </w:p>
-    <w:p>
-      <w:pPr>
-        <w:pStyle w:val="ListParagraph"/>
-        <w:numPr>
-          <w:ilvl w:val="0"/>
-          <w:numId w:val="2"/>
-        </w:numPr>
-        <w:spacing w:after="60"/>
-      </w:pPr>
-      <w:r>
-        <w:t>Set single or couple and homeowner status.</w:t>
-      </w:r>
-    </w:p>
-    <w:p>
-      <w:pPr>
-        <w:pStyle w:val="ListParagraph"/>
-        <w:numPr>
-          <w:ilvl w:val="0"/>
-          <w:numId w:val="2"/>
-        </w:numPr>
-        <w:spacing w:after="60"/>
-      </w:pPr>
-      <w:r>
-        <w:t>Enable Age Pension.</w:t>
-      </w:r>
-    </w:p>
-    <w:p>
-      <w:pPr>
-        <w:pStyle w:val="ListParagraph"/>
-        <w:numPr>
-          <w:ilvl w:val="0"/>
-          <w:numId w:val="2"/>
-        </w:numPr>
-        <w:spacing w:after="60"/>
-      </w:pPr>
-      <w:r>
-        <w:t>Choose scenario: Start with Constant 5%.</w:t>
-      </w:r>
-    </w:p>
-    <w:p>
-      <w:pPr>
-        <w:pStyle w:val="ListParagraph"/>
-        <w:numPr>
-          <w:ilvl w:val="0"/>
-          <w:numId w:val="2"/>
-        </w:numPr>
-        <w:spacing w:after="60"/>
-      </w:pPr>
-      <w:r>
-        <w:t>Review results – did it succeed?</w:t>
-      </w:r>
-    </w:p>
-    <w:p>
-      <w:pPr>
-        <w:pStyle w:val="Heading3"/>
-      </w:pPr>
-      <w:bookmarkStart w:id="58" w:name="_Toc223190767"/>
-      <w:r>
-        <w:t>15-Minute Analysis</w:t>
-      </w:r>
-      <w:bookmarkEnd w:id="58"/>
-    </w:p>
-    <w:p>
-      <w:pPr>
-        <w:pStyle w:val="ListParagraph"/>
-        <w:numPr>
-          <w:ilvl w:val="0"/>
-          <w:numId w:val="2"/>
-        </w:numPr>
-        <w:spacing w:after="60"/>
-      </w:pPr>
-      <w:r>
-        <w:t>Run Historical Monte Carlo (1,000 simulations).</w:t>
-      </w:r>
-    </w:p>
-    <w:p>
-      <w:pPr>
-        <w:pStyle w:val="ListParagraph"/>
-        <w:numPr>
-          <w:ilvl w:val="0"/>
-          <w:numId w:val="2"/>
-        </w:numPr>
-        <w:spacing w:after="60"/>
-      </w:pPr>
-      <w:r>
-        <w:t>Check success rate and percentile bands.</w:t>
-      </w:r>
-    </w:p>
-    <w:p>
-      <w:pPr>
-        <w:pStyle w:val="ListParagraph"/>
-        <w:numPr>
-          <w:ilvl w:val="0"/>
-          <w:numId w:val="2"/>
-        </w:numPr>
-        <w:spacing w:after="60"/>
-      </w:pPr>
-      <w:r>
-        <w:t>Run Formal Tests B1 and B2.</w:t>
-      </w:r>
-    </w:p>
-    <w:p>
-      <w:pPr>
-        <w:pStyle w:val="ListParagraph"/>
-        <w:numPr>
-          <w:ilvl w:val="0"/>
-          <w:numId w:val="2"/>
-        </w:numPr>
-        <w:spacing w:after="60"/>
-      </w:pPr>
-      <w:r>
-        <w:t>Adjust if needed and save your scenario.</w:t>
-      </w:r>
-    </w:p>
-    <w:p>
-      <w:pPr>
-        <w:pStyle w:val="Heading3"/>
-      </w:pPr>
-      <w:bookmarkStart w:id="59" w:name="_Toc223190768"/>
+      <w:bookmarkStart w:id="62" w:name="_Toc225067817"/>
       <w:r>
         <w:t>Deep Dive</w:t>
       </w:r>
-      <w:bookmarkEnd w:id="59"/>
+      <w:bookmarkEnd w:id="62"/>
     </w:p>
     <w:p>
       <w:pPr>
@@ -9663,6 +10414,119 @@
     </w:lvl>
   </w:abstractNum>
   <w:abstractNum w:abstractNumId="1" w15:restartNumberingAfterBreak="0">
+    <w:nsid w:val="544F1ECB"/>
+    <w:multiLevelType w:val="hybridMultilevel"/>
+    <w:tmpl w:val="3B94FD3C"/>
+    <w:lvl w:ilvl="0" w:tplc="A1608C6A">
+      <w:start w:val="4"/>
+      <w:numFmt w:val="bullet"/>
+      <w:lvlText w:val=""/>
+      <w:lvlJc w:val="left"/>
+      <w:pPr>
+        <w:ind w:left="720" w:hanging="360"/>
+      </w:pPr>
+      <w:rPr>
+        <w:rFonts w:ascii="Symbol" w:eastAsia="Arial" w:hAnsi="Symbol" w:cs="Arial" w:hint="default"/>
+      </w:rPr>
+    </w:lvl>
+    <w:lvl w:ilvl="1" w:tplc="0C090003" w:tentative="1">
+      <w:start w:val="1"/>
+      <w:numFmt w:val="bullet"/>
+      <w:lvlText w:val="o"/>
+      <w:lvlJc w:val="left"/>
+      <w:pPr>
+        <w:ind w:left="1440" w:hanging="360"/>
+      </w:pPr>
+      <w:rPr>
+        <w:rFonts w:ascii="Courier New" w:hAnsi="Courier New" w:cs="Courier New" w:hint="default"/>
+      </w:rPr>
+    </w:lvl>
+    <w:lvl w:ilvl="2" w:tplc="0C090005" w:tentative="1">
+      <w:start w:val="1"/>
+      <w:numFmt w:val="bullet"/>
+      <w:lvlText w:val=""/>
+      <w:lvlJc w:val="left"/>
+      <w:pPr>
+        <w:ind w:left="2160" w:hanging="360"/>
+      </w:pPr>
+      <w:rPr>
+        <w:rFonts w:ascii="Wingdings" w:hAnsi="Wingdings" w:hint="default"/>
+      </w:rPr>
+    </w:lvl>
+    <w:lvl w:ilvl="3" w:tplc="0C090001" w:tentative="1">
+      <w:start w:val="1"/>
+      <w:numFmt w:val="bullet"/>
+      <w:lvlText w:val=""/>
+      <w:lvlJc w:val="left"/>
+      <w:pPr>
+        <w:ind w:left="2880" w:hanging="360"/>
+      </w:pPr>
+      <w:rPr>
+        <w:rFonts w:ascii="Symbol" w:hAnsi="Symbol" w:hint="default"/>
+      </w:rPr>
+    </w:lvl>
+    <w:lvl w:ilvl="4" w:tplc="0C090003" w:tentative="1">
+      <w:start w:val="1"/>
+      <w:numFmt w:val="bullet"/>
+      <w:lvlText w:val="o"/>
+      <w:lvlJc w:val="left"/>
+      <w:pPr>
+        <w:ind w:left="3600" w:hanging="360"/>
+      </w:pPr>
+      <w:rPr>
+        <w:rFonts w:ascii="Courier New" w:hAnsi="Courier New" w:cs="Courier New" w:hint="default"/>
+      </w:rPr>
+    </w:lvl>
+    <w:lvl w:ilvl="5" w:tplc="0C090005" w:tentative="1">
+      <w:start w:val="1"/>
+      <w:numFmt w:val="bullet"/>
+      <w:lvlText w:val=""/>
+      <w:lvlJc w:val="left"/>
+      <w:pPr>
+        <w:ind w:left="4320" w:hanging="360"/>
+      </w:pPr>
+      <w:rPr>
+        <w:rFonts w:ascii="Wingdings" w:hAnsi="Wingdings" w:hint="default"/>
+      </w:rPr>
+    </w:lvl>
+    <w:lvl w:ilvl="6" w:tplc="0C090001" w:tentative="1">
+      <w:start w:val="1"/>
+      <w:numFmt w:val="bullet"/>
+      <w:lvlText w:val=""/>
+      <w:lvlJc w:val="left"/>
+      <w:pPr>
+        <w:ind w:left="5040" w:hanging="360"/>
+      </w:pPr>
+      <w:rPr>
+        <w:rFonts w:ascii="Symbol" w:hAnsi="Symbol" w:hint="default"/>
+      </w:rPr>
+    </w:lvl>
+    <w:lvl w:ilvl="7" w:tplc="0C090003" w:tentative="1">
+      <w:start w:val="1"/>
+      <w:numFmt w:val="bullet"/>
+      <w:lvlText w:val="o"/>
+      <w:lvlJc w:val="left"/>
+      <w:pPr>
+        <w:ind w:left="5760" w:hanging="360"/>
+      </w:pPr>
+      <w:rPr>
+        <w:rFonts w:ascii="Courier New" w:hAnsi="Courier New" w:cs="Courier New" w:hint="default"/>
+      </w:rPr>
+    </w:lvl>
+    <w:lvl w:ilvl="8" w:tplc="0C090005" w:tentative="1">
+      <w:start w:val="1"/>
+      <w:numFmt w:val="bullet"/>
+      <w:lvlText w:val=""/>
+      <w:lvlJc w:val="left"/>
+      <w:pPr>
+        <w:ind w:left="6480" w:hanging="360"/>
+      </w:pPr>
+      <w:rPr>
+        <w:rFonts w:ascii="Wingdings" w:hAnsi="Wingdings" w:hint="default"/>
+      </w:rPr>
+    </w:lvl>
+  </w:abstractNum>
+  <w:abstractNum w:abstractNumId="2" w15:restartNumberingAfterBreak="0">
     <w:nsid w:val="698F4FF1"/>
     <w:multiLevelType w:val="hybridMultilevel"/>
     <w:tmpl w:val="3466A3D4"/>
@@ -9716,7 +10580,7 @@
       <w:lvlJc w:val="left"/>
     </w:lvl>
   </w:abstractNum>
-  <w:abstractNum w:abstractNumId="2" w15:restartNumberingAfterBreak="0">
+  <w:abstractNum w:abstractNumId="3" w15:restartNumberingAfterBreak="0">
     <w:nsid w:val="7C023D54"/>
     <w:multiLevelType w:val="hybridMultilevel"/>
     <w:tmpl w:val="489855A2"/>
@@ -9803,7 +10667,7 @@
     </w:lvl>
   </w:abstractNum>
   <w:num w:numId="1" w16cid:durableId="475337428">
-    <w:abstractNumId w:val="2"/>
+    <w:abstractNumId w:val="3"/>
     <w:lvlOverride w:ilvl="0">
       <w:startOverride w:val="1"/>
     </w:lvlOverride>
@@ -9815,10 +10679,13 @@
     </w:lvlOverride>
   </w:num>
   <w:num w:numId="3" w16cid:durableId="1307591711">
-    <w:abstractNumId w:val="1"/>
+    <w:abstractNumId w:val="2"/>
     <w:lvlOverride w:ilvl="0">
       <w:startOverride w:val="1"/>
     </w:lvlOverride>
+  </w:num>
+  <w:num w:numId="4" w16cid:durableId="1827624764">
+    <w:abstractNumId w:val="1"/>
   </w:num>
 </w:numbering>
 </file>
@@ -10217,6 +11084,7 @@
   <w:style w:type="paragraph" w:default="1" w:styleId="Normal">
     <w:name w:val="Normal"/>
     <w:qFormat/>
+    <w:rsid w:val="00725BAB"/>
   </w:style>
   <w:style w:type="paragraph" w:styleId="Heading1">
     <w:name w:val="heading 1"/>
@@ -10236,6 +11104,7 @@
   </w:style>
   <w:style w:type="paragraph" w:styleId="Heading2">
     <w:name w:val="heading 2"/>
+    <w:link w:val="Heading2Char"/>
     <w:uiPriority w:val="9"/>
     <w:unhideWhenUsed/>
     <w:qFormat/>
@@ -10253,6 +11122,7 @@
   </w:style>
   <w:style w:type="paragraph" w:styleId="Heading3">
     <w:name w:val="heading 3"/>
+    <w:link w:val="Heading3Char"/>
     <w:uiPriority w:val="9"/>
     <w:unhideWhenUsed/>
     <w:qFormat/>
@@ -10456,6 +11326,34 @@
       <w:spacing w:after="100"/>
       <w:ind w:left="440"/>
     </w:pPr>
+  </w:style>
+  <w:style w:type="character" w:customStyle="1" w:styleId="Heading2Char">
+    <w:name w:val="Heading 2 Char"/>
+    <w:basedOn w:val="DefaultParagraphFont"/>
+    <w:link w:val="Heading2"/>
+    <w:uiPriority w:val="9"/>
+    <w:rsid w:val="00725BAB"/>
+    <w:rPr>
+      <w:b/>
+      <w:bCs/>
+      <w:color w:val="2B5797"/>
+      <w:sz w:val="26"/>
+      <w:szCs w:val="26"/>
+    </w:rPr>
+  </w:style>
+  <w:style w:type="character" w:customStyle="1" w:styleId="Heading3Char">
+    <w:name w:val="Heading 3 Char"/>
+    <w:basedOn w:val="DefaultParagraphFont"/>
+    <w:link w:val="Heading3"/>
+    <w:uiPriority w:val="9"/>
+    <w:rsid w:val="006851CD"/>
+    <w:rPr>
+      <w:b/>
+      <w:bCs/>
+      <w:color w:val="404040"/>
+      <w:sz w:val="23"/>
+      <w:szCs w:val="23"/>
+    </w:rPr>
   </w:style>
 </w:styles>
 </file>

--- a/Quick_Start_Guide.docx
+++ b/Quick_Start_Guide.docx
@@ -77,7 +77,13 @@
                               <w:rPr>
                                 <w:color w:val="FFFFFF"/>
                               </w:rPr>
-                              <w:t>Version 17.1</w:t>
+                              <w:t>Version 17.</w:t>
+                            </w:r>
+                            <w:r>
+                              <w:rPr>
+                                <w:color w:val="FFFFFF"/>
+                              </w:rPr>
+                              <w:t>2</w:t>
                             </w:r>
                           </w:p>
                           <w:p/>
@@ -119,7 +125,13 @@
                         <w:rPr>
                           <w:color w:val="FFFFFF"/>
                         </w:rPr>
-                        <w:t>Version 17.1</w:t>
+                        <w:t>Version 17.</w:t>
+                      </w:r>
+                      <w:r>
+                        <w:rPr>
+                          <w:color w:val="FFFFFF"/>
+                        </w:rPr>
+                        <w:t>2</w:t>
                       </w:r>
                     </w:p>
                     <w:p/>
@@ -272,7 +284,7 @@
           <w:r>
             <w:fldChar w:fldCharType="separate"/>
           </w:r>
-          <w:hyperlink w:anchor="_Toc225067755" w:history="1">
+          <w:hyperlink w:anchor="_Toc225589495" w:history="1">
             <w:r>
               <w:rPr>
                 <w:rStyle w:val="Hyperlink"/>
@@ -299,7 +311,7 @@
                 <w:noProof/>
                 <w:webHidden/>
               </w:rPr>
-              <w:instrText xml:space="preserve"> PAGEREF _Toc225067755 \h </w:instrText>
+              <w:instrText xml:space="preserve"> PAGEREF _Toc225589495 \h </w:instrText>
             </w:r>
             <w:r>
               <w:rPr>
@@ -345,7 +357,7 @@
               <w14:ligatures w14:val="standardContextual"/>
             </w:rPr>
           </w:pPr>
-          <w:hyperlink w:anchor="_Toc225067756" w:history="1">
+          <w:hyperlink w:anchor="_Toc225589496" w:history="1">
             <w:r>
               <w:rPr>
                 <w:rStyle w:val="Hyperlink"/>
@@ -372,7 +384,7 @@
                 <w:noProof/>
                 <w:webHidden/>
               </w:rPr>
-              <w:instrText xml:space="preserve"> PAGEREF _Toc225067756 \h </w:instrText>
+              <w:instrText xml:space="preserve"> PAGEREF _Toc225589496 \h </w:instrText>
             </w:r>
             <w:r>
               <w:rPr>
@@ -418,7 +430,7 @@
               <w14:ligatures w14:val="standardContextual"/>
             </w:rPr>
           </w:pPr>
-          <w:hyperlink w:anchor="_Toc225067757" w:history="1">
+          <w:hyperlink w:anchor="_Toc225589497" w:history="1">
             <w:r>
               <w:rPr>
                 <w:rStyle w:val="Hyperlink"/>
@@ -445,7 +457,7 @@
                 <w:noProof/>
                 <w:webHidden/>
               </w:rPr>
-              <w:instrText xml:space="preserve"> PAGEREF _Toc225067757 \h </w:instrText>
+              <w:instrText xml:space="preserve"> PAGEREF _Toc225589497 \h </w:instrText>
             </w:r>
             <w:r>
               <w:rPr>
@@ -491,7 +503,7 @@
               <w14:ligatures w14:val="standardContextual"/>
             </w:rPr>
           </w:pPr>
-          <w:hyperlink w:anchor="_Toc225067758" w:history="1">
+          <w:hyperlink w:anchor="_Toc225589498" w:history="1">
             <w:r>
               <w:rPr>
                 <w:rStyle w:val="Hyperlink"/>
@@ -518,7 +530,80 @@
                 <w:noProof/>
                 <w:webHidden/>
               </w:rPr>
-              <w:instrText xml:space="preserve"> PAGEREF _Toc225067758 \h </w:instrText>
+              <w:instrText xml:space="preserve"> PAGEREF _Toc225589498 \h </w:instrText>
+            </w:r>
+            <w:r>
+              <w:rPr>
+                <w:noProof/>
+                <w:webHidden/>
+              </w:rPr>
+            </w:r>
+            <w:r>
+              <w:rPr>
+                <w:noProof/>
+                <w:webHidden/>
+              </w:rPr>
+              <w:fldChar w:fldCharType="separate"/>
+            </w:r>
+            <w:r>
+              <w:rPr>
+                <w:noProof/>
+                <w:webHidden/>
+              </w:rPr>
+              <w:t>4</w:t>
+            </w:r>
+            <w:r>
+              <w:rPr>
+                <w:noProof/>
+                <w:webHidden/>
+              </w:rPr>
+              <w:fldChar w:fldCharType="end"/>
+            </w:r>
+          </w:hyperlink>
+        </w:p>
+        <w:p>
+          <w:pPr>
+            <w:pStyle w:val="TOC3"/>
+            <w:tabs>
+              <w:tab w:val="right" w:leader="dot" w:pos="9628"/>
+            </w:tabs>
+            <w:rPr>
+              <w:rFonts w:asciiTheme="minorHAnsi" w:eastAsiaTheme="minorEastAsia" w:hAnsiTheme="minorHAnsi" w:cstheme="minorBidi"/>
+              <w:noProof/>
+              <w:kern w:val="2"/>
+              <w:sz w:val="24"/>
+              <w:szCs w:val="24"/>
+              <w14:ligatures w14:val="standardContextual"/>
+            </w:rPr>
+          </w:pPr>
+          <w:hyperlink w:anchor="_Toc225589499" w:history="1">
+            <w:r>
+              <w:rPr>
+                <w:rStyle w:val="Hyperlink"/>
+                <w:noProof/>
+              </w:rPr>
+              <w:t>Find Sustainable Spending</w:t>
+            </w:r>
+            <w:r>
+              <w:rPr>
+                <w:noProof/>
+                <w:webHidden/>
+              </w:rPr>
+              <w:tab/>
+            </w:r>
+            <w:r>
+              <w:rPr>
+                <w:noProof/>
+                <w:webHidden/>
+              </w:rPr>
+              <w:fldChar w:fldCharType="begin"/>
+            </w:r>
+            <w:r>
+              <w:rPr>
+                <w:noProof/>
+                <w:webHidden/>
+              </w:rPr>
+              <w:instrText xml:space="preserve"> PAGEREF _Toc225589499 \h </w:instrText>
             </w:r>
             <w:r>
               <w:rPr>
@@ -564,7 +649,7 @@
               <w14:ligatures w14:val="standardContextual"/>
             </w:rPr>
           </w:pPr>
-          <w:hyperlink w:anchor="_Toc225067759" w:history="1">
+          <w:hyperlink w:anchor="_Toc225589500" w:history="1">
             <w:r>
               <w:rPr>
                 <w:rStyle w:val="Hyperlink"/>
@@ -591,7 +676,7 @@
                 <w:noProof/>
                 <w:webHidden/>
               </w:rPr>
-              <w:instrText xml:space="preserve"> PAGEREF _Toc225067759 \h </w:instrText>
+              <w:instrText xml:space="preserve"> PAGEREF _Toc225589500 \h </w:instrText>
             </w:r>
             <w:r>
               <w:rPr>
@@ -611,7 +696,7 @@
                 <w:noProof/>
                 <w:webHidden/>
               </w:rPr>
-              <w:t>4</w:t>
+              <w:t>5</w:t>
             </w:r>
             <w:r>
               <w:rPr>
@@ -637,7 +722,7 @@
               <w14:ligatures w14:val="standardContextual"/>
             </w:rPr>
           </w:pPr>
-          <w:hyperlink w:anchor="_Toc225067760" w:history="1">
+          <w:hyperlink w:anchor="_Toc225589501" w:history="1">
             <w:r>
               <w:rPr>
                 <w:rStyle w:val="Hyperlink"/>
@@ -664,7 +749,7 @@
                 <w:noProof/>
                 <w:webHidden/>
               </w:rPr>
-              <w:instrText xml:space="preserve"> PAGEREF _Toc225067760 \h </w:instrText>
+              <w:instrText xml:space="preserve"> PAGEREF _Toc225589501 \h </w:instrText>
             </w:r>
             <w:r>
               <w:rPr>
@@ -684,7 +769,7 @@
                 <w:noProof/>
                 <w:webHidden/>
               </w:rPr>
-              <w:t>4</w:t>
+              <w:t>5</w:t>
             </w:r>
             <w:r>
               <w:rPr>
@@ -710,7 +795,7 @@
               <w14:ligatures w14:val="standardContextual"/>
             </w:rPr>
           </w:pPr>
-          <w:hyperlink w:anchor="_Toc225067761" w:history="1">
+          <w:hyperlink w:anchor="_Toc225589502" w:history="1">
             <w:r>
               <w:rPr>
                 <w:rStyle w:val="Hyperlink"/>
@@ -737,7 +822,7 @@
                 <w:noProof/>
                 <w:webHidden/>
               </w:rPr>
-              <w:instrText xml:space="preserve"> PAGEREF _Toc225067761 \h </w:instrText>
+              <w:instrText xml:space="preserve"> PAGEREF _Toc225589502 \h </w:instrText>
             </w:r>
             <w:r>
               <w:rPr>
@@ -783,7 +868,7 @@
               <w14:ligatures w14:val="standardContextual"/>
             </w:rPr>
           </w:pPr>
-          <w:hyperlink w:anchor="_Toc225067762" w:history="1">
+          <w:hyperlink w:anchor="_Toc225589503" w:history="1">
             <w:r>
               <w:rPr>
                 <w:rStyle w:val="Hyperlink"/>
@@ -810,7 +895,7 @@
                 <w:noProof/>
                 <w:webHidden/>
               </w:rPr>
-              <w:instrText xml:space="preserve"> PAGEREF _Toc225067762 \h </w:instrText>
+              <w:instrText xml:space="preserve"> PAGEREF _Toc225589503 \h </w:instrText>
             </w:r>
             <w:r>
               <w:rPr>
@@ -856,7 +941,7 @@
               <w14:ligatures w14:val="standardContextual"/>
             </w:rPr>
           </w:pPr>
-          <w:hyperlink w:anchor="_Toc225067763" w:history="1">
+          <w:hyperlink w:anchor="_Toc225589504" w:history="1">
             <w:r>
               <w:rPr>
                 <w:rStyle w:val="Hyperlink"/>
@@ -883,7 +968,7 @@
                 <w:noProof/>
                 <w:webHidden/>
               </w:rPr>
-              <w:instrText xml:space="preserve"> PAGEREF _Toc225067763 \h </w:instrText>
+              <w:instrText xml:space="preserve"> PAGEREF _Toc225589504 \h </w:instrText>
             </w:r>
             <w:r>
               <w:rPr>
@@ -929,7 +1014,7 @@
               <w14:ligatures w14:val="standardContextual"/>
             </w:rPr>
           </w:pPr>
-          <w:hyperlink w:anchor="_Toc225067764" w:history="1">
+          <w:hyperlink w:anchor="_Toc225589505" w:history="1">
             <w:r>
               <w:rPr>
                 <w:rStyle w:val="Hyperlink"/>
@@ -956,7 +1041,7 @@
                 <w:noProof/>
                 <w:webHidden/>
               </w:rPr>
-              <w:instrText xml:space="preserve"> PAGEREF _Toc225067764 \h </w:instrText>
+              <w:instrText xml:space="preserve"> PAGEREF _Toc225589505 \h </w:instrText>
             </w:r>
             <w:r>
               <w:rPr>
@@ -1002,7 +1087,7 @@
               <w14:ligatures w14:val="standardContextual"/>
             </w:rPr>
           </w:pPr>
-          <w:hyperlink w:anchor="_Toc225067765" w:history="1">
+          <w:hyperlink w:anchor="_Toc225589506" w:history="1">
             <w:r>
               <w:rPr>
                 <w:rStyle w:val="Hyperlink"/>
@@ -1029,7 +1114,7 @@
                 <w:noProof/>
                 <w:webHidden/>
               </w:rPr>
-              <w:instrText xml:space="preserve"> PAGEREF _Toc225067765 \h </w:instrText>
+              <w:instrText xml:space="preserve"> PAGEREF _Toc225589506 \h </w:instrText>
             </w:r>
             <w:r>
               <w:rPr>
@@ -1049,7 +1134,7 @@
                 <w:noProof/>
                 <w:webHidden/>
               </w:rPr>
-              <w:t>5</w:t>
+              <w:t>6</w:t>
             </w:r>
             <w:r>
               <w:rPr>
@@ -1075,7 +1160,7 @@
               <w14:ligatures w14:val="standardContextual"/>
             </w:rPr>
           </w:pPr>
-          <w:hyperlink w:anchor="_Toc225067766" w:history="1">
+          <w:hyperlink w:anchor="_Toc225589507" w:history="1">
             <w:r>
               <w:rPr>
                 <w:rStyle w:val="Hyperlink"/>
@@ -1102,7 +1187,7 @@
                 <w:noProof/>
                 <w:webHidden/>
               </w:rPr>
-              <w:instrText xml:space="preserve"> PAGEREF _Toc225067766 \h </w:instrText>
+              <w:instrText xml:space="preserve"> PAGEREF _Toc225589507 \h </w:instrText>
             </w:r>
             <w:r>
               <w:rPr>
@@ -1148,7 +1233,7 @@
               <w14:ligatures w14:val="standardContextual"/>
             </w:rPr>
           </w:pPr>
-          <w:hyperlink w:anchor="_Toc225067767" w:history="1">
+          <w:hyperlink w:anchor="_Toc225589508" w:history="1">
             <w:r>
               <w:rPr>
                 <w:rStyle w:val="Hyperlink"/>
@@ -1175,7 +1260,7 @@
                 <w:noProof/>
                 <w:webHidden/>
               </w:rPr>
-              <w:instrText xml:space="preserve"> PAGEREF _Toc225067767 \h </w:instrText>
+              <w:instrText xml:space="preserve"> PAGEREF _Toc225589508 \h </w:instrText>
             </w:r>
             <w:r>
               <w:rPr>
@@ -1221,7 +1306,7 @@
               <w14:ligatures w14:val="standardContextual"/>
             </w:rPr>
           </w:pPr>
-          <w:hyperlink w:anchor="_Toc225067768" w:history="1">
+          <w:hyperlink w:anchor="_Toc225589509" w:history="1">
             <w:r>
               <w:rPr>
                 <w:rStyle w:val="Hyperlink"/>
@@ -1248,7 +1333,7 @@
                 <w:noProof/>
                 <w:webHidden/>
               </w:rPr>
-              <w:instrText xml:space="preserve"> PAGEREF _Toc225067768 \h </w:instrText>
+              <w:instrText xml:space="preserve"> PAGEREF _Toc225589509 \h </w:instrText>
             </w:r>
             <w:r>
               <w:rPr>
@@ -1294,7 +1379,7 @@
               <w14:ligatures w14:val="standardContextual"/>
             </w:rPr>
           </w:pPr>
-          <w:hyperlink w:anchor="_Toc225067769" w:history="1">
+          <w:hyperlink w:anchor="_Toc225589510" w:history="1">
             <w:r>
               <w:rPr>
                 <w:rStyle w:val="Hyperlink"/>
@@ -1321,7 +1406,7 @@
                 <w:noProof/>
                 <w:webHidden/>
               </w:rPr>
-              <w:instrText xml:space="preserve"> PAGEREF _Toc225067769 \h </w:instrText>
+              <w:instrText xml:space="preserve"> PAGEREF _Toc225589510 \h </w:instrText>
             </w:r>
             <w:r>
               <w:rPr>
@@ -1367,7 +1452,7 @@
               <w14:ligatures w14:val="standardContextual"/>
             </w:rPr>
           </w:pPr>
-          <w:hyperlink w:anchor="_Toc225067770" w:history="1">
+          <w:hyperlink w:anchor="_Toc225589511" w:history="1">
             <w:r>
               <w:rPr>
                 <w:rStyle w:val="Hyperlink"/>
@@ -1394,7 +1479,7 @@
                 <w:noProof/>
                 <w:webHidden/>
               </w:rPr>
-              <w:instrText xml:space="preserve"> PAGEREF _Toc225067770 \h </w:instrText>
+              <w:instrText xml:space="preserve"> PAGEREF _Toc225589511 \h </w:instrText>
             </w:r>
             <w:r>
               <w:rPr>
@@ -1440,7 +1525,7 @@
               <w14:ligatures w14:val="standardContextual"/>
             </w:rPr>
           </w:pPr>
-          <w:hyperlink w:anchor="_Toc225067771" w:history="1">
+          <w:hyperlink w:anchor="_Toc225589512" w:history="1">
             <w:r>
               <w:rPr>
                 <w:rStyle w:val="Hyperlink"/>
@@ -1467,7 +1552,7 @@
                 <w:noProof/>
                 <w:webHidden/>
               </w:rPr>
-              <w:instrText xml:space="preserve"> PAGEREF _Toc225067771 \h </w:instrText>
+              <w:instrText xml:space="preserve"> PAGEREF _Toc225589512 \h </w:instrText>
             </w:r>
             <w:r>
               <w:rPr>
@@ -1513,7 +1598,7 @@
               <w14:ligatures w14:val="standardContextual"/>
             </w:rPr>
           </w:pPr>
-          <w:hyperlink w:anchor="_Toc225067772" w:history="1">
+          <w:hyperlink w:anchor="_Toc225589513" w:history="1">
             <w:r>
               <w:rPr>
                 <w:rStyle w:val="Hyperlink"/>
@@ -1540,7 +1625,7 @@
                 <w:noProof/>
                 <w:webHidden/>
               </w:rPr>
-              <w:instrText xml:space="preserve"> PAGEREF _Toc225067772 \h </w:instrText>
+              <w:instrText xml:space="preserve"> PAGEREF _Toc225589513 \h </w:instrText>
             </w:r>
             <w:r>
               <w:rPr>
@@ -1586,7 +1671,7 @@
               <w14:ligatures w14:val="standardContextual"/>
             </w:rPr>
           </w:pPr>
-          <w:hyperlink w:anchor="_Toc225067773" w:history="1">
+          <w:hyperlink w:anchor="_Toc225589514" w:history="1">
             <w:r>
               <w:rPr>
                 <w:rStyle w:val="Hyperlink"/>
@@ -1613,7 +1698,7 @@
                 <w:noProof/>
                 <w:webHidden/>
               </w:rPr>
-              <w:instrText xml:space="preserve"> PAGEREF _Toc225067773 \h </w:instrText>
+              <w:instrText xml:space="preserve"> PAGEREF _Toc225589514 \h </w:instrText>
             </w:r>
             <w:r>
               <w:rPr>
@@ -1659,7 +1744,7 @@
               <w14:ligatures w14:val="standardContextual"/>
             </w:rPr>
           </w:pPr>
-          <w:hyperlink w:anchor="_Toc225067774" w:history="1">
+          <w:hyperlink w:anchor="_Toc225589515" w:history="1">
             <w:r>
               <w:rPr>
                 <w:rStyle w:val="Hyperlink"/>
@@ -1686,7 +1771,7 @@
                 <w:noProof/>
                 <w:webHidden/>
               </w:rPr>
-              <w:instrText xml:space="preserve"> PAGEREF _Toc225067774 \h </w:instrText>
+              <w:instrText xml:space="preserve"> PAGEREF _Toc225589515 \h </w:instrText>
             </w:r>
             <w:r>
               <w:rPr>
@@ -1732,7 +1817,7 @@
               <w14:ligatures w14:val="standardContextual"/>
             </w:rPr>
           </w:pPr>
-          <w:hyperlink w:anchor="_Toc225067775" w:history="1">
+          <w:hyperlink w:anchor="_Toc225589516" w:history="1">
             <w:r>
               <w:rPr>
                 <w:rStyle w:val="Hyperlink"/>
@@ -1759,7 +1844,7 @@
                 <w:noProof/>
                 <w:webHidden/>
               </w:rPr>
-              <w:instrText xml:space="preserve"> PAGEREF _Toc225067775 \h </w:instrText>
+              <w:instrText xml:space="preserve"> PAGEREF _Toc225589516 \h </w:instrText>
             </w:r>
             <w:r>
               <w:rPr>
@@ -1805,7 +1890,7 @@
               <w14:ligatures w14:val="standardContextual"/>
             </w:rPr>
           </w:pPr>
-          <w:hyperlink w:anchor="_Toc225067776" w:history="1">
+          <w:hyperlink w:anchor="_Toc225589517" w:history="1">
             <w:r>
               <w:rPr>
                 <w:rStyle w:val="Hyperlink"/>
@@ -1832,7 +1917,7 @@
                 <w:noProof/>
                 <w:webHidden/>
               </w:rPr>
-              <w:instrText xml:space="preserve"> PAGEREF _Toc225067776 \h </w:instrText>
+              <w:instrText xml:space="preserve"> PAGEREF _Toc225589517 \h </w:instrText>
             </w:r>
             <w:r>
               <w:rPr>
@@ -1878,7 +1963,7 @@
               <w14:ligatures w14:val="standardContextual"/>
             </w:rPr>
           </w:pPr>
-          <w:hyperlink w:anchor="_Toc225067777" w:history="1">
+          <w:hyperlink w:anchor="_Toc225589518" w:history="1">
             <w:r>
               <w:rPr>
                 <w:rStyle w:val="Hyperlink"/>
@@ -1905,7 +1990,7 @@
                 <w:noProof/>
                 <w:webHidden/>
               </w:rPr>
-              <w:instrText xml:space="preserve"> PAGEREF _Toc225067777 \h </w:instrText>
+              <w:instrText xml:space="preserve"> PAGEREF _Toc225589518 \h </w:instrText>
             </w:r>
             <w:r>
               <w:rPr>
@@ -1951,7 +2036,7 @@
               <w14:ligatures w14:val="standardContextual"/>
             </w:rPr>
           </w:pPr>
-          <w:hyperlink w:anchor="_Toc225067778" w:history="1">
+          <w:hyperlink w:anchor="_Toc225589519" w:history="1">
             <w:r>
               <w:rPr>
                 <w:rStyle w:val="Hyperlink"/>
@@ -1978,7 +2063,7 @@
                 <w:noProof/>
                 <w:webHidden/>
               </w:rPr>
-              <w:instrText xml:space="preserve"> PAGEREF _Toc225067778 \h </w:instrText>
+              <w:instrText xml:space="preserve"> PAGEREF _Toc225589519 \h </w:instrText>
             </w:r>
             <w:r>
               <w:rPr>
@@ -2024,7 +2109,7 @@
               <w14:ligatures w14:val="standardContextual"/>
             </w:rPr>
           </w:pPr>
-          <w:hyperlink w:anchor="_Toc225067779" w:history="1">
+          <w:hyperlink w:anchor="_Toc225589520" w:history="1">
             <w:r>
               <w:rPr>
                 <w:rStyle w:val="Hyperlink"/>
@@ -2051,7 +2136,7 @@
                 <w:noProof/>
                 <w:webHidden/>
               </w:rPr>
-              <w:instrText xml:space="preserve"> PAGEREF _Toc225067779 \h </w:instrText>
+              <w:instrText xml:space="preserve"> PAGEREF _Toc225589520 \h </w:instrText>
             </w:r>
             <w:r>
               <w:rPr>
@@ -2097,7 +2182,7 @@
               <w14:ligatures w14:val="standardContextual"/>
             </w:rPr>
           </w:pPr>
-          <w:hyperlink w:anchor="_Toc225067780" w:history="1">
+          <w:hyperlink w:anchor="_Toc225589521" w:history="1">
             <w:r>
               <w:rPr>
                 <w:rStyle w:val="Hyperlink"/>
@@ -2124,7 +2209,7 @@
                 <w:noProof/>
                 <w:webHidden/>
               </w:rPr>
-              <w:instrText xml:space="preserve"> PAGEREF _Toc225067780 \h </w:instrText>
+              <w:instrText xml:space="preserve"> PAGEREF _Toc225589521 \h </w:instrText>
             </w:r>
             <w:r>
               <w:rPr>
@@ -2170,7 +2255,7 @@
               <w14:ligatures w14:val="standardContextual"/>
             </w:rPr>
           </w:pPr>
-          <w:hyperlink w:anchor="_Toc225067781" w:history="1">
+          <w:hyperlink w:anchor="_Toc225589522" w:history="1">
             <w:r>
               <w:rPr>
                 <w:rStyle w:val="Hyperlink"/>
@@ -2197,7 +2282,7 @@
                 <w:noProof/>
                 <w:webHidden/>
               </w:rPr>
-              <w:instrText xml:space="preserve"> PAGEREF _Toc225067781 \h </w:instrText>
+              <w:instrText xml:space="preserve"> PAGEREF _Toc225589522 \h </w:instrText>
             </w:r>
             <w:r>
               <w:rPr>
@@ -2243,7 +2328,7 @@
               <w14:ligatures w14:val="standardContextual"/>
             </w:rPr>
           </w:pPr>
-          <w:hyperlink w:anchor="_Toc225067782" w:history="1">
+          <w:hyperlink w:anchor="_Toc225589523" w:history="1">
             <w:r>
               <w:rPr>
                 <w:rStyle w:val="Hyperlink"/>
@@ -2270,7 +2355,7 @@
                 <w:noProof/>
                 <w:webHidden/>
               </w:rPr>
-              <w:instrText xml:space="preserve"> PAGEREF _Toc225067782 \h </w:instrText>
+              <w:instrText xml:space="preserve"> PAGEREF _Toc225589523 \h </w:instrText>
             </w:r>
             <w:r>
               <w:rPr>
@@ -2316,7 +2401,7 @@
               <w14:ligatures w14:val="standardContextual"/>
             </w:rPr>
           </w:pPr>
-          <w:hyperlink w:anchor="_Toc225067783" w:history="1">
+          <w:hyperlink w:anchor="_Toc225589524" w:history="1">
             <w:r>
               <w:rPr>
                 <w:rStyle w:val="Hyperlink"/>
@@ -2343,7 +2428,7 @@
                 <w:noProof/>
                 <w:webHidden/>
               </w:rPr>
-              <w:instrText xml:space="preserve"> PAGEREF _Toc225067783 \h </w:instrText>
+              <w:instrText xml:space="preserve"> PAGEREF _Toc225589524 \h </w:instrText>
             </w:r>
             <w:r>
               <w:rPr>
@@ -2389,7 +2474,7 @@
               <w14:ligatures w14:val="standardContextual"/>
             </w:rPr>
           </w:pPr>
-          <w:hyperlink w:anchor="_Toc225067784" w:history="1">
+          <w:hyperlink w:anchor="_Toc225589525" w:history="1">
             <w:r>
               <w:rPr>
                 <w:rStyle w:val="Hyperlink"/>
@@ -2416,7 +2501,7 @@
                 <w:noProof/>
                 <w:webHidden/>
               </w:rPr>
-              <w:instrText xml:space="preserve"> PAGEREF _Toc225067784 \h </w:instrText>
+              <w:instrText xml:space="preserve"> PAGEREF _Toc225589525 \h </w:instrText>
             </w:r>
             <w:r>
               <w:rPr>
@@ -2462,7 +2547,7 @@
               <w14:ligatures w14:val="standardContextual"/>
             </w:rPr>
           </w:pPr>
-          <w:hyperlink w:anchor="_Toc225067785" w:history="1">
+          <w:hyperlink w:anchor="_Toc225589526" w:history="1">
             <w:r>
               <w:rPr>
                 <w:rStyle w:val="Hyperlink"/>
@@ -2489,7 +2574,7 @@
                 <w:noProof/>
                 <w:webHidden/>
               </w:rPr>
-              <w:instrText xml:space="preserve"> PAGEREF _Toc225067785 \h </w:instrText>
+              <w:instrText xml:space="preserve"> PAGEREF _Toc225589526 \h </w:instrText>
             </w:r>
             <w:r>
               <w:rPr>
@@ -2535,7 +2620,7 @@
               <w14:ligatures w14:val="standardContextual"/>
             </w:rPr>
           </w:pPr>
-          <w:hyperlink w:anchor="_Toc225067786" w:history="1">
+          <w:hyperlink w:anchor="_Toc225589527" w:history="1">
             <w:r>
               <w:rPr>
                 <w:rStyle w:val="Hyperlink"/>
@@ -2562,7 +2647,7 @@
                 <w:noProof/>
                 <w:webHidden/>
               </w:rPr>
-              <w:instrText xml:space="preserve"> PAGEREF _Toc225067786 \h </w:instrText>
+              <w:instrText xml:space="preserve"> PAGEREF _Toc225589527 \h </w:instrText>
             </w:r>
             <w:r>
               <w:rPr>
@@ -2608,7 +2693,7 @@
               <w14:ligatures w14:val="standardContextual"/>
             </w:rPr>
           </w:pPr>
-          <w:hyperlink w:anchor="_Toc225067787" w:history="1">
+          <w:hyperlink w:anchor="_Toc225589528" w:history="1">
             <w:r>
               <w:rPr>
                 <w:rStyle w:val="Hyperlink"/>
@@ -2635,7 +2720,7 @@
                 <w:noProof/>
                 <w:webHidden/>
               </w:rPr>
-              <w:instrText xml:space="preserve"> PAGEREF _Toc225067787 \h </w:instrText>
+              <w:instrText xml:space="preserve"> PAGEREF _Toc225589528 \h </w:instrText>
             </w:r>
             <w:r>
               <w:rPr>
@@ -2681,7 +2766,7 @@
               <w14:ligatures w14:val="standardContextual"/>
             </w:rPr>
           </w:pPr>
-          <w:hyperlink w:anchor="_Toc225067788" w:history="1">
+          <w:hyperlink w:anchor="_Toc225589529" w:history="1">
             <w:r>
               <w:rPr>
                 <w:rStyle w:val="Hyperlink"/>
@@ -2708,7 +2793,7 @@
                 <w:noProof/>
                 <w:webHidden/>
               </w:rPr>
-              <w:instrText xml:space="preserve"> PAGEREF _Toc225067788 \h </w:instrText>
+              <w:instrText xml:space="preserve"> PAGEREF _Toc225589529 \h </w:instrText>
             </w:r>
             <w:r>
               <w:rPr>
@@ -2754,7 +2839,7 @@
               <w14:ligatures w14:val="standardContextual"/>
             </w:rPr>
           </w:pPr>
-          <w:hyperlink w:anchor="_Toc225067789" w:history="1">
+          <w:hyperlink w:anchor="_Toc225589530" w:history="1">
             <w:r>
               <w:rPr>
                 <w:rStyle w:val="Hyperlink"/>
@@ -2781,7 +2866,7 @@
                 <w:noProof/>
                 <w:webHidden/>
               </w:rPr>
-              <w:instrText xml:space="preserve"> PAGEREF _Toc225067789 \h </w:instrText>
+              <w:instrText xml:space="preserve"> PAGEREF _Toc225589530 \h </w:instrText>
             </w:r>
             <w:r>
               <w:rPr>
@@ -2827,7 +2912,7 @@
               <w14:ligatures w14:val="standardContextual"/>
             </w:rPr>
           </w:pPr>
-          <w:hyperlink w:anchor="_Toc225067790" w:history="1">
+          <w:hyperlink w:anchor="_Toc225589531" w:history="1">
             <w:r>
               <w:rPr>
                 <w:rStyle w:val="Hyperlink"/>
@@ -2854,7 +2939,7 @@
                 <w:noProof/>
                 <w:webHidden/>
               </w:rPr>
-              <w:instrText xml:space="preserve"> PAGEREF _Toc225067790 \h </w:instrText>
+              <w:instrText xml:space="preserve"> PAGEREF _Toc225589531 \h </w:instrText>
             </w:r>
             <w:r>
               <w:rPr>
@@ -2900,7 +2985,7 @@
               <w14:ligatures w14:val="standardContextual"/>
             </w:rPr>
           </w:pPr>
-          <w:hyperlink w:anchor="_Toc225067791" w:history="1">
+          <w:hyperlink w:anchor="_Toc225589532" w:history="1">
             <w:r>
               <w:rPr>
                 <w:rStyle w:val="Hyperlink"/>
@@ -2927,7 +3012,7 @@
                 <w:noProof/>
                 <w:webHidden/>
               </w:rPr>
-              <w:instrText xml:space="preserve"> PAGEREF _Toc225067791 \h </w:instrText>
+              <w:instrText xml:space="preserve"> PAGEREF _Toc225589532 \h </w:instrText>
             </w:r>
             <w:r>
               <w:rPr>
@@ -2973,7 +3058,7 @@
               <w14:ligatures w14:val="standardContextual"/>
             </w:rPr>
           </w:pPr>
-          <w:hyperlink w:anchor="_Toc225067792" w:history="1">
+          <w:hyperlink w:anchor="_Toc225589533" w:history="1">
             <w:r>
               <w:rPr>
                 <w:rStyle w:val="Hyperlink"/>
@@ -3000,7 +3085,7 @@
                 <w:noProof/>
                 <w:webHidden/>
               </w:rPr>
-              <w:instrText xml:space="preserve"> PAGEREF _Toc225067792 \h </w:instrText>
+              <w:instrText xml:space="preserve"> PAGEREF _Toc225589533 \h </w:instrText>
             </w:r>
             <w:r>
               <w:rPr>
@@ -3046,7 +3131,7 @@
               <w14:ligatures w14:val="standardContextual"/>
             </w:rPr>
           </w:pPr>
-          <w:hyperlink w:anchor="_Toc225067793" w:history="1">
+          <w:hyperlink w:anchor="_Toc225589534" w:history="1">
             <w:r>
               <w:rPr>
                 <w:rStyle w:val="Hyperlink"/>
@@ -3073,7 +3158,7 @@
                 <w:noProof/>
                 <w:webHidden/>
               </w:rPr>
-              <w:instrText xml:space="preserve"> PAGEREF _Toc225067793 \h </w:instrText>
+              <w:instrText xml:space="preserve"> PAGEREF _Toc225589534 \h </w:instrText>
             </w:r>
             <w:r>
               <w:rPr>
@@ -3119,7 +3204,7 @@
               <w14:ligatures w14:val="standardContextual"/>
             </w:rPr>
           </w:pPr>
-          <w:hyperlink w:anchor="_Toc225067794" w:history="1">
+          <w:hyperlink w:anchor="_Toc225589535" w:history="1">
             <w:r>
               <w:rPr>
                 <w:rStyle w:val="Hyperlink"/>
@@ -3146,7 +3231,7 @@
                 <w:noProof/>
                 <w:webHidden/>
               </w:rPr>
-              <w:instrText xml:space="preserve"> PAGEREF _Toc225067794 \h </w:instrText>
+              <w:instrText xml:space="preserve"> PAGEREF _Toc225589535 \h </w:instrText>
             </w:r>
             <w:r>
               <w:rPr>
@@ -3192,7 +3277,7 @@
               <w14:ligatures w14:val="standardContextual"/>
             </w:rPr>
           </w:pPr>
-          <w:hyperlink w:anchor="_Toc225067795" w:history="1">
+          <w:hyperlink w:anchor="_Toc225589536" w:history="1">
             <w:r>
               <w:rPr>
                 <w:rStyle w:val="Hyperlink"/>
@@ -3219,7 +3304,7 @@
                 <w:noProof/>
                 <w:webHidden/>
               </w:rPr>
-              <w:instrText xml:space="preserve"> PAGEREF _Toc225067795 \h </w:instrText>
+              <w:instrText xml:space="preserve"> PAGEREF _Toc225589536 \h </w:instrText>
             </w:r>
             <w:r>
               <w:rPr>
@@ -3265,7 +3350,7 @@
               <w14:ligatures w14:val="standardContextual"/>
             </w:rPr>
           </w:pPr>
-          <w:hyperlink w:anchor="_Toc225067796" w:history="1">
+          <w:hyperlink w:anchor="_Toc225589537" w:history="1">
             <w:r>
               <w:rPr>
                 <w:rStyle w:val="Hyperlink"/>
@@ -3292,7 +3377,7 @@
                 <w:noProof/>
                 <w:webHidden/>
               </w:rPr>
-              <w:instrText xml:space="preserve"> PAGEREF _Toc225067796 \h </w:instrText>
+              <w:instrText xml:space="preserve"> PAGEREF _Toc225589537 \h </w:instrText>
             </w:r>
             <w:r>
               <w:rPr>
@@ -3338,7 +3423,7 @@
               <w14:ligatures w14:val="standardContextual"/>
             </w:rPr>
           </w:pPr>
-          <w:hyperlink w:anchor="_Toc225067797" w:history="1">
+          <w:hyperlink w:anchor="_Toc225589538" w:history="1">
             <w:r>
               <w:rPr>
                 <w:rStyle w:val="Hyperlink"/>
@@ -3365,7 +3450,7 @@
                 <w:noProof/>
                 <w:webHidden/>
               </w:rPr>
-              <w:instrText xml:space="preserve"> PAGEREF _Toc225067797 \h </w:instrText>
+              <w:instrText xml:space="preserve"> PAGEREF _Toc225589538 \h </w:instrText>
             </w:r>
             <w:r>
               <w:rPr>
@@ -3411,7 +3496,7 @@
               <w14:ligatures w14:val="standardContextual"/>
             </w:rPr>
           </w:pPr>
-          <w:hyperlink w:anchor="_Toc225067798" w:history="1">
+          <w:hyperlink w:anchor="_Toc225589539" w:history="1">
             <w:r>
               <w:rPr>
                 <w:rStyle w:val="Hyperlink"/>
@@ -3438,7 +3523,7 @@
                 <w:noProof/>
                 <w:webHidden/>
               </w:rPr>
-              <w:instrText xml:space="preserve"> PAGEREF _Toc225067798 \h </w:instrText>
+              <w:instrText xml:space="preserve"> PAGEREF _Toc225589539 \h </w:instrText>
             </w:r>
             <w:r>
               <w:rPr>
@@ -3484,7 +3569,7 @@
               <w14:ligatures w14:val="standardContextual"/>
             </w:rPr>
           </w:pPr>
-          <w:hyperlink w:anchor="_Toc225067799" w:history="1">
+          <w:hyperlink w:anchor="_Toc225589540" w:history="1">
             <w:r>
               <w:rPr>
                 <w:rStyle w:val="Hyperlink"/>
@@ -3511,7 +3596,7 @@
                 <w:noProof/>
                 <w:webHidden/>
               </w:rPr>
-              <w:instrText xml:space="preserve"> PAGEREF _Toc225067799 \h </w:instrText>
+              <w:instrText xml:space="preserve"> PAGEREF _Toc225589540 \h </w:instrText>
             </w:r>
             <w:r>
               <w:rPr>
@@ -3557,7 +3642,7 @@
               <w14:ligatures w14:val="standardContextual"/>
             </w:rPr>
           </w:pPr>
-          <w:hyperlink w:anchor="_Toc225067800" w:history="1">
+          <w:hyperlink w:anchor="_Toc225589541" w:history="1">
             <w:r>
               <w:rPr>
                 <w:rStyle w:val="Hyperlink"/>
@@ -3584,7 +3669,7 @@
                 <w:noProof/>
                 <w:webHidden/>
               </w:rPr>
-              <w:instrText xml:space="preserve"> PAGEREF _Toc225067800 \h </w:instrText>
+              <w:instrText xml:space="preserve"> PAGEREF _Toc225589541 \h </w:instrText>
             </w:r>
             <w:r>
               <w:rPr>
@@ -3630,7 +3715,7 @@
               <w14:ligatures w14:val="standardContextual"/>
             </w:rPr>
           </w:pPr>
-          <w:hyperlink w:anchor="_Toc225067801" w:history="1">
+          <w:hyperlink w:anchor="_Toc225589542" w:history="1">
             <w:r>
               <w:rPr>
                 <w:rStyle w:val="Hyperlink"/>
@@ -3657,7 +3742,7 @@
                 <w:noProof/>
                 <w:webHidden/>
               </w:rPr>
-              <w:instrText xml:space="preserve"> PAGEREF _Toc225067801 \h </w:instrText>
+              <w:instrText xml:space="preserve"> PAGEREF _Toc225589542 \h </w:instrText>
             </w:r>
             <w:r>
               <w:rPr>
@@ -3703,7 +3788,7 @@
               <w14:ligatures w14:val="standardContextual"/>
             </w:rPr>
           </w:pPr>
-          <w:hyperlink w:anchor="_Toc225067802" w:history="1">
+          <w:hyperlink w:anchor="_Toc225589543" w:history="1">
             <w:r>
               <w:rPr>
                 <w:rStyle w:val="Hyperlink"/>
@@ -3730,7 +3815,7 @@
                 <w:noProof/>
                 <w:webHidden/>
               </w:rPr>
-              <w:instrText xml:space="preserve"> PAGEREF _Toc225067802 \h </w:instrText>
+              <w:instrText xml:space="preserve"> PAGEREF _Toc225589543 \h </w:instrText>
             </w:r>
             <w:r>
               <w:rPr>
@@ -3776,7 +3861,7 @@
               <w14:ligatures w14:val="standardContextual"/>
             </w:rPr>
           </w:pPr>
-          <w:hyperlink w:anchor="_Toc225067803" w:history="1">
+          <w:hyperlink w:anchor="_Toc225589544" w:history="1">
             <w:r>
               <w:rPr>
                 <w:rStyle w:val="Hyperlink"/>
@@ -3803,7 +3888,7 @@
                 <w:noProof/>
                 <w:webHidden/>
               </w:rPr>
-              <w:instrText xml:space="preserve"> PAGEREF _Toc225067803 \h </w:instrText>
+              <w:instrText xml:space="preserve"> PAGEREF _Toc225589544 \h </w:instrText>
             </w:r>
             <w:r>
               <w:rPr>
@@ -3849,7 +3934,7 @@
               <w14:ligatures w14:val="standardContextual"/>
             </w:rPr>
           </w:pPr>
-          <w:hyperlink w:anchor="_Toc225067804" w:history="1">
+          <w:hyperlink w:anchor="_Toc225589545" w:history="1">
             <w:r>
               <w:rPr>
                 <w:rStyle w:val="Hyperlink"/>
@@ -3876,7 +3961,7 @@
                 <w:noProof/>
                 <w:webHidden/>
               </w:rPr>
-              <w:instrText xml:space="preserve"> PAGEREF _Toc225067804 \h </w:instrText>
+              <w:instrText xml:space="preserve"> PAGEREF _Toc225589545 \h </w:instrText>
             </w:r>
             <w:r>
               <w:rPr>
@@ -3922,7 +4007,7 @@
               <w14:ligatures w14:val="standardContextual"/>
             </w:rPr>
           </w:pPr>
-          <w:hyperlink w:anchor="_Toc225067805" w:history="1">
+          <w:hyperlink w:anchor="_Toc225589546" w:history="1">
             <w:r>
               <w:rPr>
                 <w:rStyle w:val="Hyperlink"/>
@@ -3949,7 +4034,7 @@
                 <w:noProof/>
                 <w:webHidden/>
               </w:rPr>
-              <w:instrText xml:space="preserve"> PAGEREF _Toc225067805 \h </w:instrText>
+              <w:instrText xml:space="preserve"> PAGEREF _Toc225589546 \h </w:instrText>
             </w:r>
             <w:r>
               <w:rPr>
@@ -3995,7 +4080,7 @@
               <w14:ligatures w14:val="standardContextual"/>
             </w:rPr>
           </w:pPr>
-          <w:hyperlink w:anchor="_Toc225067806" w:history="1">
+          <w:hyperlink w:anchor="_Toc225589547" w:history="1">
             <w:r>
               <w:rPr>
                 <w:rStyle w:val="Hyperlink"/>
@@ -4022,7 +4107,7 @@
                 <w:noProof/>
                 <w:webHidden/>
               </w:rPr>
-              <w:instrText xml:space="preserve"> PAGEREF _Toc225067806 \h </w:instrText>
+              <w:instrText xml:space="preserve"> PAGEREF _Toc225589547 \h </w:instrText>
             </w:r>
             <w:r>
               <w:rPr>
@@ -4068,7 +4153,7 @@
               <w14:ligatures w14:val="standardContextual"/>
             </w:rPr>
           </w:pPr>
-          <w:hyperlink w:anchor="_Toc225067807" w:history="1">
+          <w:hyperlink w:anchor="_Toc225589548" w:history="1">
             <w:r>
               <w:rPr>
                 <w:rStyle w:val="Hyperlink"/>
@@ -4095,7 +4180,7 @@
                 <w:noProof/>
                 <w:webHidden/>
               </w:rPr>
-              <w:instrText xml:space="preserve"> PAGEREF _Toc225067807 \h </w:instrText>
+              <w:instrText xml:space="preserve"> PAGEREF _Toc225589548 \h </w:instrText>
             </w:r>
             <w:r>
               <w:rPr>
@@ -4141,7 +4226,7 @@
               <w14:ligatures w14:val="standardContextual"/>
             </w:rPr>
           </w:pPr>
-          <w:hyperlink w:anchor="_Toc225067808" w:history="1">
+          <w:hyperlink w:anchor="_Toc225589549" w:history="1">
             <w:r>
               <w:rPr>
                 <w:rStyle w:val="Hyperlink"/>
@@ -4168,7 +4253,7 @@
                 <w:noProof/>
                 <w:webHidden/>
               </w:rPr>
-              <w:instrText xml:space="preserve"> PAGEREF _Toc225067808 \h </w:instrText>
+              <w:instrText xml:space="preserve"> PAGEREF _Toc225589549 \h </w:instrText>
             </w:r>
             <w:r>
               <w:rPr>
@@ -4214,7 +4299,7 @@
               <w14:ligatures w14:val="standardContextual"/>
             </w:rPr>
           </w:pPr>
-          <w:hyperlink w:anchor="_Toc225067809" w:history="1">
+          <w:hyperlink w:anchor="_Toc225589550" w:history="1">
             <w:r>
               <w:rPr>
                 <w:rStyle w:val="Hyperlink"/>
@@ -4241,7 +4326,7 @@
                 <w:noProof/>
                 <w:webHidden/>
               </w:rPr>
-              <w:instrText xml:space="preserve"> PAGEREF _Toc225067809 \h </w:instrText>
+              <w:instrText xml:space="preserve"> PAGEREF _Toc225589550 \h </w:instrText>
             </w:r>
             <w:r>
               <w:rPr>
@@ -4287,7 +4372,7 @@
               <w14:ligatures w14:val="standardContextual"/>
             </w:rPr>
           </w:pPr>
-          <w:hyperlink w:anchor="_Toc225067810" w:history="1">
+          <w:hyperlink w:anchor="_Toc225589551" w:history="1">
             <w:r>
               <w:rPr>
                 <w:rStyle w:val="Hyperlink"/>
@@ -4314,7 +4399,7 @@
                 <w:noProof/>
                 <w:webHidden/>
               </w:rPr>
-              <w:instrText xml:space="preserve"> PAGEREF _Toc225067810 \h </w:instrText>
+              <w:instrText xml:space="preserve"> PAGEREF _Toc225589551 \h </w:instrText>
             </w:r>
             <w:r>
               <w:rPr>
@@ -4360,7 +4445,7 @@
               <w14:ligatures w14:val="standardContextual"/>
             </w:rPr>
           </w:pPr>
-          <w:hyperlink w:anchor="_Toc225067811" w:history="1">
+          <w:hyperlink w:anchor="_Toc225589552" w:history="1">
             <w:r>
               <w:rPr>
                 <w:rStyle w:val="Hyperlink"/>
@@ -4387,7 +4472,7 @@
                 <w:noProof/>
                 <w:webHidden/>
               </w:rPr>
-              <w:instrText xml:space="preserve"> PAGEREF _Toc225067811 \h </w:instrText>
+              <w:instrText xml:space="preserve"> PAGEREF _Toc225589552 \h </w:instrText>
             </w:r>
             <w:r>
               <w:rPr>
@@ -4433,7 +4518,7 @@
               <w14:ligatures w14:val="standardContextual"/>
             </w:rPr>
           </w:pPr>
-          <w:hyperlink w:anchor="_Toc225067812" w:history="1">
+          <w:hyperlink w:anchor="_Toc225589553" w:history="1">
             <w:r>
               <w:rPr>
                 <w:rStyle w:val="Hyperlink"/>
@@ -4460,7 +4545,7 @@
                 <w:noProof/>
                 <w:webHidden/>
               </w:rPr>
-              <w:instrText xml:space="preserve"> PAGEREF _Toc225067812 \h </w:instrText>
+              <w:instrText xml:space="preserve"> PAGEREF _Toc225589553 \h </w:instrText>
             </w:r>
             <w:r>
               <w:rPr>
@@ -4506,7 +4591,7 @@
               <w14:ligatures w14:val="standardContextual"/>
             </w:rPr>
           </w:pPr>
-          <w:hyperlink w:anchor="_Toc225067813" w:history="1">
+          <w:hyperlink w:anchor="_Toc225589554" w:history="1">
             <w:r>
               <w:rPr>
                 <w:rStyle w:val="Hyperlink"/>
@@ -4533,7 +4618,80 @@
                 <w:noProof/>
                 <w:webHidden/>
               </w:rPr>
-              <w:instrText xml:space="preserve"> PAGEREF _Toc225067813 \h </w:instrText>
+              <w:instrText xml:space="preserve"> PAGEREF _Toc225589554 \h </w:instrText>
+            </w:r>
+            <w:r>
+              <w:rPr>
+                <w:noProof/>
+                <w:webHidden/>
+              </w:rPr>
+            </w:r>
+            <w:r>
+              <w:rPr>
+                <w:noProof/>
+                <w:webHidden/>
+              </w:rPr>
+              <w:fldChar w:fldCharType="separate"/>
+            </w:r>
+            <w:r>
+              <w:rPr>
+                <w:noProof/>
+                <w:webHidden/>
+              </w:rPr>
+              <w:t>14</w:t>
+            </w:r>
+            <w:r>
+              <w:rPr>
+                <w:noProof/>
+                <w:webHidden/>
+              </w:rPr>
+              <w:fldChar w:fldCharType="end"/>
+            </w:r>
+          </w:hyperlink>
+        </w:p>
+        <w:p>
+          <w:pPr>
+            <w:pStyle w:val="TOC3"/>
+            <w:tabs>
+              <w:tab w:val="right" w:leader="dot" w:pos="9628"/>
+            </w:tabs>
+            <w:rPr>
+              <w:rFonts w:asciiTheme="minorHAnsi" w:eastAsiaTheme="minorEastAsia" w:hAnsiTheme="minorHAnsi" w:cstheme="minorBidi"/>
+              <w:noProof/>
+              <w:kern w:val="2"/>
+              <w:sz w:val="24"/>
+              <w:szCs w:val="24"/>
+              <w14:ligatures w14:val="standardContextual"/>
+            </w:rPr>
+          </w:pPr>
+          <w:hyperlink w:anchor="_Toc225589555" w:history="1">
+            <w:r>
+              <w:rPr>
+                <w:rStyle w:val="Hyperlink"/>
+                <w:noProof/>
+              </w:rPr>
+              <w:t>7. Find Your Sustainable Spending</w:t>
+            </w:r>
+            <w:r>
+              <w:rPr>
+                <w:noProof/>
+                <w:webHidden/>
+              </w:rPr>
+              <w:tab/>
+            </w:r>
+            <w:r>
+              <w:rPr>
+                <w:noProof/>
+                <w:webHidden/>
+              </w:rPr>
+              <w:fldChar w:fldCharType="begin"/>
+            </w:r>
+            <w:r>
+              <w:rPr>
+                <w:noProof/>
+                <w:webHidden/>
+              </w:rPr>
+              <w:instrText xml:space="preserve"> PAGEREF _Toc225589555 \h </w:instrText>
             </w:r>
             <w:r>
               <w:rPr>
@@ -4579,7 +4737,7 @@
               <w14:ligatures w14:val="standardContextual"/>
             </w:rPr>
           </w:pPr>
-          <w:hyperlink w:anchor="_Toc225067814" w:history="1">
+          <w:hyperlink w:anchor="_Toc225589556" w:history="1">
             <w:r>
               <w:rPr>
                 <w:rStyle w:val="Hyperlink"/>
@@ -4606,7 +4764,7 @@
                 <w:noProof/>
                 <w:webHidden/>
               </w:rPr>
-              <w:instrText xml:space="preserve"> PAGEREF _Toc225067814 \h </w:instrText>
+              <w:instrText xml:space="preserve"> PAGEREF _Toc225589556 \h </w:instrText>
             </w:r>
             <w:r>
               <w:rPr>
@@ -4652,7 +4810,7 @@
               <w14:ligatures w14:val="standardContextual"/>
             </w:rPr>
           </w:pPr>
-          <w:hyperlink w:anchor="_Toc225067815" w:history="1">
+          <w:hyperlink w:anchor="_Toc225589557" w:history="1">
             <w:r>
               <w:rPr>
                 <w:rStyle w:val="Hyperlink"/>
@@ -4679,7 +4837,7 @@
                 <w:noProof/>
                 <w:webHidden/>
               </w:rPr>
-              <w:instrText xml:space="preserve"> PAGEREF _Toc225067815 \h </w:instrText>
+              <w:instrText xml:space="preserve"> PAGEREF _Toc225589557 \h </w:instrText>
             </w:r>
             <w:r>
               <w:rPr>
@@ -4725,7 +4883,7 @@
               <w14:ligatures w14:val="standardContextual"/>
             </w:rPr>
           </w:pPr>
-          <w:hyperlink w:anchor="_Toc225067816" w:history="1">
+          <w:hyperlink w:anchor="_Toc225589558" w:history="1">
             <w:r>
               <w:rPr>
                 <w:rStyle w:val="Hyperlink"/>
@@ -4752,7 +4910,7 @@
                 <w:noProof/>
                 <w:webHidden/>
               </w:rPr>
-              <w:instrText xml:space="preserve"> PAGEREF _Toc225067816 \h </w:instrText>
+              <w:instrText xml:space="preserve"> PAGEREF _Toc225589558 \h </w:instrText>
             </w:r>
             <w:r>
               <w:rPr>
@@ -4798,7 +4956,7 @@
               <w14:ligatures w14:val="standardContextual"/>
             </w:rPr>
           </w:pPr>
-          <w:hyperlink w:anchor="_Toc225067817" w:history="1">
+          <w:hyperlink w:anchor="_Toc225589559" w:history="1">
             <w:r>
               <w:rPr>
                 <w:rStyle w:val="Hyperlink"/>
@@ -4825,7 +4983,7 @@
                 <w:noProof/>
                 <w:webHidden/>
               </w:rPr>
-              <w:instrText xml:space="preserve"> PAGEREF _Toc225067817 \h </w:instrText>
+              <w:instrText xml:space="preserve"> PAGEREF _Toc225589559 \h </w:instrText>
             </w:r>
             <w:r>
               <w:rPr>
@@ -4886,7 +5044,7 @@
       <w:pPr>
         <w:pStyle w:val="Heading1"/>
       </w:pPr>
-      <w:bookmarkStart w:id="0" w:name="_Toc225067755"/>
+      <w:bookmarkStart w:id="0" w:name="_Toc225589495"/>
       <w:r>
         <w:lastRenderedPageBreak/>
         <w:t>Welcome</w:t>
@@ -4923,7 +5081,7 @@
       <w:pPr>
         <w:pStyle w:val="Heading2"/>
       </w:pPr>
-      <w:bookmarkStart w:id="1" w:name="_Toc225067756"/>
+      <w:bookmarkStart w:id="1" w:name="_Toc225589496"/>
       <w:r>
         <w:t>A Note About Your Results</w:t>
       </w:r>
@@ -4949,7 +5107,7 @@
       <w:pPr>
         <w:pStyle w:val="Heading1"/>
       </w:pPr>
-      <w:bookmarkStart w:id="2" w:name="_Toc225067757"/>
+      <w:bookmarkStart w:id="2" w:name="_Toc225589497"/>
       <w:r>
         <w:t>Your First Simulation in 5 Steps</w:t>
       </w:r>
@@ -5013,7 +5171,7 @@
       <w:pPr>
         <w:pStyle w:val="Heading2"/>
       </w:pPr>
-      <w:bookmarkStart w:id="3" w:name="_Toc225067758"/>
+      <w:bookmarkStart w:id="3" w:name="_Toc225589498"/>
       <w:r>
         <w:t>Step 1: Household Parameters</w:t>
       </w:r>
@@ -5109,13 +5267,64 @@
     </w:p>
     <w:p>
       <w:pPr>
+        <w:pStyle w:val="Heading3"/>
+      </w:pPr>
+      <w:bookmarkStart w:id="4" w:name="_Toc225589499"/>
+      <w:r>
+        <w:t>Find Sustainable Spending</w:t>
+      </w:r>
+      <w:bookmarkEnd w:id="4"/>
+    </w:p>
+    <w:p>
+      <w:r>
+        <w:t xml:space="preserve">A “Find sustainable spending” link below the Base Annual Spending </w:t>
+      </w:r>
+      <w:proofErr w:type="gramStart"/>
+      <w:r>
+        <w:t>In</w:t>
+      </w:r>
+      <w:proofErr w:type="gramEnd"/>
+      <w:r>
+        <w:t xml:space="preserve"> Retirement solves for the maximum base spending your portfolio can sustain. Two modes: Constant Return (finds the spending level that hits a target ending balance at your Modelled Death Age) and Monte Carlo (finds the spending level that achieves a chosen success rate threshold — 70%, 75%, 80%, 85%, or 90%). The MC solve </w:t>
+      </w:r>
+      <w:r>
+        <w:t xml:space="preserve">typically takes several seconds — </w:t>
+      </w:r>
+      <w:r>
+        <w:t xml:space="preserve">but </w:t>
+      </w:r>
+      <w:r>
+        <w:t>allow up to 30 seconds on older devices</w:t>
+      </w:r>
+      <w:r>
+        <w:t xml:space="preserve">. Both </w:t>
+      </w:r>
+      <w:proofErr w:type="spellStart"/>
+      <w:r>
+        <w:t>modes</w:t>
+      </w:r>
+      <w:proofErr w:type="spellEnd"/>
+      <w:r>
+        <w:t xml:space="preserve"> include all current inputs: Age Pension, pensions, couple tracking, guardrails, and splurge spending. An Apply button sets the Base Annual Spending field to the result.</w:t>
+      </w:r>
+    </w:p>
+    <w:p>
+      <w:pPr>
+        <w:pStyle w:val="ListParagraph"/>
+        <w:spacing w:after="60"/>
+        <w:ind w:left="720"/>
+      </w:pPr>
+    </w:p>
+    <w:p>
+      <w:pPr>
         <w:pStyle w:val="Heading2"/>
       </w:pPr>
-      <w:bookmarkStart w:id="4" w:name="_Toc225067759"/>
-      <w:r>
+      <w:bookmarkStart w:id="5" w:name="_Toc225589500"/>
+      <w:r>
+        <w:lastRenderedPageBreak/>
         <w:t>Step 2: Your Super and Personal Details</w:t>
       </w:r>
-      <w:bookmarkEnd w:id="4"/>
+      <w:bookmarkEnd w:id="5"/>
     </w:p>
     <w:p>
       <w:pPr>
@@ -5129,11 +5338,11 @@
       <w:pPr>
         <w:pStyle w:val="Heading3"/>
       </w:pPr>
-      <w:bookmarkStart w:id="5" w:name="_Toc225067760"/>
+      <w:bookmarkStart w:id="6" w:name="_Toc225589501"/>
       <w:r>
         <w:t>Ages</w:t>
       </w:r>
-      <w:bookmarkEnd w:id="5"/>
+      <w:bookmarkEnd w:id="6"/>
     </w:p>
     <w:p>
       <w:pPr>
@@ -5209,7 +5418,6 @@
           <w:b/>
           <w:bCs/>
         </w:rPr>
-        <w:lastRenderedPageBreak/>
         <w:t xml:space="preserve">Modelled Death Age: </w:t>
       </w:r>
       <w:r>
@@ -5240,11 +5448,11 @@
       <w:pPr>
         <w:pStyle w:val="Heading3"/>
       </w:pPr>
-      <w:bookmarkStart w:id="6" w:name="_Toc225067761"/>
+      <w:bookmarkStart w:id="7" w:name="_Toc225589502"/>
       <w:r>
         <w:t>Super and Pension</w:t>
       </w:r>
-      <w:bookmarkEnd w:id="6"/>
+      <w:bookmarkEnd w:id="7"/>
     </w:p>
     <w:p>
       <w:pPr>
@@ -5290,21 +5498,7 @@
           <w:b/>
           <w:bCs/>
         </w:rPr>
-        <w:t xml:space="preserve">Defined Benefit </w:t>
-      </w:r>
-      <w:r>
-        <w:rPr>
-          <w:b/>
-          <w:bCs/>
-        </w:rPr>
-        <w:t>Pension / Superannuation Annuity</w:t>
-      </w:r>
-      <w:r>
-        <w:rPr>
-          <w:b/>
-          <w:bCs/>
-        </w:rPr>
-        <w:t xml:space="preserve"> (net annual): </w:t>
+        <w:t xml:space="preserve">Defined Benefit Pension / Superannuation Annuity (net annual): </w:t>
       </w:r>
       <w:r>
         <w:t>Annual income from defined benefit pensions or lifetime annuities, after tax, as at the date of retirement. Examples: PSS, CSS, DFRDB, or commercial annuities. Use the estimate provided by your fund. The calculator indexes this to CPI automatically from Year 1 onward.</w:t>
@@ -5314,32 +5508,29 @@
       <w:pPr>
         <w:pStyle w:val="Heading2"/>
       </w:pPr>
-      <w:bookmarkStart w:id="7" w:name="_Toc225067762"/>
+      <w:bookmarkStart w:id="8" w:name="_Toc225589503"/>
       <w:r>
         <w:t>Step 3: Income During Retirement</w:t>
       </w:r>
-      <w:bookmarkEnd w:id="7"/>
+      <w:bookmarkEnd w:id="8"/>
     </w:p>
     <w:p>
       <w:pPr>
         <w:spacing w:after="120"/>
       </w:pPr>
       <w:r>
-        <w:t>These fields appear below the age selectors, still within the Initial Situation section.</w:t>
-      </w:r>
-      <w:r>
-        <w:t xml:space="preserve"> Start Year, Duration, Index to CPI and Employment Income will appear after a non-zero number is entered into Other Net Income.</w:t>
+        <w:t>These fields appear below the age selectors, still within the Initial Situation section. Start Year, Duration, Index to CPI and Employment Income will appear after a non-zero number is entered into Other Net Income.</w:t>
       </w:r>
     </w:p>
     <w:p>
       <w:pPr>
         <w:pStyle w:val="Heading3"/>
       </w:pPr>
-      <w:bookmarkStart w:id="8" w:name="_Toc225067763"/>
+      <w:bookmarkStart w:id="9" w:name="_Toc225589504"/>
       <w:r>
         <w:t>Other Net Income</w:t>
       </w:r>
-      <w:bookmarkEnd w:id="8"/>
+      <w:bookmarkEnd w:id="9"/>
     </w:p>
     <w:p>
       <w:pPr>
@@ -5445,17 +5636,18 @@
       <w:pPr>
         <w:pStyle w:val="Heading3"/>
       </w:pPr>
-      <w:bookmarkStart w:id="9" w:name="_Toc225067764"/>
+      <w:bookmarkStart w:id="10" w:name="_Toc225589505"/>
       <w:r>
         <w:t>Additional Income Streams</w:t>
       </w:r>
-      <w:bookmarkEnd w:id="9"/>
+      <w:bookmarkEnd w:id="10"/>
     </w:p>
     <w:p>
       <w:pPr>
         <w:spacing w:after="120"/>
       </w:pPr>
       <w:r>
+        <w:lastRenderedPageBreak/>
         <w:t>Click “+ Add Income Stream” to add multiple income sources, each with its own description, amount, start year, duration, and CPI indexing. Useful for modelling an overseas pension starting at 65, rental income stopping at 80, or part-time work for the first 5 years.</w:t>
       </w:r>
     </w:p>
@@ -5463,30 +5655,18 @@
       <w:pPr>
         <w:pStyle w:val="Heading3"/>
       </w:pPr>
-      <w:bookmarkStart w:id="10" w:name="_Toc225067765"/>
+      <w:bookmarkStart w:id="11" w:name="_Toc225589506"/>
       <w:r>
         <w:t>Age Pension Settings</w:t>
       </w:r>
-      <w:bookmarkEnd w:id="10"/>
+      <w:bookmarkEnd w:id="11"/>
     </w:p>
     <w:p>
       <w:pPr>
         <w:spacing w:after="120"/>
       </w:pPr>
       <w:r>
-        <w:t>Below the</w:t>
-      </w:r>
-      <w:r>
-        <w:t xml:space="preserve"> Other Net</w:t>
-      </w:r>
-      <w:r>
-        <w:t xml:space="preserve"> </w:t>
-      </w:r>
-      <w:r>
-        <w:t>I</w:t>
-      </w:r>
-      <w:r>
-        <w:t>ncome fields, you’ll find the Age Pension configuration.</w:t>
+        <w:t>Below the Other Net Income fields, you’ll find the Age Pension configuration.</w:t>
       </w:r>
     </w:p>
     <w:p>
@@ -5543,7 +5723,6 @@
           <w:b/>
           <w:bCs/>
         </w:rPr>
-        <w:lastRenderedPageBreak/>
         <w:t xml:space="preserve">Include Age Pension: </w:t>
       </w:r>
       <w:r>
@@ -5594,11 +5773,11 @@
       <w:pPr>
         <w:pStyle w:val="Heading2"/>
       </w:pPr>
-      <w:bookmarkStart w:id="11" w:name="_Toc225067766"/>
+      <w:bookmarkStart w:id="12" w:name="_Toc225589507"/>
       <w:r>
         <w:t>Step 4: Choose Your Scenario</w:t>
       </w:r>
-      <w:bookmarkEnd w:id="11"/>
+      <w:bookmarkEnd w:id="12"/>
     </w:p>
     <w:p>
       <w:pPr>
@@ -6207,11 +6386,11 @@
       <w:pPr>
         <w:pStyle w:val="Heading2"/>
       </w:pPr>
-      <w:bookmarkStart w:id="12" w:name="_Toc225067767"/>
+      <w:bookmarkStart w:id="13" w:name="_Toc225589508"/>
       <w:r>
         <w:t>Step 5: Review Your Results</w:t>
       </w:r>
-      <w:bookmarkEnd w:id="12"/>
+      <w:bookmarkEnd w:id="13"/>
     </w:p>
     <w:p>
       <w:pPr>
@@ -6261,32 +6440,32 @@
       <w:pPr>
         <w:pStyle w:val="Heading1"/>
       </w:pPr>
-      <w:bookmarkStart w:id="13" w:name="_Toc225067768"/>
+      <w:bookmarkStart w:id="14" w:name="_Toc225589509"/>
       <w:r>
         <w:lastRenderedPageBreak/>
         <w:t>Understanding Your Results</w:t>
       </w:r>
-      <w:bookmarkEnd w:id="13"/>
+      <w:bookmarkEnd w:id="14"/>
     </w:p>
     <w:p>
       <w:pPr>
         <w:pStyle w:val="Heading2"/>
       </w:pPr>
-      <w:bookmarkStart w:id="14" w:name="_Toc225067769"/>
+      <w:bookmarkStart w:id="15" w:name="_Toc225589510"/>
       <w:r>
         <w:t>Executive Summary</w:t>
       </w:r>
-      <w:bookmarkEnd w:id="14"/>
+      <w:bookmarkEnd w:id="15"/>
     </w:p>
     <w:p>
       <w:pPr>
         <w:pStyle w:val="Heading3"/>
       </w:pPr>
-      <w:bookmarkStart w:id="15" w:name="_Toc225067770"/>
+      <w:bookmarkStart w:id="16" w:name="_Toc225589511"/>
       <w:r>
         <w:t>Key Metrics</w:t>
       </w:r>
-      <w:bookmarkEnd w:id="15"/>
+      <w:bookmarkEnd w:id="16"/>
     </w:p>
     <w:p>
       <w:pPr>
@@ -6372,21 +6551,21 @@
       <w:pPr>
         <w:pStyle w:val="Heading2"/>
       </w:pPr>
-      <w:bookmarkStart w:id="16" w:name="_Toc225067771"/>
+      <w:bookmarkStart w:id="17" w:name="_Toc225589512"/>
       <w:r>
         <w:t>Charts</w:t>
       </w:r>
-      <w:bookmarkEnd w:id="16"/>
+      <w:bookmarkEnd w:id="17"/>
     </w:p>
     <w:p>
       <w:pPr>
         <w:pStyle w:val="Heading3"/>
       </w:pPr>
-      <w:bookmarkStart w:id="17" w:name="_Toc225067772"/>
+      <w:bookmarkStart w:id="18" w:name="_Toc225589513"/>
       <w:r>
         <w:t>Portfolio Balance</w:t>
       </w:r>
-      <w:bookmarkEnd w:id="17"/>
+      <w:bookmarkEnd w:id="18"/>
     </w:p>
     <w:p>
       <w:pPr>
@@ -6411,16 +6590,7 @@
         <w:spacing w:after="60"/>
       </w:pPr>
       <w:r>
-        <w:t>Green = Main super, Orange = Sequencing buffer, Purple = Cash account</w:t>
-      </w:r>
-      <w:r>
-        <w:t xml:space="preserve"> (</w:t>
-      </w:r>
-      <w:r>
-        <w:t>Constant Return, Stress Tests, and Historical period Scenarios only</w:t>
-      </w:r>
-      <w:r>
-        <w:t>)</w:t>
+        <w:t>Green = Main super, Orange = Sequencing buffer, Purple = Cash account (Constant Return, Stress Tests, and Historical period Scenarios only)</w:t>
       </w:r>
     </w:p>
     <w:p>
@@ -6446,30 +6616,18 @@
         <w:spacing w:after="60"/>
       </w:pPr>
       <w:r>
-        <w:t>In Monte Carlo mode, percentile bands show the range of outcomes (P10/</w:t>
-      </w:r>
-      <w:r>
-        <w:t>P25/</w:t>
-      </w:r>
-      <w:r>
-        <w:t>P50/</w:t>
-      </w:r>
-      <w:r>
-        <w:t>P75/</w:t>
-      </w:r>
-      <w:r>
-        <w:t>P90).</w:t>
+        <w:t>In Monte Carlo mode, percentile bands show the range of outcomes (P10/P25/P50/P75/P90).</w:t>
       </w:r>
     </w:p>
     <w:p>
       <w:pPr>
         <w:pStyle w:val="Heading3"/>
       </w:pPr>
-      <w:bookmarkStart w:id="18" w:name="_Toc225067773"/>
+      <w:bookmarkStart w:id="19" w:name="_Toc225589514"/>
       <w:r>
         <w:t>Income vs Spending</w:t>
       </w:r>
-      <w:bookmarkEnd w:id="18"/>
+      <w:bookmarkEnd w:id="19"/>
     </w:p>
     <w:p>
       <w:pPr>
@@ -6514,11 +6672,11 @@
       <w:pPr>
         <w:pStyle w:val="Heading3"/>
       </w:pPr>
-      <w:bookmarkStart w:id="19" w:name="_Toc225067774"/>
+      <w:bookmarkStart w:id="20" w:name="_Toc225589515"/>
       <w:r>
         <w:t>Annual Spending Breakdown</w:t>
       </w:r>
-      <w:bookmarkEnd w:id="19"/>
+      <w:bookmarkEnd w:id="20"/>
     </w:p>
     <w:p>
       <w:pPr>
@@ -6543,24 +6701,18 @@
         <w:spacing w:after="60"/>
       </w:pPr>
       <w:r>
-        <w:t>Grey dashed line shows the minimum required super drawdown</w:t>
-      </w:r>
-      <w:r>
-        <w:t xml:space="preserve"> (not shown in Monte Carlo modes)</w:t>
-      </w:r>
-      <w:r>
-        <w:t>.</w:t>
+        <w:t>Grey dashed line shows the minimum required super drawdown (not shown in Monte Carlo modes).</w:t>
       </w:r>
     </w:p>
     <w:p>
       <w:pPr>
         <w:pStyle w:val="Heading2"/>
       </w:pPr>
-      <w:bookmarkStart w:id="20" w:name="_Toc225067775"/>
+      <w:bookmarkStart w:id="21" w:name="_Toc225589516"/>
       <w:r>
         <w:t>Longevity &amp; Outcome Analysis Chart</w:t>
       </w:r>
-      <w:bookmarkEnd w:id="20"/>
+      <w:bookmarkEnd w:id="21"/>
     </w:p>
     <w:p>
       <w:pPr>
@@ -6632,12 +6784,12 @@
       <w:pPr>
         <w:pStyle w:val="Heading2"/>
       </w:pPr>
-      <w:bookmarkStart w:id="21" w:name="_Toc225067776"/>
+      <w:bookmarkStart w:id="22" w:name="_Toc225589517"/>
       <w:r>
         <w:lastRenderedPageBreak/>
         <w:t>What’s a Good Result?</w:t>
       </w:r>
-      <w:bookmarkEnd w:id="21"/>
+      <w:bookmarkEnd w:id="22"/>
     </w:p>
     <w:tbl>
       <w:tblPr>
@@ -7018,12 +7170,12 @@
       <w:pPr>
         <w:pStyle w:val="Heading1"/>
       </w:pPr>
-      <w:bookmarkStart w:id="22" w:name="_Toc225067777"/>
+      <w:bookmarkStart w:id="23" w:name="_Toc225589518"/>
       <w:r>
         <w:lastRenderedPageBreak/>
         <w:t>Advanced Features</w:t>
       </w:r>
-      <w:bookmarkEnd w:id="22"/>
+      <w:bookmarkEnd w:id="23"/>
     </w:p>
     <w:p>
       <w:pPr>
@@ -7037,29 +7189,29 @@
       <w:pPr>
         <w:pStyle w:val="Heading2"/>
       </w:pPr>
-      <w:bookmarkStart w:id="23" w:name="_Toc225067778"/>
+      <w:bookmarkStart w:id="24" w:name="_Toc225589519"/>
       <w:r>
         <w:t>Retirement Spending</w:t>
       </w:r>
-      <w:bookmarkEnd w:id="23"/>
+      <w:bookmarkEnd w:id="24"/>
     </w:p>
     <w:p>
       <w:pPr>
         <w:spacing w:after="120"/>
       </w:pPr>
       <w:r>
-        <w:t>The first collapsible section below the Initial Situation panel.</w:t>
+        <w:t xml:space="preserve">The first collapsible section below the Initial Situation panel.     </w:t>
       </w:r>
     </w:p>
     <w:p>
       <w:pPr>
         <w:pStyle w:val="Heading3"/>
       </w:pPr>
-      <w:bookmarkStart w:id="24" w:name="_Toc225067779"/>
+      <w:bookmarkStart w:id="25" w:name="_Toc225589520"/>
       <w:r>
         <w:t>Additional Splurge Spending</w:t>
       </w:r>
-      <w:bookmarkEnd w:id="24"/>
+      <w:bookmarkEnd w:id="25"/>
     </w:p>
     <w:p>
       <w:pPr>
@@ -7118,21 +7270,21 @@
       <w:pPr>
         <w:pStyle w:val="Heading2"/>
       </w:pPr>
-      <w:bookmarkStart w:id="25" w:name="_Toc225067780"/>
+      <w:bookmarkStart w:id="26" w:name="_Toc225589521"/>
       <w:r>
         <w:t>Withdrawal Strategy</w:t>
       </w:r>
-      <w:bookmarkEnd w:id="25"/>
+      <w:bookmarkEnd w:id="26"/>
     </w:p>
     <w:p>
       <w:pPr>
         <w:pStyle w:val="Heading3"/>
       </w:pPr>
-      <w:bookmarkStart w:id="26" w:name="_Toc225067781"/>
+      <w:bookmarkStart w:id="27" w:name="_Toc225589522"/>
       <w:r>
         <w:t>Spending Pattern</w:t>
       </w:r>
-      <w:bookmarkEnd w:id="26"/>
+      <w:bookmarkEnd w:id="27"/>
     </w:p>
     <w:p>
       <w:pPr>
@@ -7178,11 +7330,11 @@
       <w:pPr>
         <w:pStyle w:val="Heading3"/>
       </w:pPr>
-      <w:bookmarkStart w:id="27" w:name="_Toc225067782"/>
+      <w:bookmarkStart w:id="28" w:name="_Toc225589523"/>
       <w:r>
         <w:t>Spending Modifiers</w:t>
       </w:r>
-      <w:bookmarkEnd w:id="27"/>
+      <w:bookmarkEnd w:id="28"/>
     </w:p>
     <w:p>
       <w:pPr>
@@ -7201,10 +7353,7 @@
         <w:t>Forgo Inflation Adjustment After Loss Years</w:t>
       </w:r>
       <w:r>
-        <w:t xml:space="preserve">: </w:t>
-      </w:r>
-      <w:r>
-        <w:t>When enabled, spending stays flat in nominal terms (no CPI uplift) in any year following a portfolio loss. This means your real purchasing power dips slightly in bad years rather than drawing down more capital. Most effective in Monte Carlo mode where loss years occur regularly.</w:t>
+        <w:t>: When enabled, spending stays flat in nominal terms (no CPI uplift) in any year following a portfolio loss. This means your real purchasing power dips slightly in bad years rather than drawing down more capital. Most effective in Monte Carlo mode where loss years occur regularly.</w:t>
       </w:r>
     </w:p>
     <w:p>
@@ -7221,20 +7370,10 @@
           <w:b/>
           <w:bCs/>
         </w:rPr>
-        <w:t>Guardrails (Dynamic Spending)</w:t>
-      </w:r>
-      <w:r>
-        <w:rPr>
-          <w:b/>
-          <w:bCs/>
-        </w:rPr>
-        <w:t>:</w:t>
-      </w:r>
-      <w:r>
-        <w:t xml:space="preserve"> </w:t>
-      </w:r>
-      <w:r>
-        <w:t>Guardrails automatically adjust your spending based on portfolio performance using the Guyton-Klinger method.</w:t>
+        <w:t>Guardrails (Dynamic Spending):</w:t>
+      </w:r>
+      <w:r>
+        <w:t xml:space="preserve"> Guardrails automatically adjust your spending based on portfolio performance using the Guyton-Klinger method.</w:t>
       </w:r>
     </w:p>
     <w:p>
@@ -7254,10 +7393,7 @@
         <w:t>Upper Guardrail</w:t>
       </w:r>
       <w:r>
-        <w:t xml:space="preserve">: </w:t>
-      </w:r>
-      <w:r>
-        <w:t>If portfolio grows beyond this threshold (e.g., 20% above plan), spending increases by the adjustment percentage.</w:t>
+        <w:t>: If portfolio grows beyond this threshold (e.g., 20% above plan), spending increases by the adjustment percentage.</w:t>
       </w:r>
     </w:p>
     <w:p>
@@ -7277,10 +7413,7 @@
         <w:t>Lower Guardrail</w:t>
       </w:r>
       <w:r>
-        <w:t xml:space="preserve">: </w:t>
-      </w:r>
-      <w:r>
-        <w:t>If portfolio drops below this threshold (e.g., 15% below plan), spending decreases.</w:t>
+        <w:t>: If portfolio drops below this threshold (e.g., 15% below plan), spending decreases.</w:t>
       </w:r>
     </w:p>
     <w:p>
@@ -7300,10 +7433,7 @@
         <w:t>Adjustment:</w:t>
       </w:r>
       <w:r>
-        <w:t xml:space="preserve"> </w:t>
-      </w:r>
-      <w:r>
-        <w:t>How much spending changes when a guardrail is triggered (e.g., 10%).</w:t>
+        <w:t xml:space="preserve"> How much spending changes when a guardrail is triggered (e.g., 10%).</w:t>
       </w:r>
     </w:p>
     <w:p>
@@ -7330,11 +7460,11 @@
       <w:pPr>
         <w:pStyle w:val="Heading2"/>
       </w:pPr>
-      <w:bookmarkStart w:id="28" w:name="_Toc225067783"/>
+      <w:bookmarkStart w:id="29" w:name="_Toc225589524"/>
       <w:r>
         <w:t>One-Off &amp; Irregular Expenses</w:t>
       </w:r>
-      <w:bookmarkEnd w:id="28"/>
+      <w:bookmarkEnd w:id="29"/>
     </w:p>
     <w:p>
       <w:pPr>
@@ -7353,11 +7483,11 @@
       <w:pPr>
         <w:pStyle w:val="Heading3"/>
       </w:pPr>
-      <w:bookmarkStart w:id="29" w:name="_Toc225067784"/>
+      <w:bookmarkStart w:id="30" w:name="_Toc225589525"/>
       <w:r>
         <w:t>Use Stochastic Irregular Expenses</w:t>
       </w:r>
-      <w:bookmarkEnd w:id="29"/>
+      <w:bookmarkEnd w:id="30"/>
     </w:p>
     <w:p>
       <w:pPr>
@@ -7415,12 +7545,12 @@
       <w:pPr>
         <w:pStyle w:val="Heading3"/>
       </w:pPr>
-      <w:bookmarkStart w:id="30" w:name="_Toc225067785"/>
+      <w:bookmarkStart w:id="31" w:name="_Toc225589526"/>
       <w:r>
         <w:lastRenderedPageBreak/>
         <w:t>Manual One-Off Expenses</w:t>
       </w:r>
-      <w:bookmarkEnd w:id="30"/>
+      <w:bookmarkEnd w:id="31"/>
     </w:p>
     <w:p>
       <w:pPr>
@@ -7480,11 +7610,11 @@
       <w:pPr>
         <w:pStyle w:val="Heading2"/>
       </w:pPr>
-      <w:bookmarkStart w:id="31" w:name="_Toc225067786"/>
+      <w:bookmarkStart w:id="32" w:name="_Toc225589527"/>
       <w:r>
         <w:t>Aged Care Modelling</w:t>
       </w:r>
-      <w:bookmarkEnd w:id="31"/>
+      <w:bookmarkEnd w:id="32"/>
     </w:p>
     <w:p>
       <w:pPr>
@@ -7606,11 +7736,11 @@
       <w:pPr>
         <w:pStyle w:val="Heading2"/>
       </w:pPr>
-      <w:bookmarkStart w:id="32" w:name="_Toc225067787"/>
+      <w:bookmarkStart w:id="33" w:name="_Toc225589528"/>
       <w:r>
         <w:t>Debts &amp; Liabilities</w:t>
       </w:r>
-      <w:bookmarkEnd w:id="32"/>
+      <w:bookmarkEnd w:id="33"/>
     </w:p>
     <w:p>
       <w:pPr>
@@ -7624,11 +7754,11 @@
       <w:pPr>
         <w:pStyle w:val="Heading2"/>
       </w:pPr>
-      <w:bookmarkStart w:id="33" w:name="_Toc225067788"/>
+      <w:bookmarkStart w:id="34" w:name="_Toc225589529"/>
       <w:r>
         <w:t>Couple Tracking</w:t>
       </w:r>
-      <w:bookmarkEnd w:id="33"/>
+      <w:bookmarkEnd w:id="34"/>
     </w:p>
     <w:p>
       <w:pPr>
@@ -7722,11 +7852,11 @@
       <w:pPr>
         <w:pStyle w:val="Heading3"/>
       </w:pPr>
-      <w:bookmarkStart w:id="34" w:name="_Toc225067789"/>
+      <w:bookmarkStart w:id="35" w:name="_Toc225589530"/>
       <w:r>
         <w:t>Death Scenario Modelling</w:t>
       </w:r>
-      <w:bookmarkEnd w:id="34"/>
+      <w:bookmarkEnd w:id="35"/>
     </w:p>
     <w:p>
       <w:pPr>
@@ -7763,10 +7893,7 @@
         <w:t xml:space="preserve">Both Alive: </w:t>
       </w:r>
       <w:r>
-        <w:t>Both partners are alive for the duration of the simulation (i.e. no death modelling)</w:t>
-      </w:r>
-      <w:r>
-        <w:t>.</w:t>
+        <w:t>Both partners are alive for the duration of the simulation (i.e. no death modelling).</w:t>
       </w:r>
     </w:p>
     <w:p>
@@ -7786,19 +7913,7 @@
         <w:t xml:space="preserve">Partner 1 Dies: </w:t>
       </w:r>
       <w:r>
-        <w:t xml:space="preserve">At the </w:t>
-      </w:r>
-      <w:r>
-        <w:t>Modelled Death</w:t>
-      </w:r>
-      <w:r>
-        <w:t xml:space="preserve"> </w:t>
-      </w:r>
-      <w:r>
-        <w:t>A</w:t>
-      </w:r>
-      <w:r>
-        <w:t>ge, their super transfers to the survivor, pension reduces to the reversionary rate, spending drops to the single-person level (default 70% of couple spending), and Age Pension switches to single rates.</w:t>
+        <w:t>At the Modelled Death Age, their super transfers to the survivor, pension reduces to the reversionary rate, spending drops to the single-person level (default 70% of couple spending), and Age Pension switches to single rates.</w:t>
       </w:r>
     </w:p>
     <w:p>
@@ -7845,12 +7960,12 @@
       <w:pPr>
         <w:pStyle w:val="Heading2"/>
       </w:pPr>
-      <w:bookmarkStart w:id="35" w:name="_Toc225067790"/>
+      <w:bookmarkStart w:id="36" w:name="_Toc225589531"/>
       <w:r>
         <w:lastRenderedPageBreak/>
         <w:t>Scenario Manager (Save/Load)</w:t>
       </w:r>
-      <w:bookmarkEnd w:id="35"/>
+      <w:bookmarkEnd w:id="36"/>
     </w:p>
     <w:p>
       <w:pPr>
@@ -7867,10 +7982,7 @@
         <w:t>Save/Load</w:t>
       </w:r>
       <w:r>
-        <w:t xml:space="preserve"> </w:t>
-      </w:r>
-      <w:r>
-        <w:t xml:space="preserve">button at the top of the screen. </w:t>
+        <w:t xml:space="preserve"> button at the top of the screen. </w:t>
       </w:r>
       <w:proofErr w:type="spellStart"/>
       <w:proofErr w:type="gramStart"/>
@@ -7975,11 +8087,11 @@
       <w:pPr>
         <w:pStyle w:val="Heading2"/>
       </w:pPr>
-      <w:bookmarkStart w:id="36" w:name="_Toc225067791"/>
+      <w:bookmarkStart w:id="37" w:name="_Toc225589532"/>
       <w:r>
         <w:t>What-If Comparison</w:t>
       </w:r>
-      <w:bookmarkEnd w:id="36"/>
+      <w:bookmarkEnd w:id="37"/>
     </w:p>
     <w:p>
       <w:pPr>
@@ -7993,11 +8105,11 @@
       <w:pPr>
         <w:pStyle w:val="Heading2"/>
       </w:pPr>
-      <w:bookmarkStart w:id="37" w:name="_Toc225067792"/>
+      <w:bookmarkStart w:id="38" w:name="_Toc225589533"/>
       <w:r>
         <w:t>DOCX Export</w:t>
       </w:r>
-      <w:bookmarkEnd w:id="37"/>
+      <w:bookmarkEnd w:id="38"/>
     </w:p>
     <w:p>
       <w:pPr>
@@ -8014,27 +8126,18 @@
         <w:t>Export Word</w:t>
       </w:r>
       <w:r>
-        <w:t xml:space="preserve"> </w:t>
-      </w:r>
-      <w:r>
-        <w:t xml:space="preserve">button </w:t>
-      </w:r>
-      <w:r>
-        <w:t xml:space="preserve">(top right of the screen) </w:t>
-      </w:r>
-      <w:r>
-        <w:t>to download your simulation results as a formatted Word document, including your input parameters, key metrics, and summary data.</w:t>
+        <w:t xml:space="preserve"> button (top right of the screen) to download your simulation results as a formatted Word document. The report includes your input parameters, key metrics, embedded chart images (Portfolio Balance, Income vs Spending, Annual Spending Breakdown, and Partner Super in couple mode), a Portfolio Assessment &amp; Recommendations section with plan-specific analysis, sensitivity analysis, and a methodology appendix. Run Monte Carlo and/or Formal Stress Tests before exporting to include risk analysis and recommendations.</w:t>
       </w:r>
     </w:p>
     <w:p>
       <w:pPr>
         <w:pStyle w:val="Heading2"/>
       </w:pPr>
-      <w:bookmarkStart w:id="38" w:name="_Toc225067793"/>
+      <w:bookmarkStart w:id="39" w:name="_Toc225589534"/>
       <w:r>
         <w:t>Sensitivity Analysis</w:t>
       </w:r>
-      <w:bookmarkEnd w:id="38"/>
+      <w:bookmarkEnd w:id="39"/>
     </w:p>
     <w:p>
       <w:pPr>
@@ -8071,22 +8174,22 @@
       <w:pPr>
         <w:pStyle w:val="Heading1"/>
       </w:pPr>
-      <w:bookmarkStart w:id="39" w:name="_Toc225067794"/>
+      <w:bookmarkStart w:id="40" w:name="_Toc225589535"/>
       <w:r>
         <w:lastRenderedPageBreak/>
         <w:t>Using Monte Carlo (Recommended)</w:t>
       </w:r>
-      <w:bookmarkEnd w:id="39"/>
+      <w:bookmarkEnd w:id="40"/>
     </w:p>
     <w:p>
       <w:pPr>
         <w:pStyle w:val="Heading2"/>
       </w:pPr>
-      <w:bookmarkStart w:id="40" w:name="_Toc225067795"/>
+      <w:bookmarkStart w:id="41" w:name="_Toc225589536"/>
       <w:r>
         <w:t>Parametric Monte Carlo</w:t>
       </w:r>
-      <w:bookmarkEnd w:id="40"/>
+      <w:bookmarkEnd w:id="41"/>
     </w:p>
     <w:p>
       <w:pPr>
@@ -8168,11 +8271,11 @@
       <w:pPr>
         <w:pStyle w:val="Heading2"/>
       </w:pPr>
-      <w:bookmarkStart w:id="41" w:name="_Toc225067796"/>
+      <w:bookmarkStart w:id="42" w:name="_Toc225589537"/>
       <w:r>
         <w:t>Historical Monte Carlo</w:t>
       </w:r>
-      <w:bookmarkEnd w:id="41"/>
+      <w:bookmarkEnd w:id="42"/>
     </w:p>
     <w:p>
       <w:pPr>
@@ -8276,11 +8379,11 @@
       <w:pPr>
         <w:pStyle w:val="Heading2"/>
       </w:pPr>
-      <w:bookmarkStart w:id="42" w:name="_Toc225067797"/>
+      <w:bookmarkStart w:id="43" w:name="_Toc225589538"/>
       <w:r>
         <w:t>Interpreting Monte Carlo Results</w:t>
       </w:r>
-      <w:bookmarkEnd w:id="42"/>
+      <w:bookmarkEnd w:id="43"/>
     </w:p>
     <w:p>
       <w:pPr>
@@ -8381,11 +8484,11 @@
       <w:pPr>
         <w:pStyle w:val="Heading3"/>
       </w:pPr>
-      <w:bookmarkStart w:id="43" w:name="_Toc225067798"/>
+      <w:bookmarkStart w:id="44" w:name="_Toc225589539"/>
       <w:r>
         <w:t>Target Success Rates</w:t>
       </w:r>
-      <w:bookmarkEnd w:id="43"/>
+      <w:bookmarkEnd w:id="44"/>
     </w:p>
     <w:p>
       <w:pPr>
@@ -8486,12 +8589,12 @@
       <w:pPr>
         <w:pStyle w:val="Heading1"/>
       </w:pPr>
-      <w:bookmarkStart w:id="44" w:name="_Toc225067799"/>
+      <w:bookmarkStart w:id="45" w:name="_Toc225589540"/>
       <w:r>
         <w:lastRenderedPageBreak/>
         <w:t>Stress Tests</w:t>
       </w:r>
-      <w:bookmarkEnd w:id="44"/>
+      <w:bookmarkEnd w:id="45"/>
     </w:p>
     <w:p>
       <w:pPr>
@@ -9386,31 +9489,31 @@
       <w:pPr>
         <w:pStyle w:val="Heading1"/>
       </w:pPr>
-      <w:bookmarkStart w:id="45" w:name="_Toc225067800"/>
+      <w:bookmarkStart w:id="46" w:name="_Toc225589541"/>
       <w:r>
         <w:t>Common Adjustments</w:t>
       </w:r>
-      <w:bookmarkEnd w:id="45"/>
+      <w:bookmarkEnd w:id="46"/>
     </w:p>
     <w:p>
       <w:pPr>
         <w:pStyle w:val="Heading2"/>
       </w:pPr>
-      <w:bookmarkStart w:id="46" w:name="_Toc225067801"/>
+      <w:bookmarkStart w:id="47" w:name="_Toc225589542"/>
       <w:r>
         <w:t>If Running Out of Money</w:t>
       </w:r>
-      <w:bookmarkEnd w:id="46"/>
+      <w:bookmarkEnd w:id="47"/>
     </w:p>
     <w:p>
       <w:pPr>
         <w:pStyle w:val="Heading3"/>
       </w:pPr>
-      <w:bookmarkStart w:id="47" w:name="_Toc225067802"/>
+      <w:bookmarkStart w:id="48" w:name="_Toc225589543"/>
       <w:r>
         <w:t>Option 1: Reduce Spending</w:t>
       </w:r>
-      <w:bookmarkEnd w:id="47"/>
+      <w:bookmarkEnd w:id="48"/>
     </w:p>
     <w:p>
       <w:pPr>
@@ -9455,11 +9558,11 @@
       <w:pPr>
         <w:pStyle w:val="Heading3"/>
       </w:pPr>
-      <w:bookmarkStart w:id="48" w:name="_Toc225067803"/>
+      <w:bookmarkStart w:id="49" w:name="_Toc225589544"/>
       <w:r>
         <w:t>Option 2: Delay Retirement</w:t>
       </w:r>
-      <w:bookmarkEnd w:id="48"/>
+      <w:bookmarkEnd w:id="49"/>
     </w:p>
     <w:p>
       <w:pPr>
@@ -9491,11 +9594,11 @@
       <w:pPr>
         <w:pStyle w:val="Heading3"/>
       </w:pPr>
-      <w:bookmarkStart w:id="49" w:name="_Toc225067804"/>
+      <w:bookmarkStart w:id="50" w:name="_Toc225589545"/>
       <w:r>
         <w:t>Option 3: Add Part-Time Income</w:t>
       </w:r>
-      <w:bookmarkEnd w:id="49"/>
+      <w:bookmarkEnd w:id="50"/>
     </w:p>
     <w:p>
       <w:pPr>
@@ -9527,11 +9630,11 @@
       <w:pPr>
         <w:pStyle w:val="Heading3"/>
       </w:pPr>
-      <w:bookmarkStart w:id="50" w:name="_Toc225067805"/>
+      <w:bookmarkStart w:id="51" w:name="_Toc225589546"/>
       <w:r>
         <w:t>Option 4: Enable Guardrails</w:t>
       </w:r>
-      <w:bookmarkEnd w:id="50"/>
+      <w:bookmarkEnd w:id="51"/>
     </w:p>
     <w:p>
       <w:pPr>
@@ -9563,11 +9666,11 @@
       <w:pPr>
         <w:pStyle w:val="Heading2"/>
       </w:pPr>
-      <w:bookmarkStart w:id="51" w:name="_Toc225067806"/>
+      <w:bookmarkStart w:id="52" w:name="_Toc225589547"/>
       <w:r>
         <w:t>If Too Much Left Over</w:t>
       </w:r>
-      <w:bookmarkEnd w:id="51"/>
+      <w:bookmarkEnd w:id="52"/>
     </w:p>
     <w:p>
       <w:pPr>
@@ -9630,22 +9733,22 @@
       <w:pPr>
         <w:pStyle w:val="Heading1"/>
       </w:pPr>
-      <w:bookmarkStart w:id="52" w:name="_Toc225067807"/>
+      <w:bookmarkStart w:id="53" w:name="_Toc225589548"/>
       <w:r>
         <w:lastRenderedPageBreak/>
         <w:t>Pro Tips</w:t>
       </w:r>
-      <w:bookmarkEnd w:id="52"/>
+      <w:bookmarkEnd w:id="53"/>
     </w:p>
     <w:p>
       <w:pPr>
         <w:pStyle w:val="Heading3"/>
       </w:pPr>
-      <w:bookmarkStart w:id="53" w:name="_Toc225067808"/>
+      <w:bookmarkStart w:id="54" w:name="_Toc225589549"/>
       <w:r>
         <w:t>1. Start Conservative</w:t>
       </w:r>
-      <w:bookmarkEnd w:id="53"/>
+      <w:bookmarkEnd w:id="54"/>
     </w:p>
     <w:p>
       <w:pPr>
@@ -9690,11 +9793,11 @@
       <w:pPr>
         <w:pStyle w:val="Heading3"/>
       </w:pPr>
-      <w:bookmarkStart w:id="54" w:name="_Toc225067809"/>
+      <w:bookmarkStart w:id="55" w:name="_Toc225589550"/>
       <w:r>
         <w:t>2. Test Multiple Scenarios</w:t>
       </w:r>
-      <w:bookmarkEnd w:id="54"/>
+      <w:bookmarkEnd w:id="55"/>
     </w:p>
     <w:p>
       <w:pPr>
@@ -9739,11 +9842,11 @@
       <w:pPr>
         <w:pStyle w:val="Heading3"/>
       </w:pPr>
-      <w:bookmarkStart w:id="55" w:name="_Toc225067810"/>
+      <w:bookmarkStart w:id="56" w:name="_Toc225589551"/>
       <w:r>
         <w:t>3. Use Real Dollars View</w:t>
       </w:r>
-      <w:bookmarkEnd w:id="55"/>
+      <w:bookmarkEnd w:id="56"/>
     </w:p>
     <w:p>
       <w:pPr>
@@ -9791,11 +9894,11 @@
       <w:pPr>
         <w:pStyle w:val="Heading3"/>
       </w:pPr>
-      <w:bookmarkStart w:id="56" w:name="_Toc225067811"/>
+      <w:bookmarkStart w:id="57" w:name="_Toc225589552"/>
       <w:r>
         <w:t>4. Don’t Obsess Over Precision</w:t>
       </w:r>
-      <w:bookmarkEnd w:id="56"/>
+      <w:bookmarkEnd w:id="57"/>
     </w:p>
     <w:p>
       <w:pPr>
@@ -9840,11 +9943,11 @@
       <w:pPr>
         <w:pStyle w:val="Heading3"/>
       </w:pPr>
-      <w:bookmarkStart w:id="57" w:name="_Toc225067812"/>
+      <w:bookmarkStart w:id="58" w:name="_Toc225589553"/>
       <w:r>
         <w:t>5. Age Pension Matters</w:t>
       </w:r>
-      <w:bookmarkEnd w:id="57"/>
+      <w:bookmarkEnd w:id="58"/>
     </w:p>
     <w:p>
       <w:pPr>
@@ -9889,11 +9992,11 @@
       <w:pPr>
         <w:pStyle w:val="Heading3"/>
       </w:pPr>
-      <w:bookmarkStart w:id="58" w:name="_Toc225067813"/>
+      <w:bookmarkStart w:id="59" w:name="_Toc225589554"/>
       <w:r>
         <w:t>6. Use the Scenario Manager</w:t>
       </w:r>
-      <w:bookmarkEnd w:id="58"/>
+      <w:bookmarkEnd w:id="59"/>
     </w:p>
     <w:p>
       <w:pPr>
@@ -9936,23 +10039,65 @@
     </w:p>
     <w:p>
       <w:pPr>
+        <w:pStyle w:val="Heading3"/>
+      </w:pPr>
+      <w:bookmarkStart w:id="60" w:name="_Toc225589555"/>
+      <w:r>
+        <w:t>7. Find Your Sustainable Spending</w:t>
+      </w:r>
+      <w:bookmarkEnd w:id="60"/>
+    </w:p>
+    <w:p>
+      <w:pPr>
+        <w:pStyle w:val="ListParagraph"/>
+      </w:pPr>
+      <w:r>
+        <w:t xml:space="preserve">Use the “Find sustainable spending” link below the </w:t>
+      </w:r>
+      <w:r>
+        <w:t>Base Annual Spending in Retirement field</w:t>
+      </w:r>
+      <w:r>
+        <w:t xml:space="preserve"> to solve for your maximum sustainable base spending. The Monte Carlo mode finds the spending level that achieves your chosen success rate — the most rigorous way to </w:t>
+      </w:r>
+      <w:proofErr w:type="gramStart"/>
+      <w:r>
+        <w:t>answer</w:t>
+      </w:r>
+      <w:proofErr w:type="gramEnd"/>
+      <w:r>
+        <w:t xml:space="preserve"> “what can I afford to spend?”</w:t>
+      </w:r>
+    </w:p>
+    <w:p>
+      <w:pPr>
+        <w:pStyle w:val="ListParagraph"/>
+      </w:pPr>
+    </w:p>
+    <w:p>
+      <w:pPr>
+        <w:pStyle w:val="ListParagraph"/>
+      </w:pPr>
+    </w:p>
+    <w:p>
+      <w:pPr>
         <w:pStyle w:val="Heading1"/>
       </w:pPr>
-      <w:bookmarkStart w:id="59" w:name="_Toc225067814"/>
+      <w:bookmarkStart w:id="61" w:name="_Toc225589556"/>
       <w:r>
         <w:t>Checklist for Your First Run</w:t>
       </w:r>
-      <w:bookmarkEnd w:id="59"/>
+      <w:bookmarkEnd w:id="61"/>
     </w:p>
     <w:p>
       <w:pPr>
         <w:pStyle w:val="Heading3"/>
       </w:pPr>
-      <w:bookmarkStart w:id="60" w:name="_Toc225067815"/>
+      <w:bookmarkStart w:id="62" w:name="_Toc225589557"/>
       <w:r>
         <w:t>5-Minute Setup</w:t>
       </w:r>
-      <w:bookmarkEnd w:id="60"/>
+      <w:bookmarkEnd w:id="62"/>
     </w:p>
     <w:p>
       <w:pPr>
@@ -10003,6 +10148,7 @@
         <w:spacing w:after="60"/>
       </w:pPr>
       <w:r>
+        <w:lastRenderedPageBreak/>
         <w:t>Add any other net income (part-time work, rental, etc.).</w:t>
       </w:r>
     </w:p>
@@ -10067,12 +10213,11 @@
       <w:pPr>
         <w:pStyle w:val="Heading3"/>
       </w:pPr>
-      <w:bookmarkStart w:id="61" w:name="_Toc225067816"/>
-      <w:r>
-        <w:lastRenderedPageBreak/>
+      <w:bookmarkStart w:id="63" w:name="_Toc225589558"/>
+      <w:r>
         <w:t>15-Minute Analysis</w:t>
       </w:r>
-      <w:bookmarkEnd w:id="61"/>
+      <w:bookmarkEnd w:id="63"/>
     </w:p>
     <w:p>
       <w:pPr>
@@ -10130,11 +10275,11 @@
       <w:pPr>
         <w:pStyle w:val="Heading3"/>
       </w:pPr>
-      <w:bookmarkStart w:id="62" w:name="_Toc225067817"/>
+      <w:bookmarkStart w:id="64" w:name="_Toc225589559"/>
       <w:r>
         <w:t>Deep Dive</w:t>
       </w:r>
-      <w:bookmarkEnd w:id="62"/>
+      <w:bookmarkEnd w:id="64"/>
     </w:p>
     <w:p>
       <w:pPr>
@@ -11182,7 +11327,6 @@
   <w:style w:type="character" w:default="1" w:styleId="DefaultParagraphFont">
     <w:name w:val="Default Paragraph Font"/>
     <w:uiPriority w:val="1"/>
-    <w:semiHidden/>
     <w:unhideWhenUsed/>
   </w:style>
   <w:style w:type="table" w:default="1" w:styleId="TableNormal">

--- a/Quick_Start_Guide.docx
+++ b/Quick_Start_Guide.docx
@@ -19,25 +19,25 @@
           <w:i/>
           <w:iCs/>
           <w:noProof/>
-          <w:color w:val="666666"/>
+          <w:color w:val="555555"/>
           <w:sz w:val="24"/>
           <w:szCs w:val="24"/>
         </w:rPr>
         <mc:AlternateContent>
           <mc:Choice Requires="wps">
             <w:drawing>
-              <wp:anchor distT="45720" distB="45720" distL="114300" distR="114300" simplePos="0" relativeHeight="251660288" behindDoc="0" locked="0" layoutInCell="1" allowOverlap="1" wp14:anchorId="19459495" wp14:editId="2C0152C3">
+              <wp:anchor distT="45720" distB="45720" distL="114300" distR="114300" simplePos="0" relativeHeight="251662336" behindDoc="0" locked="0" layoutInCell="1" allowOverlap="1" wp14:anchorId="3EFBB30B" wp14:editId="483BDE4E">
                 <wp:simplePos x="0" y="0"/>
                 <wp:positionH relativeFrom="margin">
                   <wp:align>center</wp:align>
                 </wp:positionH>
                 <wp:positionV relativeFrom="paragraph">
-                  <wp:posOffset>8204835</wp:posOffset>
+                  <wp:posOffset>2270760</wp:posOffset>
                 </wp:positionV>
-                <wp:extent cx="2360930" cy="323850"/>
-                <wp:effectExtent l="0" t="0" r="0" b="0"/>
-                <wp:wrapSquare wrapText="bothSides"/>
-                <wp:docPr id="217" name="Text Box 2"/>
+                <wp:extent cx="3086100" cy="1404620"/>
+                <wp:effectExtent l="0" t="0" r="0" b="6350"/>
+                <wp:wrapNone/>
+                <wp:docPr id="581905724" name="Text Box 2"/>
                 <wp:cNvGraphicFramePr>
                   <a:graphicFrameLocks xmlns:a="http://schemas.openxmlformats.org/drawingml/2006/main"/>
                 </wp:cNvGraphicFramePr>
@@ -50,7 +50,7 @@
                       <wps:spPr bwMode="auto">
                         <a:xfrm>
                           <a:off x="0" y="0"/>
-                          <a:ext cx="2360930" cy="323850"/>
+                          <a:ext cx="3086100" cy="1404620"/>
                         </a:xfrm>
                         <a:prstGeom prst="rect">
                           <a:avLst/>
@@ -67,125 +67,211 @@
                         <w:txbxContent>
                           <w:p>
                             <w:pPr>
-                              <w:spacing w:after="600"/>
                               <w:jc w:val="center"/>
                               <w:rPr>
-                                <w:color w:val="FFFFFF"/>
+                                <w:color w:val="FFFFFF" w:themeColor="background1"/>
+                                <w:sz w:val="48"/>
+                                <w:szCs w:val="48"/>
+                                <w:lang w:val="en-US"/>
                               </w:rPr>
                             </w:pPr>
                             <w:r>
                               <w:rPr>
-                                <w:color w:val="FFFFFF"/>
+                                <w:color w:val="FFFFFF" w:themeColor="background1"/>
+                                <w:sz w:val="48"/>
+                                <w:szCs w:val="48"/>
+                                <w:lang w:val="en-US"/>
                               </w:rPr>
-                              <w:t>Version 17.</w:t>
-                            </w:r>
-                            <w:r>
-                              <w:rPr>
-                                <w:color w:val="FFFFFF"/>
-                              </w:rPr>
-                              <w:t>2</w:t>
+                              <w:t>Quick Start Guide</w:t>
                             </w:r>
                           </w:p>
-                          <w:p/>
                         </w:txbxContent>
                       </wps:txbx>
                       <wps:bodyPr rot="0" vert="horz" wrap="square" lIns="91440" tIns="45720" rIns="91440" bIns="45720" anchor="t" anchorCtr="0">
-                        <a:noAutofit/>
+                        <a:spAutoFit/>
                       </wps:bodyPr>
                     </wps:wsp>
                   </a:graphicData>
                 </a:graphic>
                 <wp14:sizeRelH relativeFrom="margin">
-                  <wp14:pctWidth>40000</wp14:pctWidth>
+                  <wp14:pctWidth>0</wp14:pctWidth>
                 </wp14:sizeRelH>
                 <wp14:sizeRelV relativeFrom="margin">
-                  <wp14:pctHeight>0</wp14:pctHeight>
+                  <wp14:pctHeight>20000</wp14:pctHeight>
                 </wp14:sizeRelV>
               </wp:anchor>
             </w:drawing>
           </mc:Choice>
           <mc:Fallback>
             <w:pict>
-              <v:shapetype w14:anchorId="19459495" id="_x0000_t202" coordsize="21600,21600" o:spt="202" path="m,l,21600r21600,l21600,xe">
+              <v:shapetype w14:anchorId="3EFBB30B" id="_x0000_t202" coordsize="21600,21600" o:spt="202" path="m,l,21600r21600,l21600,xe">
                 <v:stroke joinstyle="miter"/>
                 <v:path gradientshapeok="t" o:connecttype="rect"/>
               </v:shapetype>
-              <v:shape id="Text Box 2" o:spid="_x0000_s1026" type="#_x0000_t202" style="position:absolute;left:0;text-align:left;margin-left:0;margin-top:646.05pt;width:185.9pt;height:25.5pt;z-index:251660288;visibility:visible;mso-wrap-style:square;mso-width-percent:400;mso-height-percent:0;mso-wrap-distance-left:9pt;mso-wrap-distance-top:3.6pt;mso-wrap-distance-right:9pt;mso-wrap-distance-bottom:3.6pt;mso-position-horizontal:center;mso-position-horizontal-relative:margin;mso-position-vertical:absolute;mso-position-vertical-relative:text;mso-width-percent:400;mso-height-percent:0;mso-width-relative:margin;mso-height-relative:margin;v-text-anchor:top" o:gfxdata="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" filled="f" stroked="f">
-                <v:textbox>
+              <v:shape id="Text Box 2" o:spid="_x0000_s1026" type="#_x0000_t202" style="position:absolute;left:0;text-align:left;margin-left:0;margin-top:178.8pt;width:243pt;height:110.6pt;z-index:251662336;visibility:visible;mso-wrap-style:square;mso-width-percent:0;mso-height-percent:200;mso-wrap-distance-left:9pt;mso-wrap-distance-top:3.6pt;mso-wrap-distance-right:9pt;mso-wrap-distance-bottom:3.6pt;mso-position-horizontal:center;mso-position-horizontal-relative:margin;mso-position-vertical:absolute;mso-position-vertical-relative:text;mso-width-percent:0;mso-height-percent:200;mso-width-relative:margin;mso-height-relative:margin;v-text-anchor:top" o:gfxdata="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" filled="f" stroked="f">
+                <v:textbox style="mso-fit-shape-to-text:t">
                   <w:txbxContent>
                     <w:p>
                       <w:pPr>
-                        <w:spacing w:after="600"/>
                         <w:jc w:val="center"/>
                         <w:rPr>
-                          <w:color w:val="FFFFFF"/>
+                          <w:color w:val="FFFFFF" w:themeColor="background1"/>
+                          <w:sz w:val="48"/>
+                          <w:szCs w:val="48"/>
+                          <w:lang w:val="en-US"/>
                         </w:rPr>
                       </w:pPr>
                       <w:r>
                         <w:rPr>
-                          <w:color w:val="FFFFFF"/>
+                          <w:color w:val="FFFFFF" w:themeColor="background1"/>
+                          <w:sz w:val="48"/>
+                          <w:szCs w:val="48"/>
+                          <w:lang w:val="en-US"/>
                         </w:rPr>
-                        <w:t>Version 17.</w:t>
-                      </w:r>
-                      <w:r>
-                        <w:rPr>
-                          <w:color w:val="FFFFFF"/>
-                        </w:rPr>
-                        <w:t>2</w:t>
+                        <w:t>Quick Start Guide</w:t>
                       </w:r>
                     </w:p>
-                    <w:p/>
                   </w:txbxContent>
                 </v:textbox>
-                <w10:wrap type="square" anchorx="margin"/>
+                <w10:wrap anchorx="margin"/>
               </v:shape>
             </w:pict>
           </mc:Fallback>
         </mc:AlternateContent>
       </w:r>
-    </w:p>
-    <w:p>
-      <w:pPr>
-        <w:spacing w:after="200"/>
-        <w:jc w:val="center"/>
-        <w:rPr>
-          <w:i/>
-          <w:iCs/>
-          <w:color w:val="666666"/>
-          <w:sz w:val="24"/>
-          <w:szCs w:val="24"/>
-        </w:rPr>
-      </w:pPr>
       <w:r>
         <w:rPr>
           <w:i/>
           <w:iCs/>
           <w:noProof/>
-          <w:color w:val="666666"/>
+          <w:color w:val="555555"/>
           <w:sz w:val="24"/>
           <w:szCs w:val="24"/>
         </w:rPr>
+        <mc:AlternateContent>
+          <mc:Choice Requires="wps">
+            <w:drawing>
+              <wp:anchor distT="45720" distB="45720" distL="114300" distR="114300" simplePos="0" relativeHeight="251666432" behindDoc="0" locked="0" layoutInCell="1" allowOverlap="1" wp14:anchorId="33697040" wp14:editId="105F54DA">
+                <wp:simplePos x="0" y="0"/>
+                <wp:positionH relativeFrom="margin">
+                  <wp:align>center</wp:align>
+                </wp:positionH>
+                <wp:positionV relativeFrom="paragraph">
+                  <wp:posOffset>8398510</wp:posOffset>
+                </wp:positionV>
+                <wp:extent cx="914400" cy="1404620"/>
+                <wp:effectExtent l="0" t="0" r="0" b="1270"/>
+                <wp:wrapNone/>
+                <wp:docPr id="1880700344" name="Text Box 2"/>
+                <wp:cNvGraphicFramePr>
+                  <a:graphicFrameLocks xmlns:a="http://schemas.openxmlformats.org/drawingml/2006/main"/>
+                </wp:cNvGraphicFramePr>
+                <a:graphic xmlns:a="http://schemas.openxmlformats.org/drawingml/2006/main">
+                  <a:graphicData uri="http://schemas.microsoft.com/office/word/2010/wordprocessingShape">
+                    <wps:wsp>
+                      <wps:cNvSpPr txBox="1">
+                        <a:spLocks noChangeArrowheads="1"/>
+                      </wps:cNvSpPr>
+                      <wps:spPr bwMode="auto">
+                        <a:xfrm>
+                          <a:off x="0" y="0"/>
+                          <a:ext cx="914400" cy="1404620"/>
+                        </a:xfrm>
+                        <a:prstGeom prst="rect">
+                          <a:avLst/>
+                        </a:prstGeom>
+                        <a:noFill/>
+                        <a:ln w="9525">
+                          <a:noFill/>
+                          <a:miter lim="800000"/>
+                          <a:headEnd/>
+                          <a:tailEnd/>
+                        </a:ln>
+                      </wps:spPr>
+                      <wps:txbx>
+                        <w:txbxContent>
+                          <w:p>
+                            <w:pPr>
+                              <w:rPr>
+                                <w:color w:val="FFFFFF" w:themeColor="background1"/>
+                              </w:rPr>
+                            </w:pPr>
+                            <w:r>
+                              <w:rPr>
+                                <w:color w:val="FFFFFF" w:themeColor="background1"/>
+                                <w:sz w:val="20"/>
+                                <w:szCs w:val="20"/>
+                              </w:rPr>
+                              <w:t>Version 1.0</w:t>
+                            </w:r>
+                          </w:p>
+                        </w:txbxContent>
+                      </wps:txbx>
+                      <wps:bodyPr rot="0" vert="horz" wrap="square" lIns="91440" tIns="45720" rIns="91440" bIns="45720" anchor="t" anchorCtr="0">
+                        <a:spAutoFit/>
+                      </wps:bodyPr>
+                    </wps:wsp>
+                  </a:graphicData>
+                </a:graphic>
+                <wp14:sizeRelH relativeFrom="margin">
+                  <wp14:pctWidth>0</wp14:pctWidth>
+                </wp14:sizeRelH>
+                <wp14:sizeRelV relativeFrom="margin">
+                  <wp14:pctHeight>20000</wp14:pctHeight>
+                </wp14:sizeRelV>
+              </wp:anchor>
+            </w:drawing>
+          </mc:Choice>
+          <mc:Fallback>
+            <w:pict>
+              <v:shape w14:anchorId="33697040" id="_x0000_s1027" type="#_x0000_t202" style="position:absolute;left:0;text-align:left;margin-left:0;margin-top:661.3pt;width:1in;height:110.6pt;z-index:251666432;visibility:visible;mso-wrap-style:square;mso-width-percent:0;mso-height-percent:200;mso-wrap-distance-left:9pt;mso-wrap-distance-top:3.6pt;mso-wrap-distance-right:9pt;mso-wrap-distance-bottom:3.6pt;mso-position-horizontal:center;mso-position-horizontal-relative:margin;mso-position-vertical:absolute;mso-position-vertical-relative:text;mso-width-percent:0;mso-height-percent:200;mso-width-relative:margin;mso-height-relative:margin;v-text-anchor:top" o:gfxdata="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" filled="f" stroked="f">
+                <v:textbox style="mso-fit-shape-to-text:t">
+                  <w:txbxContent>
+                    <w:p>
+                      <w:pPr>
+                        <w:rPr>
+                          <w:color w:val="FFFFFF" w:themeColor="background1"/>
+                        </w:rPr>
+                      </w:pPr>
+                      <w:r>
+                        <w:rPr>
+                          <w:color w:val="FFFFFF" w:themeColor="background1"/>
+                          <w:sz w:val="20"/>
+                          <w:szCs w:val="20"/>
+                        </w:rPr>
+                        <w:t>Version 1.0</w:t>
+                      </w:r>
+                    </w:p>
+                  </w:txbxContent>
+                </v:textbox>
+                <w10:wrap anchorx="margin"/>
+              </v:shape>
+            </w:pict>
+          </mc:Fallback>
+        </mc:AlternateContent>
+      </w:r>
+      <w:r>
+        <w:rPr>
+          <w:b/>
+          <w:bCs/>
+          <w:noProof/>
+          <w:color w:val="1F4E79"/>
+          <w:sz w:val="52"/>
+          <w:szCs w:val="52"/>
+        </w:rPr>
         <w:drawing>
-          <wp:anchor distT="0" distB="0" distL="114300" distR="114300" simplePos="0" relativeHeight="251658240" behindDoc="0" locked="0" layoutInCell="1" allowOverlap="1" wp14:anchorId="2B7727D2" wp14:editId="3DABB02A">
+          <wp:anchor distT="0" distB="0" distL="114300" distR="114300" simplePos="0" relativeHeight="251664384" behindDoc="0" locked="0" layoutInCell="1" allowOverlap="1" wp14:anchorId="6279D85F" wp14:editId="5755A391">
             <wp:simplePos x="0" y="0"/>
-            <wp:positionH relativeFrom="column">
-              <wp:posOffset>3810</wp:posOffset>
+            <wp:positionH relativeFrom="margin">
+              <wp:align>center</wp:align>
             </wp:positionH>
             <wp:positionV relativeFrom="paragraph">
-              <wp:posOffset>-3175</wp:posOffset>
+              <wp:posOffset>289560</wp:posOffset>
             </wp:positionV>
-            <wp:extent cx="6120130" cy="8651875"/>
+            <wp:extent cx="4667250" cy="1047750"/>
             <wp:effectExtent l="0" t="0" r="0" b="0"/>
-            <wp:wrapThrough wrapText="bothSides">
-              <wp:wrapPolygon edited="0">
-                <wp:start x="0" y="0"/>
-                <wp:lineTo x="0" y="21545"/>
-                <wp:lineTo x="21515" y="21545"/>
-                <wp:lineTo x="21515" y="0"/>
-                <wp:lineTo x="0" y="0"/>
-              </wp:wrapPolygon>
-            </wp:wrapThrough>
-            <wp:docPr id="1657529365" name="Picture 1"/>
+            <wp:wrapNone/>
+            <wp:docPr id="2144978640" name="Graphic 4"/>
             <wp:cNvGraphicFramePr>
               <a:graphicFrameLocks xmlns:a="http://schemas.openxmlformats.org/drawingml/2006/main" noChangeAspect="1"/>
             </wp:cNvGraphicFramePr>
@@ -193,11 +279,62 @@
               <a:graphicData uri="http://schemas.openxmlformats.org/drawingml/2006/picture">
                 <pic:pic xmlns:pic="http://schemas.openxmlformats.org/drawingml/2006/picture">
                   <pic:nvPicPr>
-                    <pic:cNvPr id="1657529365" name="Picture 1657529365"/>
+                    <pic:cNvPr id="82840167" name="Graphic 82840167"/>
                     <pic:cNvPicPr/>
                   </pic:nvPicPr>
                   <pic:blipFill>
                     <a:blip r:embed="rId8">
+                      <a:extLst>
+                        <a:ext uri="{96DAC541-7B7A-43D3-8B79-37D633B846F1}">
+                          <asvg:svgBlip xmlns:asvg="http://schemas.microsoft.com/office/drawing/2016/SVG/main" r:embed="rId9"/>
+                        </a:ext>
+                      </a:extLst>
+                    </a:blip>
+                    <a:stretch>
+                      <a:fillRect/>
+                    </a:stretch>
+                  </pic:blipFill>
+                  <pic:spPr>
+                    <a:xfrm>
+                      <a:off x="0" y="0"/>
+                      <a:ext cx="4667250" cy="1047750"/>
+                    </a:xfrm>
+                    <a:prstGeom prst="rect">
+                      <a:avLst/>
+                    </a:prstGeom>
+                  </pic:spPr>
+                </pic:pic>
+              </a:graphicData>
+            </a:graphic>
+          </wp:anchor>
+        </w:drawing>
+      </w:r>
+      <w:r>
+        <w:rPr>
+          <w:b/>
+          <w:bCs/>
+          <w:noProof/>
+          <w:color w:val="1F4E79"/>
+          <w:sz w:val="52"/>
+          <w:szCs w:val="52"/>
+        </w:rPr>
+        <w:drawing>
+          <wp:inline distT="0" distB="0" distL="0" distR="0" wp14:anchorId="612A8489" wp14:editId="0DDB7981">
+            <wp:extent cx="6119778" cy="9296400"/>
+            <wp:effectExtent l="0" t="0" r="0" b="0"/>
+            <wp:docPr id="1337806704" name="Picture 7"/>
+            <wp:cNvGraphicFramePr>
+              <a:graphicFrameLocks xmlns:a="http://schemas.openxmlformats.org/drawingml/2006/main" noChangeAspect="1"/>
+            </wp:cNvGraphicFramePr>
+            <a:graphic xmlns:a="http://schemas.openxmlformats.org/drawingml/2006/main">
+              <a:graphicData uri="http://schemas.openxmlformats.org/drawingml/2006/picture">
+                <pic:pic xmlns:pic="http://schemas.openxmlformats.org/drawingml/2006/picture">
+                  <pic:nvPicPr>
+                    <pic:cNvPr id="1337806704" name="Picture 1337806704"/>
+                    <pic:cNvPicPr/>
+                  </pic:nvPicPr>
+                  <pic:blipFill>
+                    <a:blip r:embed="rId10">
                       <a:extLst>
                         <a:ext uri="{28A0092B-C50C-407E-A947-70E740481C1C}">
                           <a14:useLocalDpi xmlns:a14="http://schemas.microsoft.com/office/drawing/2010/main" val="0"/>
@@ -211,7 +348,7 @@
                   <pic:spPr>
                     <a:xfrm>
                       <a:off x="0" y="0"/>
-                      <a:ext cx="6120130" cy="8651875"/>
+                      <a:ext cx="6126356" cy="9306393"/>
                     </a:xfrm>
                     <a:prstGeom prst="rect">
                       <a:avLst/>
@@ -220,7 +357,7 @@
                 </pic:pic>
               </a:graphicData>
             </a:graphic>
-          </wp:anchor>
+          </wp:inline>
         </w:drawing>
       </w:r>
     </w:p>
@@ -284,7 +421,7 @@
           <w:r>
             <w:fldChar w:fldCharType="separate"/>
           </w:r>
-          <w:hyperlink w:anchor="_Toc225589495" w:history="1">
+          <w:hyperlink w:anchor="_Toc225692168" w:history="1">
             <w:r>
               <w:rPr>
                 <w:rStyle w:val="Hyperlink"/>
@@ -311,7 +448,7 @@
                 <w:noProof/>
                 <w:webHidden/>
               </w:rPr>
-              <w:instrText xml:space="preserve"> PAGEREF _Toc225589495 \h </w:instrText>
+              <w:instrText xml:space="preserve"> PAGEREF _Toc225692168 \h </w:instrText>
             </w:r>
             <w:r>
               <w:rPr>
@@ -357,7 +494,7 @@
               <w14:ligatures w14:val="standardContextual"/>
             </w:rPr>
           </w:pPr>
-          <w:hyperlink w:anchor="_Toc225589496" w:history="1">
+          <w:hyperlink w:anchor="_Toc225692169" w:history="1">
             <w:r>
               <w:rPr>
                 <w:rStyle w:val="Hyperlink"/>
@@ -384,7 +521,7 @@
                 <w:noProof/>
                 <w:webHidden/>
               </w:rPr>
-              <w:instrText xml:space="preserve"> PAGEREF _Toc225589496 \h </w:instrText>
+              <w:instrText xml:space="preserve"> PAGEREF _Toc225692169 \h </w:instrText>
             </w:r>
             <w:r>
               <w:rPr>
@@ -430,7 +567,7 @@
               <w14:ligatures w14:val="standardContextual"/>
             </w:rPr>
           </w:pPr>
-          <w:hyperlink w:anchor="_Toc225589497" w:history="1">
+          <w:hyperlink w:anchor="_Toc225692170" w:history="1">
             <w:r>
               <w:rPr>
                 <w:rStyle w:val="Hyperlink"/>
@@ -457,7 +594,7 @@
                 <w:noProof/>
                 <w:webHidden/>
               </w:rPr>
-              <w:instrText xml:space="preserve"> PAGEREF _Toc225589497 \h </w:instrText>
+              <w:instrText xml:space="preserve"> PAGEREF _Toc225692170 \h </w:instrText>
             </w:r>
             <w:r>
               <w:rPr>
@@ -503,7 +640,7 @@
               <w14:ligatures w14:val="standardContextual"/>
             </w:rPr>
           </w:pPr>
-          <w:hyperlink w:anchor="_Toc225589498" w:history="1">
+          <w:hyperlink w:anchor="_Toc225692171" w:history="1">
             <w:r>
               <w:rPr>
                 <w:rStyle w:val="Hyperlink"/>
@@ -530,7 +667,7 @@
                 <w:noProof/>
                 <w:webHidden/>
               </w:rPr>
-              <w:instrText xml:space="preserve"> PAGEREF _Toc225589498 \h </w:instrText>
+              <w:instrText xml:space="preserve"> PAGEREF _Toc225692171 \h </w:instrText>
             </w:r>
             <w:r>
               <w:rPr>
@@ -576,7 +713,7 @@
               <w14:ligatures w14:val="standardContextual"/>
             </w:rPr>
           </w:pPr>
-          <w:hyperlink w:anchor="_Toc225589499" w:history="1">
+          <w:hyperlink w:anchor="_Toc225692172" w:history="1">
             <w:r>
               <w:rPr>
                 <w:rStyle w:val="Hyperlink"/>
@@ -603,7 +740,7 @@
                 <w:noProof/>
                 <w:webHidden/>
               </w:rPr>
-              <w:instrText xml:space="preserve"> PAGEREF _Toc225589499 \h </w:instrText>
+              <w:instrText xml:space="preserve"> PAGEREF _Toc225692172 \h </w:instrText>
             </w:r>
             <w:r>
               <w:rPr>
@@ -649,7 +786,7 @@
               <w14:ligatures w14:val="standardContextual"/>
             </w:rPr>
           </w:pPr>
-          <w:hyperlink w:anchor="_Toc225589500" w:history="1">
+          <w:hyperlink w:anchor="_Toc225692173" w:history="1">
             <w:r>
               <w:rPr>
                 <w:rStyle w:val="Hyperlink"/>
@@ -676,7 +813,7 @@
                 <w:noProof/>
                 <w:webHidden/>
               </w:rPr>
-              <w:instrText xml:space="preserve"> PAGEREF _Toc225589500 \h </w:instrText>
+              <w:instrText xml:space="preserve"> PAGEREF _Toc225692173 \h </w:instrText>
             </w:r>
             <w:r>
               <w:rPr>
@@ -722,7 +859,7 @@
               <w14:ligatures w14:val="standardContextual"/>
             </w:rPr>
           </w:pPr>
-          <w:hyperlink w:anchor="_Toc225589501" w:history="1">
+          <w:hyperlink w:anchor="_Toc225692174" w:history="1">
             <w:r>
               <w:rPr>
                 <w:rStyle w:val="Hyperlink"/>
@@ -749,7 +886,7 @@
                 <w:noProof/>
                 <w:webHidden/>
               </w:rPr>
-              <w:instrText xml:space="preserve"> PAGEREF _Toc225589501 \h </w:instrText>
+              <w:instrText xml:space="preserve"> PAGEREF _Toc225692174 \h </w:instrText>
             </w:r>
             <w:r>
               <w:rPr>
@@ -795,7 +932,7 @@
               <w14:ligatures w14:val="standardContextual"/>
             </w:rPr>
           </w:pPr>
-          <w:hyperlink w:anchor="_Toc225589502" w:history="1">
+          <w:hyperlink w:anchor="_Toc225692175" w:history="1">
             <w:r>
               <w:rPr>
                 <w:rStyle w:val="Hyperlink"/>
@@ -822,7 +959,7 @@
                 <w:noProof/>
                 <w:webHidden/>
               </w:rPr>
-              <w:instrText xml:space="preserve"> PAGEREF _Toc225589502 \h </w:instrText>
+              <w:instrText xml:space="preserve"> PAGEREF _Toc225692175 \h </w:instrText>
             </w:r>
             <w:r>
               <w:rPr>
@@ -868,7 +1005,7 @@
               <w14:ligatures w14:val="standardContextual"/>
             </w:rPr>
           </w:pPr>
-          <w:hyperlink w:anchor="_Toc225589503" w:history="1">
+          <w:hyperlink w:anchor="_Toc225692176" w:history="1">
             <w:r>
               <w:rPr>
                 <w:rStyle w:val="Hyperlink"/>
@@ -895,7 +1032,7 @@
                 <w:noProof/>
                 <w:webHidden/>
               </w:rPr>
-              <w:instrText xml:space="preserve"> PAGEREF _Toc225589503 \h </w:instrText>
+              <w:instrText xml:space="preserve"> PAGEREF _Toc225692176 \h </w:instrText>
             </w:r>
             <w:r>
               <w:rPr>
@@ -941,7 +1078,7 @@
               <w14:ligatures w14:val="standardContextual"/>
             </w:rPr>
           </w:pPr>
-          <w:hyperlink w:anchor="_Toc225589504" w:history="1">
+          <w:hyperlink w:anchor="_Toc225692177" w:history="1">
             <w:r>
               <w:rPr>
                 <w:rStyle w:val="Hyperlink"/>
@@ -968,7 +1105,7 @@
                 <w:noProof/>
                 <w:webHidden/>
               </w:rPr>
-              <w:instrText xml:space="preserve"> PAGEREF _Toc225589504 \h </w:instrText>
+              <w:instrText xml:space="preserve"> PAGEREF _Toc225692177 \h </w:instrText>
             </w:r>
             <w:r>
               <w:rPr>
@@ -1014,7 +1151,7 @@
               <w14:ligatures w14:val="standardContextual"/>
             </w:rPr>
           </w:pPr>
-          <w:hyperlink w:anchor="_Toc225589505" w:history="1">
+          <w:hyperlink w:anchor="_Toc225692178" w:history="1">
             <w:r>
               <w:rPr>
                 <w:rStyle w:val="Hyperlink"/>
@@ -1041,7 +1178,7 @@
                 <w:noProof/>
                 <w:webHidden/>
               </w:rPr>
-              <w:instrText xml:space="preserve"> PAGEREF _Toc225589505 \h </w:instrText>
+              <w:instrText xml:space="preserve"> PAGEREF _Toc225692178 \h </w:instrText>
             </w:r>
             <w:r>
               <w:rPr>
@@ -1061,7 +1198,7 @@
                 <w:noProof/>
                 <w:webHidden/>
               </w:rPr>
-              <w:t>5</w:t>
+              <w:t>6</w:t>
             </w:r>
             <w:r>
               <w:rPr>
@@ -1087,7 +1224,7 @@
               <w14:ligatures w14:val="standardContextual"/>
             </w:rPr>
           </w:pPr>
-          <w:hyperlink w:anchor="_Toc225589506" w:history="1">
+          <w:hyperlink w:anchor="_Toc225692179" w:history="1">
             <w:r>
               <w:rPr>
                 <w:rStyle w:val="Hyperlink"/>
@@ -1114,7 +1251,7 @@
                 <w:noProof/>
                 <w:webHidden/>
               </w:rPr>
-              <w:instrText xml:space="preserve"> PAGEREF _Toc225589506 \h </w:instrText>
+              <w:instrText xml:space="preserve"> PAGEREF _Toc225692179 \h </w:instrText>
             </w:r>
             <w:r>
               <w:rPr>
@@ -1160,7 +1297,7 @@
               <w14:ligatures w14:val="standardContextual"/>
             </w:rPr>
           </w:pPr>
-          <w:hyperlink w:anchor="_Toc225589507" w:history="1">
+          <w:hyperlink w:anchor="_Toc225692180" w:history="1">
             <w:r>
               <w:rPr>
                 <w:rStyle w:val="Hyperlink"/>
@@ -1187,7 +1324,7 @@
                 <w:noProof/>
                 <w:webHidden/>
               </w:rPr>
-              <w:instrText xml:space="preserve"> PAGEREF _Toc225589507 \h </w:instrText>
+              <w:instrText xml:space="preserve"> PAGEREF _Toc225692180 \h </w:instrText>
             </w:r>
             <w:r>
               <w:rPr>
@@ -1233,7 +1370,7 @@
               <w14:ligatures w14:val="standardContextual"/>
             </w:rPr>
           </w:pPr>
-          <w:hyperlink w:anchor="_Toc225589508" w:history="1">
+          <w:hyperlink w:anchor="_Toc225692181" w:history="1">
             <w:r>
               <w:rPr>
                 <w:rStyle w:val="Hyperlink"/>
@@ -1260,7 +1397,7 @@
                 <w:noProof/>
                 <w:webHidden/>
               </w:rPr>
-              <w:instrText xml:space="preserve"> PAGEREF _Toc225589508 \h </w:instrText>
+              <w:instrText xml:space="preserve"> PAGEREF _Toc225692181 \h </w:instrText>
             </w:r>
             <w:r>
               <w:rPr>
@@ -1306,7 +1443,7 @@
               <w14:ligatures w14:val="standardContextual"/>
             </w:rPr>
           </w:pPr>
-          <w:hyperlink w:anchor="_Toc225589509" w:history="1">
+          <w:hyperlink w:anchor="_Toc225692182" w:history="1">
             <w:r>
               <w:rPr>
                 <w:rStyle w:val="Hyperlink"/>
@@ -1333,7 +1470,7 @@
                 <w:noProof/>
                 <w:webHidden/>
               </w:rPr>
-              <w:instrText xml:space="preserve"> PAGEREF _Toc225589509 \h </w:instrText>
+              <w:instrText xml:space="preserve"> PAGEREF _Toc225692182 \h </w:instrText>
             </w:r>
             <w:r>
               <w:rPr>
@@ -1379,7 +1516,7 @@
               <w14:ligatures w14:val="standardContextual"/>
             </w:rPr>
           </w:pPr>
-          <w:hyperlink w:anchor="_Toc225589510" w:history="1">
+          <w:hyperlink w:anchor="_Toc225692183" w:history="1">
             <w:r>
               <w:rPr>
                 <w:rStyle w:val="Hyperlink"/>
@@ -1406,7 +1543,7 @@
                 <w:noProof/>
                 <w:webHidden/>
               </w:rPr>
-              <w:instrText xml:space="preserve"> PAGEREF _Toc225589510 \h </w:instrText>
+              <w:instrText xml:space="preserve"> PAGEREF _Toc225692183 \h </w:instrText>
             </w:r>
             <w:r>
               <w:rPr>
@@ -1452,7 +1589,7 @@
               <w14:ligatures w14:val="standardContextual"/>
             </w:rPr>
           </w:pPr>
-          <w:hyperlink w:anchor="_Toc225589511" w:history="1">
+          <w:hyperlink w:anchor="_Toc225692184" w:history="1">
             <w:r>
               <w:rPr>
                 <w:rStyle w:val="Hyperlink"/>
@@ -1479,7 +1616,7 @@
                 <w:noProof/>
                 <w:webHidden/>
               </w:rPr>
-              <w:instrText xml:space="preserve"> PAGEREF _Toc225589511 \h </w:instrText>
+              <w:instrText xml:space="preserve"> PAGEREF _Toc225692184 \h </w:instrText>
             </w:r>
             <w:r>
               <w:rPr>
@@ -1525,7 +1662,7 @@
               <w14:ligatures w14:val="standardContextual"/>
             </w:rPr>
           </w:pPr>
-          <w:hyperlink w:anchor="_Toc225589512" w:history="1">
+          <w:hyperlink w:anchor="_Toc225692185" w:history="1">
             <w:r>
               <w:rPr>
                 <w:rStyle w:val="Hyperlink"/>
@@ -1552,7 +1689,7 @@
                 <w:noProof/>
                 <w:webHidden/>
               </w:rPr>
-              <w:instrText xml:space="preserve"> PAGEREF _Toc225589512 \h </w:instrText>
+              <w:instrText xml:space="preserve"> PAGEREF _Toc225692185 \h </w:instrText>
             </w:r>
             <w:r>
               <w:rPr>
@@ -1598,7 +1735,7 @@
               <w14:ligatures w14:val="standardContextual"/>
             </w:rPr>
           </w:pPr>
-          <w:hyperlink w:anchor="_Toc225589513" w:history="1">
+          <w:hyperlink w:anchor="_Toc225692186" w:history="1">
             <w:r>
               <w:rPr>
                 <w:rStyle w:val="Hyperlink"/>
@@ -1625,7 +1762,7 @@
                 <w:noProof/>
                 <w:webHidden/>
               </w:rPr>
-              <w:instrText xml:space="preserve"> PAGEREF _Toc225589513 \h </w:instrText>
+              <w:instrText xml:space="preserve"> PAGEREF _Toc225692186 \h </w:instrText>
             </w:r>
             <w:r>
               <w:rPr>
@@ -1671,7 +1808,7 @@
               <w14:ligatures w14:val="standardContextual"/>
             </w:rPr>
           </w:pPr>
-          <w:hyperlink w:anchor="_Toc225589514" w:history="1">
+          <w:hyperlink w:anchor="_Toc225692187" w:history="1">
             <w:r>
               <w:rPr>
                 <w:rStyle w:val="Hyperlink"/>
@@ -1698,7 +1835,7 @@
                 <w:noProof/>
                 <w:webHidden/>
               </w:rPr>
-              <w:instrText xml:space="preserve"> PAGEREF _Toc225589514 \h </w:instrText>
+              <w:instrText xml:space="preserve"> PAGEREF _Toc225692187 \h </w:instrText>
             </w:r>
             <w:r>
               <w:rPr>
@@ -1744,7 +1881,7 @@
               <w14:ligatures w14:val="standardContextual"/>
             </w:rPr>
           </w:pPr>
-          <w:hyperlink w:anchor="_Toc225589515" w:history="1">
+          <w:hyperlink w:anchor="_Toc225692188" w:history="1">
             <w:r>
               <w:rPr>
                 <w:rStyle w:val="Hyperlink"/>
@@ -1771,7 +1908,7 @@
                 <w:noProof/>
                 <w:webHidden/>
               </w:rPr>
-              <w:instrText xml:space="preserve"> PAGEREF _Toc225589515 \h </w:instrText>
+              <w:instrText xml:space="preserve"> PAGEREF _Toc225692188 \h </w:instrText>
             </w:r>
             <w:r>
               <w:rPr>
@@ -1817,7 +1954,7 @@
               <w14:ligatures w14:val="standardContextual"/>
             </w:rPr>
           </w:pPr>
-          <w:hyperlink w:anchor="_Toc225589516" w:history="1">
+          <w:hyperlink w:anchor="_Toc225692189" w:history="1">
             <w:r>
               <w:rPr>
                 <w:rStyle w:val="Hyperlink"/>
@@ -1844,7 +1981,7 @@
                 <w:noProof/>
                 <w:webHidden/>
               </w:rPr>
-              <w:instrText xml:space="preserve"> PAGEREF _Toc225589516 \h </w:instrText>
+              <w:instrText xml:space="preserve"> PAGEREF _Toc225692189 \h </w:instrText>
             </w:r>
             <w:r>
               <w:rPr>
@@ -1890,7 +2027,7 @@
               <w14:ligatures w14:val="standardContextual"/>
             </w:rPr>
           </w:pPr>
-          <w:hyperlink w:anchor="_Toc225589517" w:history="1">
+          <w:hyperlink w:anchor="_Toc225692190" w:history="1">
             <w:r>
               <w:rPr>
                 <w:rStyle w:val="Hyperlink"/>
@@ -1917,7 +2054,7 @@
                 <w:noProof/>
                 <w:webHidden/>
               </w:rPr>
-              <w:instrText xml:space="preserve"> PAGEREF _Toc225589517 \h </w:instrText>
+              <w:instrText xml:space="preserve"> PAGEREF _Toc225692190 \h </w:instrText>
             </w:r>
             <w:r>
               <w:rPr>
@@ -1963,7 +2100,7 @@
               <w14:ligatures w14:val="standardContextual"/>
             </w:rPr>
           </w:pPr>
-          <w:hyperlink w:anchor="_Toc225589518" w:history="1">
+          <w:hyperlink w:anchor="_Toc225692191" w:history="1">
             <w:r>
               <w:rPr>
                 <w:rStyle w:val="Hyperlink"/>
@@ -1990,7 +2127,7 @@
                 <w:noProof/>
                 <w:webHidden/>
               </w:rPr>
-              <w:instrText xml:space="preserve"> PAGEREF _Toc225589518 \h </w:instrText>
+              <w:instrText xml:space="preserve"> PAGEREF _Toc225692191 \h </w:instrText>
             </w:r>
             <w:r>
               <w:rPr>
@@ -2036,7 +2173,7 @@
               <w14:ligatures w14:val="standardContextual"/>
             </w:rPr>
           </w:pPr>
-          <w:hyperlink w:anchor="_Toc225589519" w:history="1">
+          <w:hyperlink w:anchor="_Toc225692192" w:history="1">
             <w:r>
               <w:rPr>
                 <w:rStyle w:val="Hyperlink"/>
@@ -2063,7 +2200,7 @@
                 <w:noProof/>
                 <w:webHidden/>
               </w:rPr>
-              <w:instrText xml:space="preserve"> PAGEREF _Toc225589519 \h </w:instrText>
+              <w:instrText xml:space="preserve"> PAGEREF _Toc225692192 \h </w:instrText>
             </w:r>
             <w:r>
               <w:rPr>
@@ -2109,7 +2246,7 @@
               <w14:ligatures w14:val="standardContextual"/>
             </w:rPr>
           </w:pPr>
-          <w:hyperlink w:anchor="_Toc225589520" w:history="1">
+          <w:hyperlink w:anchor="_Toc225692193" w:history="1">
             <w:r>
               <w:rPr>
                 <w:rStyle w:val="Hyperlink"/>
@@ -2136,7 +2273,7 @@
                 <w:noProof/>
                 <w:webHidden/>
               </w:rPr>
-              <w:instrText xml:space="preserve"> PAGEREF _Toc225589520 \h </w:instrText>
+              <w:instrText xml:space="preserve"> PAGEREF _Toc225692193 \h </w:instrText>
             </w:r>
             <w:r>
               <w:rPr>
@@ -2182,7 +2319,7 @@
               <w14:ligatures w14:val="standardContextual"/>
             </w:rPr>
           </w:pPr>
-          <w:hyperlink w:anchor="_Toc225589521" w:history="1">
+          <w:hyperlink w:anchor="_Toc225692194" w:history="1">
             <w:r>
               <w:rPr>
                 <w:rStyle w:val="Hyperlink"/>
@@ -2209,7 +2346,7 @@
                 <w:noProof/>
                 <w:webHidden/>
               </w:rPr>
-              <w:instrText xml:space="preserve"> PAGEREF _Toc225589521 \h </w:instrText>
+              <w:instrText xml:space="preserve"> PAGEREF _Toc225692194 \h </w:instrText>
             </w:r>
             <w:r>
               <w:rPr>
@@ -2255,7 +2392,7 @@
               <w14:ligatures w14:val="standardContextual"/>
             </w:rPr>
           </w:pPr>
-          <w:hyperlink w:anchor="_Toc225589522" w:history="1">
+          <w:hyperlink w:anchor="_Toc225692195" w:history="1">
             <w:r>
               <w:rPr>
                 <w:rStyle w:val="Hyperlink"/>
@@ -2282,7 +2419,7 @@
                 <w:noProof/>
                 <w:webHidden/>
               </w:rPr>
-              <w:instrText xml:space="preserve"> PAGEREF _Toc225589522 \h </w:instrText>
+              <w:instrText xml:space="preserve"> PAGEREF _Toc225692195 \h </w:instrText>
             </w:r>
             <w:r>
               <w:rPr>
@@ -2328,7 +2465,7 @@
               <w14:ligatures w14:val="standardContextual"/>
             </w:rPr>
           </w:pPr>
-          <w:hyperlink w:anchor="_Toc225589523" w:history="1">
+          <w:hyperlink w:anchor="_Toc225692196" w:history="1">
             <w:r>
               <w:rPr>
                 <w:rStyle w:val="Hyperlink"/>
@@ -2355,7 +2492,7 @@
                 <w:noProof/>
                 <w:webHidden/>
               </w:rPr>
-              <w:instrText xml:space="preserve"> PAGEREF _Toc225589523 \h </w:instrText>
+              <w:instrText xml:space="preserve"> PAGEREF _Toc225692196 \h </w:instrText>
             </w:r>
             <w:r>
               <w:rPr>
@@ -2401,7 +2538,7 @@
               <w14:ligatures w14:val="standardContextual"/>
             </w:rPr>
           </w:pPr>
-          <w:hyperlink w:anchor="_Toc225589524" w:history="1">
+          <w:hyperlink w:anchor="_Toc225692197" w:history="1">
             <w:r>
               <w:rPr>
                 <w:rStyle w:val="Hyperlink"/>
@@ -2428,7 +2565,7 @@
                 <w:noProof/>
                 <w:webHidden/>
               </w:rPr>
-              <w:instrText xml:space="preserve"> PAGEREF _Toc225589524 \h </w:instrText>
+              <w:instrText xml:space="preserve"> PAGEREF _Toc225692197 \h </w:instrText>
             </w:r>
             <w:r>
               <w:rPr>
@@ -2474,7 +2611,7 @@
               <w14:ligatures w14:val="standardContextual"/>
             </w:rPr>
           </w:pPr>
-          <w:hyperlink w:anchor="_Toc225589525" w:history="1">
+          <w:hyperlink w:anchor="_Toc225692198" w:history="1">
             <w:r>
               <w:rPr>
                 <w:rStyle w:val="Hyperlink"/>
@@ -2501,7 +2638,7 @@
                 <w:noProof/>
                 <w:webHidden/>
               </w:rPr>
-              <w:instrText xml:space="preserve"> PAGEREF _Toc225589525 \h </w:instrText>
+              <w:instrText xml:space="preserve"> PAGEREF _Toc225692198 \h </w:instrText>
             </w:r>
             <w:r>
               <w:rPr>
@@ -2547,7 +2684,7 @@
               <w14:ligatures w14:val="standardContextual"/>
             </w:rPr>
           </w:pPr>
-          <w:hyperlink w:anchor="_Toc225589526" w:history="1">
+          <w:hyperlink w:anchor="_Toc225692199" w:history="1">
             <w:r>
               <w:rPr>
                 <w:rStyle w:val="Hyperlink"/>
@@ -2574,7 +2711,7 @@
                 <w:noProof/>
                 <w:webHidden/>
               </w:rPr>
-              <w:instrText xml:space="preserve"> PAGEREF _Toc225589526 \h </w:instrText>
+              <w:instrText xml:space="preserve"> PAGEREF _Toc225692199 \h </w:instrText>
             </w:r>
             <w:r>
               <w:rPr>
@@ -2620,7 +2757,7 @@
               <w14:ligatures w14:val="standardContextual"/>
             </w:rPr>
           </w:pPr>
-          <w:hyperlink w:anchor="_Toc225589527" w:history="1">
+          <w:hyperlink w:anchor="_Toc225692200" w:history="1">
             <w:r>
               <w:rPr>
                 <w:rStyle w:val="Hyperlink"/>
@@ -2647,7 +2784,7 @@
                 <w:noProof/>
                 <w:webHidden/>
               </w:rPr>
-              <w:instrText xml:space="preserve"> PAGEREF _Toc225589527 \h </w:instrText>
+              <w:instrText xml:space="preserve"> PAGEREF _Toc225692200 \h </w:instrText>
             </w:r>
             <w:r>
               <w:rPr>
@@ -2693,7 +2830,7 @@
               <w14:ligatures w14:val="standardContextual"/>
             </w:rPr>
           </w:pPr>
-          <w:hyperlink w:anchor="_Toc225589528" w:history="1">
+          <w:hyperlink w:anchor="_Toc225692201" w:history="1">
             <w:r>
               <w:rPr>
                 <w:rStyle w:val="Hyperlink"/>
@@ -2720,7 +2857,7 @@
                 <w:noProof/>
                 <w:webHidden/>
               </w:rPr>
-              <w:instrText xml:space="preserve"> PAGEREF _Toc225589528 \h </w:instrText>
+              <w:instrText xml:space="preserve"> PAGEREF _Toc225692201 \h </w:instrText>
             </w:r>
             <w:r>
               <w:rPr>
@@ -2766,7 +2903,7 @@
               <w14:ligatures w14:val="standardContextual"/>
             </w:rPr>
           </w:pPr>
-          <w:hyperlink w:anchor="_Toc225589529" w:history="1">
+          <w:hyperlink w:anchor="_Toc225692202" w:history="1">
             <w:r>
               <w:rPr>
                 <w:rStyle w:val="Hyperlink"/>
@@ -2793,7 +2930,7 @@
                 <w:noProof/>
                 <w:webHidden/>
               </w:rPr>
-              <w:instrText xml:space="preserve"> PAGEREF _Toc225589529 \h </w:instrText>
+              <w:instrText xml:space="preserve"> PAGEREF _Toc225692202 \h </w:instrText>
             </w:r>
             <w:r>
               <w:rPr>
@@ -2839,7 +2976,7 @@
               <w14:ligatures w14:val="standardContextual"/>
             </w:rPr>
           </w:pPr>
-          <w:hyperlink w:anchor="_Toc225589530" w:history="1">
+          <w:hyperlink w:anchor="_Toc225692203" w:history="1">
             <w:r>
               <w:rPr>
                 <w:rStyle w:val="Hyperlink"/>
@@ -2866,7 +3003,7 @@
                 <w:noProof/>
                 <w:webHidden/>
               </w:rPr>
-              <w:instrText xml:space="preserve"> PAGEREF _Toc225589530 \h </w:instrText>
+              <w:instrText xml:space="preserve"> PAGEREF _Toc225692203 \h </w:instrText>
             </w:r>
             <w:r>
               <w:rPr>
@@ -2912,7 +3049,7 @@
               <w14:ligatures w14:val="standardContextual"/>
             </w:rPr>
           </w:pPr>
-          <w:hyperlink w:anchor="_Toc225589531" w:history="1">
+          <w:hyperlink w:anchor="_Toc225692204" w:history="1">
             <w:r>
               <w:rPr>
                 <w:rStyle w:val="Hyperlink"/>
@@ -2939,7 +3076,7 @@
                 <w:noProof/>
                 <w:webHidden/>
               </w:rPr>
-              <w:instrText xml:space="preserve"> PAGEREF _Toc225589531 \h </w:instrText>
+              <w:instrText xml:space="preserve"> PAGEREF _Toc225692204 \h </w:instrText>
             </w:r>
             <w:r>
               <w:rPr>
@@ -2985,7 +3122,7 @@
               <w14:ligatures w14:val="standardContextual"/>
             </w:rPr>
           </w:pPr>
-          <w:hyperlink w:anchor="_Toc225589532" w:history="1">
+          <w:hyperlink w:anchor="_Toc225692205" w:history="1">
             <w:r>
               <w:rPr>
                 <w:rStyle w:val="Hyperlink"/>
@@ -3012,7 +3149,7 @@
                 <w:noProof/>
                 <w:webHidden/>
               </w:rPr>
-              <w:instrText xml:space="preserve"> PAGEREF _Toc225589532 \h </w:instrText>
+              <w:instrText xml:space="preserve"> PAGEREF _Toc225692205 \h </w:instrText>
             </w:r>
             <w:r>
               <w:rPr>
@@ -3058,7 +3195,7 @@
               <w14:ligatures w14:val="standardContextual"/>
             </w:rPr>
           </w:pPr>
-          <w:hyperlink w:anchor="_Toc225589533" w:history="1">
+          <w:hyperlink w:anchor="_Toc225692206" w:history="1">
             <w:r>
               <w:rPr>
                 <w:rStyle w:val="Hyperlink"/>
@@ -3085,7 +3222,7 @@
                 <w:noProof/>
                 <w:webHidden/>
               </w:rPr>
-              <w:instrText xml:space="preserve"> PAGEREF _Toc225589533 \h </w:instrText>
+              <w:instrText xml:space="preserve"> PAGEREF _Toc225692206 \h </w:instrText>
             </w:r>
             <w:r>
               <w:rPr>
@@ -3131,7 +3268,7 @@
               <w14:ligatures w14:val="standardContextual"/>
             </w:rPr>
           </w:pPr>
-          <w:hyperlink w:anchor="_Toc225589534" w:history="1">
+          <w:hyperlink w:anchor="_Toc225692207" w:history="1">
             <w:r>
               <w:rPr>
                 <w:rStyle w:val="Hyperlink"/>
@@ -3158,7 +3295,7 @@
                 <w:noProof/>
                 <w:webHidden/>
               </w:rPr>
-              <w:instrText xml:space="preserve"> PAGEREF _Toc225589534 \h </w:instrText>
+              <w:instrText xml:space="preserve"> PAGEREF _Toc225692207 \h </w:instrText>
             </w:r>
             <w:r>
               <w:rPr>
@@ -3204,7 +3341,7 @@
               <w14:ligatures w14:val="standardContextual"/>
             </w:rPr>
           </w:pPr>
-          <w:hyperlink w:anchor="_Toc225589535" w:history="1">
+          <w:hyperlink w:anchor="_Toc225692208" w:history="1">
             <w:r>
               <w:rPr>
                 <w:rStyle w:val="Hyperlink"/>
@@ -3231,7 +3368,7 @@
                 <w:noProof/>
                 <w:webHidden/>
               </w:rPr>
-              <w:instrText xml:space="preserve"> PAGEREF _Toc225589535 \h </w:instrText>
+              <w:instrText xml:space="preserve"> PAGEREF _Toc225692208 \h </w:instrText>
             </w:r>
             <w:r>
               <w:rPr>
@@ -3277,7 +3414,7 @@
               <w14:ligatures w14:val="standardContextual"/>
             </w:rPr>
           </w:pPr>
-          <w:hyperlink w:anchor="_Toc225589536" w:history="1">
+          <w:hyperlink w:anchor="_Toc225692209" w:history="1">
             <w:r>
               <w:rPr>
                 <w:rStyle w:val="Hyperlink"/>
@@ -3304,7 +3441,7 @@
                 <w:noProof/>
                 <w:webHidden/>
               </w:rPr>
-              <w:instrText xml:space="preserve"> PAGEREF _Toc225589536 \h </w:instrText>
+              <w:instrText xml:space="preserve"> PAGEREF _Toc225692209 \h </w:instrText>
             </w:r>
             <w:r>
               <w:rPr>
@@ -3350,7 +3487,7 @@
               <w14:ligatures w14:val="standardContextual"/>
             </w:rPr>
           </w:pPr>
-          <w:hyperlink w:anchor="_Toc225589537" w:history="1">
+          <w:hyperlink w:anchor="_Toc225692210" w:history="1">
             <w:r>
               <w:rPr>
                 <w:rStyle w:val="Hyperlink"/>
@@ -3377,7 +3514,7 @@
                 <w:noProof/>
                 <w:webHidden/>
               </w:rPr>
-              <w:instrText xml:space="preserve"> PAGEREF _Toc225589537 \h </w:instrText>
+              <w:instrText xml:space="preserve"> PAGEREF _Toc225692210 \h </w:instrText>
             </w:r>
             <w:r>
               <w:rPr>
@@ -3423,7 +3560,7 @@
               <w14:ligatures w14:val="standardContextual"/>
             </w:rPr>
           </w:pPr>
-          <w:hyperlink w:anchor="_Toc225589538" w:history="1">
+          <w:hyperlink w:anchor="_Toc225692211" w:history="1">
             <w:r>
               <w:rPr>
                 <w:rStyle w:val="Hyperlink"/>
@@ -3450,7 +3587,7 @@
                 <w:noProof/>
                 <w:webHidden/>
               </w:rPr>
-              <w:instrText xml:space="preserve"> PAGEREF _Toc225589538 \h </w:instrText>
+              <w:instrText xml:space="preserve"> PAGEREF _Toc225692211 \h </w:instrText>
             </w:r>
             <w:r>
               <w:rPr>
@@ -3496,7 +3633,7 @@
               <w14:ligatures w14:val="standardContextual"/>
             </w:rPr>
           </w:pPr>
-          <w:hyperlink w:anchor="_Toc225589539" w:history="1">
+          <w:hyperlink w:anchor="_Toc225692212" w:history="1">
             <w:r>
               <w:rPr>
                 <w:rStyle w:val="Hyperlink"/>
@@ -3523,7 +3660,7 @@
                 <w:noProof/>
                 <w:webHidden/>
               </w:rPr>
-              <w:instrText xml:space="preserve"> PAGEREF _Toc225589539 \h </w:instrText>
+              <w:instrText xml:space="preserve"> PAGEREF _Toc225692212 \h </w:instrText>
             </w:r>
             <w:r>
               <w:rPr>
@@ -3569,7 +3706,7 @@
               <w14:ligatures w14:val="standardContextual"/>
             </w:rPr>
           </w:pPr>
-          <w:hyperlink w:anchor="_Toc225589540" w:history="1">
+          <w:hyperlink w:anchor="_Toc225692213" w:history="1">
             <w:r>
               <w:rPr>
                 <w:rStyle w:val="Hyperlink"/>
@@ -3596,7 +3733,7 @@
                 <w:noProof/>
                 <w:webHidden/>
               </w:rPr>
-              <w:instrText xml:space="preserve"> PAGEREF _Toc225589540 \h </w:instrText>
+              <w:instrText xml:space="preserve"> PAGEREF _Toc225692213 \h </w:instrText>
             </w:r>
             <w:r>
               <w:rPr>
@@ -3642,7 +3779,7 @@
               <w14:ligatures w14:val="standardContextual"/>
             </w:rPr>
           </w:pPr>
-          <w:hyperlink w:anchor="_Toc225589541" w:history="1">
+          <w:hyperlink w:anchor="_Toc225692214" w:history="1">
             <w:r>
               <w:rPr>
                 <w:rStyle w:val="Hyperlink"/>
@@ -3669,7 +3806,7 @@
                 <w:noProof/>
                 <w:webHidden/>
               </w:rPr>
-              <w:instrText xml:space="preserve"> PAGEREF _Toc225589541 \h </w:instrText>
+              <w:instrText xml:space="preserve"> PAGEREF _Toc225692214 \h </w:instrText>
             </w:r>
             <w:r>
               <w:rPr>
@@ -3715,7 +3852,7 @@
               <w14:ligatures w14:val="standardContextual"/>
             </w:rPr>
           </w:pPr>
-          <w:hyperlink w:anchor="_Toc225589542" w:history="1">
+          <w:hyperlink w:anchor="_Toc225692215" w:history="1">
             <w:r>
               <w:rPr>
                 <w:rStyle w:val="Hyperlink"/>
@@ -3742,7 +3879,7 @@
                 <w:noProof/>
                 <w:webHidden/>
               </w:rPr>
-              <w:instrText xml:space="preserve"> PAGEREF _Toc225589542 \h </w:instrText>
+              <w:instrText xml:space="preserve"> PAGEREF _Toc225692215 \h </w:instrText>
             </w:r>
             <w:r>
               <w:rPr>
@@ -3788,7 +3925,7 @@
               <w14:ligatures w14:val="standardContextual"/>
             </w:rPr>
           </w:pPr>
-          <w:hyperlink w:anchor="_Toc225589543" w:history="1">
+          <w:hyperlink w:anchor="_Toc225692216" w:history="1">
             <w:r>
               <w:rPr>
                 <w:rStyle w:val="Hyperlink"/>
@@ -3815,7 +3952,7 @@
                 <w:noProof/>
                 <w:webHidden/>
               </w:rPr>
-              <w:instrText xml:space="preserve"> PAGEREF _Toc225589543 \h </w:instrText>
+              <w:instrText xml:space="preserve"> PAGEREF _Toc225692216 \h </w:instrText>
             </w:r>
             <w:r>
               <w:rPr>
@@ -3861,7 +3998,7 @@
               <w14:ligatures w14:val="standardContextual"/>
             </w:rPr>
           </w:pPr>
-          <w:hyperlink w:anchor="_Toc225589544" w:history="1">
+          <w:hyperlink w:anchor="_Toc225692217" w:history="1">
             <w:r>
               <w:rPr>
                 <w:rStyle w:val="Hyperlink"/>
@@ -3888,7 +4025,7 @@
                 <w:noProof/>
                 <w:webHidden/>
               </w:rPr>
-              <w:instrText xml:space="preserve"> PAGEREF _Toc225589544 \h </w:instrText>
+              <w:instrText xml:space="preserve"> PAGEREF _Toc225692217 \h </w:instrText>
             </w:r>
             <w:r>
               <w:rPr>
@@ -3934,7 +4071,7 @@
               <w14:ligatures w14:val="standardContextual"/>
             </w:rPr>
           </w:pPr>
-          <w:hyperlink w:anchor="_Toc225589545" w:history="1">
+          <w:hyperlink w:anchor="_Toc225692218" w:history="1">
             <w:r>
               <w:rPr>
                 <w:rStyle w:val="Hyperlink"/>
@@ -3961,7 +4098,7 @@
                 <w:noProof/>
                 <w:webHidden/>
               </w:rPr>
-              <w:instrText xml:space="preserve"> PAGEREF _Toc225589545 \h </w:instrText>
+              <w:instrText xml:space="preserve"> PAGEREF _Toc225692218 \h </w:instrText>
             </w:r>
             <w:r>
               <w:rPr>
@@ -4007,7 +4144,7 @@
               <w14:ligatures w14:val="standardContextual"/>
             </w:rPr>
           </w:pPr>
-          <w:hyperlink w:anchor="_Toc225589546" w:history="1">
+          <w:hyperlink w:anchor="_Toc225692219" w:history="1">
             <w:r>
               <w:rPr>
                 <w:rStyle w:val="Hyperlink"/>
@@ -4034,7 +4171,7 @@
                 <w:noProof/>
                 <w:webHidden/>
               </w:rPr>
-              <w:instrText xml:space="preserve"> PAGEREF _Toc225589546 \h </w:instrText>
+              <w:instrText xml:space="preserve"> PAGEREF _Toc225692219 \h </w:instrText>
             </w:r>
             <w:r>
               <w:rPr>
@@ -4080,7 +4217,7 @@
               <w14:ligatures w14:val="standardContextual"/>
             </w:rPr>
           </w:pPr>
-          <w:hyperlink w:anchor="_Toc225589547" w:history="1">
+          <w:hyperlink w:anchor="_Toc225692220" w:history="1">
             <w:r>
               <w:rPr>
                 <w:rStyle w:val="Hyperlink"/>
@@ -4107,7 +4244,7 @@
                 <w:noProof/>
                 <w:webHidden/>
               </w:rPr>
-              <w:instrText xml:space="preserve"> PAGEREF _Toc225589547 \h </w:instrText>
+              <w:instrText xml:space="preserve"> PAGEREF _Toc225692220 \h </w:instrText>
             </w:r>
             <w:r>
               <w:rPr>
@@ -4153,7 +4290,7 @@
               <w14:ligatures w14:val="standardContextual"/>
             </w:rPr>
           </w:pPr>
-          <w:hyperlink w:anchor="_Toc225589548" w:history="1">
+          <w:hyperlink w:anchor="_Toc225692221" w:history="1">
             <w:r>
               <w:rPr>
                 <w:rStyle w:val="Hyperlink"/>
@@ -4180,7 +4317,7 @@
                 <w:noProof/>
                 <w:webHidden/>
               </w:rPr>
-              <w:instrText xml:space="preserve"> PAGEREF _Toc225589548 \h </w:instrText>
+              <w:instrText xml:space="preserve"> PAGEREF _Toc225692221 \h </w:instrText>
             </w:r>
             <w:r>
               <w:rPr>
@@ -4226,7 +4363,7 @@
               <w14:ligatures w14:val="standardContextual"/>
             </w:rPr>
           </w:pPr>
-          <w:hyperlink w:anchor="_Toc225589549" w:history="1">
+          <w:hyperlink w:anchor="_Toc225692222" w:history="1">
             <w:r>
               <w:rPr>
                 <w:rStyle w:val="Hyperlink"/>
@@ -4253,7 +4390,7 @@
                 <w:noProof/>
                 <w:webHidden/>
               </w:rPr>
-              <w:instrText xml:space="preserve"> PAGEREF _Toc225589549 \h </w:instrText>
+              <w:instrText xml:space="preserve"> PAGEREF _Toc225692222 \h </w:instrText>
             </w:r>
             <w:r>
               <w:rPr>
@@ -4299,7 +4436,7 @@
               <w14:ligatures w14:val="standardContextual"/>
             </w:rPr>
           </w:pPr>
-          <w:hyperlink w:anchor="_Toc225589550" w:history="1">
+          <w:hyperlink w:anchor="_Toc225692223" w:history="1">
             <w:r>
               <w:rPr>
                 <w:rStyle w:val="Hyperlink"/>
@@ -4326,7 +4463,7 @@
                 <w:noProof/>
                 <w:webHidden/>
               </w:rPr>
-              <w:instrText xml:space="preserve"> PAGEREF _Toc225589550 \h </w:instrText>
+              <w:instrText xml:space="preserve"> PAGEREF _Toc225692223 \h </w:instrText>
             </w:r>
             <w:r>
               <w:rPr>
@@ -4372,7 +4509,7 @@
               <w14:ligatures w14:val="standardContextual"/>
             </w:rPr>
           </w:pPr>
-          <w:hyperlink w:anchor="_Toc225589551" w:history="1">
+          <w:hyperlink w:anchor="_Toc225692224" w:history="1">
             <w:r>
               <w:rPr>
                 <w:rStyle w:val="Hyperlink"/>
@@ -4399,7 +4536,7 @@
                 <w:noProof/>
                 <w:webHidden/>
               </w:rPr>
-              <w:instrText xml:space="preserve"> PAGEREF _Toc225589551 \h </w:instrText>
+              <w:instrText xml:space="preserve"> PAGEREF _Toc225692224 \h </w:instrText>
             </w:r>
             <w:r>
               <w:rPr>
@@ -4445,7 +4582,7 @@
               <w14:ligatures w14:val="standardContextual"/>
             </w:rPr>
           </w:pPr>
-          <w:hyperlink w:anchor="_Toc225589552" w:history="1">
+          <w:hyperlink w:anchor="_Toc225692225" w:history="1">
             <w:r>
               <w:rPr>
                 <w:rStyle w:val="Hyperlink"/>
@@ -4472,7 +4609,7 @@
                 <w:noProof/>
                 <w:webHidden/>
               </w:rPr>
-              <w:instrText xml:space="preserve"> PAGEREF _Toc225589552 \h </w:instrText>
+              <w:instrText xml:space="preserve"> PAGEREF _Toc225692225 \h </w:instrText>
             </w:r>
             <w:r>
               <w:rPr>
@@ -4518,7 +4655,7 @@
               <w14:ligatures w14:val="standardContextual"/>
             </w:rPr>
           </w:pPr>
-          <w:hyperlink w:anchor="_Toc225589553" w:history="1">
+          <w:hyperlink w:anchor="_Toc225692226" w:history="1">
             <w:r>
               <w:rPr>
                 <w:rStyle w:val="Hyperlink"/>
@@ -4545,7 +4682,7 @@
                 <w:noProof/>
                 <w:webHidden/>
               </w:rPr>
-              <w:instrText xml:space="preserve"> PAGEREF _Toc225589553 \h </w:instrText>
+              <w:instrText xml:space="preserve"> PAGEREF _Toc225692226 \h </w:instrText>
             </w:r>
             <w:r>
               <w:rPr>
@@ -4591,7 +4728,7 @@
               <w14:ligatures w14:val="standardContextual"/>
             </w:rPr>
           </w:pPr>
-          <w:hyperlink w:anchor="_Toc225589554" w:history="1">
+          <w:hyperlink w:anchor="_Toc225692227" w:history="1">
             <w:r>
               <w:rPr>
                 <w:rStyle w:val="Hyperlink"/>
@@ -4618,7 +4755,7 @@
                 <w:noProof/>
                 <w:webHidden/>
               </w:rPr>
-              <w:instrText xml:space="preserve"> PAGEREF _Toc225589554 \h </w:instrText>
+              <w:instrText xml:space="preserve"> PAGEREF _Toc225692227 \h </w:instrText>
             </w:r>
             <w:r>
               <w:rPr>
@@ -4664,7 +4801,7 @@
               <w14:ligatures w14:val="standardContextual"/>
             </w:rPr>
           </w:pPr>
-          <w:hyperlink w:anchor="_Toc225589555" w:history="1">
+          <w:hyperlink w:anchor="_Toc225692228" w:history="1">
             <w:r>
               <w:rPr>
                 <w:rStyle w:val="Hyperlink"/>
@@ -4691,7 +4828,7 @@
                 <w:noProof/>
                 <w:webHidden/>
               </w:rPr>
-              <w:instrText xml:space="preserve"> PAGEREF _Toc225589555 \h </w:instrText>
+              <w:instrText xml:space="preserve"> PAGEREF _Toc225692228 \h </w:instrText>
             </w:r>
             <w:r>
               <w:rPr>
@@ -4737,7 +4874,7 @@
               <w14:ligatures w14:val="standardContextual"/>
             </w:rPr>
           </w:pPr>
-          <w:hyperlink w:anchor="_Toc225589556" w:history="1">
+          <w:hyperlink w:anchor="_Toc225692229" w:history="1">
             <w:r>
               <w:rPr>
                 <w:rStyle w:val="Hyperlink"/>
@@ -4764,7 +4901,7 @@
                 <w:noProof/>
                 <w:webHidden/>
               </w:rPr>
-              <w:instrText xml:space="preserve"> PAGEREF _Toc225589556 \h </w:instrText>
+              <w:instrText xml:space="preserve"> PAGEREF _Toc225692229 \h </w:instrText>
             </w:r>
             <w:r>
               <w:rPr>
@@ -4810,7 +4947,7 @@
               <w14:ligatures w14:val="standardContextual"/>
             </w:rPr>
           </w:pPr>
-          <w:hyperlink w:anchor="_Toc225589557" w:history="1">
+          <w:hyperlink w:anchor="_Toc225692230" w:history="1">
             <w:r>
               <w:rPr>
                 <w:rStyle w:val="Hyperlink"/>
@@ -4837,7 +4974,7 @@
                 <w:noProof/>
                 <w:webHidden/>
               </w:rPr>
-              <w:instrText xml:space="preserve"> PAGEREF _Toc225589557 \h </w:instrText>
+              <w:instrText xml:space="preserve"> PAGEREF _Toc225692230 \h </w:instrText>
             </w:r>
             <w:r>
               <w:rPr>
@@ -4883,7 +5020,7 @@
               <w14:ligatures w14:val="standardContextual"/>
             </w:rPr>
           </w:pPr>
-          <w:hyperlink w:anchor="_Toc225589558" w:history="1">
+          <w:hyperlink w:anchor="_Toc225692231" w:history="1">
             <w:r>
               <w:rPr>
                 <w:rStyle w:val="Hyperlink"/>
@@ -4910,7 +5047,7 @@
                 <w:noProof/>
                 <w:webHidden/>
               </w:rPr>
-              <w:instrText xml:space="preserve"> PAGEREF _Toc225589558 \h </w:instrText>
+              <w:instrText xml:space="preserve"> PAGEREF _Toc225692231 \h </w:instrText>
             </w:r>
             <w:r>
               <w:rPr>
@@ -4956,7 +5093,7 @@
               <w14:ligatures w14:val="standardContextual"/>
             </w:rPr>
           </w:pPr>
-          <w:hyperlink w:anchor="_Toc225589559" w:history="1">
+          <w:hyperlink w:anchor="_Toc225692232" w:history="1">
             <w:r>
               <w:rPr>
                 <w:rStyle w:val="Hyperlink"/>
@@ -4983,7 +5120,7 @@
                 <w:noProof/>
                 <w:webHidden/>
               </w:rPr>
-              <w:instrText xml:space="preserve"> PAGEREF _Toc225589559 \h </w:instrText>
+              <w:instrText xml:space="preserve"> PAGEREF _Toc225692232 \h </w:instrText>
             </w:r>
             <w:r>
               <w:rPr>
@@ -5044,7 +5181,7 @@
       <w:pPr>
         <w:pStyle w:val="Heading1"/>
       </w:pPr>
-      <w:bookmarkStart w:id="0" w:name="_Toc225589495"/>
+      <w:bookmarkStart w:id="0" w:name="_Toc225692168"/>
       <w:r>
         <w:lastRenderedPageBreak/>
         <w:t>Welcome</w:t>
@@ -5081,7 +5218,7 @@
       <w:pPr>
         <w:pStyle w:val="Heading2"/>
       </w:pPr>
-      <w:bookmarkStart w:id="1" w:name="_Toc225589496"/>
+      <w:bookmarkStart w:id="1" w:name="_Toc225692169"/>
       <w:r>
         <w:t>A Note About Your Results</w:t>
       </w:r>
@@ -5107,7 +5244,7 @@
       <w:pPr>
         <w:pStyle w:val="Heading1"/>
       </w:pPr>
-      <w:bookmarkStart w:id="2" w:name="_Toc225589497"/>
+      <w:bookmarkStart w:id="2" w:name="_Toc225692170"/>
       <w:r>
         <w:t>Your First Simulation in 5 Steps</w:t>
       </w:r>
@@ -5171,7 +5308,7 @@
       <w:pPr>
         <w:pStyle w:val="Heading2"/>
       </w:pPr>
-      <w:bookmarkStart w:id="3" w:name="_Toc225589498"/>
+      <w:bookmarkStart w:id="3" w:name="_Toc225692171"/>
       <w:r>
         <w:t>Step 1: Household Parameters</w:t>
       </w:r>
@@ -5269,7 +5406,7 @@
       <w:pPr>
         <w:pStyle w:val="Heading3"/>
       </w:pPr>
-      <w:bookmarkStart w:id="4" w:name="_Toc225589499"/>
+      <w:bookmarkStart w:id="4" w:name="_Toc225692172"/>
       <w:r>
         <w:t>Find Sustainable Spending</w:t>
       </w:r>
@@ -5319,7 +5456,7 @@
       <w:pPr>
         <w:pStyle w:val="Heading2"/>
       </w:pPr>
-      <w:bookmarkStart w:id="5" w:name="_Toc225589500"/>
+      <w:bookmarkStart w:id="5" w:name="_Toc225692173"/>
       <w:r>
         <w:lastRenderedPageBreak/>
         <w:t>Step 2: Your Super and Personal Details</w:t>
@@ -5338,7 +5475,7 @@
       <w:pPr>
         <w:pStyle w:val="Heading3"/>
       </w:pPr>
-      <w:bookmarkStart w:id="6" w:name="_Toc225589501"/>
+      <w:bookmarkStart w:id="6" w:name="_Toc225692174"/>
       <w:r>
         <w:t>Ages</w:t>
       </w:r>
@@ -5448,7 +5585,7 @@
       <w:pPr>
         <w:pStyle w:val="Heading3"/>
       </w:pPr>
-      <w:bookmarkStart w:id="7" w:name="_Toc225589502"/>
+      <w:bookmarkStart w:id="7" w:name="_Toc225692175"/>
       <w:r>
         <w:t>Super and Pension</w:t>
       </w:r>
@@ -5508,7 +5645,7 @@
       <w:pPr>
         <w:pStyle w:val="Heading2"/>
       </w:pPr>
-      <w:bookmarkStart w:id="8" w:name="_Toc225589503"/>
+      <w:bookmarkStart w:id="8" w:name="_Toc225692176"/>
       <w:r>
         <w:t>Step 3: Income During Retirement</w:t>
       </w:r>
@@ -5526,7 +5663,7 @@
       <w:pPr>
         <w:pStyle w:val="Heading3"/>
       </w:pPr>
-      <w:bookmarkStart w:id="9" w:name="_Toc225589504"/>
+      <w:bookmarkStart w:id="9" w:name="_Toc225692177"/>
       <w:r>
         <w:t>Other Net Income</w:t>
       </w:r>
@@ -5636,8 +5773,19 @@
       <w:pPr>
         <w:pStyle w:val="Heading3"/>
       </w:pPr>
-      <w:bookmarkStart w:id="10" w:name="_Toc225589505"/>
-      <w:r>
+    </w:p>
+    <w:p>
+      <w:pPr>
+        <w:pStyle w:val="Heading3"/>
+      </w:pPr>
+    </w:p>
+    <w:p>
+      <w:pPr>
+        <w:pStyle w:val="Heading3"/>
+      </w:pPr>
+      <w:bookmarkStart w:id="10" w:name="_Toc225692178"/>
+      <w:r>
+        <w:lastRenderedPageBreak/>
         <w:t>Additional Income Streams</w:t>
       </w:r>
       <w:bookmarkEnd w:id="10"/>
@@ -5647,7 +5795,6 @@
         <w:spacing w:after="120"/>
       </w:pPr>
       <w:r>
-        <w:lastRenderedPageBreak/>
         <w:t>Click “+ Add Income Stream” to add multiple income sources, each with its own description, amount, start year, duration, and CPI indexing. Useful for modelling an overseas pension starting at 65, rental income stopping at 80, or part-time work for the first 5 years.</w:t>
       </w:r>
     </w:p>
@@ -5655,7 +5802,7 @@
       <w:pPr>
         <w:pStyle w:val="Heading3"/>
       </w:pPr>
-      <w:bookmarkStart w:id="11" w:name="_Toc225589506"/>
+      <w:bookmarkStart w:id="11" w:name="_Toc225692179"/>
       <w:r>
         <w:t>Age Pension Settings</w:t>
       </w:r>
@@ -5773,7 +5920,7 @@
       <w:pPr>
         <w:pStyle w:val="Heading2"/>
       </w:pPr>
-      <w:bookmarkStart w:id="12" w:name="_Toc225589507"/>
+      <w:bookmarkStart w:id="12" w:name="_Toc225692180"/>
       <w:r>
         <w:t>Step 4: Choose Your Scenario</w:t>
       </w:r>
@@ -6386,7 +6533,7 @@
       <w:pPr>
         <w:pStyle w:val="Heading2"/>
       </w:pPr>
-      <w:bookmarkStart w:id="13" w:name="_Toc225589508"/>
+      <w:bookmarkStart w:id="13" w:name="_Toc225692181"/>
       <w:r>
         <w:t>Step 5: Review Your Results</w:t>
       </w:r>
@@ -6440,7 +6587,7 @@
       <w:pPr>
         <w:pStyle w:val="Heading1"/>
       </w:pPr>
-      <w:bookmarkStart w:id="14" w:name="_Toc225589509"/>
+      <w:bookmarkStart w:id="14" w:name="_Toc225692182"/>
       <w:r>
         <w:lastRenderedPageBreak/>
         <w:t>Understanding Your Results</w:t>
@@ -6451,7 +6598,7 @@
       <w:pPr>
         <w:pStyle w:val="Heading2"/>
       </w:pPr>
-      <w:bookmarkStart w:id="15" w:name="_Toc225589510"/>
+      <w:bookmarkStart w:id="15" w:name="_Toc225692183"/>
       <w:r>
         <w:t>Executive Summary</w:t>
       </w:r>
@@ -6461,7 +6608,7 @@
       <w:pPr>
         <w:pStyle w:val="Heading3"/>
       </w:pPr>
-      <w:bookmarkStart w:id="16" w:name="_Toc225589511"/>
+      <w:bookmarkStart w:id="16" w:name="_Toc225692184"/>
       <w:r>
         <w:t>Key Metrics</w:t>
       </w:r>
@@ -6551,7 +6698,7 @@
       <w:pPr>
         <w:pStyle w:val="Heading2"/>
       </w:pPr>
-      <w:bookmarkStart w:id="17" w:name="_Toc225589512"/>
+      <w:bookmarkStart w:id="17" w:name="_Toc225692185"/>
       <w:r>
         <w:t>Charts</w:t>
       </w:r>
@@ -6561,7 +6708,7 @@
       <w:pPr>
         <w:pStyle w:val="Heading3"/>
       </w:pPr>
-      <w:bookmarkStart w:id="18" w:name="_Toc225589513"/>
+      <w:bookmarkStart w:id="18" w:name="_Toc225692186"/>
       <w:r>
         <w:t>Portfolio Balance</w:t>
       </w:r>
@@ -6623,7 +6770,7 @@
       <w:pPr>
         <w:pStyle w:val="Heading3"/>
       </w:pPr>
-      <w:bookmarkStart w:id="19" w:name="_Toc225589514"/>
+      <w:bookmarkStart w:id="19" w:name="_Toc225692187"/>
       <w:r>
         <w:t>Income vs Spending</w:t>
       </w:r>
@@ -6672,7 +6819,7 @@
       <w:pPr>
         <w:pStyle w:val="Heading3"/>
       </w:pPr>
-      <w:bookmarkStart w:id="20" w:name="_Toc225589515"/>
+      <w:bookmarkStart w:id="20" w:name="_Toc225692188"/>
       <w:r>
         <w:t>Annual Spending Breakdown</w:t>
       </w:r>
@@ -6708,7 +6855,7 @@
       <w:pPr>
         <w:pStyle w:val="Heading2"/>
       </w:pPr>
-      <w:bookmarkStart w:id="21" w:name="_Toc225589516"/>
+      <w:bookmarkStart w:id="21" w:name="_Toc225692189"/>
       <w:r>
         <w:t>Longevity &amp; Outcome Analysis Chart</w:t>
       </w:r>
@@ -6784,7 +6931,7 @@
       <w:pPr>
         <w:pStyle w:val="Heading2"/>
       </w:pPr>
-      <w:bookmarkStart w:id="22" w:name="_Toc225589517"/>
+      <w:bookmarkStart w:id="22" w:name="_Toc225692190"/>
       <w:r>
         <w:lastRenderedPageBreak/>
         <w:t>What’s a Good Result?</w:t>
@@ -7170,7 +7317,7 @@
       <w:pPr>
         <w:pStyle w:val="Heading1"/>
       </w:pPr>
-      <w:bookmarkStart w:id="23" w:name="_Toc225589518"/>
+      <w:bookmarkStart w:id="23" w:name="_Toc225692191"/>
       <w:r>
         <w:lastRenderedPageBreak/>
         <w:t>Advanced Features</w:t>
@@ -7189,7 +7336,7 @@
       <w:pPr>
         <w:pStyle w:val="Heading2"/>
       </w:pPr>
-      <w:bookmarkStart w:id="24" w:name="_Toc225589519"/>
+      <w:bookmarkStart w:id="24" w:name="_Toc225692192"/>
       <w:r>
         <w:t>Retirement Spending</w:t>
       </w:r>
@@ -7207,7 +7354,7 @@
       <w:pPr>
         <w:pStyle w:val="Heading3"/>
       </w:pPr>
-      <w:bookmarkStart w:id="25" w:name="_Toc225589520"/>
+      <w:bookmarkStart w:id="25" w:name="_Toc225692193"/>
       <w:r>
         <w:t>Additional Splurge Spending</w:t>
       </w:r>
@@ -7270,7 +7417,7 @@
       <w:pPr>
         <w:pStyle w:val="Heading2"/>
       </w:pPr>
-      <w:bookmarkStart w:id="26" w:name="_Toc225589521"/>
+      <w:bookmarkStart w:id="26" w:name="_Toc225692194"/>
       <w:r>
         <w:t>Withdrawal Strategy</w:t>
       </w:r>
@@ -7280,7 +7427,7 @@
       <w:pPr>
         <w:pStyle w:val="Heading3"/>
       </w:pPr>
-      <w:bookmarkStart w:id="27" w:name="_Toc225589522"/>
+      <w:bookmarkStart w:id="27" w:name="_Toc225692195"/>
       <w:r>
         <w:t>Spending Pattern</w:t>
       </w:r>
@@ -7330,7 +7477,7 @@
       <w:pPr>
         <w:pStyle w:val="Heading3"/>
       </w:pPr>
-      <w:bookmarkStart w:id="28" w:name="_Toc225589523"/>
+      <w:bookmarkStart w:id="28" w:name="_Toc225692196"/>
       <w:r>
         <w:t>Spending Modifiers</w:t>
       </w:r>
@@ -7460,7 +7607,7 @@
       <w:pPr>
         <w:pStyle w:val="Heading2"/>
       </w:pPr>
-      <w:bookmarkStart w:id="29" w:name="_Toc225589524"/>
+      <w:bookmarkStart w:id="29" w:name="_Toc225692197"/>
       <w:r>
         <w:t>One-Off &amp; Irregular Expenses</w:t>
       </w:r>
@@ -7483,7 +7630,7 @@
       <w:pPr>
         <w:pStyle w:val="Heading3"/>
       </w:pPr>
-      <w:bookmarkStart w:id="30" w:name="_Toc225589525"/>
+      <w:bookmarkStart w:id="30" w:name="_Toc225692198"/>
       <w:r>
         <w:t>Use Stochastic Irregular Expenses</w:t>
       </w:r>
@@ -7545,7 +7692,7 @@
       <w:pPr>
         <w:pStyle w:val="Heading3"/>
       </w:pPr>
-      <w:bookmarkStart w:id="31" w:name="_Toc225589526"/>
+      <w:bookmarkStart w:id="31" w:name="_Toc225692199"/>
       <w:r>
         <w:lastRenderedPageBreak/>
         <w:t>Manual One-Off Expenses</w:t>
@@ -7610,7 +7757,7 @@
       <w:pPr>
         <w:pStyle w:val="Heading2"/>
       </w:pPr>
-      <w:bookmarkStart w:id="32" w:name="_Toc225589527"/>
+      <w:bookmarkStart w:id="32" w:name="_Toc225692200"/>
       <w:r>
         <w:t>Aged Care Modelling</w:t>
       </w:r>
@@ -7736,7 +7883,7 @@
       <w:pPr>
         <w:pStyle w:val="Heading2"/>
       </w:pPr>
-      <w:bookmarkStart w:id="33" w:name="_Toc225589528"/>
+      <w:bookmarkStart w:id="33" w:name="_Toc225692201"/>
       <w:r>
         <w:t>Debts &amp; Liabilities</w:t>
       </w:r>
@@ -7754,7 +7901,7 @@
       <w:pPr>
         <w:pStyle w:val="Heading2"/>
       </w:pPr>
-      <w:bookmarkStart w:id="34" w:name="_Toc225589529"/>
+      <w:bookmarkStart w:id="34" w:name="_Toc225692202"/>
       <w:r>
         <w:t>Couple Tracking</w:t>
       </w:r>
@@ -7852,7 +7999,7 @@
       <w:pPr>
         <w:pStyle w:val="Heading3"/>
       </w:pPr>
-      <w:bookmarkStart w:id="35" w:name="_Toc225589530"/>
+      <w:bookmarkStart w:id="35" w:name="_Toc225692203"/>
       <w:r>
         <w:t>Death Scenario Modelling</w:t>
       </w:r>
@@ -7960,7 +8107,7 @@
       <w:pPr>
         <w:pStyle w:val="Heading2"/>
       </w:pPr>
-      <w:bookmarkStart w:id="36" w:name="_Toc225589531"/>
+      <w:bookmarkStart w:id="36" w:name="_Toc225692204"/>
       <w:r>
         <w:lastRenderedPageBreak/>
         <w:t>Scenario Manager (Save/Load)</w:t>
@@ -8087,7 +8234,7 @@
       <w:pPr>
         <w:pStyle w:val="Heading2"/>
       </w:pPr>
-      <w:bookmarkStart w:id="37" w:name="_Toc225589532"/>
+      <w:bookmarkStart w:id="37" w:name="_Toc225692205"/>
       <w:r>
         <w:t>What-If Comparison</w:t>
       </w:r>
@@ -8105,7 +8252,7 @@
       <w:pPr>
         <w:pStyle w:val="Heading2"/>
       </w:pPr>
-      <w:bookmarkStart w:id="38" w:name="_Toc225589533"/>
+      <w:bookmarkStart w:id="38" w:name="_Toc225692206"/>
       <w:r>
         <w:t>DOCX Export</w:t>
       </w:r>
@@ -8133,7 +8280,7 @@
       <w:pPr>
         <w:pStyle w:val="Heading2"/>
       </w:pPr>
-      <w:bookmarkStart w:id="39" w:name="_Toc225589534"/>
+      <w:bookmarkStart w:id="39" w:name="_Toc225692207"/>
       <w:r>
         <w:t>Sensitivity Analysis</w:t>
       </w:r>
@@ -8174,7 +8321,7 @@
       <w:pPr>
         <w:pStyle w:val="Heading1"/>
       </w:pPr>
-      <w:bookmarkStart w:id="40" w:name="_Toc225589535"/>
+      <w:bookmarkStart w:id="40" w:name="_Toc225692208"/>
       <w:r>
         <w:lastRenderedPageBreak/>
         <w:t>Using Monte Carlo (Recommended)</w:t>
@@ -8185,7 +8332,7 @@
       <w:pPr>
         <w:pStyle w:val="Heading2"/>
       </w:pPr>
-      <w:bookmarkStart w:id="41" w:name="_Toc225589536"/>
+      <w:bookmarkStart w:id="41" w:name="_Toc225692209"/>
       <w:r>
         <w:t>Parametric Monte Carlo</w:t>
       </w:r>
@@ -8271,7 +8418,7 @@
       <w:pPr>
         <w:pStyle w:val="Heading2"/>
       </w:pPr>
-      <w:bookmarkStart w:id="42" w:name="_Toc225589537"/>
+      <w:bookmarkStart w:id="42" w:name="_Toc225692210"/>
       <w:r>
         <w:t>Historical Monte Carlo</w:t>
       </w:r>
@@ -8379,7 +8526,7 @@
       <w:pPr>
         <w:pStyle w:val="Heading2"/>
       </w:pPr>
-      <w:bookmarkStart w:id="43" w:name="_Toc225589538"/>
+      <w:bookmarkStart w:id="43" w:name="_Toc225692211"/>
       <w:r>
         <w:t>Interpreting Monte Carlo Results</w:t>
       </w:r>
@@ -8484,7 +8631,7 @@
       <w:pPr>
         <w:pStyle w:val="Heading3"/>
       </w:pPr>
-      <w:bookmarkStart w:id="44" w:name="_Toc225589539"/>
+      <w:bookmarkStart w:id="44" w:name="_Toc225692212"/>
       <w:r>
         <w:t>Target Success Rates</w:t>
       </w:r>
@@ -8589,7 +8736,7 @@
       <w:pPr>
         <w:pStyle w:val="Heading1"/>
       </w:pPr>
-      <w:bookmarkStart w:id="45" w:name="_Toc225589540"/>
+      <w:bookmarkStart w:id="45" w:name="_Toc225692213"/>
       <w:r>
         <w:lastRenderedPageBreak/>
         <w:t>Stress Tests</w:t>
@@ -9489,7 +9636,7 @@
       <w:pPr>
         <w:pStyle w:val="Heading1"/>
       </w:pPr>
-      <w:bookmarkStart w:id="46" w:name="_Toc225589541"/>
+      <w:bookmarkStart w:id="46" w:name="_Toc225692214"/>
       <w:r>
         <w:t>Common Adjustments</w:t>
       </w:r>
@@ -9499,7 +9646,7 @@
       <w:pPr>
         <w:pStyle w:val="Heading2"/>
       </w:pPr>
-      <w:bookmarkStart w:id="47" w:name="_Toc225589542"/>
+      <w:bookmarkStart w:id="47" w:name="_Toc225692215"/>
       <w:r>
         <w:t>If Running Out of Money</w:t>
       </w:r>
@@ -9509,7 +9656,7 @@
       <w:pPr>
         <w:pStyle w:val="Heading3"/>
       </w:pPr>
-      <w:bookmarkStart w:id="48" w:name="_Toc225589543"/>
+      <w:bookmarkStart w:id="48" w:name="_Toc225692216"/>
       <w:r>
         <w:t>Option 1: Reduce Spending</w:t>
       </w:r>
@@ -9558,7 +9705,7 @@
       <w:pPr>
         <w:pStyle w:val="Heading3"/>
       </w:pPr>
-      <w:bookmarkStart w:id="49" w:name="_Toc225589544"/>
+      <w:bookmarkStart w:id="49" w:name="_Toc225692217"/>
       <w:r>
         <w:t>Option 2: Delay Retirement</w:t>
       </w:r>
@@ -9594,7 +9741,7 @@
       <w:pPr>
         <w:pStyle w:val="Heading3"/>
       </w:pPr>
-      <w:bookmarkStart w:id="50" w:name="_Toc225589545"/>
+      <w:bookmarkStart w:id="50" w:name="_Toc225692218"/>
       <w:r>
         <w:t>Option 3: Add Part-Time Income</w:t>
       </w:r>
@@ -9630,7 +9777,7 @@
       <w:pPr>
         <w:pStyle w:val="Heading3"/>
       </w:pPr>
-      <w:bookmarkStart w:id="51" w:name="_Toc225589546"/>
+      <w:bookmarkStart w:id="51" w:name="_Toc225692219"/>
       <w:r>
         <w:t>Option 4: Enable Guardrails</w:t>
       </w:r>
@@ -9666,7 +9813,7 @@
       <w:pPr>
         <w:pStyle w:val="Heading2"/>
       </w:pPr>
-      <w:bookmarkStart w:id="52" w:name="_Toc225589547"/>
+      <w:bookmarkStart w:id="52" w:name="_Toc225692220"/>
       <w:r>
         <w:t>If Too Much Left Over</w:t>
       </w:r>
@@ -9733,7 +9880,7 @@
       <w:pPr>
         <w:pStyle w:val="Heading1"/>
       </w:pPr>
-      <w:bookmarkStart w:id="53" w:name="_Toc225589548"/>
+      <w:bookmarkStart w:id="53" w:name="_Toc225692221"/>
       <w:r>
         <w:lastRenderedPageBreak/>
         <w:t>Pro Tips</w:t>
@@ -9744,7 +9891,7 @@
       <w:pPr>
         <w:pStyle w:val="Heading3"/>
       </w:pPr>
-      <w:bookmarkStart w:id="54" w:name="_Toc225589549"/>
+      <w:bookmarkStart w:id="54" w:name="_Toc225692222"/>
       <w:r>
         <w:t>1. Start Conservative</w:t>
       </w:r>
@@ -9793,7 +9940,7 @@
       <w:pPr>
         <w:pStyle w:val="Heading3"/>
       </w:pPr>
-      <w:bookmarkStart w:id="55" w:name="_Toc225589550"/>
+      <w:bookmarkStart w:id="55" w:name="_Toc225692223"/>
       <w:r>
         <w:t>2. Test Multiple Scenarios</w:t>
       </w:r>
@@ -9842,7 +9989,7 @@
       <w:pPr>
         <w:pStyle w:val="Heading3"/>
       </w:pPr>
-      <w:bookmarkStart w:id="56" w:name="_Toc225589551"/>
+      <w:bookmarkStart w:id="56" w:name="_Toc225692224"/>
       <w:r>
         <w:t>3. Use Real Dollars View</w:t>
       </w:r>
@@ -9894,7 +10041,7 @@
       <w:pPr>
         <w:pStyle w:val="Heading3"/>
       </w:pPr>
-      <w:bookmarkStart w:id="57" w:name="_Toc225589552"/>
+      <w:bookmarkStart w:id="57" w:name="_Toc225692225"/>
       <w:r>
         <w:t>4. Don’t Obsess Over Precision</w:t>
       </w:r>
@@ -9943,7 +10090,7 @@
       <w:pPr>
         <w:pStyle w:val="Heading3"/>
       </w:pPr>
-      <w:bookmarkStart w:id="58" w:name="_Toc225589553"/>
+      <w:bookmarkStart w:id="58" w:name="_Toc225692226"/>
       <w:r>
         <w:t>5. Age Pension Matters</w:t>
       </w:r>
@@ -9992,7 +10139,7 @@
       <w:pPr>
         <w:pStyle w:val="Heading3"/>
       </w:pPr>
-      <w:bookmarkStart w:id="59" w:name="_Toc225589554"/>
+      <w:bookmarkStart w:id="59" w:name="_Toc225692227"/>
       <w:r>
         <w:t>6. Use the Scenario Manager</w:t>
       </w:r>
@@ -10041,7 +10188,7 @@
       <w:pPr>
         <w:pStyle w:val="Heading3"/>
       </w:pPr>
-      <w:bookmarkStart w:id="60" w:name="_Toc225589555"/>
+      <w:bookmarkStart w:id="60" w:name="_Toc225692228"/>
       <w:r>
         <w:t>7. Find Your Sustainable Spending</w:t>
       </w:r>
@@ -10071,19 +10218,9 @@
     </w:p>
     <w:p>
       <w:pPr>
-        <w:pStyle w:val="ListParagraph"/>
-      </w:pPr>
-    </w:p>
-    <w:p>
-      <w:pPr>
-        <w:pStyle w:val="ListParagraph"/>
-      </w:pPr>
-    </w:p>
-    <w:p>
-      <w:pPr>
         <w:pStyle w:val="Heading1"/>
       </w:pPr>
-      <w:bookmarkStart w:id="61" w:name="_Toc225589556"/>
+      <w:bookmarkStart w:id="61" w:name="_Toc225692229"/>
       <w:r>
         <w:t>Checklist for Your First Run</w:t>
       </w:r>
@@ -10093,7 +10230,7 @@
       <w:pPr>
         <w:pStyle w:val="Heading3"/>
       </w:pPr>
-      <w:bookmarkStart w:id="62" w:name="_Toc225589557"/>
+      <w:bookmarkStart w:id="62" w:name="_Toc225692230"/>
       <w:r>
         <w:t>5-Minute Setup</w:t>
       </w:r>
@@ -10148,33 +10285,33 @@
         <w:spacing w:after="60"/>
       </w:pPr>
       <w:r>
+        <w:t>Add any other net income (part-time work, rental, etc.).</w:t>
+      </w:r>
+    </w:p>
+    <w:p>
+      <w:pPr>
+        <w:pStyle w:val="ListParagraph"/>
+        <w:numPr>
+          <w:ilvl w:val="0"/>
+          <w:numId w:val="2"/>
+        </w:numPr>
+        <w:spacing w:after="60"/>
+      </w:pPr>
+      <w:r>
+        <w:t>Set single or couple and homeowner status.</w:t>
+      </w:r>
+    </w:p>
+    <w:p>
+      <w:pPr>
+        <w:pStyle w:val="ListParagraph"/>
+        <w:numPr>
+          <w:ilvl w:val="0"/>
+          <w:numId w:val="2"/>
+        </w:numPr>
+        <w:spacing w:after="60"/>
+      </w:pPr>
+      <w:r>
         <w:lastRenderedPageBreak/>
-        <w:t>Add any other net income (part-time work, rental, etc.).</w:t>
-      </w:r>
-    </w:p>
-    <w:p>
-      <w:pPr>
-        <w:pStyle w:val="ListParagraph"/>
-        <w:numPr>
-          <w:ilvl w:val="0"/>
-          <w:numId w:val="2"/>
-        </w:numPr>
-        <w:spacing w:after="60"/>
-      </w:pPr>
-      <w:r>
-        <w:t>Set single or couple and homeowner status.</w:t>
-      </w:r>
-    </w:p>
-    <w:p>
-      <w:pPr>
-        <w:pStyle w:val="ListParagraph"/>
-        <w:numPr>
-          <w:ilvl w:val="0"/>
-          <w:numId w:val="2"/>
-        </w:numPr>
-        <w:spacing w:after="60"/>
-      </w:pPr>
-      <w:r>
         <w:t>Enable Age Pension.</w:t>
       </w:r>
     </w:p>
@@ -10213,7 +10350,7 @@
       <w:pPr>
         <w:pStyle w:val="Heading3"/>
       </w:pPr>
-      <w:bookmarkStart w:id="63" w:name="_Toc225589558"/>
+      <w:bookmarkStart w:id="63" w:name="_Toc225692231"/>
       <w:r>
         <w:t>15-Minute Analysis</w:t>
       </w:r>
@@ -10275,7 +10412,7 @@
       <w:pPr>
         <w:pStyle w:val="Heading3"/>
       </w:pPr>
-      <w:bookmarkStart w:id="64" w:name="_Toc225589559"/>
+      <w:bookmarkStart w:id="64" w:name="_Toc225692232"/>
       <w:r>
         <w:t>Deep Dive</w:t>
       </w:r>
@@ -10370,8 +10507,8 @@
       </w:r>
     </w:p>
     <w:sectPr>
-      <w:headerReference w:type="default" r:id="rId9"/>
-      <w:footerReference w:type="default" r:id="rId10"/>
+      <w:headerReference w:type="default" r:id="rId11"/>
+      <w:footerReference w:type="default" r:id="rId12"/>
       <w:pgSz w:w="11906" w:h="16838"/>
       <w:pgMar w:top="1134" w:right="1134" w:bottom="1134" w:left="1134" w:header="708" w:footer="708" w:gutter="0"/>
       <w:cols w:space="720"/>
@@ -11327,6 +11464,7 @@
   <w:style w:type="character" w:default="1" w:styleId="DefaultParagraphFont">
     <w:name w:val="Default Paragraph Font"/>
     <w:uiPriority w:val="1"/>
+    <w:semiHidden/>
     <w:unhideWhenUsed/>
   </w:style>
   <w:style w:type="table" w:default="1" w:styleId="TableNormal">
@@ -11498,6 +11636,48 @@
       <w:sz w:val="23"/>
       <w:szCs w:val="23"/>
     </w:rPr>
+  </w:style>
+  <w:style w:type="paragraph" w:styleId="Header">
+    <w:name w:val="header"/>
+    <w:basedOn w:val="Normal"/>
+    <w:link w:val="HeaderChar"/>
+    <w:uiPriority w:val="99"/>
+    <w:unhideWhenUsed/>
+    <w:rsid w:val="00197F81"/>
+    <w:pPr>
+      <w:tabs>
+        <w:tab w:val="center" w:pos="4513"/>
+        <w:tab w:val="right" w:pos="9026"/>
+      </w:tabs>
+    </w:pPr>
+  </w:style>
+  <w:style w:type="character" w:customStyle="1" w:styleId="HeaderChar">
+    <w:name w:val="Header Char"/>
+    <w:basedOn w:val="DefaultParagraphFont"/>
+    <w:link w:val="Header"/>
+    <w:uiPriority w:val="99"/>
+    <w:rsid w:val="00197F81"/>
+  </w:style>
+  <w:style w:type="paragraph" w:styleId="Footer">
+    <w:name w:val="footer"/>
+    <w:basedOn w:val="Normal"/>
+    <w:link w:val="FooterChar"/>
+    <w:uiPriority w:val="99"/>
+    <w:unhideWhenUsed/>
+    <w:rsid w:val="00197F81"/>
+    <w:pPr>
+      <w:tabs>
+        <w:tab w:val="center" w:pos="4513"/>
+        <w:tab w:val="right" w:pos="9026"/>
+      </w:tabs>
+    </w:pPr>
+  </w:style>
+  <w:style w:type="character" w:customStyle="1" w:styleId="FooterChar">
+    <w:name w:val="Footer Char"/>
+    <w:basedOn w:val="DefaultParagraphFont"/>
+    <w:link w:val="Footer"/>
+    <w:uiPriority w:val="99"/>
+    <w:rsid w:val="00197F81"/>
   </w:style>
 </w:styles>
 </file>
